--- a/plugins/vet-marking/skills/marking/assets/templates/ACI_Construction_AMRR_Template.docx
+++ b/plugins/vet-marking/skills/marking/assets/templates/ACI_Construction_AMRR_Template.docx
@@ -12,7 +12,7 @@
         <w:rPr>
           <w:b/>
           <w:bCs/>
-          <w:color w:val="2F3640"/>
+          <w:color w:val="234B8C"/>
           <w:sz w:val="28"/>
           <w:szCs w:val="28"/>
         </w:rPr>
@@ -25,7 +25,7 @@
       </w:pPr>
       <w:r>
         <w:rPr>
-          <w:color w:val="5A646E"/>
+          <w:color w:val="606060"/>
           <w:sz w:val="17"/>
           <w:szCs w:val="17"/>
         </w:rPr>
@@ -36,10 +36,10 @@
       <w:tblPr>
         <w:tblW w:w="14822" w:type="dxa"/>
         <w:tblBorders>
-          <w:top w:val="single" w:sz="4" w:space="0" w:color="BFC5CB"/>
-          <w:left w:val="single" w:sz="4" w:space="0" w:color="BFC5CB"/>
-          <w:bottom w:val="single" w:sz="4" w:space="0" w:color="BFC5CB"/>
-          <w:right w:val="single" w:sz="4" w:space="0" w:color="BFC5CB"/>
+          <w:top w:val="single" w:sz="4" w:space="0" w:color="C3CBDA"/>
+          <w:left w:val="single" w:sz="4" w:space="0" w:color="C3CBDA"/>
+          <w:bottom w:val="single" w:sz="4" w:space="0" w:color="C3CBDA"/>
+          <w:right w:val="single" w:sz="4" w:space="0" w:color="C3CBDA"/>
           <w:insideH w:val="single" w:sz="4" w:space="0" w:color="auto"/>
           <w:insideV w:val="single" w:sz="4" w:space="0" w:color="auto"/>
         </w:tblBorders>
@@ -63,12 +63,12 @@
           <w:tcPr>
             <w:tcW w:w="2100" w:type="dxa"/>
             <w:tcBorders>
-              <w:top w:val="single" w:sz="4" w:space="0" w:color="BFC5CB"/>
-              <w:left w:val="single" w:sz="4" w:space="0" w:color="BFC5CB"/>
-              <w:bottom w:val="single" w:sz="4" w:space="0" w:color="BFC5CB"/>
-              <w:right w:val="single" w:sz="4" w:space="0" w:color="BFC5CB"/>
-            </w:tcBorders>
-            <w:shd w:val="clear" w:color="auto" w:fill="F2F4F6"/>
+              <w:top w:val="single" w:sz="4" w:space="0" w:color="C3CBDA"/>
+              <w:left w:val="single" w:sz="4" w:space="0" w:color="C3CBDA"/>
+              <w:bottom w:val="single" w:sz="4" w:space="0" w:color="C3CBDA"/>
+              <w:right w:val="single" w:sz="4" w:space="0" w:color="C3CBDA"/>
+            </w:tcBorders>
+            <w:shd w:val="clear" w:color="auto" w:fill="F0F2F7"/>
             <w:tcMar>
               <w:top w:w="40" w:type="dxa"/>
               <w:left w:w="80" w:type="dxa"/>
@@ -95,10 +95,10 @@
           <w:tcPr>
             <w:tcW w:w="4700" w:type="dxa"/>
             <w:tcBorders>
-              <w:top w:val="single" w:sz="4" w:space="0" w:color="BFC5CB"/>
-              <w:left w:val="single" w:sz="4" w:space="0" w:color="BFC5CB"/>
-              <w:bottom w:val="single" w:sz="4" w:space="0" w:color="BFC5CB"/>
-              <w:right w:val="single" w:sz="4" w:space="0" w:color="BFC5CB"/>
+              <w:top w:val="single" w:sz="4" w:space="0" w:color="C3CBDA"/>
+              <w:left w:val="single" w:sz="4" w:space="0" w:color="C3CBDA"/>
+              <w:bottom w:val="single" w:sz="4" w:space="0" w:color="C3CBDA"/>
+              <w:right w:val="single" w:sz="4" w:space="0" w:color="C3CBDA"/>
             </w:tcBorders>
             <w:tcMar>
               <w:top w:w="40" w:type="dxa"/>
@@ -116,7 +116,7 @@
               <w:rPr>
                 <w:i/>
                 <w:iCs/>
-                <w:color w:val="8A939C"/>
+                <w:color w:val="8E96A3"/>
               </w:rPr>
               <w:t>[ Insert RTO name and code ]</w:t>
             </w:r>
@@ -126,12 +126,12 @@
           <w:tcPr>
             <w:tcW w:w="2200" w:type="dxa"/>
             <w:tcBorders>
-              <w:top w:val="single" w:sz="4" w:space="0" w:color="BFC5CB"/>
-              <w:left w:val="single" w:sz="4" w:space="0" w:color="BFC5CB"/>
-              <w:bottom w:val="single" w:sz="4" w:space="0" w:color="BFC5CB"/>
-              <w:right w:val="single" w:sz="4" w:space="0" w:color="BFC5CB"/>
-            </w:tcBorders>
-            <w:shd w:val="clear" w:color="auto" w:fill="F2F4F6"/>
+              <w:top w:val="single" w:sz="4" w:space="0" w:color="C3CBDA"/>
+              <w:left w:val="single" w:sz="4" w:space="0" w:color="C3CBDA"/>
+              <w:bottom w:val="single" w:sz="4" w:space="0" w:color="C3CBDA"/>
+              <w:right w:val="single" w:sz="4" w:space="0" w:color="C3CBDA"/>
+            </w:tcBorders>
+            <w:shd w:val="clear" w:color="auto" w:fill="F0F2F7"/>
             <w:tcMar>
               <w:top w:w="40" w:type="dxa"/>
               <w:left w:w="80" w:type="dxa"/>
@@ -158,10 +158,10 @@
           <w:tcPr>
             <w:tcW w:w="5822" w:type="dxa"/>
             <w:tcBorders>
-              <w:top w:val="single" w:sz="4" w:space="0" w:color="BFC5CB"/>
-              <w:left w:val="single" w:sz="4" w:space="0" w:color="BFC5CB"/>
-              <w:bottom w:val="single" w:sz="4" w:space="0" w:color="BFC5CB"/>
-              <w:right w:val="single" w:sz="4" w:space="0" w:color="BFC5CB"/>
+              <w:top w:val="single" w:sz="4" w:space="0" w:color="C3CBDA"/>
+              <w:left w:val="single" w:sz="4" w:space="0" w:color="C3CBDA"/>
+              <w:bottom w:val="single" w:sz="4" w:space="0" w:color="C3CBDA"/>
+              <w:right w:val="single" w:sz="4" w:space="0" w:color="C3CBDA"/>
             </w:tcBorders>
             <w:tcMar>
               <w:top w:w="40" w:type="dxa"/>
@@ -179,7 +179,7 @@
               <w:rPr>
                 <w:i/>
                 <w:iCs/>
-                <w:color w:val="8A939C"/>
+                <w:color w:val="8E96A3"/>
               </w:rPr>
               <w:t>[ Insert trainer / assessor name ]</w:t>
             </w:r>
@@ -194,12 +194,12 @@
           <w:tcPr>
             <w:tcW w:w="2100" w:type="dxa"/>
             <w:tcBorders>
-              <w:top w:val="single" w:sz="4" w:space="0" w:color="BFC5CB"/>
-              <w:left w:val="single" w:sz="4" w:space="0" w:color="BFC5CB"/>
-              <w:bottom w:val="single" w:sz="4" w:space="0" w:color="BFC5CB"/>
-              <w:right w:val="single" w:sz="4" w:space="0" w:color="BFC5CB"/>
-            </w:tcBorders>
-            <w:shd w:val="clear" w:color="auto" w:fill="F2F4F6"/>
+              <w:top w:val="single" w:sz="4" w:space="0" w:color="C3CBDA"/>
+              <w:left w:val="single" w:sz="4" w:space="0" w:color="C3CBDA"/>
+              <w:bottom w:val="single" w:sz="4" w:space="0" w:color="C3CBDA"/>
+              <w:right w:val="single" w:sz="4" w:space="0" w:color="C3CBDA"/>
+            </w:tcBorders>
+            <w:shd w:val="clear" w:color="auto" w:fill="F0F2F7"/>
             <w:tcMar>
               <w:top w:w="40" w:type="dxa"/>
               <w:left w:w="80" w:type="dxa"/>
@@ -226,10 +226,10 @@
           <w:tcPr>
             <w:tcW w:w="4700" w:type="dxa"/>
             <w:tcBorders>
-              <w:top w:val="single" w:sz="4" w:space="0" w:color="BFC5CB"/>
-              <w:left w:val="single" w:sz="4" w:space="0" w:color="BFC5CB"/>
-              <w:bottom w:val="single" w:sz="4" w:space="0" w:color="BFC5CB"/>
-              <w:right w:val="single" w:sz="4" w:space="0" w:color="BFC5CB"/>
+              <w:top w:val="single" w:sz="4" w:space="0" w:color="C3CBDA"/>
+              <w:left w:val="single" w:sz="4" w:space="0" w:color="C3CBDA"/>
+              <w:bottom w:val="single" w:sz="4" w:space="0" w:color="C3CBDA"/>
+              <w:right w:val="single" w:sz="4" w:space="0" w:color="C3CBDA"/>
             </w:tcBorders>
             <w:tcMar>
               <w:top w:w="40" w:type="dxa"/>
@@ -247,7 +247,7 @@
               <w:rPr>
                 <w:i/>
                 <w:iCs/>
-                <w:color w:val="8A939C"/>
+                <w:color w:val="8E96A3"/>
               </w:rPr>
               <w:t>[ Insert qualification code and title ]</w:t>
             </w:r>
@@ -257,12 +257,12 @@
           <w:tcPr>
             <w:tcW w:w="2200" w:type="dxa"/>
             <w:tcBorders>
-              <w:top w:val="single" w:sz="4" w:space="0" w:color="BFC5CB"/>
-              <w:left w:val="single" w:sz="4" w:space="0" w:color="BFC5CB"/>
-              <w:bottom w:val="single" w:sz="4" w:space="0" w:color="BFC5CB"/>
-              <w:right w:val="single" w:sz="4" w:space="0" w:color="BFC5CB"/>
-            </w:tcBorders>
-            <w:shd w:val="clear" w:color="auto" w:fill="F2F4F6"/>
+              <w:top w:val="single" w:sz="4" w:space="0" w:color="C3CBDA"/>
+              <w:left w:val="single" w:sz="4" w:space="0" w:color="C3CBDA"/>
+              <w:bottom w:val="single" w:sz="4" w:space="0" w:color="C3CBDA"/>
+              <w:right w:val="single" w:sz="4" w:space="0" w:color="C3CBDA"/>
+            </w:tcBorders>
+            <w:shd w:val="clear" w:color="auto" w:fill="F0F2F7"/>
             <w:tcMar>
               <w:top w:w="40" w:type="dxa"/>
               <w:left w:w="80" w:type="dxa"/>
@@ -289,10 +289,10 @@
           <w:tcPr>
             <w:tcW w:w="5822" w:type="dxa"/>
             <w:tcBorders>
-              <w:top w:val="single" w:sz="4" w:space="0" w:color="BFC5CB"/>
-              <w:left w:val="single" w:sz="4" w:space="0" w:color="BFC5CB"/>
-              <w:bottom w:val="single" w:sz="4" w:space="0" w:color="BFC5CB"/>
-              <w:right w:val="single" w:sz="4" w:space="0" w:color="BFC5CB"/>
+              <w:top w:val="single" w:sz="4" w:space="0" w:color="C3CBDA"/>
+              <w:left w:val="single" w:sz="4" w:space="0" w:color="C3CBDA"/>
+              <w:bottom w:val="single" w:sz="4" w:space="0" w:color="C3CBDA"/>
+              <w:right w:val="single" w:sz="4" w:space="0" w:color="C3CBDA"/>
             </w:tcBorders>
             <w:tcMar>
               <w:top w:w="40" w:type="dxa"/>
@@ -310,7 +310,7 @@
               <w:rPr>
                 <w:i/>
                 <w:iCs/>
-                <w:color w:val="8A939C"/>
+                <w:color w:val="8E96A3"/>
               </w:rPr>
               <w:t>[ dd / mm / yyyy ]</w:t>
             </w:r>
@@ -325,12 +325,12 @@
           <w:tcPr>
             <w:tcW w:w="2100" w:type="dxa"/>
             <w:tcBorders>
-              <w:top w:val="single" w:sz="4" w:space="0" w:color="BFC5CB"/>
-              <w:left w:val="single" w:sz="4" w:space="0" w:color="BFC5CB"/>
-              <w:bottom w:val="single" w:sz="4" w:space="0" w:color="BFC5CB"/>
-              <w:right w:val="single" w:sz="4" w:space="0" w:color="BFC5CB"/>
-            </w:tcBorders>
-            <w:shd w:val="clear" w:color="auto" w:fill="F2F4F6"/>
+              <w:top w:val="single" w:sz="4" w:space="0" w:color="C3CBDA"/>
+              <w:left w:val="single" w:sz="4" w:space="0" w:color="C3CBDA"/>
+              <w:bottom w:val="single" w:sz="4" w:space="0" w:color="C3CBDA"/>
+              <w:right w:val="single" w:sz="4" w:space="0" w:color="C3CBDA"/>
+            </w:tcBorders>
+            <w:shd w:val="clear" w:color="auto" w:fill="F0F2F7"/>
             <w:tcMar>
               <w:top w:w="40" w:type="dxa"/>
               <w:left w:w="80" w:type="dxa"/>
@@ -357,10 +357,10 @@
           <w:tcPr>
             <w:tcW w:w="4700" w:type="dxa"/>
             <w:tcBorders>
-              <w:top w:val="single" w:sz="4" w:space="0" w:color="BFC5CB"/>
-              <w:left w:val="single" w:sz="4" w:space="0" w:color="BFC5CB"/>
-              <w:bottom w:val="single" w:sz="4" w:space="0" w:color="BFC5CB"/>
-              <w:right w:val="single" w:sz="4" w:space="0" w:color="BFC5CB"/>
+              <w:top w:val="single" w:sz="4" w:space="0" w:color="C3CBDA"/>
+              <w:left w:val="single" w:sz="4" w:space="0" w:color="C3CBDA"/>
+              <w:bottom w:val="single" w:sz="4" w:space="0" w:color="C3CBDA"/>
+              <w:right w:val="single" w:sz="4" w:space="0" w:color="C3CBDA"/>
             </w:tcBorders>
             <w:tcMar>
               <w:top w:w="40" w:type="dxa"/>
@@ -378,7 +378,7 @@
               <w:rPr>
                 <w:i/>
                 <w:iCs/>
-                <w:color w:val="8A939C"/>
+                <w:color w:val="8E96A3"/>
               </w:rPr>
               <w:t>[ Insert unit code and title ]</w:t>
             </w:r>
@@ -388,12 +388,12 @@
           <w:tcPr>
             <w:tcW w:w="2200" w:type="dxa"/>
             <w:tcBorders>
-              <w:top w:val="single" w:sz="4" w:space="0" w:color="BFC5CB"/>
-              <w:left w:val="single" w:sz="4" w:space="0" w:color="BFC5CB"/>
-              <w:bottom w:val="single" w:sz="4" w:space="0" w:color="BFC5CB"/>
-              <w:right w:val="single" w:sz="4" w:space="0" w:color="BFC5CB"/>
-            </w:tcBorders>
-            <w:shd w:val="clear" w:color="auto" w:fill="F2F4F6"/>
+              <w:top w:val="single" w:sz="4" w:space="0" w:color="C3CBDA"/>
+              <w:left w:val="single" w:sz="4" w:space="0" w:color="C3CBDA"/>
+              <w:bottom w:val="single" w:sz="4" w:space="0" w:color="C3CBDA"/>
+              <w:right w:val="single" w:sz="4" w:space="0" w:color="C3CBDA"/>
+            </w:tcBorders>
+            <w:shd w:val="clear" w:color="auto" w:fill="F0F2F7"/>
             <w:tcMar>
               <w:top w:w="40" w:type="dxa"/>
               <w:left w:w="80" w:type="dxa"/>
@@ -420,10 +420,10 @@
           <w:tcPr>
             <w:tcW w:w="5822" w:type="dxa"/>
             <w:tcBorders>
-              <w:top w:val="single" w:sz="4" w:space="0" w:color="BFC5CB"/>
-              <w:left w:val="single" w:sz="4" w:space="0" w:color="BFC5CB"/>
-              <w:bottom w:val="single" w:sz="4" w:space="0" w:color="BFC5CB"/>
-              <w:right w:val="single" w:sz="4" w:space="0" w:color="BFC5CB"/>
+              <w:top w:val="single" w:sz="4" w:space="0" w:color="C3CBDA"/>
+              <w:left w:val="single" w:sz="4" w:space="0" w:color="C3CBDA"/>
+              <w:bottom w:val="single" w:sz="4" w:space="0" w:color="C3CBDA"/>
+              <w:right w:val="single" w:sz="4" w:space="0" w:color="C3CBDA"/>
             </w:tcBorders>
             <w:tcMar>
               <w:top w:w="40" w:type="dxa"/>
@@ -441,7 +441,7 @@
               <w:rPr>
                 <w:i/>
                 <w:iCs/>
-                <w:color w:val="8A939C"/>
+                <w:color w:val="8E96A3"/>
               </w:rPr>
               <w:t>[ Insert pre-requisite unit, or N/A ]</w:t>
             </w:r>
@@ -458,10 +458,10 @@
       <w:tblPr>
         <w:tblW w:w="14822" w:type="dxa"/>
         <w:tblBorders>
-          <w:top w:val="single" w:sz="4" w:space="0" w:color="BFC5CB"/>
-          <w:left w:val="single" w:sz="4" w:space="0" w:color="BFC5CB"/>
-          <w:bottom w:val="single" w:sz="4" w:space="0" w:color="BFC5CB"/>
-          <w:right w:val="single" w:sz="4" w:space="0" w:color="BFC5CB"/>
+          <w:top w:val="single" w:sz="4" w:space="0" w:color="C3CBDA"/>
+          <w:left w:val="single" w:sz="4" w:space="0" w:color="C3CBDA"/>
+          <w:bottom w:val="single" w:sz="4" w:space="0" w:color="C3CBDA"/>
+          <w:right w:val="single" w:sz="4" w:space="0" w:color="C3CBDA"/>
           <w:insideH w:val="single" w:sz="4" w:space="0" w:color="auto"/>
           <w:insideV w:val="single" w:sz="4" w:space="0" w:color="auto"/>
         </w:tblBorders>
@@ -499,7 +499,7 @@
               <w:bottom w:val="single" w:sz="4" w:space="0" w:color="FFFFFF"/>
               <w:right w:val="single" w:sz="4" w:space="0" w:color="FFFFFF"/>
             </w:tcBorders>
-            <w:shd w:val="clear" w:color="auto" w:fill="2F3640"/>
+            <w:shd w:val="clear" w:color="auto" w:fill="234B8C"/>
             <w:tcMar>
               <w:top w:w="40" w:type="dxa"/>
               <w:left w:w="80" w:type="dxa"/>
@@ -535,7 +535,7 @@
               <w:bottom w:val="single" w:sz="4" w:space="0" w:color="FFFFFF"/>
               <w:right w:val="single" w:sz="4" w:space="0" w:color="FFFFFF"/>
             </w:tcBorders>
-            <w:shd w:val="clear" w:color="auto" w:fill="2F3640"/>
+            <w:shd w:val="clear" w:color="auto" w:fill="234B8C"/>
             <w:tcMar>
               <w:top w:w="40" w:type="dxa"/>
               <w:left w:w="80" w:type="dxa"/>
@@ -571,7 +571,7 @@
               <w:bottom w:val="single" w:sz="4" w:space="0" w:color="FFFFFF"/>
               <w:right w:val="single" w:sz="4" w:space="0" w:color="FFFFFF"/>
             </w:tcBorders>
-            <w:shd w:val="clear" w:color="auto" w:fill="2F3640"/>
+            <w:shd w:val="clear" w:color="auto" w:fill="234B8C"/>
             <w:tcMar>
               <w:top w:w="40" w:type="dxa"/>
               <w:left w:w="80" w:type="dxa"/>
@@ -607,7 +607,7 @@
               <w:bottom w:val="single" w:sz="4" w:space="0" w:color="FFFFFF"/>
               <w:right w:val="single" w:sz="4" w:space="0" w:color="FFFFFF"/>
             </w:tcBorders>
-            <w:shd w:val="clear" w:color="auto" w:fill="2F3640"/>
+            <w:shd w:val="clear" w:color="auto" w:fill="234B8C"/>
             <w:tcMar>
               <w:top w:w="40" w:type="dxa"/>
               <w:left w:w="80" w:type="dxa"/>
@@ -643,7 +643,7 @@
               <w:bottom w:val="single" w:sz="4" w:space="0" w:color="FFFFFF"/>
               <w:right w:val="single" w:sz="4" w:space="0" w:color="FFFFFF"/>
             </w:tcBorders>
-            <w:shd w:val="clear" w:color="auto" w:fill="2F3640"/>
+            <w:shd w:val="clear" w:color="auto" w:fill="234B8C"/>
             <w:tcMar>
               <w:top w:w="40" w:type="dxa"/>
               <w:left w:w="80" w:type="dxa"/>
@@ -680,7 +680,7 @@
               <w:bottom w:val="single" w:sz="4" w:space="0" w:color="FFFFFF"/>
               <w:right w:val="single" w:sz="4" w:space="0" w:color="FFFFFF"/>
             </w:tcBorders>
-            <w:shd w:val="clear" w:color="auto" w:fill="2F3640"/>
+            <w:shd w:val="clear" w:color="auto" w:fill="234B8C"/>
             <w:tcMar>
               <w:top w:w="40" w:type="dxa"/>
               <w:left w:w="80" w:type="dxa"/>
@@ -716,7 +716,7 @@
               <w:bottom w:val="single" w:sz="4" w:space="0" w:color="FFFFFF"/>
               <w:right w:val="single" w:sz="4" w:space="0" w:color="FFFFFF"/>
             </w:tcBorders>
-            <w:shd w:val="clear" w:color="auto" w:fill="2F3640"/>
+            <w:shd w:val="clear" w:color="auto" w:fill="234B8C"/>
             <w:tcMar>
               <w:top w:w="40" w:type="dxa"/>
               <w:left w:w="80" w:type="dxa"/>
@@ -753,7 +753,7 @@
               <w:bottom w:val="single" w:sz="4" w:space="0" w:color="FFFFFF"/>
               <w:right w:val="single" w:sz="4" w:space="0" w:color="FFFFFF"/>
             </w:tcBorders>
-            <w:shd w:val="clear" w:color="auto" w:fill="2F3640"/>
+            <w:shd w:val="clear" w:color="auto" w:fill="234B8C"/>
             <w:tcMar>
               <w:top w:w="40" w:type="dxa"/>
               <w:left w:w="80" w:type="dxa"/>
@@ -795,7 +795,7 @@
               <w:bottom w:val="single" w:sz="4" w:space="0" w:color="FFFFFF"/>
               <w:right w:val="single" w:sz="4" w:space="0" w:color="FFFFFF"/>
             </w:tcBorders>
-            <w:shd w:val="clear" w:color="auto" w:fill="2F3640"/>
+            <w:shd w:val="clear" w:color="auto" w:fill="234B8C"/>
             <w:tcMar>
               <w:top w:w="40" w:type="dxa"/>
               <w:left w:w="80" w:type="dxa"/>
@@ -820,7 +820,7 @@
               <w:bottom w:val="single" w:sz="4" w:space="0" w:color="FFFFFF"/>
               <w:right w:val="single" w:sz="4" w:space="0" w:color="FFFFFF"/>
             </w:tcBorders>
-            <w:shd w:val="clear" w:color="auto" w:fill="2F3640"/>
+            <w:shd w:val="clear" w:color="auto" w:fill="234B8C"/>
             <w:tcMar>
               <w:top w:w="40" w:type="dxa"/>
               <w:left w:w="80" w:type="dxa"/>
@@ -845,7 +845,7 @@
               <w:bottom w:val="single" w:sz="4" w:space="0" w:color="FFFFFF"/>
               <w:right w:val="single" w:sz="4" w:space="0" w:color="FFFFFF"/>
             </w:tcBorders>
-            <w:shd w:val="clear" w:color="auto" w:fill="2F3640"/>
+            <w:shd w:val="clear" w:color="auto" w:fill="234B8C"/>
             <w:tcMar>
               <w:top w:w="40" w:type="dxa"/>
               <w:left w:w="80" w:type="dxa"/>
@@ -870,7 +870,7 @@
               <w:bottom w:val="single" w:sz="4" w:space="0" w:color="FFFFFF"/>
               <w:right w:val="single" w:sz="4" w:space="0" w:color="FFFFFF"/>
             </w:tcBorders>
-            <w:shd w:val="clear" w:color="auto" w:fill="2F3640"/>
+            <w:shd w:val="clear" w:color="auto" w:fill="234B8C"/>
             <w:tcMar>
               <w:top w:w="40" w:type="dxa"/>
               <w:left w:w="80" w:type="dxa"/>
@@ -889,12 +889,12 @@
           <w:tcPr>
             <w:tcW w:w="1620" w:type="dxa"/>
             <w:tcBorders>
-              <w:top w:val="single" w:sz="4" w:space="0" w:color="BFC5CB"/>
-              <w:left w:val="single" w:sz="4" w:space="0" w:color="BFC5CB"/>
-              <w:bottom w:val="single" w:sz="4" w:space="0" w:color="BFC5CB"/>
-              <w:right w:val="single" w:sz="4" w:space="0" w:color="BFC5CB"/>
-            </w:tcBorders>
-            <w:shd w:val="clear" w:color="auto" w:fill="F2F4F6"/>
+              <w:top w:val="single" w:sz="4" w:space="0" w:color="C3CBDA"/>
+              <w:left w:val="single" w:sz="4" w:space="0" w:color="C3CBDA"/>
+              <w:bottom w:val="single" w:sz="4" w:space="0" w:color="C3CBDA"/>
+              <w:right w:val="single" w:sz="4" w:space="0" w:color="C3CBDA"/>
+            </w:tcBorders>
+            <w:shd w:val="clear" w:color="auto" w:fill="F0F2F7"/>
             <w:tcMar>
               <w:top w:w="40" w:type="dxa"/>
               <w:left w:w="80" w:type="dxa"/>
@@ -912,7 +912,7 @@
               <w:rPr>
                 <w:i/>
                 <w:iCs/>
-                <w:color w:val="8A939C"/>
+                <w:color w:val="8E96A3"/>
                 <w:sz w:val="17"/>
                 <w:szCs w:val="17"/>
               </w:rPr>
@@ -926,7 +926,7 @@
             </w:pPr>
             <w:r>
               <w:rPr>
-                <w:color w:val="5A646E"/>
+                <w:color w:val="606060"/>
                 <w:sz w:val="17"/>
                 <w:szCs w:val="17"/>
               </w:rPr>
@@ -938,12 +938,12 @@
           <w:tcPr>
             <w:tcW w:w="1620" w:type="dxa"/>
             <w:tcBorders>
-              <w:top w:val="single" w:sz="4" w:space="0" w:color="BFC5CB"/>
-              <w:left w:val="single" w:sz="4" w:space="0" w:color="BFC5CB"/>
-              <w:bottom w:val="single" w:sz="4" w:space="0" w:color="BFC5CB"/>
-              <w:right w:val="single" w:sz="4" w:space="0" w:color="BFC5CB"/>
-            </w:tcBorders>
-            <w:shd w:val="clear" w:color="auto" w:fill="F2F4F6"/>
+              <w:top w:val="single" w:sz="4" w:space="0" w:color="C3CBDA"/>
+              <w:left w:val="single" w:sz="4" w:space="0" w:color="C3CBDA"/>
+              <w:bottom w:val="single" w:sz="4" w:space="0" w:color="C3CBDA"/>
+              <w:right w:val="single" w:sz="4" w:space="0" w:color="C3CBDA"/>
+            </w:tcBorders>
+            <w:shd w:val="clear" w:color="auto" w:fill="F0F2F7"/>
             <w:tcMar>
               <w:top w:w="40" w:type="dxa"/>
               <w:left w:w="80" w:type="dxa"/>
@@ -961,7 +961,7 @@
               <w:rPr>
                 <w:i/>
                 <w:iCs/>
-                <w:color w:val="8A939C"/>
+                <w:color w:val="8E96A3"/>
                 <w:sz w:val="17"/>
                 <w:szCs w:val="17"/>
               </w:rPr>
@@ -975,7 +975,7 @@
             </w:pPr>
             <w:r>
               <w:rPr>
-                <w:color w:val="5A646E"/>
+                <w:color w:val="606060"/>
                 <w:sz w:val="17"/>
                 <w:szCs w:val="17"/>
               </w:rPr>
@@ -987,12 +987,12 @@
           <w:tcPr>
             <w:tcW w:w="1080" w:type="dxa"/>
             <w:tcBorders>
-              <w:top w:val="single" w:sz="4" w:space="0" w:color="BFC5CB"/>
-              <w:left w:val="single" w:sz="4" w:space="0" w:color="BFC5CB"/>
-              <w:bottom w:val="single" w:sz="4" w:space="0" w:color="BFC5CB"/>
-              <w:right w:val="single" w:sz="4" w:space="0" w:color="BFC5CB"/>
-            </w:tcBorders>
-            <w:shd w:val="clear" w:color="auto" w:fill="F2F4F6"/>
+              <w:top w:val="single" w:sz="4" w:space="0" w:color="C3CBDA"/>
+              <w:left w:val="single" w:sz="4" w:space="0" w:color="C3CBDA"/>
+              <w:bottom w:val="single" w:sz="4" w:space="0" w:color="C3CBDA"/>
+              <w:right w:val="single" w:sz="4" w:space="0" w:color="C3CBDA"/>
+            </w:tcBorders>
+            <w:shd w:val="clear" w:color="auto" w:fill="F0F2F7"/>
             <w:tcMar>
               <w:top w:w="40" w:type="dxa"/>
               <w:left w:w="80" w:type="dxa"/>
@@ -1024,7 +1024,7 @@
             </w:pPr>
             <w:r>
               <w:rPr>
-                <w:color w:val="5A646E"/>
+                <w:color w:val="606060"/>
                 <w:sz w:val="17"/>
                 <w:szCs w:val="17"/>
               </w:rPr>
@@ -1036,12 +1036,12 @@
           <w:tcPr>
             <w:tcW w:w="1130" w:type="dxa"/>
             <w:tcBorders>
-              <w:top w:val="single" w:sz="4" w:space="0" w:color="BFC5CB"/>
-              <w:left w:val="single" w:sz="4" w:space="0" w:color="BFC5CB"/>
-              <w:bottom w:val="single" w:sz="4" w:space="0" w:color="BFC5CB"/>
-              <w:right w:val="single" w:sz="4" w:space="0" w:color="BFC5CB"/>
-            </w:tcBorders>
-            <w:shd w:val="clear" w:color="auto" w:fill="F2F4F6"/>
+              <w:top w:val="single" w:sz="4" w:space="0" w:color="C3CBDA"/>
+              <w:left w:val="single" w:sz="4" w:space="0" w:color="C3CBDA"/>
+              <w:bottom w:val="single" w:sz="4" w:space="0" w:color="C3CBDA"/>
+              <w:right w:val="single" w:sz="4" w:space="0" w:color="C3CBDA"/>
+            </w:tcBorders>
+            <w:shd w:val="clear" w:color="auto" w:fill="F0F2F7"/>
             <w:tcMar>
               <w:top w:w="40" w:type="dxa"/>
               <w:left w:w="80" w:type="dxa"/>
@@ -1073,7 +1073,7 @@
             </w:pPr>
             <w:r>
               <w:rPr>
-                <w:color w:val="5A646E"/>
+                <w:color w:val="606060"/>
                 <w:sz w:val="17"/>
                 <w:szCs w:val="17"/>
               </w:rPr>
@@ -1085,12 +1085,12 @@
           <w:tcPr>
             <w:tcW w:w="1520" w:type="dxa"/>
             <w:tcBorders>
-              <w:top w:val="single" w:sz="4" w:space="0" w:color="BFC5CB"/>
-              <w:left w:val="single" w:sz="4" w:space="0" w:color="BFC5CB"/>
-              <w:bottom w:val="single" w:sz="4" w:space="0" w:color="BFC5CB"/>
-              <w:right w:val="single" w:sz="4" w:space="0" w:color="BFC5CB"/>
-            </w:tcBorders>
-            <w:shd w:val="clear" w:color="auto" w:fill="F2F4F6"/>
+              <w:top w:val="single" w:sz="4" w:space="0" w:color="C3CBDA"/>
+              <w:left w:val="single" w:sz="4" w:space="0" w:color="C3CBDA"/>
+              <w:bottom w:val="single" w:sz="4" w:space="0" w:color="C3CBDA"/>
+              <w:right w:val="single" w:sz="4" w:space="0" w:color="C3CBDA"/>
+            </w:tcBorders>
+            <w:shd w:val="clear" w:color="auto" w:fill="F0F2F7"/>
             <w:tcMar>
               <w:top w:w="40" w:type="dxa"/>
               <w:left w:w="80" w:type="dxa"/>
@@ -1122,7 +1122,7 @@
             </w:pPr>
             <w:r>
               <w:rPr>
-                <w:color w:val="5A646E"/>
+                <w:color w:val="606060"/>
                 <w:sz w:val="17"/>
                 <w:szCs w:val="17"/>
               </w:rPr>
@@ -1134,12 +1134,12 @@
           <w:tcPr>
             <w:tcW w:w="1030" w:type="dxa"/>
             <w:tcBorders>
-              <w:top w:val="single" w:sz="4" w:space="0" w:color="BFC5CB"/>
-              <w:left w:val="single" w:sz="4" w:space="0" w:color="BFC5CB"/>
-              <w:bottom w:val="single" w:sz="4" w:space="0" w:color="BFC5CB"/>
-              <w:right w:val="single" w:sz="4" w:space="0" w:color="BFC5CB"/>
-            </w:tcBorders>
-            <w:shd w:val="clear" w:color="auto" w:fill="F2F4F6"/>
+              <w:top w:val="single" w:sz="4" w:space="0" w:color="C3CBDA"/>
+              <w:left w:val="single" w:sz="4" w:space="0" w:color="C3CBDA"/>
+              <w:bottom w:val="single" w:sz="4" w:space="0" w:color="C3CBDA"/>
+              <w:right w:val="single" w:sz="4" w:space="0" w:color="C3CBDA"/>
+            </w:tcBorders>
+            <w:shd w:val="clear" w:color="auto" w:fill="F0F2F7"/>
             <w:tcMar>
               <w:top w:w="40" w:type="dxa"/>
               <w:left w:w="80" w:type="dxa"/>
@@ -1171,7 +1171,7 @@
             </w:pPr>
             <w:r>
               <w:rPr>
-                <w:color w:val="5A646E"/>
+                <w:color w:val="606060"/>
                 <w:sz w:val="17"/>
                 <w:szCs w:val="17"/>
               </w:rPr>
@@ -1189,7 +1189,7 @@
               <w:bottom w:val="single" w:sz="4" w:space="0" w:color="FFFFFF"/>
               <w:right w:val="single" w:sz="4" w:space="0" w:color="FFFFFF"/>
             </w:tcBorders>
-            <w:shd w:val="clear" w:color="auto" w:fill="2F3640"/>
+            <w:shd w:val="clear" w:color="auto" w:fill="234B8C"/>
             <w:tcMar>
               <w:top w:w="40" w:type="dxa"/>
               <w:left w:w="80" w:type="dxa"/>
@@ -1213,12 +1213,12 @@
           <w:tcPr>
             <w:tcW w:w="560" w:type="dxa"/>
             <w:tcBorders>
-              <w:top w:val="single" w:sz="4" w:space="0" w:color="BFC5CB"/>
-              <w:left w:val="single" w:sz="4" w:space="0" w:color="BFC5CB"/>
-              <w:bottom w:val="single" w:sz="4" w:space="0" w:color="BFC5CB"/>
-              <w:right w:val="single" w:sz="4" w:space="0" w:color="BFC5CB"/>
-            </w:tcBorders>
-            <w:shd w:val="clear" w:color="auto" w:fill="F2F4F6"/>
+              <w:top w:val="single" w:sz="4" w:space="0" w:color="C3CBDA"/>
+              <w:left w:val="single" w:sz="4" w:space="0" w:color="C3CBDA"/>
+              <w:bottom w:val="single" w:sz="4" w:space="0" w:color="C3CBDA"/>
+              <w:right w:val="single" w:sz="4" w:space="0" w:color="C3CBDA"/>
+            </w:tcBorders>
+            <w:shd w:val="clear" w:color="auto" w:fill="F0F2F7"/>
             <w:tcMar>
               <w:top w:w="26" w:type="dxa"/>
               <w:left w:w="80" w:type="dxa"/>
@@ -1236,7 +1236,7 @@
               <w:rPr>
                 <w:b/>
                 <w:bCs/>
-                <w:color w:val="5A646E"/>
+                <w:color w:val="606060"/>
               </w:rPr>
               <w:t>1</w:t>
             </w:r>
@@ -1246,28 +1246,28 @@
           <w:tcPr>
             <w:tcW w:w="1480" w:type="dxa"/>
             <w:tcBorders>
-              <w:top w:val="single" w:sz="4" w:space="0" w:color="BFC5CB"/>
-              <w:left w:val="single" w:sz="4" w:space="0" w:color="BFC5CB"/>
-              <w:bottom w:val="single" w:sz="4" w:space="0" w:color="BFC5CB"/>
-              <w:right w:val="single" w:sz="4" w:space="0" w:color="BFC5CB"/>
-            </w:tcBorders>
-            <w:tcMar>
-              <w:top w:w="26" w:type="dxa"/>
-              <w:left w:w="80" w:type="dxa"/>
-              <w:bottom w:w="26" w:type="dxa"/>
-              <w:right w:w="80" w:type="dxa"/>
-            </w:tcMar>
-            <w:vAlign w:val="center"/>
-          </w:tcPr>
-          <w:p>
-            <w:pPr>
-              <w:spacing w:line="220" w:lineRule="auto"/>
-            </w:pPr>
-            <w:r>
-              <w:rPr>
-                <w:i/>
-                <w:iCs/>
-                <w:color w:val="8A939C"/>
+              <w:top w:val="single" w:sz="4" w:space="0" w:color="C3CBDA"/>
+              <w:left w:val="single" w:sz="4" w:space="0" w:color="C3CBDA"/>
+              <w:bottom w:val="single" w:sz="4" w:space="0" w:color="C3CBDA"/>
+              <w:right w:val="single" w:sz="4" w:space="0" w:color="C3CBDA"/>
+            </w:tcBorders>
+            <w:tcMar>
+              <w:top w:w="26" w:type="dxa"/>
+              <w:left w:w="80" w:type="dxa"/>
+              <w:bottom w:w="26" w:type="dxa"/>
+              <w:right w:w="80" w:type="dxa"/>
+            </w:tcMar>
+            <w:vAlign w:val="center"/>
+          </w:tcPr>
+          <w:p>
+            <w:pPr>
+              <w:spacing w:line="220" w:lineRule="auto"/>
+            </w:pPr>
+            <w:r>
+              <w:rPr>
+                <w:i/>
+                <w:iCs/>
+                <w:color w:val="8E96A3"/>
                 <w:sz w:val="16"/>
                 <w:szCs w:val="16"/>
               </w:rPr>
@@ -1279,28 +1279,28 @@
           <w:tcPr>
             <w:tcW w:w="1480" w:type="dxa"/>
             <w:tcBorders>
-              <w:top w:val="single" w:sz="4" w:space="0" w:color="BFC5CB"/>
-              <w:left w:val="single" w:sz="4" w:space="0" w:color="BFC5CB"/>
-              <w:bottom w:val="single" w:sz="4" w:space="0" w:color="BFC5CB"/>
-              <w:right w:val="single" w:sz="4" w:space="0" w:color="BFC5CB"/>
-            </w:tcBorders>
-            <w:tcMar>
-              <w:top w:w="26" w:type="dxa"/>
-              <w:left w:w="80" w:type="dxa"/>
-              <w:bottom w:w="26" w:type="dxa"/>
-              <w:right w:w="80" w:type="dxa"/>
-            </w:tcMar>
-            <w:vAlign w:val="center"/>
-          </w:tcPr>
-          <w:p>
-            <w:pPr>
-              <w:spacing w:line="220" w:lineRule="auto"/>
-            </w:pPr>
-            <w:r>
-              <w:rPr>
-                <w:i/>
-                <w:iCs/>
-                <w:color w:val="8A939C"/>
+              <w:top w:val="single" w:sz="4" w:space="0" w:color="C3CBDA"/>
+              <w:left w:val="single" w:sz="4" w:space="0" w:color="C3CBDA"/>
+              <w:bottom w:val="single" w:sz="4" w:space="0" w:color="C3CBDA"/>
+              <w:right w:val="single" w:sz="4" w:space="0" w:color="C3CBDA"/>
+            </w:tcBorders>
+            <w:tcMar>
+              <w:top w:w="26" w:type="dxa"/>
+              <w:left w:w="80" w:type="dxa"/>
+              <w:bottom w:w="26" w:type="dxa"/>
+              <w:right w:w="80" w:type="dxa"/>
+            </w:tcMar>
+            <w:vAlign w:val="center"/>
+          </w:tcPr>
+          <w:p>
+            <w:pPr>
+              <w:spacing w:line="220" w:lineRule="auto"/>
+            </w:pPr>
+            <w:r>
+              <w:rPr>
+                <w:i/>
+                <w:iCs/>
+                <w:color w:val="8E96A3"/>
                 <w:sz w:val="16"/>
                 <w:szCs w:val="16"/>
               </w:rPr>
@@ -1312,28 +1312,28 @@
           <w:tcPr>
             <w:tcW w:w="1180" w:type="dxa"/>
             <w:tcBorders>
-              <w:top w:val="single" w:sz="4" w:space="0" w:color="BFC5CB"/>
-              <w:left w:val="single" w:sz="4" w:space="0" w:color="BFC5CB"/>
-              <w:bottom w:val="single" w:sz="4" w:space="0" w:color="BFC5CB"/>
-              <w:right w:val="single" w:sz="4" w:space="0" w:color="BFC5CB"/>
-            </w:tcBorders>
-            <w:tcMar>
-              <w:top w:w="26" w:type="dxa"/>
-              <w:left w:w="80" w:type="dxa"/>
-              <w:bottom w:w="26" w:type="dxa"/>
-              <w:right w:w="80" w:type="dxa"/>
-            </w:tcMar>
-            <w:vAlign w:val="center"/>
-          </w:tcPr>
-          <w:p>
-            <w:pPr>
-              <w:spacing w:line="220" w:lineRule="auto"/>
-            </w:pPr>
-            <w:r>
-              <w:rPr>
-                <w:i/>
-                <w:iCs/>
-                <w:color w:val="8A939C"/>
+              <w:top w:val="single" w:sz="4" w:space="0" w:color="C3CBDA"/>
+              <w:left w:val="single" w:sz="4" w:space="0" w:color="C3CBDA"/>
+              <w:bottom w:val="single" w:sz="4" w:space="0" w:color="C3CBDA"/>
+              <w:right w:val="single" w:sz="4" w:space="0" w:color="C3CBDA"/>
+            </w:tcBorders>
+            <w:tcMar>
+              <w:top w:w="26" w:type="dxa"/>
+              <w:left w:w="80" w:type="dxa"/>
+              <w:bottom w:w="26" w:type="dxa"/>
+              <w:right w:w="80" w:type="dxa"/>
+            </w:tcMar>
+            <w:vAlign w:val="center"/>
+          </w:tcPr>
+          <w:p>
+            <w:pPr>
+              <w:spacing w:line="220" w:lineRule="auto"/>
+            </w:pPr>
+            <w:r>
+              <w:rPr>
+                <w:i/>
+                <w:iCs/>
+                <w:color w:val="8E96A3"/>
                 <w:sz w:val="16"/>
                 <w:szCs w:val="16"/>
               </w:rPr>
@@ -1345,29 +1345,29 @@
           <w:tcPr>
             <w:tcW w:w="1620" w:type="dxa"/>
             <w:tcBorders>
-              <w:top w:val="single" w:sz="4" w:space="0" w:color="BFC5CB"/>
-              <w:left w:val="single" w:sz="4" w:space="0" w:color="BFC5CB"/>
-              <w:bottom w:val="single" w:sz="4" w:space="0" w:color="BFC5CB"/>
-              <w:right w:val="single" w:sz="4" w:space="0" w:color="BFC5CB"/>
-            </w:tcBorders>
-            <w:tcMar>
-              <w:top w:w="26" w:type="dxa"/>
-              <w:left w:w="80" w:type="dxa"/>
-              <w:bottom w:w="26" w:type="dxa"/>
-              <w:right w:w="80" w:type="dxa"/>
-            </w:tcMar>
-            <w:vAlign w:val="center"/>
-          </w:tcPr>
-          <w:p>
-            <w:pPr>
-              <w:spacing w:line="220" w:lineRule="auto"/>
-              <w:jc w:val="center"/>
-            </w:pPr>
-            <w:r>
-              <w:rPr>
-                <w:i/>
-                <w:iCs/>
-                <w:color w:val="8A939C"/>
+              <w:top w:val="single" w:sz="4" w:space="0" w:color="C3CBDA"/>
+              <w:left w:val="single" w:sz="4" w:space="0" w:color="C3CBDA"/>
+              <w:bottom w:val="single" w:sz="4" w:space="0" w:color="C3CBDA"/>
+              <w:right w:val="single" w:sz="4" w:space="0" w:color="C3CBDA"/>
+            </w:tcBorders>
+            <w:tcMar>
+              <w:top w:w="26" w:type="dxa"/>
+              <w:left w:w="80" w:type="dxa"/>
+              <w:bottom w:w="26" w:type="dxa"/>
+              <w:right w:w="80" w:type="dxa"/>
+            </w:tcMar>
+            <w:vAlign w:val="center"/>
+          </w:tcPr>
+          <w:p>
+            <w:pPr>
+              <w:spacing w:line="220" w:lineRule="auto"/>
+              <w:jc w:val="center"/>
+            </w:pPr>
+            <w:r>
+              <w:rPr>
+                <w:i/>
+                <w:iCs/>
+                <w:color w:val="8E96A3"/>
                 <w:sz w:val="16"/>
                 <w:szCs w:val="16"/>
               </w:rPr>
@@ -1379,29 +1379,29 @@
           <w:tcPr>
             <w:tcW w:w="1620" w:type="dxa"/>
             <w:tcBorders>
-              <w:top w:val="single" w:sz="4" w:space="0" w:color="BFC5CB"/>
-              <w:left w:val="single" w:sz="4" w:space="0" w:color="BFC5CB"/>
-              <w:bottom w:val="single" w:sz="4" w:space="0" w:color="BFC5CB"/>
-              <w:right w:val="single" w:sz="4" w:space="0" w:color="BFC5CB"/>
-            </w:tcBorders>
-            <w:tcMar>
-              <w:top w:w="26" w:type="dxa"/>
-              <w:left w:w="80" w:type="dxa"/>
-              <w:bottom w:w="26" w:type="dxa"/>
-              <w:right w:w="80" w:type="dxa"/>
-            </w:tcMar>
-            <w:vAlign w:val="center"/>
-          </w:tcPr>
-          <w:p>
-            <w:pPr>
-              <w:spacing w:line="220" w:lineRule="auto"/>
-              <w:jc w:val="center"/>
-            </w:pPr>
-            <w:r>
-              <w:rPr>
-                <w:i/>
-                <w:iCs/>
-                <w:color w:val="8A939C"/>
+              <w:top w:val="single" w:sz="4" w:space="0" w:color="C3CBDA"/>
+              <w:left w:val="single" w:sz="4" w:space="0" w:color="C3CBDA"/>
+              <w:bottom w:val="single" w:sz="4" w:space="0" w:color="C3CBDA"/>
+              <w:right w:val="single" w:sz="4" w:space="0" w:color="C3CBDA"/>
+            </w:tcBorders>
+            <w:tcMar>
+              <w:top w:w="26" w:type="dxa"/>
+              <w:left w:w="80" w:type="dxa"/>
+              <w:bottom w:w="26" w:type="dxa"/>
+              <w:right w:w="80" w:type="dxa"/>
+            </w:tcMar>
+            <w:vAlign w:val="center"/>
+          </w:tcPr>
+          <w:p>
+            <w:pPr>
+              <w:spacing w:line="220" w:lineRule="auto"/>
+              <w:jc w:val="center"/>
+            </w:pPr>
+            <w:r>
+              <w:rPr>
+                <w:i/>
+                <w:iCs/>
+                <w:color w:val="8E96A3"/>
                 <w:sz w:val="16"/>
                 <w:szCs w:val="16"/>
               </w:rPr>
@@ -1413,29 +1413,29 @@
           <w:tcPr>
             <w:tcW w:w="1080" w:type="dxa"/>
             <w:tcBorders>
-              <w:top w:val="single" w:sz="4" w:space="0" w:color="BFC5CB"/>
-              <w:left w:val="single" w:sz="4" w:space="0" w:color="BFC5CB"/>
-              <w:bottom w:val="single" w:sz="4" w:space="0" w:color="BFC5CB"/>
-              <w:right w:val="single" w:sz="4" w:space="0" w:color="BFC5CB"/>
-            </w:tcBorders>
-            <w:tcMar>
-              <w:top w:w="26" w:type="dxa"/>
-              <w:left w:w="80" w:type="dxa"/>
-              <w:bottom w:w="26" w:type="dxa"/>
-              <w:right w:w="80" w:type="dxa"/>
-            </w:tcMar>
-            <w:vAlign w:val="center"/>
-          </w:tcPr>
-          <w:p>
-            <w:pPr>
-              <w:spacing w:line="220" w:lineRule="auto"/>
-              <w:jc w:val="center"/>
-            </w:pPr>
-            <w:r>
-              <w:rPr>
-                <w:i/>
-                <w:iCs/>
-                <w:color w:val="8A939C"/>
+              <w:top w:val="single" w:sz="4" w:space="0" w:color="C3CBDA"/>
+              <w:left w:val="single" w:sz="4" w:space="0" w:color="C3CBDA"/>
+              <w:bottom w:val="single" w:sz="4" w:space="0" w:color="C3CBDA"/>
+              <w:right w:val="single" w:sz="4" w:space="0" w:color="C3CBDA"/>
+            </w:tcBorders>
+            <w:tcMar>
+              <w:top w:w="26" w:type="dxa"/>
+              <w:left w:w="80" w:type="dxa"/>
+              <w:bottom w:w="26" w:type="dxa"/>
+              <w:right w:w="80" w:type="dxa"/>
+            </w:tcMar>
+            <w:vAlign w:val="center"/>
+          </w:tcPr>
+          <w:p>
+            <w:pPr>
+              <w:spacing w:line="220" w:lineRule="auto"/>
+              <w:jc w:val="center"/>
+            </w:pPr>
+            <w:r>
+              <w:rPr>
+                <w:i/>
+                <w:iCs/>
+                <w:color w:val="8E96A3"/>
                 <w:sz w:val="16"/>
                 <w:szCs w:val="16"/>
               </w:rPr>
@@ -1447,29 +1447,29 @@
           <w:tcPr>
             <w:tcW w:w="1130" w:type="dxa"/>
             <w:tcBorders>
-              <w:top w:val="single" w:sz="4" w:space="0" w:color="BFC5CB"/>
-              <w:left w:val="single" w:sz="4" w:space="0" w:color="BFC5CB"/>
-              <w:bottom w:val="single" w:sz="4" w:space="0" w:color="BFC5CB"/>
-              <w:right w:val="single" w:sz="4" w:space="0" w:color="BFC5CB"/>
-            </w:tcBorders>
-            <w:tcMar>
-              <w:top w:w="26" w:type="dxa"/>
-              <w:left w:w="80" w:type="dxa"/>
-              <w:bottom w:w="26" w:type="dxa"/>
-              <w:right w:w="80" w:type="dxa"/>
-            </w:tcMar>
-            <w:vAlign w:val="center"/>
-          </w:tcPr>
-          <w:p>
-            <w:pPr>
-              <w:spacing w:line="220" w:lineRule="auto"/>
-              <w:jc w:val="center"/>
-            </w:pPr>
-            <w:r>
-              <w:rPr>
-                <w:i/>
-                <w:iCs/>
-                <w:color w:val="8A939C"/>
+              <w:top w:val="single" w:sz="4" w:space="0" w:color="C3CBDA"/>
+              <w:left w:val="single" w:sz="4" w:space="0" w:color="C3CBDA"/>
+              <w:bottom w:val="single" w:sz="4" w:space="0" w:color="C3CBDA"/>
+              <w:right w:val="single" w:sz="4" w:space="0" w:color="C3CBDA"/>
+            </w:tcBorders>
+            <w:tcMar>
+              <w:top w:w="26" w:type="dxa"/>
+              <w:left w:w="80" w:type="dxa"/>
+              <w:bottom w:w="26" w:type="dxa"/>
+              <w:right w:w="80" w:type="dxa"/>
+            </w:tcMar>
+            <w:vAlign w:val="center"/>
+          </w:tcPr>
+          <w:p>
+            <w:pPr>
+              <w:spacing w:line="220" w:lineRule="auto"/>
+              <w:jc w:val="center"/>
+            </w:pPr>
+            <w:r>
+              <w:rPr>
+                <w:i/>
+                <w:iCs/>
+                <w:color w:val="8E96A3"/>
                 <w:sz w:val="16"/>
                 <w:szCs w:val="16"/>
               </w:rPr>
@@ -1481,29 +1481,29 @@
           <w:tcPr>
             <w:tcW w:w="1520" w:type="dxa"/>
             <w:tcBorders>
-              <w:top w:val="single" w:sz="4" w:space="0" w:color="BFC5CB"/>
-              <w:left w:val="single" w:sz="4" w:space="0" w:color="BFC5CB"/>
-              <w:bottom w:val="single" w:sz="4" w:space="0" w:color="BFC5CB"/>
-              <w:right w:val="single" w:sz="4" w:space="0" w:color="BFC5CB"/>
-            </w:tcBorders>
-            <w:tcMar>
-              <w:top w:w="26" w:type="dxa"/>
-              <w:left w:w="80" w:type="dxa"/>
-              <w:bottom w:w="26" w:type="dxa"/>
-              <w:right w:w="80" w:type="dxa"/>
-            </w:tcMar>
-            <w:vAlign w:val="center"/>
-          </w:tcPr>
-          <w:p>
-            <w:pPr>
-              <w:spacing w:line="220" w:lineRule="auto"/>
-              <w:jc w:val="center"/>
-            </w:pPr>
-            <w:r>
-              <w:rPr>
-                <w:i/>
-                <w:iCs/>
-                <w:color w:val="8A939C"/>
+              <w:top w:val="single" w:sz="4" w:space="0" w:color="C3CBDA"/>
+              <w:left w:val="single" w:sz="4" w:space="0" w:color="C3CBDA"/>
+              <w:bottom w:val="single" w:sz="4" w:space="0" w:color="C3CBDA"/>
+              <w:right w:val="single" w:sz="4" w:space="0" w:color="C3CBDA"/>
+            </w:tcBorders>
+            <w:tcMar>
+              <w:top w:w="26" w:type="dxa"/>
+              <w:left w:w="80" w:type="dxa"/>
+              <w:bottom w:w="26" w:type="dxa"/>
+              <w:right w:w="80" w:type="dxa"/>
+            </w:tcMar>
+            <w:vAlign w:val="center"/>
+          </w:tcPr>
+          <w:p>
+            <w:pPr>
+              <w:spacing w:line="220" w:lineRule="auto"/>
+              <w:jc w:val="center"/>
+            </w:pPr>
+            <w:r>
+              <w:rPr>
+                <w:i/>
+                <w:iCs/>
+                <w:color w:val="8E96A3"/>
                 <w:sz w:val="16"/>
                 <w:szCs w:val="16"/>
               </w:rPr>
@@ -1515,29 +1515,29 @@
           <w:tcPr>
             <w:tcW w:w="1030" w:type="dxa"/>
             <w:tcBorders>
-              <w:top w:val="single" w:sz="4" w:space="0" w:color="BFC5CB"/>
-              <w:left w:val="single" w:sz="4" w:space="0" w:color="BFC5CB"/>
-              <w:bottom w:val="single" w:sz="4" w:space="0" w:color="BFC5CB"/>
-              <w:right w:val="single" w:sz="4" w:space="0" w:color="BFC5CB"/>
-            </w:tcBorders>
-            <w:tcMar>
-              <w:top w:w="26" w:type="dxa"/>
-              <w:left w:w="80" w:type="dxa"/>
-              <w:bottom w:w="26" w:type="dxa"/>
-              <w:right w:w="80" w:type="dxa"/>
-            </w:tcMar>
-            <w:vAlign w:val="center"/>
-          </w:tcPr>
-          <w:p>
-            <w:pPr>
-              <w:spacing w:line="220" w:lineRule="auto"/>
-              <w:jc w:val="center"/>
-            </w:pPr>
-            <w:r>
-              <w:rPr>
-                <w:i/>
-                <w:iCs/>
-                <w:color w:val="8A939C"/>
+              <w:top w:val="single" w:sz="4" w:space="0" w:color="C3CBDA"/>
+              <w:left w:val="single" w:sz="4" w:space="0" w:color="C3CBDA"/>
+              <w:bottom w:val="single" w:sz="4" w:space="0" w:color="C3CBDA"/>
+              <w:right w:val="single" w:sz="4" w:space="0" w:color="C3CBDA"/>
+            </w:tcBorders>
+            <w:tcMar>
+              <w:top w:w="26" w:type="dxa"/>
+              <w:left w:w="80" w:type="dxa"/>
+              <w:bottom w:w="26" w:type="dxa"/>
+              <w:right w:w="80" w:type="dxa"/>
+            </w:tcMar>
+            <w:vAlign w:val="center"/>
+          </w:tcPr>
+          <w:p>
+            <w:pPr>
+              <w:spacing w:line="220" w:lineRule="auto"/>
+              <w:jc w:val="center"/>
+            </w:pPr>
+            <w:r>
+              <w:rPr>
+                <w:i/>
+                <w:iCs/>
+                <w:color w:val="8E96A3"/>
                 <w:sz w:val="16"/>
                 <w:szCs w:val="16"/>
               </w:rPr>
@@ -1549,28 +1549,28 @@
           <w:tcPr>
             <w:tcW w:w="2122" w:type="dxa"/>
             <w:tcBorders>
-              <w:top w:val="single" w:sz="4" w:space="0" w:color="BFC5CB"/>
-              <w:left w:val="single" w:sz="4" w:space="0" w:color="BFC5CB"/>
-              <w:bottom w:val="single" w:sz="4" w:space="0" w:color="BFC5CB"/>
-              <w:right w:val="single" w:sz="4" w:space="0" w:color="BFC5CB"/>
-            </w:tcBorders>
-            <w:tcMar>
-              <w:top w:w="26" w:type="dxa"/>
-              <w:left w:w="80" w:type="dxa"/>
-              <w:bottom w:w="26" w:type="dxa"/>
-              <w:right w:w="80" w:type="dxa"/>
-            </w:tcMar>
-            <w:vAlign w:val="center"/>
-          </w:tcPr>
-          <w:p>
-            <w:pPr>
-              <w:spacing w:line="220" w:lineRule="auto"/>
-            </w:pPr>
-            <w:r>
-              <w:rPr>
-                <w:i/>
-                <w:iCs/>
-                <w:color w:val="8A939C"/>
+              <w:top w:val="single" w:sz="4" w:space="0" w:color="C3CBDA"/>
+              <w:left w:val="single" w:sz="4" w:space="0" w:color="C3CBDA"/>
+              <w:bottom w:val="single" w:sz="4" w:space="0" w:color="C3CBDA"/>
+              <w:right w:val="single" w:sz="4" w:space="0" w:color="C3CBDA"/>
+            </w:tcBorders>
+            <w:tcMar>
+              <w:top w:w="26" w:type="dxa"/>
+              <w:left w:w="80" w:type="dxa"/>
+              <w:bottom w:w="26" w:type="dxa"/>
+              <w:right w:w="80" w:type="dxa"/>
+            </w:tcMar>
+            <w:vAlign w:val="center"/>
+          </w:tcPr>
+          <w:p>
+            <w:pPr>
+              <w:spacing w:line="220" w:lineRule="auto"/>
+            </w:pPr>
+            <w:r>
+              <w:rPr>
+                <w:i/>
+                <w:iCs/>
+                <w:color w:val="8E96A3"/>
                 <w:sz w:val="16"/>
                 <w:szCs w:val="16"/>
               </w:rPr>
@@ -1587,12 +1587,12 @@
           <w:tcPr>
             <w:tcW w:w="560" w:type="dxa"/>
             <w:tcBorders>
-              <w:top w:val="single" w:sz="4" w:space="0" w:color="BFC5CB"/>
-              <w:left w:val="single" w:sz="4" w:space="0" w:color="BFC5CB"/>
-              <w:bottom w:val="single" w:sz="4" w:space="0" w:color="BFC5CB"/>
-              <w:right w:val="single" w:sz="4" w:space="0" w:color="BFC5CB"/>
-            </w:tcBorders>
-            <w:shd w:val="clear" w:color="auto" w:fill="F2F4F6"/>
+              <w:top w:val="single" w:sz="4" w:space="0" w:color="C3CBDA"/>
+              <w:left w:val="single" w:sz="4" w:space="0" w:color="C3CBDA"/>
+              <w:bottom w:val="single" w:sz="4" w:space="0" w:color="C3CBDA"/>
+              <w:right w:val="single" w:sz="4" w:space="0" w:color="C3CBDA"/>
+            </w:tcBorders>
+            <w:shd w:val="clear" w:color="auto" w:fill="F0F2F7"/>
             <w:tcMar>
               <w:top w:w="26" w:type="dxa"/>
               <w:left w:w="80" w:type="dxa"/>
@@ -1610,7 +1610,7 @@
               <w:rPr>
                 <w:b/>
                 <w:bCs/>
-                <w:color w:val="5A646E"/>
+                <w:color w:val="606060"/>
               </w:rPr>
               <w:t>2</w:t>
             </w:r>
@@ -1620,29 +1620,29 @@
           <w:tcPr>
             <w:tcW w:w="1480" w:type="dxa"/>
             <w:tcBorders>
-              <w:top w:val="single" w:sz="4" w:space="0" w:color="BFC5CB"/>
-              <w:left w:val="single" w:sz="4" w:space="0" w:color="BFC5CB"/>
-              <w:bottom w:val="single" w:sz="4" w:space="0" w:color="BFC5CB"/>
-              <w:right w:val="single" w:sz="4" w:space="0" w:color="BFC5CB"/>
-            </w:tcBorders>
-            <w:shd w:val="clear" w:color="auto" w:fill="FAFBFC"/>
-            <w:tcMar>
-              <w:top w:w="26" w:type="dxa"/>
-              <w:left w:w="80" w:type="dxa"/>
-              <w:bottom w:w="26" w:type="dxa"/>
-              <w:right w:w="80" w:type="dxa"/>
-            </w:tcMar>
-            <w:vAlign w:val="center"/>
-          </w:tcPr>
-          <w:p>
-            <w:pPr>
-              <w:spacing w:line="220" w:lineRule="auto"/>
-            </w:pPr>
-            <w:r>
-              <w:rPr>
-                <w:i/>
-                <w:iCs/>
-                <w:color w:val="8A939C"/>
+              <w:top w:val="single" w:sz="4" w:space="0" w:color="C3CBDA"/>
+              <w:left w:val="single" w:sz="4" w:space="0" w:color="C3CBDA"/>
+              <w:bottom w:val="single" w:sz="4" w:space="0" w:color="C3CBDA"/>
+              <w:right w:val="single" w:sz="4" w:space="0" w:color="C3CBDA"/>
+            </w:tcBorders>
+            <w:shd w:val="clear" w:color="auto" w:fill="F7F9FC"/>
+            <w:tcMar>
+              <w:top w:w="26" w:type="dxa"/>
+              <w:left w:w="80" w:type="dxa"/>
+              <w:bottom w:w="26" w:type="dxa"/>
+              <w:right w:w="80" w:type="dxa"/>
+            </w:tcMar>
+            <w:vAlign w:val="center"/>
+          </w:tcPr>
+          <w:p>
+            <w:pPr>
+              <w:spacing w:line="220" w:lineRule="auto"/>
+            </w:pPr>
+            <w:r>
+              <w:rPr>
+                <w:i/>
+                <w:iCs/>
+                <w:color w:val="8E96A3"/>
                 <w:sz w:val="16"/>
                 <w:szCs w:val="16"/>
               </w:rPr>
@@ -1654,29 +1654,29 @@
           <w:tcPr>
             <w:tcW w:w="1480" w:type="dxa"/>
             <w:tcBorders>
-              <w:top w:val="single" w:sz="4" w:space="0" w:color="BFC5CB"/>
-              <w:left w:val="single" w:sz="4" w:space="0" w:color="BFC5CB"/>
-              <w:bottom w:val="single" w:sz="4" w:space="0" w:color="BFC5CB"/>
-              <w:right w:val="single" w:sz="4" w:space="0" w:color="BFC5CB"/>
-            </w:tcBorders>
-            <w:shd w:val="clear" w:color="auto" w:fill="FAFBFC"/>
-            <w:tcMar>
-              <w:top w:w="26" w:type="dxa"/>
-              <w:left w:w="80" w:type="dxa"/>
-              <w:bottom w:w="26" w:type="dxa"/>
-              <w:right w:w="80" w:type="dxa"/>
-            </w:tcMar>
-            <w:vAlign w:val="center"/>
-          </w:tcPr>
-          <w:p>
-            <w:pPr>
-              <w:spacing w:line="220" w:lineRule="auto"/>
-            </w:pPr>
-            <w:r>
-              <w:rPr>
-                <w:i/>
-                <w:iCs/>
-                <w:color w:val="8A939C"/>
+              <w:top w:val="single" w:sz="4" w:space="0" w:color="C3CBDA"/>
+              <w:left w:val="single" w:sz="4" w:space="0" w:color="C3CBDA"/>
+              <w:bottom w:val="single" w:sz="4" w:space="0" w:color="C3CBDA"/>
+              <w:right w:val="single" w:sz="4" w:space="0" w:color="C3CBDA"/>
+            </w:tcBorders>
+            <w:shd w:val="clear" w:color="auto" w:fill="F7F9FC"/>
+            <w:tcMar>
+              <w:top w:w="26" w:type="dxa"/>
+              <w:left w:w="80" w:type="dxa"/>
+              <w:bottom w:w="26" w:type="dxa"/>
+              <w:right w:w="80" w:type="dxa"/>
+            </w:tcMar>
+            <w:vAlign w:val="center"/>
+          </w:tcPr>
+          <w:p>
+            <w:pPr>
+              <w:spacing w:line="220" w:lineRule="auto"/>
+            </w:pPr>
+            <w:r>
+              <w:rPr>
+                <w:i/>
+                <w:iCs/>
+                <w:color w:val="8E96A3"/>
                 <w:sz w:val="16"/>
                 <w:szCs w:val="16"/>
               </w:rPr>
@@ -1688,29 +1688,29 @@
           <w:tcPr>
             <w:tcW w:w="1180" w:type="dxa"/>
             <w:tcBorders>
-              <w:top w:val="single" w:sz="4" w:space="0" w:color="BFC5CB"/>
-              <w:left w:val="single" w:sz="4" w:space="0" w:color="BFC5CB"/>
-              <w:bottom w:val="single" w:sz="4" w:space="0" w:color="BFC5CB"/>
-              <w:right w:val="single" w:sz="4" w:space="0" w:color="BFC5CB"/>
-            </w:tcBorders>
-            <w:shd w:val="clear" w:color="auto" w:fill="FAFBFC"/>
-            <w:tcMar>
-              <w:top w:w="26" w:type="dxa"/>
-              <w:left w:w="80" w:type="dxa"/>
-              <w:bottom w:w="26" w:type="dxa"/>
-              <w:right w:w="80" w:type="dxa"/>
-            </w:tcMar>
-            <w:vAlign w:val="center"/>
-          </w:tcPr>
-          <w:p>
-            <w:pPr>
-              <w:spacing w:line="220" w:lineRule="auto"/>
-            </w:pPr>
-            <w:r>
-              <w:rPr>
-                <w:i/>
-                <w:iCs/>
-                <w:color w:val="8A939C"/>
+              <w:top w:val="single" w:sz="4" w:space="0" w:color="C3CBDA"/>
+              <w:left w:val="single" w:sz="4" w:space="0" w:color="C3CBDA"/>
+              <w:bottom w:val="single" w:sz="4" w:space="0" w:color="C3CBDA"/>
+              <w:right w:val="single" w:sz="4" w:space="0" w:color="C3CBDA"/>
+            </w:tcBorders>
+            <w:shd w:val="clear" w:color="auto" w:fill="F7F9FC"/>
+            <w:tcMar>
+              <w:top w:w="26" w:type="dxa"/>
+              <w:left w:w="80" w:type="dxa"/>
+              <w:bottom w:w="26" w:type="dxa"/>
+              <w:right w:w="80" w:type="dxa"/>
+            </w:tcMar>
+            <w:vAlign w:val="center"/>
+          </w:tcPr>
+          <w:p>
+            <w:pPr>
+              <w:spacing w:line="220" w:lineRule="auto"/>
+            </w:pPr>
+            <w:r>
+              <w:rPr>
+                <w:i/>
+                <w:iCs/>
+                <w:color w:val="8E96A3"/>
                 <w:sz w:val="16"/>
                 <w:szCs w:val="16"/>
               </w:rPr>
@@ -1722,30 +1722,30 @@
           <w:tcPr>
             <w:tcW w:w="1620" w:type="dxa"/>
             <w:tcBorders>
-              <w:top w:val="single" w:sz="4" w:space="0" w:color="BFC5CB"/>
-              <w:left w:val="single" w:sz="4" w:space="0" w:color="BFC5CB"/>
-              <w:bottom w:val="single" w:sz="4" w:space="0" w:color="BFC5CB"/>
-              <w:right w:val="single" w:sz="4" w:space="0" w:color="BFC5CB"/>
-            </w:tcBorders>
-            <w:shd w:val="clear" w:color="auto" w:fill="FAFBFC"/>
-            <w:tcMar>
-              <w:top w:w="26" w:type="dxa"/>
-              <w:left w:w="80" w:type="dxa"/>
-              <w:bottom w:w="26" w:type="dxa"/>
-              <w:right w:w="80" w:type="dxa"/>
-            </w:tcMar>
-            <w:vAlign w:val="center"/>
-          </w:tcPr>
-          <w:p>
-            <w:pPr>
-              <w:spacing w:line="220" w:lineRule="auto"/>
-              <w:jc w:val="center"/>
-            </w:pPr>
-            <w:r>
-              <w:rPr>
-                <w:i/>
-                <w:iCs/>
-                <w:color w:val="8A939C"/>
+              <w:top w:val="single" w:sz="4" w:space="0" w:color="C3CBDA"/>
+              <w:left w:val="single" w:sz="4" w:space="0" w:color="C3CBDA"/>
+              <w:bottom w:val="single" w:sz="4" w:space="0" w:color="C3CBDA"/>
+              <w:right w:val="single" w:sz="4" w:space="0" w:color="C3CBDA"/>
+            </w:tcBorders>
+            <w:shd w:val="clear" w:color="auto" w:fill="F7F9FC"/>
+            <w:tcMar>
+              <w:top w:w="26" w:type="dxa"/>
+              <w:left w:w="80" w:type="dxa"/>
+              <w:bottom w:w="26" w:type="dxa"/>
+              <w:right w:w="80" w:type="dxa"/>
+            </w:tcMar>
+            <w:vAlign w:val="center"/>
+          </w:tcPr>
+          <w:p>
+            <w:pPr>
+              <w:spacing w:line="220" w:lineRule="auto"/>
+              <w:jc w:val="center"/>
+            </w:pPr>
+            <w:r>
+              <w:rPr>
+                <w:i/>
+                <w:iCs/>
+                <w:color w:val="8E96A3"/>
                 <w:sz w:val="16"/>
                 <w:szCs w:val="16"/>
               </w:rPr>
@@ -1757,30 +1757,30 @@
           <w:tcPr>
             <w:tcW w:w="1620" w:type="dxa"/>
             <w:tcBorders>
-              <w:top w:val="single" w:sz="4" w:space="0" w:color="BFC5CB"/>
-              <w:left w:val="single" w:sz="4" w:space="0" w:color="BFC5CB"/>
-              <w:bottom w:val="single" w:sz="4" w:space="0" w:color="BFC5CB"/>
-              <w:right w:val="single" w:sz="4" w:space="0" w:color="BFC5CB"/>
-            </w:tcBorders>
-            <w:shd w:val="clear" w:color="auto" w:fill="FAFBFC"/>
-            <w:tcMar>
-              <w:top w:w="26" w:type="dxa"/>
-              <w:left w:w="80" w:type="dxa"/>
-              <w:bottom w:w="26" w:type="dxa"/>
-              <w:right w:w="80" w:type="dxa"/>
-            </w:tcMar>
-            <w:vAlign w:val="center"/>
-          </w:tcPr>
-          <w:p>
-            <w:pPr>
-              <w:spacing w:line="220" w:lineRule="auto"/>
-              <w:jc w:val="center"/>
-            </w:pPr>
-            <w:r>
-              <w:rPr>
-                <w:i/>
-                <w:iCs/>
-                <w:color w:val="8A939C"/>
+              <w:top w:val="single" w:sz="4" w:space="0" w:color="C3CBDA"/>
+              <w:left w:val="single" w:sz="4" w:space="0" w:color="C3CBDA"/>
+              <w:bottom w:val="single" w:sz="4" w:space="0" w:color="C3CBDA"/>
+              <w:right w:val="single" w:sz="4" w:space="0" w:color="C3CBDA"/>
+            </w:tcBorders>
+            <w:shd w:val="clear" w:color="auto" w:fill="F7F9FC"/>
+            <w:tcMar>
+              <w:top w:w="26" w:type="dxa"/>
+              <w:left w:w="80" w:type="dxa"/>
+              <w:bottom w:w="26" w:type="dxa"/>
+              <w:right w:w="80" w:type="dxa"/>
+            </w:tcMar>
+            <w:vAlign w:val="center"/>
+          </w:tcPr>
+          <w:p>
+            <w:pPr>
+              <w:spacing w:line="220" w:lineRule="auto"/>
+              <w:jc w:val="center"/>
+            </w:pPr>
+            <w:r>
+              <w:rPr>
+                <w:i/>
+                <w:iCs/>
+                <w:color w:val="8E96A3"/>
                 <w:sz w:val="16"/>
                 <w:szCs w:val="16"/>
               </w:rPr>
@@ -1792,30 +1792,30 @@
           <w:tcPr>
             <w:tcW w:w="1080" w:type="dxa"/>
             <w:tcBorders>
-              <w:top w:val="single" w:sz="4" w:space="0" w:color="BFC5CB"/>
-              <w:left w:val="single" w:sz="4" w:space="0" w:color="BFC5CB"/>
-              <w:bottom w:val="single" w:sz="4" w:space="0" w:color="BFC5CB"/>
-              <w:right w:val="single" w:sz="4" w:space="0" w:color="BFC5CB"/>
-            </w:tcBorders>
-            <w:shd w:val="clear" w:color="auto" w:fill="FAFBFC"/>
-            <w:tcMar>
-              <w:top w:w="26" w:type="dxa"/>
-              <w:left w:w="80" w:type="dxa"/>
-              <w:bottom w:w="26" w:type="dxa"/>
-              <w:right w:w="80" w:type="dxa"/>
-            </w:tcMar>
-            <w:vAlign w:val="center"/>
-          </w:tcPr>
-          <w:p>
-            <w:pPr>
-              <w:spacing w:line="220" w:lineRule="auto"/>
-              <w:jc w:val="center"/>
-            </w:pPr>
-            <w:r>
-              <w:rPr>
-                <w:i/>
-                <w:iCs/>
-                <w:color w:val="8A939C"/>
+              <w:top w:val="single" w:sz="4" w:space="0" w:color="C3CBDA"/>
+              <w:left w:val="single" w:sz="4" w:space="0" w:color="C3CBDA"/>
+              <w:bottom w:val="single" w:sz="4" w:space="0" w:color="C3CBDA"/>
+              <w:right w:val="single" w:sz="4" w:space="0" w:color="C3CBDA"/>
+            </w:tcBorders>
+            <w:shd w:val="clear" w:color="auto" w:fill="F7F9FC"/>
+            <w:tcMar>
+              <w:top w:w="26" w:type="dxa"/>
+              <w:left w:w="80" w:type="dxa"/>
+              <w:bottom w:w="26" w:type="dxa"/>
+              <w:right w:w="80" w:type="dxa"/>
+            </w:tcMar>
+            <w:vAlign w:val="center"/>
+          </w:tcPr>
+          <w:p>
+            <w:pPr>
+              <w:spacing w:line="220" w:lineRule="auto"/>
+              <w:jc w:val="center"/>
+            </w:pPr>
+            <w:r>
+              <w:rPr>
+                <w:i/>
+                <w:iCs/>
+                <w:color w:val="8E96A3"/>
                 <w:sz w:val="16"/>
                 <w:szCs w:val="16"/>
               </w:rPr>
@@ -1827,30 +1827,30 @@
           <w:tcPr>
             <w:tcW w:w="1130" w:type="dxa"/>
             <w:tcBorders>
-              <w:top w:val="single" w:sz="4" w:space="0" w:color="BFC5CB"/>
-              <w:left w:val="single" w:sz="4" w:space="0" w:color="BFC5CB"/>
-              <w:bottom w:val="single" w:sz="4" w:space="0" w:color="BFC5CB"/>
-              <w:right w:val="single" w:sz="4" w:space="0" w:color="BFC5CB"/>
-            </w:tcBorders>
-            <w:shd w:val="clear" w:color="auto" w:fill="FAFBFC"/>
-            <w:tcMar>
-              <w:top w:w="26" w:type="dxa"/>
-              <w:left w:w="80" w:type="dxa"/>
-              <w:bottom w:w="26" w:type="dxa"/>
-              <w:right w:w="80" w:type="dxa"/>
-            </w:tcMar>
-            <w:vAlign w:val="center"/>
-          </w:tcPr>
-          <w:p>
-            <w:pPr>
-              <w:spacing w:line="220" w:lineRule="auto"/>
-              <w:jc w:val="center"/>
-            </w:pPr>
-            <w:r>
-              <w:rPr>
-                <w:i/>
-                <w:iCs/>
-                <w:color w:val="8A939C"/>
+              <w:top w:val="single" w:sz="4" w:space="0" w:color="C3CBDA"/>
+              <w:left w:val="single" w:sz="4" w:space="0" w:color="C3CBDA"/>
+              <w:bottom w:val="single" w:sz="4" w:space="0" w:color="C3CBDA"/>
+              <w:right w:val="single" w:sz="4" w:space="0" w:color="C3CBDA"/>
+            </w:tcBorders>
+            <w:shd w:val="clear" w:color="auto" w:fill="F7F9FC"/>
+            <w:tcMar>
+              <w:top w:w="26" w:type="dxa"/>
+              <w:left w:w="80" w:type="dxa"/>
+              <w:bottom w:w="26" w:type="dxa"/>
+              <w:right w:w="80" w:type="dxa"/>
+            </w:tcMar>
+            <w:vAlign w:val="center"/>
+          </w:tcPr>
+          <w:p>
+            <w:pPr>
+              <w:spacing w:line="220" w:lineRule="auto"/>
+              <w:jc w:val="center"/>
+            </w:pPr>
+            <w:r>
+              <w:rPr>
+                <w:i/>
+                <w:iCs/>
+                <w:color w:val="8E96A3"/>
                 <w:sz w:val="16"/>
                 <w:szCs w:val="16"/>
               </w:rPr>
@@ -1862,30 +1862,30 @@
           <w:tcPr>
             <w:tcW w:w="1520" w:type="dxa"/>
             <w:tcBorders>
-              <w:top w:val="single" w:sz="4" w:space="0" w:color="BFC5CB"/>
-              <w:left w:val="single" w:sz="4" w:space="0" w:color="BFC5CB"/>
-              <w:bottom w:val="single" w:sz="4" w:space="0" w:color="BFC5CB"/>
-              <w:right w:val="single" w:sz="4" w:space="0" w:color="BFC5CB"/>
-            </w:tcBorders>
-            <w:shd w:val="clear" w:color="auto" w:fill="FAFBFC"/>
-            <w:tcMar>
-              <w:top w:w="26" w:type="dxa"/>
-              <w:left w:w="80" w:type="dxa"/>
-              <w:bottom w:w="26" w:type="dxa"/>
-              <w:right w:w="80" w:type="dxa"/>
-            </w:tcMar>
-            <w:vAlign w:val="center"/>
-          </w:tcPr>
-          <w:p>
-            <w:pPr>
-              <w:spacing w:line="220" w:lineRule="auto"/>
-              <w:jc w:val="center"/>
-            </w:pPr>
-            <w:r>
-              <w:rPr>
-                <w:i/>
-                <w:iCs/>
-                <w:color w:val="8A939C"/>
+              <w:top w:val="single" w:sz="4" w:space="0" w:color="C3CBDA"/>
+              <w:left w:val="single" w:sz="4" w:space="0" w:color="C3CBDA"/>
+              <w:bottom w:val="single" w:sz="4" w:space="0" w:color="C3CBDA"/>
+              <w:right w:val="single" w:sz="4" w:space="0" w:color="C3CBDA"/>
+            </w:tcBorders>
+            <w:shd w:val="clear" w:color="auto" w:fill="F7F9FC"/>
+            <w:tcMar>
+              <w:top w:w="26" w:type="dxa"/>
+              <w:left w:w="80" w:type="dxa"/>
+              <w:bottom w:w="26" w:type="dxa"/>
+              <w:right w:w="80" w:type="dxa"/>
+            </w:tcMar>
+            <w:vAlign w:val="center"/>
+          </w:tcPr>
+          <w:p>
+            <w:pPr>
+              <w:spacing w:line="220" w:lineRule="auto"/>
+              <w:jc w:val="center"/>
+            </w:pPr>
+            <w:r>
+              <w:rPr>
+                <w:i/>
+                <w:iCs/>
+                <w:color w:val="8E96A3"/>
                 <w:sz w:val="16"/>
                 <w:szCs w:val="16"/>
               </w:rPr>
@@ -1897,30 +1897,30 @@
           <w:tcPr>
             <w:tcW w:w="1030" w:type="dxa"/>
             <w:tcBorders>
-              <w:top w:val="single" w:sz="4" w:space="0" w:color="BFC5CB"/>
-              <w:left w:val="single" w:sz="4" w:space="0" w:color="BFC5CB"/>
-              <w:bottom w:val="single" w:sz="4" w:space="0" w:color="BFC5CB"/>
-              <w:right w:val="single" w:sz="4" w:space="0" w:color="BFC5CB"/>
-            </w:tcBorders>
-            <w:shd w:val="clear" w:color="auto" w:fill="FAFBFC"/>
-            <w:tcMar>
-              <w:top w:w="26" w:type="dxa"/>
-              <w:left w:w="80" w:type="dxa"/>
-              <w:bottom w:w="26" w:type="dxa"/>
-              <w:right w:w="80" w:type="dxa"/>
-            </w:tcMar>
-            <w:vAlign w:val="center"/>
-          </w:tcPr>
-          <w:p>
-            <w:pPr>
-              <w:spacing w:line="220" w:lineRule="auto"/>
-              <w:jc w:val="center"/>
-            </w:pPr>
-            <w:r>
-              <w:rPr>
-                <w:i/>
-                <w:iCs/>
-                <w:color w:val="8A939C"/>
+              <w:top w:val="single" w:sz="4" w:space="0" w:color="C3CBDA"/>
+              <w:left w:val="single" w:sz="4" w:space="0" w:color="C3CBDA"/>
+              <w:bottom w:val="single" w:sz="4" w:space="0" w:color="C3CBDA"/>
+              <w:right w:val="single" w:sz="4" w:space="0" w:color="C3CBDA"/>
+            </w:tcBorders>
+            <w:shd w:val="clear" w:color="auto" w:fill="F7F9FC"/>
+            <w:tcMar>
+              <w:top w:w="26" w:type="dxa"/>
+              <w:left w:w="80" w:type="dxa"/>
+              <w:bottom w:w="26" w:type="dxa"/>
+              <w:right w:w="80" w:type="dxa"/>
+            </w:tcMar>
+            <w:vAlign w:val="center"/>
+          </w:tcPr>
+          <w:p>
+            <w:pPr>
+              <w:spacing w:line="220" w:lineRule="auto"/>
+              <w:jc w:val="center"/>
+            </w:pPr>
+            <w:r>
+              <w:rPr>
+                <w:i/>
+                <w:iCs/>
+                <w:color w:val="8E96A3"/>
                 <w:sz w:val="16"/>
                 <w:szCs w:val="16"/>
               </w:rPr>
@@ -1932,29 +1932,29 @@
           <w:tcPr>
             <w:tcW w:w="2122" w:type="dxa"/>
             <w:tcBorders>
-              <w:top w:val="single" w:sz="4" w:space="0" w:color="BFC5CB"/>
-              <w:left w:val="single" w:sz="4" w:space="0" w:color="BFC5CB"/>
-              <w:bottom w:val="single" w:sz="4" w:space="0" w:color="BFC5CB"/>
-              <w:right w:val="single" w:sz="4" w:space="0" w:color="BFC5CB"/>
-            </w:tcBorders>
-            <w:shd w:val="clear" w:color="auto" w:fill="FAFBFC"/>
-            <w:tcMar>
-              <w:top w:w="26" w:type="dxa"/>
-              <w:left w:w="80" w:type="dxa"/>
-              <w:bottom w:w="26" w:type="dxa"/>
-              <w:right w:w="80" w:type="dxa"/>
-            </w:tcMar>
-            <w:vAlign w:val="center"/>
-          </w:tcPr>
-          <w:p>
-            <w:pPr>
-              <w:spacing w:line="220" w:lineRule="auto"/>
-            </w:pPr>
-            <w:r>
-              <w:rPr>
-                <w:i/>
-                <w:iCs/>
-                <w:color w:val="8A939C"/>
+              <w:top w:val="single" w:sz="4" w:space="0" w:color="C3CBDA"/>
+              <w:left w:val="single" w:sz="4" w:space="0" w:color="C3CBDA"/>
+              <w:bottom w:val="single" w:sz="4" w:space="0" w:color="C3CBDA"/>
+              <w:right w:val="single" w:sz="4" w:space="0" w:color="C3CBDA"/>
+            </w:tcBorders>
+            <w:shd w:val="clear" w:color="auto" w:fill="F7F9FC"/>
+            <w:tcMar>
+              <w:top w:w="26" w:type="dxa"/>
+              <w:left w:w="80" w:type="dxa"/>
+              <w:bottom w:w="26" w:type="dxa"/>
+              <w:right w:w="80" w:type="dxa"/>
+            </w:tcMar>
+            <w:vAlign w:val="center"/>
+          </w:tcPr>
+          <w:p>
+            <w:pPr>
+              <w:spacing w:line="220" w:lineRule="auto"/>
+            </w:pPr>
+            <w:r>
+              <w:rPr>
+                <w:i/>
+                <w:iCs/>
+                <w:color w:val="8E96A3"/>
                 <w:sz w:val="16"/>
                 <w:szCs w:val="16"/>
               </w:rPr>
@@ -1971,12 +1971,12 @@
           <w:tcPr>
             <w:tcW w:w="560" w:type="dxa"/>
             <w:tcBorders>
-              <w:top w:val="single" w:sz="4" w:space="0" w:color="BFC5CB"/>
-              <w:left w:val="single" w:sz="4" w:space="0" w:color="BFC5CB"/>
-              <w:bottom w:val="single" w:sz="4" w:space="0" w:color="BFC5CB"/>
-              <w:right w:val="single" w:sz="4" w:space="0" w:color="BFC5CB"/>
-            </w:tcBorders>
-            <w:shd w:val="clear" w:color="auto" w:fill="F2F4F6"/>
+              <w:top w:val="single" w:sz="4" w:space="0" w:color="C3CBDA"/>
+              <w:left w:val="single" w:sz="4" w:space="0" w:color="C3CBDA"/>
+              <w:bottom w:val="single" w:sz="4" w:space="0" w:color="C3CBDA"/>
+              <w:right w:val="single" w:sz="4" w:space="0" w:color="C3CBDA"/>
+            </w:tcBorders>
+            <w:shd w:val="clear" w:color="auto" w:fill="F0F2F7"/>
             <w:tcMar>
               <w:top w:w="26" w:type="dxa"/>
               <w:left w:w="80" w:type="dxa"/>
@@ -1994,7 +1994,7 @@
               <w:rPr>
                 <w:b/>
                 <w:bCs/>
-                <w:color w:val="5A646E"/>
+                <w:color w:val="606060"/>
               </w:rPr>
               <w:t>3</w:t>
             </w:r>
@@ -2004,28 +2004,28 @@
           <w:tcPr>
             <w:tcW w:w="1480" w:type="dxa"/>
             <w:tcBorders>
-              <w:top w:val="single" w:sz="4" w:space="0" w:color="BFC5CB"/>
-              <w:left w:val="single" w:sz="4" w:space="0" w:color="BFC5CB"/>
-              <w:bottom w:val="single" w:sz="4" w:space="0" w:color="BFC5CB"/>
-              <w:right w:val="single" w:sz="4" w:space="0" w:color="BFC5CB"/>
-            </w:tcBorders>
-            <w:tcMar>
-              <w:top w:w="26" w:type="dxa"/>
-              <w:left w:w="80" w:type="dxa"/>
-              <w:bottom w:w="26" w:type="dxa"/>
-              <w:right w:w="80" w:type="dxa"/>
-            </w:tcMar>
-            <w:vAlign w:val="center"/>
-          </w:tcPr>
-          <w:p>
-            <w:pPr>
-              <w:spacing w:line="220" w:lineRule="auto"/>
-            </w:pPr>
-            <w:r>
-              <w:rPr>
-                <w:i/>
-                <w:iCs/>
-                <w:color w:val="8A939C"/>
+              <w:top w:val="single" w:sz="4" w:space="0" w:color="C3CBDA"/>
+              <w:left w:val="single" w:sz="4" w:space="0" w:color="C3CBDA"/>
+              <w:bottom w:val="single" w:sz="4" w:space="0" w:color="C3CBDA"/>
+              <w:right w:val="single" w:sz="4" w:space="0" w:color="C3CBDA"/>
+            </w:tcBorders>
+            <w:tcMar>
+              <w:top w:w="26" w:type="dxa"/>
+              <w:left w:w="80" w:type="dxa"/>
+              <w:bottom w:w="26" w:type="dxa"/>
+              <w:right w:w="80" w:type="dxa"/>
+            </w:tcMar>
+            <w:vAlign w:val="center"/>
+          </w:tcPr>
+          <w:p>
+            <w:pPr>
+              <w:spacing w:line="220" w:lineRule="auto"/>
+            </w:pPr>
+            <w:r>
+              <w:rPr>
+                <w:i/>
+                <w:iCs/>
+                <w:color w:val="8E96A3"/>
                 <w:sz w:val="16"/>
                 <w:szCs w:val="16"/>
               </w:rPr>
@@ -2037,28 +2037,28 @@
           <w:tcPr>
             <w:tcW w:w="1480" w:type="dxa"/>
             <w:tcBorders>
-              <w:top w:val="single" w:sz="4" w:space="0" w:color="BFC5CB"/>
-              <w:left w:val="single" w:sz="4" w:space="0" w:color="BFC5CB"/>
-              <w:bottom w:val="single" w:sz="4" w:space="0" w:color="BFC5CB"/>
-              <w:right w:val="single" w:sz="4" w:space="0" w:color="BFC5CB"/>
-            </w:tcBorders>
-            <w:tcMar>
-              <w:top w:w="26" w:type="dxa"/>
-              <w:left w:w="80" w:type="dxa"/>
-              <w:bottom w:w="26" w:type="dxa"/>
-              <w:right w:w="80" w:type="dxa"/>
-            </w:tcMar>
-            <w:vAlign w:val="center"/>
-          </w:tcPr>
-          <w:p>
-            <w:pPr>
-              <w:spacing w:line="220" w:lineRule="auto"/>
-            </w:pPr>
-            <w:r>
-              <w:rPr>
-                <w:i/>
-                <w:iCs/>
-                <w:color w:val="8A939C"/>
+              <w:top w:val="single" w:sz="4" w:space="0" w:color="C3CBDA"/>
+              <w:left w:val="single" w:sz="4" w:space="0" w:color="C3CBDA"/>
+              <w:bottom w:val="single" w:sz="4" w:space="0" w:color="C3CBDA"/>
+              <w:right w:val="single" w:sz="4" w:space="0" w:color="C3CBDA"/>
+            </w:tcBorders>
+            <w:tcMar>
+              <w:top w:w="26" w:type="dxa"/>
+              <w:left w:w="80" w:type="dxa"/>
+              <w:bottom w:w="26" w:type="dxa"/>
+              <w:right w:w="80" w:type="dxa"/>
+            </w:tcMar>
+            <w:vAlign w:val="center"/>
+          </w:tcPr>
+          <w:p>
+            <w:pPr>
+              <w:spacing w:line="220" w:lineRule="auto"/>
+            </w:pPr>
+            <w:r>
+              <w:rPr>
+                <w:i/>
+                <w:iCs/>
+                <w:color w:val="8E96A3"/>
                 <w:sz w:val="16"/>
                 <w:szCs w:val="16"/>
               </w:rPr>
@@ -2070,28 +2070,28 @@
           <w:tcPr>
             <w:tcW w:w="1180" w:type="dxa"/>
             <w:tcBorders>
-              <w:top w:val="single" w:sz="4" w:space="0" w:color="BFC5CB"/>
-              <w:left w:val="single" w:sz="4" w:space="0" w:color="BFC5CB"/>
-              <w:bottom w:val="single" w:sz="4" w:space="0" w:color="BFC5CB"/>
-              <w:right w:val="single" w:sz="4" w:space="0" w:color="BFC5CB"/>
-            </w:tcBorders>
-            <w:tcMar>
-              <w:top w:w="26" w:type="dxa"/>
-              <w:left w:w="80" w:type="dxa"/>
-              <w:bottom w:w="26" w:type="dxa"/>
-              <w:right w:w="80" w:type="dxa"/>
-            </w:tcMar>
-            <w:vAlign w:val="center"/>
-          </w:tcPr>
-          <w:p>
-            <w:pPr>
-              <w:spacing w:line="220" w:lineRule="auto"/>
-            </w:pPr>
-            <w:r>
-              <w:rPr>
-                <w:i/>
-                <w:iCs/>
-                <w:color w:val="8A939C"/>
+              <w:top w:val="single" w:sz="4" w:space="0" w:color="C3CBDA"/>
+              <w:left w:val="single" w:sz="4" w:space="0" w:color="C3CBDA"/>
+              <w:bottom w:val="single" w:sz="4" w:space="0" w:color="C3CBDA"/>
+              <w:right w:val="single" w:sz="4" w:space="0" w:color="C3CBDA"/>
+            </w:tcBorders>
+            <w:tcMar>
+              <w:top w:w="26" w:type="dxa"/>
+              <w:left w:w="80" w:type="dxa"/>
+              <w:bottom w:w="26" w:type="dxa"/>
+              <w:right w:w="80" w:type="dxa"/>
+            </w:tcMar>
+            <w:vAlign w:val="center"/>
+          </w:tcPr>
+          <w:p>
+            <w:pPr>
+              <w:spacing w:line="220" w:lineRule="auto"/>
+            </w:pPr>
+            <w:r>
+              <w:rPr>
+                <w:i/>
+                <w:iCs/>
+                <w:color w:val="8E96A3"/>
                 <w:sz w:val="16"/>
                 <w:szCs w:val="16"/>
               </w:rPr>
@@ -2103,29 +2103,29 @@
           <w:tcPr>
             <w:tcW w:w="1620" w:type="dxa"/>
             <w:tcBorders>
-              <w:top w:val="single" w:sz="4" w:space="0" w:color="BFC5CB"/>
-              <w:left w:val="single" w:sz="4" w:space="0" w:color="BFC5CB"/>
-              <w:bottom w:val="single" w:sz="4" w:space="0" w:color="BFC5CB"/>
-              <w:right w:val="single" w:sz="4" w:space="0" w:color="BFC5CB"/>
-            </w:tcBorders>
-            <w:tcMar>
-              <w:top w:w="26" w:type="dxa"/>
-              <w:left w:w="80" w:type="dxa"/>
-              <w:bottom w:w="26" w:type="dxa"/>
-              <w:right w:w="80" w:type="dxa"/>
-            </w:tcMar>
-            <w:vAlign w:val="center"/>
-          </w:tcPr>
-          <w:p>
-            <w:pPr>
-              <w:spacing w:line="220" w:lineRule="auto"/>
-              <w:jc w:val="center"/>
-            </w:pPr>
-            <w:r>
-              <w:rPr>
-                <w:i/>
-                <w:iCs/>
-                <w:color w:val="8A939C"/>
+              <w:top w:val="single" w:sz="4" w:space="0" w:color="C3CBDA"/>
+              <w:left w:val="single" w:sz="4" w:space="0" w:color="C3CBDA"/>
+              <w:bottom w:val="single" w:sz="4" w:space="0" w:color="C3CBDA"/>
+              <w:right w:val="single" w:sz="4" w:space="0" w:color="C3CBDA"/>
+            </w:tcBorders>
+            <w:tcMar>
+              <w:top w:w="26" w:type="dxa"/>
+              <w:left w:w="80" w:type="dxa"/>
+              <w:bottom w:w="26" w:type="dxa"/>
+              <w:right w:w="80" w:type="dxa"/>
+            </w:tcMar>
+            <w:vAlign w:val="center"/>
+          </w:tcPr>
+          <w:p>
+            <w:pPr>
+              <w:spacing w:line="220" w:lineRule="auto"/>
+              <w:jc w:val="center"/>
+            </w:pPr>
+            <w:r>
+              <w:rPr>
+                <w:i/>
+                <w:iCs/>
+                <w:color w:val="8E96A3"/>
                 <w:sz w:val="16"/>
                 <w:szCs w:val="16"/>
               </w:rPr>
@@ -2137,29 +2137,29 @@
           <w:tcPr>
             <w:tcW w:w="1620" w:type="dxa"/>
             <w:tcBorders>
-              <w:top w:val="single" w:sz="4" w:space="0" w:color="BFC5CB"/>
-              <w:left w:val="single" w:sz="4" w:space="0" w:color="BFC5CB"/>
-              <w:bottom w:val="single" w:sz="4" w:space="0" w:color="BFC5CB"/>
-              <w:right w:val="single" w:sz="4" w:space="0" w:color="BFC5CB"/>
-            </w:tcBorders>
-            <w:tcMar>
-              <w:top w:w="26" w:type="dxa"/>
-              <w:left w:w="80" w:type="dxa"/>
-              <w:bottom w:w="26" w:type="dxa"/>
-              <w:right w:w="80" w:type="dxa"/>
-            </w:tcMar>
-            <w:vAlign w:val="center"/>
-          </w:tcPr>
-          <w:p>
-            <w:pPr>
-              <w:spacing w:line="220" w:lineRule="auto"/>
-              <w:jc w:val="center"/>
-            </w:pPr>
-            <w:r>
-              <w:rPr>
-                <w:i/>
-                <w:iCs/>
-                <w:color w:val="8A939C"/>
+              <w:top w:val="single" w:sz="4" w:space="0" w:color="C3CBDA"/>
+              <w:left w:val="single" w:sz="4" w:space="0" w:color="C3CBDA"/>
+              <w:bottom w:val="single" w:sz="4" w:space="0" w:color="C3CBDA"/>
+              <w:right w:val="single" w:sz="4" w:space="0" w:color="C3CBDA"/>
+            </w:tcBorders>
+            <w:tcMar>
+              <w:top w:w="26" w:type="dxa"/>
+              <w:left w:w="80" w:type="dxa"/>
+              <w:bottom w:w="26" w:type="dxa"/>
+              <w:right w:w="80" w:type="dxa"/>
+            </w:tcMar>
+            <w:vAlign w:val="center"/>
+          </w:tcPr>
+          <w:p>
+            <w:pPr>
+              <w:spacing w:line="220" w:lineRule="auto"/>
+              <w:jc w:val="center"/>
+            </w:pPr>
+            <w:r>
+              <w:rPr>
+                <w:i/>
+                <w:iCs/>
+                <w:color w:val="8E96A3"/>
                 <w:sz w:val="16"/>
                 <w:szCs w:val="16"/>
               </w:rPr>
@@ -2171,29 +2171,29 @@
           <w:tcPr>
             <w:tcW w:w="1080" w:type="dxa"/>
             <w:tcBorders>
-              <w:top w:val="single" w:sz="4" w:space="0" w:color="BFC5CB"/>
-              <w:left w:val="single" w:sz="4" w:space="0" w:color="BFC5CB"/>
-              <w:bottom w:val="single" w:sz="4" w:space="0" w:color="BFC5CB"/>
-              <w:right w:val="single" w:sz="4" w:space="0" w:color="BFC5CB"/>
-            </w:tcBorders>
-            <w:tcMar>
-              <w:top w:w="26" w:type="dxa"/>
-              <w:left w:w="80" w:type="dxa"/>
-              <w:bottom w:w="26" w:type="dxa"/>
-              <w:right w:w="80" w:type="dxa"/>
-            </w:tcMar>
-            <w:vAlign w:val="center"/>
-          </w:tcPr>
-          <w:p>
-            <w:pPr>
-              <w:spacing w:line="220" w:lineRule="auto"/>
-              <w:jc w:val="center"/>
-            </w:pPr>
-            <w:r>
-              <w:rPr>
-                <w:i/>
-                <w:iCs/>
-                <w:color w:val="8A939C"/>
+              <w:top w:val="single" w:sz="4" w:space="0" w:color="C3CBDA"/>
+              <w:left w:val="single" w:sz="4" w:space="0" w:color="C3CBDA"/>
+              <w:bottom w:val="single" w:sz="4" w:space="0" w:color="C3CBDA"/>
+              <w:right w:val="single" w:sz="4" w:space="0" w:color="C3CBDA"/>
+            </w:tcBorders>
+            <w:tcMar>
+              <w:top w:w="26" w:type="dxa"/>
+              <w:left w:w="80" w:type="dxa"/>
+              <w:bottom w:w="26" w:type="dxa"/>
+              <w:right w:w="80" w:type="dxa"/>
+            </w:tcMar>
+            <w:vAlign w:val="center"/>
+          </w:tcPr>
+          <w:p>
+            <w:pPr>
+              <w:spacing w:line="220" w:lineRule="auto"/>
+              <w:jc w:val="center"/>
+            </w:pPr>
+            <w:r>
+              <w:rPr>
+                <w:i/>
+                <w:iCs/>
+                <w:color w:val="8E96A3"/>
                 <w:sz w:val="16"/>
                 <w:szCs w:val="16"/>
               </w:rPr>
@@ -2205,29 +2205,29 @@
           <w:tcPr>
             <w:tcW w:w="1130" w:type="dxa"/>
             <w:tcBorders>
-              <w:top w:val="single" w:sz="4" w:space="0" w:color="BFC5CB"/>
-              <w:left w:val="single" w:sz="4" w:space="0" w:color="BFC5CB"/>
-              <w:bottom w:val="single" w:sz="4" w:space="0" w:color="BFC5CB"/>
-              <w:right w:val="single" w:sz="4" w:space="0" w:color="BFC5CB"/>
-            </w:tcBorders>
-            <w:tcMar>
-              <w:top w:w="26" w:type="dxa"/>
-              <w:left w:w="80" w:type="dxa"/>
-              <w:bottom w:w="26" w:type="dxa"/>
-              <w:right w:w="80" w:type="dxa"/>
-            </w:tcMar>
-            <w:vAlign w:val="center"/>
-          </w:tcPr>
-          <w:p>
-            <w:pPr>
-              <w:spacing w:line="220" w:lineRule="auto"/>
-              <w:jc w:val="center"/>
-            </w:pPr>
-            <w:r>
-              <w:rPr>
-                <w:i/>
-                <w:iCs/>
-                <w:color w:val="8A939C"/>
+              <w:top w:val="single" w:sz="4" w:space="0" w:color="C3CBDA"/>
+              <w:left w:val="single" w:sz="4" w:space="0" w:color="C3CBDA"/>
+              <w:bottom w:val="single" w:sz="4" w:space="0" w:color="C3CBDA"/>
+              <w:right w:val="single" w:sz="4" w:space="0" w:color="C3CBDA"/>
+            </w:tcBorders>
+            <w:tcMar>
+              <w:top w:w="26" w:type="dxa"/>
+              <w:left w:w="80" w:type="dxa"/>
+              <w:bottom w:w="26" w:type="dxa"/>
+              <w:right w:w="80" w:type="dxa"/>
+            </w:tcMar>
+            <w:vAlign w:val="center"/>
+          </w:tcPr>
+          <w:p>
+            <w:pPr>
+              <w:spacing w:line="220" w:lineRule="auto"/>
+              <w:jc w:val="center"/>
+            </w:pPr>
+            <w:r>
+              <w:rPr>
+                <w:i/>
+                <w:iCs/>
+                <w:color w:val="8E96A3"/>
                 <w:sz w:val="16"/>
                 <w:szCs w:val="16"/>
               </w:rPr>
@@ -2239,29 +2239,29 @@
           <w:tcPr>
             <w:tcW w:w="1520" w:type="dxa"/>
             <w:tcBorders>
-              <w:top w:val="single" w:sz="4" w:space="0" w:color="BFC5CB"/>
-              <w:left w:val="single" w:sz="4" w:space="0" w:color="BFC5CB"/>
-              <w:bottom w:val="single" w:sz="4" w:space="0" w:color="BFC5CB"/>
-              <w:right w:val="single" w:sz="4" w:space="0" w:color="BFC5CB"/>
-            </w:tcBorders>
-            <w:tcMar>
-              <w:top w:w="26" w:type="dxa"/>
-              <w:left w:w="80" w:type="dxa"/>
-              <w:bottom w:w="26" w:type="dxa"/>
-              <w:right w:w="80" w:type="dxa"/>
-            </w:tcMar>
-            <w:vAlign w:val="center"/>
-          </w:tcPr>
-          <w:p>
-            <w:pPr>
-              <w:spacing w:line="220" w:lineRule="auto"/>
-              <w:jc w:val="center"/>
-            </w:pPr>
-            <w:r>
-              <w:rPr>
-                <w:i/>
-                <w:iCs/>
-                <w:color w:val="8A939C"/>
+              <w:top w:val="single" w:sz="4" w:space="0" w:color="C3CBDA"/>
+              <w:left w:val="single" w:sz="4" w:space="0" w:color="C3CBDA"/>
+              <w:bottom w:val="single" w:sz="4" w:space="0" w:color="C3CBDA"/>
+              <w:right w:val="single" w:sz="4" w:space="0" w:color="C3CBDA"/>
+            </w:tcBorders>
+            <w:tcMar>
+              <w:top w:w="26" w:type="dxa"/>
+              <w:left w:w="80" w:type="dxa"/>
+              <w:bottom w:w="26" w:type="dxa"/>
+              <w:right w:w="80" w:type="dxa"/>
+            </w:tcMar>
+            <w:vAlign w:val="center"/>
+          </w:tcPr>
+          <w:p>
+            <w:pPr>
+              <w:spacing w:line="220" w:lineRule="auto"/>
+              <w:jc w:val="center"/>
+            </w:pPr>
+            <w:r>
+              <w:rPr>
+                <w:i/>
+                <w:iCs/>
+                <w:color w:val="8E96A3"/>
                 <w:sz w:val="16"/>
                 <w:szCs w:val="16"/>
               </w:rPr>
@@ -2273,29 +2273,29 @@
           <w:tcPr>
             <w:tcW w:w="1030" w:type="dxa"/>
             <w:tcBorders>
-              <w:top w:val="single" w:sz="4" w:space="0" w:color="BFC5CB"/>
-              <w:left w:val="single" w:sz="4" w:space="0" w:color="BFC5CB"/>
-              <w:bottom w:val="single" w:sz="4" w:space="0" w:color="BFC5CB"/>
-              <w:right w:val="single" w:sz="4" w:space="0" w:color="BFC5CB"/>
-            </w:tcBorders>
-            <w:tcMar>
-              <w:top w:w="26" w:type="dxa"/>
-              <w:left w:w="80" w:type="dxa"/>
-              <w:bottom w:w="26" w:type="dxa"/>
-              <w:right w:w="80" w:type="dxa"/>
-            </w:tcMar>
-            <w:vAlign w:val="center"/>
-          </w:tcPr>
-          <w:p>
-            <w:pPr>
-              <w:spacing w:line="220" w:lineRule="auto"/>
-              <w:jc w:val="center"/>
-            </w:pPr>
-            <w:r>
-              <w:rPr>
-                <w:i/>
-                <w:iCs/>
-                <w:color w:val="8A939C"/>
+              <w:top w:val="single" w:sz="4" w:space="0" w:color="C3CBDA"/>
+              <w:left w:val="single" w:sz="4" w:space="0" w:color="C3CBDA"/>
+              <w:bottom w:val="single" w:sz="4" w:space="0" w:color="C3CBDA"/>
+              <w:right w:val="single" w:sz="4" w:space="0" w:color="C3CBDA"/>
+            </w:tcBorders>
+            <w:tcMar>
+              <w:top w:w="26" w:type="dxa"/>
+              <w:left w:w="80" w:type="dxa"/>
+              <w:bottom w:w="26" w:type="dxa"/>
+              <w:right w:w="80" w:type="dxa"/>
+            </w:tcMar>
+            <w:vAlign w:val="center"/>
+          </w:tcPr>
+          <w:p>
+            <w:pPr>
+              <w:spacing w:line="220" w:lineRule="auto"/>
+              <w:jc w:val="center"/>
+            </w:pPr>
+            <w:r>
+              <w:rPr>
+                <w:i/>
+                <w:iCs/>
+                <w:color w:val="8E96A3"/>
                 <w:sz w:val="16"/>
                 <w:szCs w:val="16"/>
               </w:rPr>
@@ -2307,28 +2307,28 @@
           <w:tcPr>
             <w:tcW w:w="2122" w:type="dxa"/>
             <w:tcBorders>
-              <w:top w:val="single" w:sz="4" w:space="0" w:color="BFC5CB"/>
-              <w:left w:val="single" w:sz="4" w:space="0" w:color="BFC5CB"/>
-              <w:bottom w:val="single" w:sz="4" w:space="0" w:color="BFC5CB"/>
-              <w:right w:val="single" w:sz="4" w:space="0" w:color="BFC5CB"/>
-            </w:tcBorders>
-            <w:tcMar>
-              <w:top w:w="26" w:type="dxa"/>
-              <w:left w:w="80" w:type="dxa"/>
-              <w:bottom w:w="26" w:type="dxa"/>
-              <w:right w:w="80" w:type="dxa"/>
-            </w:tcMar>
-            <w:vAlign w:val="center"/>
-          </w:tcPr>
-          <w:p>
-            <w:pPr>
-              <w:spacing w:line="220" w:lineRule="auto"/>
-            </w:pPr>
-            <w:r>
-              <w:rPr>
-                <w:i/>
-                <w:iCs/>
-                <w:color w:val="8A939C"/>
+              <w:top w:val="single" w:sz="4" w:space="0" w:color="C3CBDA"/>
+              <w:left w:val="single" w:sz="4" w:space="0" w:color="C3CBDA"/>
+              <w:bottom w:val="single" w:sz="4" w:space="0" w:color="C3CBDA"/>
+              <w:right w:val="single" w:sz="4" w:space="0" w:color="C3CBDA"/>
+            </w:tcBorders>
+            <w:tcMar>
+              <w:top w:w="26" w:type="dxa"/>
+              <w:left w:w="80" w:type="dxa"/>
+              <w:bottom w:w="26" w:type="dxa"/>
+              <w:right w:w="80" w:type="dxa"/>
+            </w:tcMar>
+            <w:vAlign w:val="center"/>
+          </w:tcPr>
+          <w:p>
+            <w:pPr>
+              <w:spacing w:line="220" w:lineRule="auto"/>
+            </w:pPr>
+            <w:r>
+              <w:rPr>
+                <w:i/>
+                <w:iCs/>
+                <w:color w:val="8E96A3"/>
                 <w:sz w:val="16"/>
                 <w:szCs w:val="16"/>
               </w:rPr>
@@ -2345,12 +2345,12 @@
           <w:tcPr>
             <w:tcW w:w="560" w:type="dxa"/>
             <w:tcBorders>
-              <w:top w:val="single" w:sz="4" w:space="0" w:color="BFC5CB"/>
-              <w:left w:val="single" w:sz="4" w:space="0" w:color="BFC5CB"/>
-              <w:bottom w:val="single" w:sz="4" w:space="0" w:color="BFC5CB"/>
-              <w:right w:val="single" w:sz="4" w:space="0" w:color="BFC5CB"/>
-            </w:tcBorders>
-            <w:shd w:val="clear" w:color="auto" w:fill="F2F4F6"/>
+              <w:top w:val="single" w:sz="4" w:space="0" w:color="C3CBDA"/>
+              <w:left w:val="single" w:sz="4" w:space="0" w:color="C3CBDA"/>
+              <w:bottom w:val="single" w:sz="4" w:space="0" w:color="C3CBDA"/>
+              <w:right w:val="single" w:sz="4" w:space="0" w:color="C3CBDA"/>
+            </w:tcBorders>
+            <w:shd w:val="clear" w:color="auto" w:fill="F0F2F7"/>
             <w:tcMar>
               <w:top w:w="26" w:type="dxa"/>
               <w:left w:w="80" w:type="dxa"/>
@@ -2368,7 +2368,7 @@
               <w:rPr>
                 <w:b/>
                 <w:bCs/>
-                <w:color w:val="5A646E"/>
+                <w:color w:val="606060"/>
               </w:rPr>
               <w:t>4</w:t>
             </w:r>
@@ -2378,29 +2378,29 @@
           <w:tcPr>
             <w:tcW w:w="1480" w:type="dxa"/>
             <w:tcBorders>
-              <w:top w:val="single" w:sz="4" w:space="0" w:color="BFC5CB"/>
-              <w:left w:val="single" w:sz="4" w:space="0" w:color="BFC5CB"/>
-              <w:bottom w:val="single" w:sz="4" w:space="0" w:color="BFC5CB"/>
-              <w:right w:val="single" w:sz="4" w:space="0" w:color="BFC5CB"/>
-            </w:tcBorders>
-            <w:shd w:val="clear" w:color="auto" w:fill="FAFBFC"/>
-            <w:tcMar>
-              <w:top w:w="26" w:type="dxa"/>
-              <w:left w:w="80" w:type="dxa"/>
-              <w:bottom w:w="26" w:type="dxa"/>
-              <w:right w:w="80" w:type="dxa"/>
-            </w:tcMar>
-            <w:vAlign w:val="center"/>
-          </w:tcPr>
-          <w:p>
-            <w:pPr>
-              <w:spacing w:line="220" w:lineRule="auto"/>
-            </w:pPr>
-            <w:r>
-              <w:rPr>
-                <w:i/>
-                <w:iCs/>
-                <w:color w:val="8A939C"/>
+              <w:top w:val="single" w:sz="4" w:space="0" w:color="C3CBDA"/>
+              <w:left w:val="single" w:sz="4" w:space="0" w:color="C3CBDA"/>
+              <w:bottom w:val="single" w:sz="4" w:space="0" w:color="C3CBDA"/>
+              <w:right w:val="single" w:sz="4" w:space="0" w:color="C3CBDA"/>
+            </w:tcBorders>
+            <w:shd w:val="clear" w:color="auto" w:fill="F7F9FC"/>
+            <w:tcMar>
+              <w:top w:w="26" w:type="dxa"/>
+              <w:left w:w="80" w:type="dxa"/>
+              <w:bottom w:w="26" w:type="dxa"/>
+              <w:right w:w="80" w:type="dxa"/>
+            </w:tcMar>
+            <w:vAlign w:val="center"/>
+          </w:tcPr>
+          <w:p>
+            <w:pPr>
+              <w:spacing w:line="220" w:lineRule="auto"/>
+            </w:pPr>
+            <w:r>
+              <w:rPr>
+                <w:i/>
+                <w:iCs/>
+                <w:color w:val="8E96A3"/>
                 <w:sz w:val="16"/>
                 <w:szCs w:val="16"/>
               </w:rPr>
@@ -2412,29 +2412,29 @@
           <w:tcPr>
             <w:tcW w:w="1480" w:type="dxa"/>
             <w:tcBorders>
-              <w:top w:val="single" w:sz="4" w:space="0" w:color="BFC5CB"/>
-              <w:left w:val="single" w:sz="4" w:space="0" w:color="BFC5CB"/>
-              <w:bottom w:val="single" w:sz="4" w:space="0" w:color="BFC5CB"/>
-              <w:right w:val="single" w:sz="4" w:space="0" w:color="BFC5CB"/>
-            </w:tcBorders>
-            <w:shd w:val="clear" w:color="auto" w:fill="FAFBFC"/>
-            <w:tcMar>
-              <w:top w:w="26" w:type="dxa"/>
-              <w:left w:w="80" w:type="dxa"/>
-              <w:bottom w:w="26" w:type="dxa"/>
-              <w:right w:w="80" w:type="dxa"/>
-            </w:tcMar>
-            <w:vAlign w:val="center"/>
-          </w:tcPr>
-          <w:p>
-            <w:pPr>
-              <w:spacing w:line="220" w:lineRule="auto"/>
-            </w:pPr>
-            <w:r>
-              <w:rPr>
-                <w:i/>
-                <w:iCs/>
-                <w:color w:val="8A939C"/>
+              <w:top w:val="single" w:sz="4" w:space="0" w:color="C3CBDA"/>
+              <w:left w:val="single" w:sz="4" w:space="0" w:color="C3CBDA"/>
+              <w:bottom w:val="single" w:sz="4" w:space="0" w:color="C3CBDA"/>
+              <w:right w:val="single" w:sz="4" w:space="0" w:color="C3CBDA"/>
+            </w:tcBorders>
+            <w:shd w:val="clear" w:color="auto" w:fill="F7F9FC"/>
+            <w:tcMar>
+              <w:top w:w="26" w:type="dxa"/>
+              <w:left w:w="80" w:type="dxa"/>
+              <w:bottom w:w="26" w:type="dxa"/>
+              <w:right w:w="80" w:type="dxa"/>
+            </w:tcMar>
+            <w:vAlign w:val="center"/>
+          </w:tcPr>
+          <w:p>
+            <w:pPr>
+              <w:spacing w:line="220" w:lineRule="auto"/>
+            </w:pPr>
+            <w:r>
+              <w:rPr>
+                <w:i/>
+                <w:iCs/>
+                <w:color w:val="8E96A3"/>
                 <w:sz w:val="16"/>
                 <w:szCs w:val="16"/>
               </w:rPr>
@@ -2446,29 +2446,29 @@
           <w:tcPr>
             <w:tcW w:w="1180" w:type="dxa"/>
             <w:tcBorders>
-              <w:top w:val="single" w:sz="4" w:space="0" w:color="BFC5CB"/>
-              <w:left w:val="single" w:sz="4" w:space="0" w:color="BFC5CB"/>
-              <w:bottom w:val="single" w:sz="4" w:space="0" w:color="BFC5CB"/>
-              <w:right w:val="single" w:sz="4" w:space="0" w:color="BFC5CB"/>
-            </w:tcBorders>
-            <w:shd w:val="clear" w:color="auto" w:fill="FAFBFC"/>
-            <w:tcMar>
-              <w:top w:w="26" w:type="dxa"/>
-              <w:left w:w="80" w:type="dxa"/>
-              <w:bottom w:w="26" w:type="dxa"/>
-              <w:right w:w="80" w:type="dxa"/>
-            </w:tcMar>
-            <w:vAlign w:val="center"/>
-          </w:tcPr>
-          <w:p>
-            <w:pPr>
-              <w:spacing w:line="220" w:lineRule="auto"/>
-            </w:pPr>
-            <w:r>
-              <w:rPr>
-                <w:i/>
-                <w:iCs/>
-                <w:color w:val="8A939C"/>
+              <w:top w:val="single" w:sz="4" w:space="0" w:color="C3CBDA"/>
+              <w:left w:val="single" w:sz="4" w:space="0" w:color="C3CBDA"/>
+              <w:bottom w:val="single" w:sz="4" w:space="0" w:color="C3CBDA"/>
+              <w:right w:val="single" w:sz="4" w:space="0" w:color="C3CBDA"/>
+            </w:tcBorders>
+            <w:shd w:val="clear" w:color="auto" w:fill="F7F9FC"/>
+            <w:tcMar>
+              <w:top w:w="26" w:type="dxa"/>
+              <w:left w:w="80" w:type="dxa"/>
+              <w:bottom w:w="26" w:type="dxa"/>
+              <w:right w:w="80" w:type="dxa"/>
+            </w:tcMar>
+            <w:vAlign w:val="center"/>
+          </w:tcPr>
+          <w:p>
+            <w:pPr>
+              <w:spacing w:line="220" w:lineRule="auto"/>
+            </w:pPr>
+            <w:r>
+              <w:rPr>
+                <w:i/>
+                <w:iCs/>
+                <w:color w:val="8E96A3"/>
                 <w:sz w:val="16"/>
                 <w:szCs w:val="16"/>
               </w:rPr>
@@ -2480,30 +2480,30 @@
           <w:tcPr>
             <w:tcW w:w="1620" w:type="dxa"/>
             <w:tcBorders>
-              <w:top w:val="single" w:sz="4" w:space="0" w:color="BFC5CB"/>
-              <w:left w:val="single" w:sz="4" w:space="0" w:color="BFC5CB"/>
-              <w:bottom w:val="single" w:sz="4" w:space="0" w:color="BFC5CB"/>
-              <w:right w:val="single" w:sz="4" w:space="0" w:color="BFC5CB"/>
-            </w:tcBorders>
-            <w:shd w:val="clear" w:color="auto" w:fill="FAFBFC"/>
-            <w:tcMar>
-              <w:top w:w="26" w:type="dxa"/>
-              <w:left w:w="80" w:type="dxa"/>
-              <w:bottom w:w="26" w:type="dxa"/>
-              <w:right w:w="80" w:type="dxa"/>
-            </w:tcMar>
-            <w:vAlign w:val="center"/>
-          </w:tcPr>
-          <w:p>
-            <w:pPr>
-              <w:spacing w:line="220" w:lineRule="auto"/>
-              <w:jc w:val="center"/>
-            </w:pPr>
-            <w:r>
-              <w:rPr>
-                <w:i/>
-                <w:iCs/>
-                <w:color w:val="8A939C"/>
+              <w:top w:val="single" w:sz="4" w:space="0" w:color="C3CBDA"/>
+              <w:left w:val="single" w:sz="4" w:space="0" w:color="C3CBDA"/>
+              <w:bottom w:val="single" w:sz="4" w:space="0" w:color="C3CBDA"/>
+              <w:right w:val="single" w:sz="4" w:space="0" w:color="C3CBDA"/>
+            </w:tcBorders>
+            <w:shd w:val="clear" w:color="auto" w:fill="F7F9FC"/>
+            <w:tcMar>
+              <w:top w:w="26" w:type="dxa"/>
+              <w:left w:w="80" w:type="dxa"/>
+              <w:bottom w:w="26" w:type="dxa"/>
+              <w:right w:w="80" w:type="dxa"/>
+            </w:tcMar>
+            <w:vAlign w:val="center"/>
+          </w:tcPr>
+          <w:p>
+            <w:pPr>
+              <w:spacing w:line="220" w:lineRule="auto"/>
+              <w:jc w:val="center"/>
+            </w:pPr>
+            <w:r>
+              <w:rPr>
+                <w:i/>
+                <w:iCs/>
+                <w:color w:val="8E96A3"/>
                 <w:sz w:val="16"/>
                 <w:szCs w:val="16"/>
               </w:rPr>
@@ -2515,30 +2515,30 @@
           <w:tcPr>
             <w:tcW w:w="1620" w:type="dxa"/>
             <w:tcBorders>
-              <w:top w:val="single" w:sz="4" w:space="0" w:color="BFC5CB"/>
-              <w:left w:val="single" w:sz="4" w:space="0" w:color="BFC5CB"/>
-              <w:bottom w:val="single" w:sz="4" w:space="0" w:color="BFC5CB"/>
-              <w:right w:val="single" w:sz="4" w:space="0" w:color="BFC5CB"/>
-            </w:tcBorders>
-            <w:shd w:val="clear" w:color="auto" w:fill="FAFBFC"/>
-            <w:tcMar>
-              <w:top w:w="26" w:type="dxa"/>
-              <w:left w:w="80" w:type="dxa"/>
-              <w:bottom w:w="26" w:type="dxa"/>
-              <w:right w:w="80" w:type="dxa"/>
-            </w:tcMar>
-            <w:vAlign w:val="center"/>
-          </w:tcPr>
-          <w:p>
-            <w:pPr>
-              <w:spacing w:line="220" w:lineRule="auto"/>
-              <w:jc w:val="center"/>
-            </w:pPr>
-            <w:r>
-              <w:rPr>
-                <w:i/>
-                <w:iCs/>
-                <w:color w:val="8A939C"/>
+              <w:top w:val="single" w:sz="4" w:space="0" w:color="C3CBDA"/>
+              <w:left w:val="single" w:sz="4" w:space="0" w:color="C3CBDA"/>
+              <w:bottom w:val="single" w:sz="4" w:space="0" w:color="C3CBDA"/>
+              <w:right w:val="single" w:sz="4" w:space="0" w:color="C3CBDA"/>
+            </w:tcBorders>
+            <w:shd w:val="clear" w:color="auto" w:fill="F7F9FC"/>
+            <w:tcMar>
+              <w:top w:w="26" w:type="dxa"/>
+              <w:left w:w="80" w:type="dxa"/>
+              <w:bottom w:w="26" w:type="dxa"/>
+              <w:right w:w="80" w:type="dxa"/>
+            </w:tcMar>
+            <w:vAlign w:val="center"/>
+          </w:tcPr>
+          <w:p>
+            <w:pPr>
+              <w:spacing w:line="220" w:lineRule="auto"/>
+              <w:jc w:val="center"/>
+            </w:pPr>
+            <w:r>
+              <w:rPr>
+                <w:i/>
+                <w:iCs/>
+                <w:color w:val="8E96A3"/>
                 <w:sz w:val="16"/>
                 <w:szCs w:val="16"/>
               </w:rPr>
@@ -2550,30 +2550,30 @@
           <w:tcPr>
             <w:tcW w:w="1080" w:type="dxa"/>
             <w:tcBorders>
-              <w:top w:val="single" w:sz="4" w:space="0" w:color="BFC5CB"/>
-              <w:left w:val="single" w:sz="4" w:space="0" w:color="BFC5CB"/>
-              <w:bottom w:val="single" w:sz="4" w:space="0" w:color="BFC5CB"/>
-              <w:right w:val="single" w:sz="4" w:space="0" w:color="BFC5CB"/>
-            </w:tcBorders>
-            <w:shd w:val="clear" w:color="auto" w:fill="FAFBFC"/>
-            <w:tcMar>
-              <w:top w:w="26" w:type="dxa"/>
-              <w:left w:w="80" w:type="dxa"/>
-              <w:bottom w:w="26" w:type="dxa"/>
-              <w:right w:w="80" w:type="dxa"/>
-            </w:tcMar>
-            <w:vAlign w:val="center"/>
-          </w:tcPr>
-          <w:p>
-            <w:pPr>
-              <w:spacing w:line="220" w:lineRule="auto"/>
-              <w:jc w:val="center"/>
-            </w:pPr>
-            <w:r>
-              <w:rPr>
-                <w:i/>
-                <w:iCs/>
-                <w:color w:val="8A939C"/>
+              <w:top w:val="single" w:sz="4" w:space="0" w:color="C3CBDA"/>
+              <w:left w:val="single" w:sz="4" w:space="0" w:color="C3CBDA"/>
+              <w:bottom w:val="single" w:sz="4" w:space="0" w:color="C3CBDA"/>
+              <w:right w:val="single" w:sz="4" w:space="0" w:color="C3CBDA"/>
+            </w:tcBorders>
+            <w:shd w:val="clear" w:color="auto" w:fill="F7F9FC"/>
+            <w:tcMar>
+              <w:top w:w="26" w:type="dxa"/>
+              <w:left w:w="80" w:type="dxa"/>
+              <w:bottom w:w="26" w:type="dxa"/>
+              <w:right w:w="80" w:type="dxa"/>
+            </w:tcMar>
+            <w:vAlign w:val="center"/>
+          </w:tcPr>
+          <w:p>
+            <w:pPr>
+              <w:spacing w:line="220" w:lineRule="auto"/>
+              <w:jc w:val="center"/>
+            </w:pPr>
+            <w:r>
+              <w:rPr>
+                <w:i/>
+                <w:iCs/>
+                <w:color w:val="8E96A3"/>
                 <w:sz w:val="16"/>
                 <w:szCs w:val="16"/>
               </w:rPr>
@@ -2585,30 +2585,30 @@
           <w:tcPr>
             <w:tcW w:w="1130" w:type="dxa"/>
             <w:tcBorders>
-              <w:top w:val="single" w:sz="4" w:space="0" w:color="BFC5CB"/>
-              <w:left w:val="single" w:sz="4" w:space="0" w:color="BFC5CB"/>
-              <w:bottom w:val="single" w:sz="4" w:space="0" w:color="BFC5CB"/>
-              <w:right w:val="single" w:sz="4" w:space="0" w:color="BFC5CB"/>
-            </w:tcBorders>
-            <w:shd w:val="clear" w:color="auto" w:fill="FAFBFC"/>
-            <w:tcMar>
-              <w:top w:w="26" w:type="dxa"/>
-              <w:left w:w="80" w:type="dxa"/>
-              <w:bottom w:w="26" w:type="dxa"/>
-              <w:right w:w="80" w:type="dxa"/>
-            </w:tcMar>
-            <w:vAlign w:val="center"/>
-          </w:tcPr>
-          <w:p>
-            <w:pPr>
-              <w:spacing w:line="220" w:lineRule="auto"/>
-              <w:jc w:val="center"/>
-            </w:pPr>
-            <w:r>
-              <w:rPr>
-                <w:i/>
-                <w:iCs/>
-                <w:color w:val="8A939C"/>
+              <w:top w:val="single" w:sz="4" w:space="0" w:color="C3CBDA"/>
+              <w:left w:val="single" w:sz="4" w:space="0" w:color="C3CBDA"/>
+              <w:bottom w:val="single" w:sz="4" w:space="0" w:color="C3CBDA"/>
+              <w:right w:val="single" w:sz="4" w:space="0" w:color="C3CBDA"/>
+            </w:tcBorders>
+            <w:shd w:val="clear" w:color="auto" w:fill="F7F9FC"/>
+            <w:tcMar>
+              <w:top w:w="26" w:type="dxa"/>
+              <w:left w:w="80" w:type="dxa"/>
+              <w:bottom w:w="26" w:type="dxa"/>
+              <w:right w:w="80" w:type="dxa"/>
+            </w:tcMar>
+            <w:vAlign w:val="center"/>
+          </w:tcPr>
+          <w:p>
+            <w:pPr>
+              <w:spacing w:line="220" w:lineRule="auto"/>
+              <w:jc w:val="center"/>
+            </w:pPr>
+            <w:r>
+              <w:rPr>
+                <w:i/>
+                <w:iCs/>
+                <w:color w:val="8E96A3"/>
                 <w:sz w:val="16"/>
                 <w:szCs w:val="16"/>
               </w:rPr>
@@ -2620,30 +2620,30 @@
           <w:tcPr>
             <w:tcW w:w="1520" w:type="dxa"/>
             <w:tcBorders>
-              <w:top w:val="single" w:sz="4" w:space="0" w:color="BFC5CB"/>
-              <w:left w:val="single" w:sz="4" w:space="0" w:color="BFC5CB"/>
-              <w:bottom w:val="single" w:sz="4" w:space="0" w:color="BFC5CB"/>
-              <w:right w:val="single" w:sz="4" w:space="0" w:color="BFC5CB"/>
-            </w:tcBorders>
-            <w:shd w:val="clear" w:color="auto" w:fill="FAFBFC"/>
-            <w:tcMar>
-              <w:top w:w="26" w:type="dxa"/>
-              <w:left w:w="80" w:type="dxa"/>
-              <w:bottom w:w="26" w:type="dxa"/>
-              <w:right w:w="80" w:type="dxa"/>
-            </w:tcMar>
-            <w:vAlign w:val="center"/>
-          </w:tcPr>
-          <w:p>
-            <w:pPr>
-              <w:spacing w:line="220" w:lineRule="auto"/>
-              <w:jc w:val="center"/>
-            </w:pPr>
-            <w:r>
-              <w:rPr>
-                <w:i/>
-                <w:iCs/>
-                <w:color w:val="8A939C"/>
+              <w:top w:val="single" w:sz="4" w:space="0" w:color="C3CBDA"/>
+              <w:left w:val="single" w:sz="4" w:space="0" w:color="C3CBDA"/>
+              <w:bottom w:val="single" w:sz="4" w:space="0" w:color="C3CBDA"/>
+              <w:right w:val="single" w:sz="4" w:space="0" w:color="C3CBDA"/>
+            </w:tcBorders>
+            <w:shd w:val="clear" w:color="auto" w:fill="F7F9FC"/>
+            <w:tcMar>
+              <w:top w:w="26" w:type="dxa"/>
+              <w:left w:w="80" w:type="dxa"/>
+              <w:bottom w:w="26" w:type="dxa"/>
+              <w:right w:w="80" w:type="dxa"/>
+            </w:tcMar>
+            <w:vAlign w:val="center"/>
+          </w:tcPr>
+          <w:p>
+            <w:pPr>
+              <w:spacing w:line="220" w:lineRule="auto"/>
+              <w:jc w:val="center"/>
+            </w:pPr>
+            <w:r>
+              <w:rPr>
+                <w:i/>
+                <w:iCs/>
+                <w:color w:val="8E96A3"/>
                 <w:sz w:val="16"/>
                 <w:szCs w:val="16"/>
               </w:rPr>
@@ -2655,30 +2655,30 @@
           <w:tcPr>
             <w:tcW w:w="1030" w:type="dxa"/>
             <w:tcBorders>
-              <w:top w:val="single" w:sz="4" w:space="0" w:color="BFC5CB"/>
-              <w:left w:val="single" w:sz="4" w:space="0" w:color="BFC5CB"/>
-              <w:bottom w:val="single" w:sz="4" w:space="0" w:color="BFC5CB"/>
-              <w:right w:val="single" w:sz="4" w:space="0" w:color="BFC5CB"/>
-            </w:tcBorders>
-            <w:shd w:val="clear" w:color="auto" w:fill="FAFBFC"/>
-            <w:tcMar>
-              <w:top w:w="26" w:type="dxa"/>
-              <w:left w:w="80" w:type="dxa"/>
-              <w:bottom w:w="26" w:type="dxa"/>
-              <w:right w:w="80" w:type="dxa"/>
-            </w:tcMar>
-            <w:vAlign w:val="center"/>
-          </w:tcPr>
-          <w:p>
-            <w:pPr>
-              <w:spacing w:line="220" w:lineRule="auto"/>
-              <w:jc w:val="center"/>
-            </w:pPr>
-            <w:r>
-              <w:rPr>
-                <w:i/>
-                <w:iCs/>
-                <w:color w:val="8A939C"/>
+              <w:top w:val="single" w:sz="4" w:space="0" w:color="C3CBDA"/>
+              <w:left w:val="single" w:sz="4" w:space="0" w:color="C3CBDA"/>
+              <w:bottom w:val="single" w:sz="4" w:space="0" w:color="C3CBDA"/>
+              <w:right w:val="single" w:sz="4" w:space="0" w:color="C3CBDA"/>
+            </w:tcBorders>
+            <w:shd w:val="clear" w:color="auto" w:fill="F7F9FC"/>
+            <w:tcMar>
+              <w:top w:w="26" w:type="dxa"/>
+              <w:left w:w="80" w:type="dxa"/>
+              <w:bottom w:w="26" w:type="dxa"/>
+              <w:right w:w="80" w:type="dxa"/>
+            </w:tcMar>
+            <w:vAlign w:val="center"/>
+          </w:tcPr>
+          <w:p>
+            <w:pPr>
+              <w:spacing w:line="220" w:lineRule="auto"/>
+              <w:jc w:val="center"/>
+            </w:pPr>
+            <w:r>
+              <w:rPr>
+                <w:i/>
+                <w:iCs/>
+                <w:color w:val="8E96A3"/>
                 <w:sz w:val="16"/>
                 <w:szCs w:val="16"/>
               </w:rPr>
@@ -2690,29 +2690,29 @@
           <w:tcPr>
             <w:tcW w:w="2122" w:type="dxa"/>
             <w:tcBorders>
-              <w:top w:val="single" w:sz="4" w:space="0" w:color="BFC5CB"/>
-              <w:left w:val="single" w:sz="4" w:space="0" w:color="BFC5CB"/>
-              <w:bottom w:val="single" w:sz="4" w:space="0" w:color="BFC5CB"/>
-              <w:right w:val="single" w:sz="4" w:space="0" w:color="BFC5CB"/>
-            </w:tcBorders>
-            <w:shd w:val="clear" w:color="auto" w:fill="FAFBFC"/>
-            <w:tcMar>
-              <w:top w:w="26" w:type="dxa"/>
-              <w:left w:w="80" w:type="dxa"/>
-              <w:bottom w:w="26" w:type="dxa"/>
-              <w:right w:w="80" w:type="dxa"/>
-            </w:tcMar>
-            <w:vAlign w:val="center"/>
-          </w:tcPr>
-          <w:p>
-            <w:pPr>
-              <w:spacing w:line="220" w:lineRule="auto"/>
-            </w:pPr>
-            <w:r>
-              <w:rPr>
-                <w:i/>
-                <w:iCs/>
-                <w:color w:val="8A939C"/>
+              <w:top w:val="single" w:sz="4" w:space="0" w:color="C3CBDA"/>
+              <w:left w:val="single" w:sz="4" w:space="0" w:color="C3CBDA"/>
+              <w:bottom w:val="single" w:sz="4" w:space="0" w:color="C3CBDA"/>
+              <w:right w:val="single" w:sz="4" w:space="0" w:color="C3CBDA"/>
+            </w:tcBorders>
+            <w:shd w:val="clear" w:color="auto" w:fill="F7F9FC"/>
+            <w:tcMar>
+              <w:top w:w="26" w:type="dxa"/>
+              <w:left w:w="80" w:type="dxa"/>
+              <w:bottom w:w="26" w:type="dxa"/>
+              <w:right w:w="80" w:type="dxa"/>
+            </w:tcMar>
+            <w:vAlign w:val="center"/>
+          </w:tcPr>
+          <w:p>
+            <w:pPr>
+              <w:spacing w:line="220" w:lineRule="auto"/>
+            </w:pPr>
+            <w:r>
+              <w:rPr>
+                <w:i/>
+                <w:iCs/>
+                <w:color w:val="8E96A3"/>
                 <w:sz w:val="16"/>
                 <w:szCs w:val="16"/>
               </w:rPr>
@@ -2729,12 +2729,12 @@
           <w:tcPr>
             <w:tcW w:w="560" w:type="dxa"/>
             <w:tcBorders>
-              <w:top w:val="single" w:sz="4" w:space="0" w:color="BFC5CB"/>
-              <w:left w:val="single" w:sz="4" w:space="0" w:color="BFC5CB"/>
-              <w:bottom w:val="single" w:sz="4" w:space="0" w:color="BFC5CB"/>
-              <w:right w:val="single" w:sz="4" w:space="0" w:color="BFC5CB"/>
-            </w:tcBorders>
-            <w:shd w:val="clear" w:color="auto" w:fill="F2F4F6"/>
+              <w:top w:val="single" w:sz="4" w:space="0" w:color="C3CBDA"/>
+              <w:left w:val="single" w:sz="4" w:space="0" w:color="C3CBDA"/>
+              <w:bottom w:val="single" w:sz="4" w:space="0" w:color="C3CBDA"/>
+              <w:right w:val="single" w:sz="4" w:space="0" w:color="C3CBDA"/>
+            </w:tcBorders>
+            <w:shd w:val="clear" w:color="auto" w:fill="F0F2F7"/>
             <w:tcMar>
               <w:top w:w="26" w:type="dxa"/>
               <w:left w:w="80" w:type="dxa"/>
@@ -2752,7 +2752,7 @@
               <w:rPr>
                 <w:b/>
                 <w:bCs/>
-                <w:color w:val="5A646E"/>
+                <w:color w:val="606060"/>
               </w:rPr>
               <w:t>5</w:t>
             </w:r>
@@ -2762,28 +2762,28 @@
           <w:tcPr>
             <w:tcW w:w="1480" w:type="dxa"/>
             <w:tcBorders>
-              <w:top w:val="single" w:sz="4" w:space="0" w:color="BFC5CB"/>
-              <w:left w:val="single" w:sz="4" w:space="0" w:color="BFC5CB"/>
-              <w:bottom w:val="single" w:sz="4" w:space="0" w:color="BFC5CB"/>
-              <w:right w:val="single" w:sz="4" w:space="0" w:color="BFC5CB"/>
-            </w:tcBorders>
-            <w:tcMar>
-              <w:top w:w="26" w:type="dxa"/>
-              <w:left w:w="80" w:type="dxa"/>
-              <w:bottom w:w="26" w:type="dxa"/>
-              <w:right w:w="80" w:type="dxa"/>
-            </w:tcMar>
-            <w:vAlign w:val="center"/>
-          </w:tcPr>
-          <w:p>
-            <w:pPr>
-              <w:spacing w:line="220" w:lineRule="auto"/>
-            </w:pPr>
-            <w:r>
-              <w:rPr>
-                <w:i/>
-                <w:iCs/>
-                <w:color w:val="8A939C"/>
+              <w:top w:val="single" w:sz="4" w:space="0" w:color="C3CBDA"/>
+              <w:left w:val="single" w:sz="4" w:space="0" w:color="C3CBDA"/>
+              <w:bottom w:val="single" w:sz="4" w:space="0" w:color="C3CBDA"/>
+              <w:right w:val="single" w:sz="4" w:space="0" w:color="C3CBDA"/>
+            </w:tcBorders>
+            <w:tcMar>
+              <w:top w:w="26" w:type="dxa"/>
+              <w:left w:w="80" w:type="dxa"/>
+              <w:bottom w:w="26" w:type="dxa"/>
+              <w:right w:w="80" w:type="dxa"/>
+            </w:tcMar>
+            <w:vAlign w:val="center"/>
+          </w:tcPr>
+          <w:p>
+            <w:pPr>
+              <w:spacing w:line="220" w:lineRule="auto"/>
+            </w:pPr>
+            <w:r>
+              <w:rPr>
+                <w:i/>
+                <w:iCs/>
+                <w:color w:val="8E96A3"/>
                 <w:sz w:val="16"/>
                 <w:szCs w:val="16"/>
               </w:rPr>
@@ -2795,28 +2795,28 @@
           <w:tcPr>
             <w:tcW w:w="1480" w:type="dxa"/>
             <w:tcBorders>
-              <w:top w:val="single" w:sz="4" w:space="0" w:color="BFC5CB"/>
-              <w:left w:val="single" w:sz="4" w:space="0" w:color="BFC5CB"/>
-              <w:bottom w:val="single" w:sz="4" w:space="0" w:color="BFC5CB"/>
-              <w:right w:val="single" w:sz="4" w:space="0" w:color="BFC5CB"/>
-            </w:tcBorders>
-            <w:tcMar>
-              <w:top w:w="26" w:type="dxa"/>
-              <w:left w:w="80" w:type="dxa"/>
-              <w:bottom w:w="26" w:type="dxa"/>
-              <w:right w:w="80" w:type="dxa"/>
-            </w:tcMar>
-            <w:vAlign w:val="center"/>
-          </w:tcPr>
-          <w:p>
-            <w:pPr>
-              <w:spacing w:line="220" w:lineRule="auto"/>
-            </w:pPr>
-            <w:r>
-              <w:rPr>
-                <w:i/>
-                <w:iCs/>
-                <w:color w:val="8A939C"/>
+              <w:top w:val="single" w:sz="4" w:space="0" w:color="C3CBDA"/>
+              <w:left w:val="single" w:sz="4" w:space="0" w:color="C3CBDA"/>
+              <w:bottom w:val="single" w:sz="4" w:space="0" w:color="C3CBDA"/>
+              <w:right w:val="single" w:sz="4" w:space="0" w:color="C3CBDA"/>
+            </w:tcBorders>
+            <w:tcMar>
+              <w:top w:w="26" w:type="dxa"/>
+              <w:left w:w="80" w:type="dxa"/>
+              <w:bottom w:w="26" w:type="dxa"/>
+              <w:right w:w="80" w:type="dxa"/>
+            </w:tcMar>
+            <w:vAlign w:val="center"/>
+          </w:tcPr>
+          <w:p>
+            <w:pPr>
+              <w:spacing w:line="220" w:lineRule="auto"/>
+            </w:pPr>
+            <w:r>
+              <w:rPr>
+                <w:i/>
+                <w:iCs/>
+                <w:color w:val="8E96A3"/>
                 <w:sz w:val="16"/>
                 <w:szCs w:val="16"/>
               </w:rPr>
@@ -2828,28 +2828,28 @@
           <w:tcPr>
             <w:tcW w:w="1180" w:type="dxa"/>
             <w:tcBorders>
-              <w:top w:val="single" w:sz="4" w:space="0" w:color="BFC5CB"/>
-              <w:left w:val="single" w:sz="4" w:space="0" w:color="BFC5CB"/>
-              <w:bottom w:val="single" w:sz="4" w:space="0" w:color="BFC5CB"/>
-              <w:right w:val="single" w:sz="4" w:space="0" w:color="BFC5CB"/>
-            </w:tcBorders>
-            <w:tcMar>
-              <w:top w:w="26" w:type="dxa"/>
-              <w:left w:w="80" w:type="dxa"/>
-              <w:bottom w:w="26" w:type="dxa"/>
-              <w:right w:w="80" w:type="dxa"/>
-            </w:tcMar>
-            <w:vAlign w:val="center"/>
-          </w:tcPr>
-          <w:p>
-            <w:pPr>
-              <w:spacing w:line="220" w:lineRule="auto"/>
-            </w:pPr>
-            <w:r>
-              <w:rPr>
-                <w:i/>
-                <w:iCs/>
-                <w:color w:val="8A939C"/>
+              <w:top w:val="single" w:sz="4" w:space="0" w:color="C3CBDA"/>
+              <w:left w:val="single" w:sz="4" w:space="0" w:color="C3CBDA"/>
+              <w:bottom w:val="single" w:sz="4" w:space="0" w:color="C3CBDA"/>
+              <w:right w:val="single" w:sz="4" w:space="0" w:color="C3CBDA"/>
+            </w:tcBorders>
+            <w:tcMar>
+              <w:top w:w="26" w:type="dxa"/>
+              <w:left w:w="80" w:type="dxa"/>
+              <w:bottom w:w="26" w:type="dxa"/>
+              <w:right w:w="80" w:type="dxa"/>
+            </w:tcMar>
+            <w:vAlign w:val="center"/>
+          </w:tcPr>
+          <w:p>
+            <w:pPr>
+              <w:spacing w:line="220" w:lineRule="auto"/>
+            </w:pPr>
+            <w:r>
+              <w:rPr>
+                <w:i/>
+                <w:iCs/>
+                <w:color w:val="8E96A3"/>
                 <w:sz w:val="16"/>
                 <w:szCs w:val="16"/>
               </w:rPr>
@@ -2861,29 +2861,29 @@
           <w:tcPr>
             <w:tcW w:w="1620" w:type="dxa"/>
             <w:tcBorders>
-              <w:top w:val="single" w:sz="4" w:space="0" w:color="BFC5CB"/>
-              <w:left w:val="single" w:sz="4" w:space="0" w:color="BFC5CB"/>
-              <w:bottom w:val="single" w:sz="4" w:space="0" w:color="BFC5CB"/>
-              <w:right w:val="single" w:sz="4" w:space="0" w:color="BFC5CB"/>
-            </w:tcBorders>
-            <w:tcMar>
-              <w:top w:w="26" w:type="dxa"/>
-              <w:left w:w="80" w:type="dxa"/>
-              <w:bottom w:w="26" w:type="dxa"/>
-              <w:right w:w="80" w:type="dxa"/>
-            </w:tcMar>
-            <w:vAlign w:val="center"/>
-          </w:tcPr>
-          <w:p>
-            <w:pPr>
-              <w:spacing w:line="220" w:lineRule="auto"/>
-              <w:jc w:val="center"/>
-            </w:pPr>
-            <w:r>
-              <w:rPr>
-                <w:i/>
-                <w:iCs/>
-                <w:color w:val="8A939C"/>
+              <w:top w:val="single" w:sz="4" w:space="0" w:color="C3CBDA"/>
+              <w:left w:val="single" w:sz="4" w:space="0" w:color="C3CBDA"/>
+              <w:bottom w:val="single" w:sz="4" w:space="0" w:color="C3CBDA"/>
+              <w:right w:val="single" w:sz="4" w:space="0" w:color="C3CBDA"/>
+            </w:tcBorders>
+            <w:tcMar>
+              <w:top w:w="26" w:type="dxa"/>
+              <w:left w:w="80" w:type="dxa"/>
+              <w:bottom w:w="26" w:type="dxa"/>
+              <w:right w:w="80" w:type="dxa"/>
+            </w:tcMar>
+            <w:vAlign w:val="center"/>
+          </w:tcPr>
+          <w:p>
+            <w:pPr>
+              <w:spacing w:line="220" w:lineRule="auto"/>
+              <w:jc w:val="center"/>
+            </w:pPr>
+            <w:r>
+              <w:rPr>
+                <w:i/>
+                <w:iCs/>
+                <w:color w:val="8E96A3"/>
                 <w:sz w:val="16"/>
                 <w:szCs w:val="16"/>
               </w:rPr>
@@ -2895,29 +2895,29 @@
           <w:tcPr>
             <w:tcW w:w="1620" w:type="dxa"/>
             <w:tcBorders>
-              <w:top w:val="single" w:sz="4" w:space="0" w:color="BFC5CB"/>
-              <w:left w:val="single" w:sz="4" w:space="0" w:color="BFC5CB"/>
-              <w:bottom w:val="single" w:sz="4" w:space="0" w:color="BFC5CB"/>
-              <w:right w:val="single" w:sz="4" w:space="0" w:color="BFC5CB"/>
-            </w:tcBorders>
-            <w:tcMar>
-              <w:top w:w="26" w:type="dxa"/>
-              <w:left w:w="80" w:type="dxa"/>
-              <w:bottom w:w="26" w:type="dxa"/>
-              <w:right w:w="80" w:type="dxa"/>
-            </w:tcMar>
-            <w:vAlign w:val="center"/>
-          </w:tcPr>
-          <w:p>
-            <w:pPr>
-              <w:spacing w:line="220" w:lineRule="auto"/>
-              <w:jc w:val="center"/>
-            </w:pPr>
-            <w:r>
-              <w:rPr>
-                <w:i/>
-                <w:iCs/>
-                <w:color w:val="8A939C"/>
+              <w:top w:val="single" w:sz="4" w:space="0" w:color="C3CBDA"/>
+              <w:left w:val="single" w:sz="4" w:space="0" w:color="C3CBDA"/>
+              <w:bottom w:val="single" w:sz="4" w:space="0" w:color="C3CBDA"/>
+              <w:right w:val="single" w:sz="4" w:space="0" w:color="C3CBDA"/>
+            </w:tcBorders>
+            <w:tcMar>
+              <w:top w:w="26" w:type="dxa"/>
+              <w:left w:w="80" w:type="dxa"/>
+              <w:bottom w:w="26" w:type="dxa"/>
+              <w:right w:w="80" w:type="dxa"/>
+            </w:tcMar>
+            <w:vAlign w:val="center"/>
+          </w:tcPr>
+          <w:p>
+            <w:pPr>
+              <w:spacing w:line="220" w:lineRule="auto"/>
+              <w:jc w:val="center"/>
+            </w:pPr>
+            <w:r>
+              <w:rPr>
+                <w:i/>
+                <w:iCs/>
+                <w:color w:val="8E96A3"/>
                 <w:sz w:val="16"/>
                 <w:szCs w:val="16"/>
               </w:rPr>
@@ -2929,29 +2929,29 @@
           <w:tcPr>
             <w:tcW w:w="1080" w:type="dxa"/>
             <w:tcBorders>
-              <w:top w:val="single" w:sz="4" w:space="0" w:color="BFC5CB"/>
-              <w:left w:val="single" w:sz="4" w:space="0" w:color="BFC5CB"/>
-              <w:bottom w:val="single" w:sz="4" w:space="0" w:color="BFC5CB"/>
-              <w:right w:val="single" w:sz="4" w:space="0" w:color="BFC5CB"/>
-            </w:tcBorders>
-            <w:tcMar>
-              <w:top w:w="26" w:type="dxa"/>
-              <w:left w:w="80" w:type="dxa"/>
-              <w:bottom w:w="26" w:type="dxa"/>
-              <w:right w:w="80" w:type="dxa"/>
-            </w:tcMar>
-            <w:vAlign w:val="center"/>
-          </w:tcPr>
-          <w:p>
-            <w:pPr>
-              <w:spacing w:line="220" w:lineRule="auto"/>
-              <w:jc w:val="center"/>
-            </w:pPr>
-            <w:r>
-              <w:rPr>
-                <w:i/>
-                <w:iCs/>
-                <w:color w:val="8A939C"/>
+              <w:top w:val="single" w:sz="4" w:space="0" w:color="C3CBDA"/>
+              <w:left w:val="single" w:sz="4" w:space="0" w:color="C3CBDA"/>
+              <w:bottom w:val="single" w:sz="4" w:space="0" w:color="C3CBDA"/>
+              <w:right w:val="single" w:sz="4" w:space="0" w:color="C3CBDA"/>
+            </w:tcBorders>
+            <w:tcMar>
+              <w:top w:w="26" w:type="dxa"/>
+              <w:left w:w="80" w:type="dxa"/>
+              <w:bottom w:w="26" w:type="dxa"/>
+              <w:right w:w="80" w:type="dxa"/>
+            </w:tcMar>
+            <w:vAlign w:val="center"/>
+          </w:tcPr>
+          <w:p>
+            <w:pPr>
+              <w:spacing w:line="220" w:lineRule="auto"/>
+              <w:jc w:val="center"/>
+            </w:pPr>
+            <w:r>
+              <w:rPr>
+                <w:i/>
+                <w:iCs/>
+                <w:color w:val="8E96A3"/>
                 <w:sz w:val="16"/>
                 <w:szCs w:val="16"/>
               </w:rPr>
@@ -2963,29 +2963,29 @@
           <w:tcPr>
             <w:tcW w:w="1130" w:type="dxa"/>
             <w:tcBorders>
-              <w:top w:val="single" w:sz="4" w:space="0" w:color="BFC5CB"/>
-              <w:left w:val="single" w:sz="4" w:space="0" w:color="BFC5CB"/>
-              <w:bottom w:val="single" w:sz="4" w:space="0" w:color="BFC5CB"/>
-              <w:right w:val="single" w:sz="4" w:space="0" w:color="BFC5CB"/>
-            </w:tcBorders>
-            <w:tcMar>
-              <w:top w:w="26" w:type="dxa"/>
-              <w:left w:w="80" w:type="dxa"/>
-              <w:bottom w:w="26" w:type="dxa"/>
-              <w:right w:w="80" w:type="dxa"/>
-            </w:tcMar>
-            <w:vAlign w:val="center"/>
-          </w:tcPr>
-          <w:p>
-            <w:pPr>
-              <w:spacing w:line="220" w:lineRule="auto"/>
-              <w:jc w:val="center"/>
-            </w:pPr>
-            <w:r>
-              <w:rPr>
-                <w:i/>
-                <w:iCs/>
-                <w:color w:val="8A939C"/>
+              <w:top w:val="single" w:sz="4" w:space="0" w:color="C3CBDA"/>
+              <w:left w:val="single" w:sz="4" w:space="0" w:color="C3CBDA"/>
+              <w:bottom w:val="single" w:sz="4" w:space="0" w:color="C3CBDA"/>
+              <w:right w:val="single" w:sz="4" w:space="0" w:color="C3CBDA"/>
+            </w:tcBorders>
+            <w:tcMar>
+              <w:top w:w="26" w:type="dxa"/>
+              <w:left w:w="80" w:type="dxa"/>
+              <w:bottom w:w="26" w:type="dxa"/>
+              <w:right w:w="80" w:type="dxa"/>
+            </w:tcMar>
+            <w:vAlign w:val="center"/>
+          </w:tcPr>
+          <w:p>
+            <w:pPr>
+              <w:spacing w:line="220" w:lineRule="auto"/>
+              <w:jc w:val="center"/>
+            </w:pPr>
+            <w:r>
+              <w:rPr>
+                <w:i/>
+                <w:iCs/>
+                <w:color w:val="8E96A3"/>
                 <w:sz w:val="16"/>
                 <w:szCs w:val="16"/>
               </w:rPr>
@@ -2997,29 +2997,29 @@
           <w:tcPr>
             <w:tcW w:w="1520" w:type="dxa"/>
             <w:tcBorders>
-              <w:top w:val="single" w:sz="4" w:space="0" w:color="BFC5CB"/>
-              <w:left w:val="single" w:sz="4" w:space="0" w:color="BFC5CB"/>
-              <w:bottom w:val="single" w:sz="4" w:space="0" w:color="BFC5CB"/>
-              <w:right w:val="single" w:sz="4" w:space="0" w:color="BFC5CB"/>
-            </w:tcBorders>
-            <w:tcMar>
-              <w:top w:w="26" w:type="dxa"/>
-              <w:left w:w="80" w:type="dxa"/>
-              <w:bottom w:w="26" w:type="dxa"/>
-              <w:right w:w="80" w:type="dxa"/>
-            </w:tcMar>
-            <w:vAlign w:val="center"/>
-          </w:tcPr>
-          <w:p>
-            <w:pPr>
-              <w:spacing w:line="220" w:lineRule="auto"/>
-              <w:jc w:val="center"/>
-            </w:pPr>
-            <w:r>
-              <w:rPr>
-                <w:i/>
-                <w:iCs/>
-                <w:color w:val="8A939C"/>
+              <w:top w:val="single" w:sz="4" w:space="0" w:color="C3CBDA"/>
+              <w:left w:val="single" w:sz="4" w:space="0" w:color="C3CBDA"/>
+              <w:bottom w:val="single" w:sz="4" w:space="0" w:color="C3CBDA"/>
+              <w:right w:val="single" w:sz="4" w:space="0" w:color="C3CBDA"/>
+            </w:tcBorders>
+            <w:tcMar>
+              <w:top w:w="26" w:type="dxa"/>
+              <w:left w:w="80" w:type="dxa"/>
+              <w:bottom w:w="26" w:type="dxa"/>
+              <w:right w:w="80" w:type="dxa"/>
+            </w:tcMar>
+            <w:vAlign w:val="center"/>
+          </w:tcPr>
+          <w:p>
+            <w:pPr>
+              <w:spacing w:line="220" w:lineRule="auto"/>
+              <w:jc w:val="center"/>
+            </w:pPr>
+            <w:r>
+              <w:rPr>
+                <w:i/>
+                <w:iCs/>
+                <w:color w:val="8E96A3"/>
                 <w:sz w:val="16"/>
                 <w:szCs w:val="16"/>
               </w:rPr>
@@ -3031,29 +3031,29 @@
           <w:tcPr>
             <w:tcW w:w="1030" w:type="dxa"/>
             <w:tcBorders>
-              <w:top w:val="single" w:sz="4" w:space="0" w:color="BFC5CB"/>
-              <w:left w:val="single" w:sz="4" w:space="0" w:color="BFC5CB"/>
-              <w:bottom w:val="single" w:sz="4" w:space="0" w:color="BFC5CB"/>
-              <w:right w:val="single" w:sz="4" w:space="0" w:color="BFC5CB"/>
-            </w:tcBorders>
-            <w:tcMar>
-              <w:top w:w="26" w:type="dxa"/>
-              <w:left w:w="80" w:type="dxa"/>
-              <w:bottom w:w="26" w:type="dxa"/>
-              <w:right w:w="80" w:type="dxa"/>
-            </w:tcMar>
-            <w:vAlign w:val="center"/>
-          </w:tcPr>
-          <w:p>
-            <w:pPr>
-              <w:spacing w:line="220" w:lineRule="auto"/>
-              <w:jc w:val="center"/>
-            </w:pPr>
-            <w:r>
-              <w:rPr>
-                <w:i/>
-                <w:iCs/>
-                <w:color w:val="8A939C"/>
+              <w:top w:val="single" w:sz="4" w:space="0" w:color="C3CBDA"/>
+              <w:left w:val="single" w:sz="4" w:space="0" w:color="C3CBDA"/>
+              <w:bottom w:val="single" w:sz="4" w:space="0" w:color="C3CBDA"/>
+              <w:right w:val="single" w:sz="4" w:space="0" w:color="C3CBDA"/>
+            </w:tcBorders>
+            <w:tcMar>
+              <w:top w:w="26" w:type="dxa"/>
+              <w:left w:w="80" w:type="dxa"/>
+              <w:bottom w:w="26" w:type="dxa"/>
+              <w:right w:w="80" w:type="dxa"/>
+            </w:tcMar>
+            <w:vAlign w:val="center"/>
+          </w:tcPr>
+          <w:p>
+            <w:pPr>
+              <w:spacing w:line="220" w:lineRule="auto"/>
+              <w:jc w:val="center"/>
+            </w:pPr>
+            <w:r>
+              <w:rPr>
+                <w:i/>
+                <w:iCs/>
+                <w:color w:val="8E96A3"/>
                 <w:sz w:val="16"/>
                 <w:szCs w:val="16"/>
               </w:rPr>
@@ -3065,28 +3065,28 @@
           <w:tcPr>
             <w:tcW w:w="2122" w:type="dxa"/>
             <w:tcBorders>
-              <w:top w:val="single" w:sz="4" w:space="0" w:color="BFC5CB"/>
-              <w:left w:val="single" w:sz="4" w:space="0" w:color="BFC5CB"/>
-              <w:bottom w:val="single" w:sz="4" w:space="0" w:color="BFC5CB"/>
-              <w:right w:val="single" w:sz="4" w:space="0" w:color="BFC5CB"/>
-            </w:tcBorders>
-            <w:tcMar>
-              <w:top w:w="26" w:type="dxa"/>
-              <w:left w:w="80" w:type="dxa"/>
-              <w:bottom w:w="26" w:type="dxa"/>
-              <w:right w:w="80" w:type="dxa"/>
-            </w:tcMar>
-            <w:vAlign w:val="center"/>
-          </w:tcPr>
-          <w:p>
-            <w:pPr>
-              <w:spacing w:line="220" w:lineRule="auto"/>
-            </w:pPr>
-            <w:r>
-              <w:rPr>
-                <w:i/>
-                <w:iCs/>
-                <w:color w:val="8A939C"/>
+              <w:top w:val="single" w:sz="4" w:space="0" w:color="C3CBDA"/>
+              <w:left w:val="single" w:sz="4" w:space="0" w:color="C3CBDA"/>
+              <w:bottom w:val="single" w:sz="4" w:space="0" w:color="C3CBDA"/>
+              <w:right w:val="single" w:sz="4" w:space="0" w:color="C3CBDA"/>
+            </w:tcBorders>
+            <w:tcMar>
+              <w:top w:w="26" w:type="dxa"/>
+              <w:left w:w="80" w:type="dxa"/>
+              <w:bottom w:w="26" w:type="dxa"/>
+              <w:right w:w="80" w:type="dxa"/>
+            </w:tcMar>
+            <w:vAlign w:val="center"/>
+          </w:tcPr>
+          <w:p>
+            <w:pPr>
+              <w:spacing w:line="220" w:lineRule="auto"/>
+            </w:pPr>
+            <w:r>
+              <w:rPr>
+                <w:i/>
+                <w:iCs/>
+                <w:color w:val="8E96A3"/>
                 <w:sz w:val="16"/>
                 <w:szCs w:val="16"/>
               </w:rPr>
@@ -3103,12 +3103,12 @@
           <w:tcPr>
             <w:tcW w:w="560" w:type="dxa"/>
             <w:tcBorders>
-              <w:top w:val="single" w:sz="4" w:space="0" w:color="BFC5CB"/>
-              <w:left w:val="single" w:sz="4" w:space="0" w:color="BFC5CB"/>
-              <w:bottom w:val="single" w:sz="4" w:space="0" w:color="BFC5CB"/>
-              <w:right w:val="single" w:sz="4" w:space="0" w:color="BFC5CB"/>
-            </w:tcBorders>
-            <w:shd w:val="clear" w:color="auto" w:fill="F2F4F6"/>
+              <w:top w:val="single" w:sz="4" w:space="0" w:color="C3CBDA"/>
+              <w:left w:val="single" w:sz="4" w:space="0" w:color="C3CBDA"/>
+              <w:bottom w:val="single" w:sz="4" w:space="0" w:color="C3CBDA"/>
+              <w:right w:val="single" w:sz="4" w:space="0" w:color="C3CBDA"/>
+            </w:tcBorders>
+            <w:shd w:val="clear" w:color="auto" w:fill="F0F2F7"/>
             <w:tcMar>
               <w:top w:w="26" w:type="dxa"/>
               <w:left w:w="80" w:type="dxa"/>
@@ -3126,7 +3126,7 @@
               <w:rPr>
                 <w:b/>
                 <w:bCs/>
-                <w:color w:val="5A646E"/>
+                <w:color w:val="606060"/>
               </w:rPr>
               <w:t>6</w:t>
             </w:r>
@@ -3136,29 +3136,29 @@
           <w:tcPr>
             <w:tcW w:w="1480" w:type="dxa"/>
             <w:tcBorders>
-              <w:top w:val="single" w:sz="4" w:space="0" w:color="BFC5CB"/>
-              <w:left w:val="single" w:sz="4" w:space="0" w:color="BFC5CB"/>
-              <w:bottom w:val="single" w:sz="4" w:space="0" w:color="BFC5CB"/>
-              <w:right w:val="single" w:sz="4" w:space="0" w:color="BFC5CB"/>
-            </w:tcBorders>
-            <w:shd w:val="clear" w:color="auto" w:fill="FAFBFC"/>
-            <w:tcMar>
-              <w:top w:w="26" w:type="dxa"/>
-              <w:left w:w="80" w:type="dxa"/>
-              <w:bottom w:w="26" w:type="dxa"/>
-              <w:right w:w="80" w:type="dxa"/>
-            </w:tcMar>
-            <w:vAlign w:val="center"/>
-          </w:tcPr>
-          <w:p>
-            <w:pPr>
-              <w:spacing w:line="220" w:lineRule="auto"/>
-            </w:pPr>
-            <w:r>
-              <w:rPr>
-                <w:i/>
-                <w:iCs/>
-                <w:color w:val="8A939C"/>
+              <w:top w:val="single" w:sz="4" w:space="0" w:color="C3CBDA"/>
+              <w:left w:val="single" w:sz="4" w:space="0" w:color="C3CBDA"/>
+              <w:bottom w:val="single" w:sz="4" w:space="0" w:color="C3CBDA"/>
+              <w:right w:val="single" w:sz="4" w:space="0" w:color="C3CBDA"/>
+            </w:tcBorders>
+            <w:shd w:val="clear" w:color="auto" w:fill="F7F9FC"/>
+            <w:tcMar>
+              <w:top w:w="26" w:type="dxa"/>
+              <w:left w:w="80" w:type="dxa"/>
+              <w:bottom w:w="26" w:type="dxa"/>
+              <w:right w:w="80" w:type="dxa"/>
+            </w:tcMar>
+            <w:vAlign w:val="center"/>
+          </w:tcPr>
+          <w:p>
+            <w:pPr>
+              <w:spacing w:line="220" w:lineRule="auto"/>
+            </w:pPr>
+            <w:r>
+              <w:rPr>
+                <w:i/>
+                <w:iCs/>
+                <w:color w:val="8E96A3"/>
                 <w:sz w:val="16"/>
                 <w:szCs w:val="16"/>
               </w:rPr>
@@ -3170,29 +3170,29 @@
           <w:tcPr>
             <w:tcW w:w="1480" w:type="dxa"/>
             <w:tcBorders>
-              <w:top w:val="single" w:sz="4" w:space="0" w:color="BFC5CB"/>
-              <w:left w:val="single" w:sz="4" w:space="0" w:color="BFC5CB"/>
-              <w:bottom w:val="single" w:sz="4" w:space="0" w:color="BFC5CB"/>
-              <w:right w:val="single" w:sz="4" w:space="0" w:color="BFC5CB"/>
-            </w:tcBorders>
-            <w:shd w:val="clear" w:color="auto" w:fill="FAFBFC"/>
-            <w:tcMar>
-              <w:top w:w="26" w:type="dxa"/>
-              <w:left w:w="80" w:type="dxa"/>
-              <w:bottom w:w="26" w:type="dxa"/>
-              <w:right w:w="80" w:type="dxa"/>
-            </w:tcMar>
-            <w:vAlign w:val="center"/>
-          </w:tcPr>
-          <w:p>
-            <w:pPr>
-              <w:spacing w:line="220" w:lineRule="auto"/>
-            </w:pPr>
-            <w:r>
-              <w:rPr>
-                <w:i/>
-                <w:iCs/>
-                <w:color w:val="8A939C"/>
+              <w:top w:val="single" w:sz="4" w:space="0" w:color="C3CBDA"/>
+              <w:left w:val="single" w:sz="4" w:space="0" w:color="C3CBDA"/>
+              <w:bottom w:val="single" w:sz="4" w:space="0" w:color="C3CBDA"/>
+              <w:right w:val="single" w:sz="4" w:space="0" w:color="C3CBDA"/>
+            </w:tcBorders>
+            <w:shd w:val="clear" w:color="auto" w:fill="F7F9FC"/>
+            <w:tcMar>
+              <w:top w:w="26" w:type="dxa"/>
+              <w:left w:w="80" w:type="dxa"/>
+              <w:bottom w:w="26" w:type="dxa"/>
+              <w:right w:w="80" w:type="dxa"/>
+            </w:tcMar>
+            <w:vAlign w:val="center"/>
+          </w:tcPr>
+          <w:p>
+            <w:pPr>
+              <w:spacing w:line="220" w:lineRule="auto"/>
+            </w:pPr>
+            <w:r>
+              <w:rPr>
+                <w:i/>
+                <w:iCs/>
+                <w:color w:val="8E96A3"/>
                 <w:sz w:val="16"/>
                 <w:szCs w:val="16"/>
               </w:rPr>
@@ -3204,29 +3204,29 @@
           <w:tcPr>
             <w:tcW w:w="1180" w:type="dxa"/>
             <w:tcBorders>
-              <w:top w:val="single" w:sz="4" w:space="0" w:color="BFC5CB"/>
-              <w:left w:val="single" w:sz="4" w:space="0" w:color="BFC5CB"/>
-              <w:bottom w:val="single" w:sz="4" w:space="0" w:color="BFC5CB"/>
-              <w:right w:val="single" w:sz="4" w:space="0" w:color="BFC5CB"/>
-            </w:tcBorders>
-            <w:shd w:val="clear" w:color="auto" w:fill="FAFBFC"/>
-            <w:tcMar>
-              <w:top w:w="26" w:type="dxa"/>
-              <w:left w:w="80" w:type="dxa"/>
-              <w:bottom w:w="26" w:type="dxa"/>
-              <w:right w:w="80" w:type="dxa"/>
-            </w:tcMar>
-            <w:vAlign w:val="center"/>
-          </w:tcPr>
-          <w:p>
-            <w:pPr>
-              <w:spacing w:line="220" w:lineRule="auto"/>
-            </w:pPr>
-            <w:r>
-              <w:rPr>
-                <w:i/>
-                <w:iCs/>
-                <w:color w:val="8A939C"/>
+              <w:top w:val="single" w:sz="4" w:space="0" w:color="C3CBDA"/>
+              <w:left w:val="single" w:sz="4" w:space="0" w:color="C3CBDA"/>
+              <w:bottom w:val="single" w:sz="4" w:space="0" w:color="C3CBDA"/>
+              <w:right w:val="single" w:sz="4" w:space="0" w:color="C3CBDA"/>
+            </w:tcBorders>
+            <w:shd w:val="clear" w:color="auto" w:fill="F7F9FC"/>
+            <w:tcMar>
+              <w:top w:w="26" w:type="dxa"/>
+              <w:left w:w="80" w:type="dxa"/>
+              <w:bottom w:w="26" w:type="dxa"/>
+              <w:right w:w="80" w:type="dxa"/>
+            </w:tcMar>
+            <w:vAlign w:val="center"/>
+          </w:tcPr>
+          <w:p>
+            <w:pPr>
+              <w:spacing w:line="220" w:lineRule="auto"/>
+            </w:pPr>
+            <w:r>
+              <w:rPr>
+                <w:i/>
+                <w:iCs/>
+                <w:color w:val="8E96A3"/>
                 <w:sz w:val="16"/>
                 <w:szCs w:val="16"/>
               </w:rPr>
@@ -3238,30 +3238,30 @@
           <w:tcPr>
             <w:tcW w:w="1620" w:type="dxa"/>
             <w:tcBorders>
-              <w:top w:val="single" w:sz="4" w:space="0" w:color="BFC5CB"/>
-              <w:left w:val="single" w:sz="4" w:space="0" w:color="BFC5CB"/>
-              <w:bottom w:val="single" w:sz="4" w:space="0" w:color="BFC5CB"/>
-              <w:right w:val="single" w:sz="4" w:space="0" w:color="BFC5CB"/>
-            </w:tcBorders>
-            <w:shd w:val="clear" w:color="auto" w:fill="FAFBFC"/>
-            <w:tcMar>
-              <w:top w:w="26" w:type="dxa"/>
-              <w:left w:w="80" w:type="dxa"/>
-              <w:bottom w:w="26" w:type="dxa"/>
-              <w:right w:w="80" w:type="dxa"/>
-            </w:tcMar>
-            <w:vAlign w:val="center"/>
-          </w:tcPr>
-          <w:p>
-            <w:pPr>
-              <w:spacing w:line="220" w:lineRule="auto"/>
-              <w:jc w:val="center"/>
-            </w:pPr>
-            <w:r>
-              <w:rPr>
-                <w:i/>
-                <w:iCs/>
-                <w:color w:val="8A939C"/>
+              <w:top w:val="single" w:sz="4" w:space="0" w:color="C3CBDA"/>
+              <w:left w:val="single" w:sz="4" w:space="0" w:color="C3CBDA"/>
+              <w:bottom w:val="single" w:sz="4" w:space="0" w:color="C3CBDA"/>
+              <w:right w:val="single" w:sz="4" w:space="0" w:color="C3CBDA"/>
+            </w:tcBorders>
+            <w:shd w:val="clear" w:color="auto" w:fill="F7F9FC"/>
+            <w:tcMar>
+              <w:top w:w="26" w:type="dxa"/>
+              <w:left w:w="80" w:type="dxa"/>
+              <w:bottom w:w="26" w:type="dxa"/>
+              <w:right w:w="80" w:type="dxa"/>
+            </w:tcMar>
+            <w:vAlign w:val="center"/>
+          </w:tcPr>
+          <w:p>
+            <w:pPr>
+              <w:spacing w:line="220" w:lineRule="auto"/>
+              <w:jc w:val="center"/>
+            </w:pPr>
+            <w:r>
+              <w:rPr>
+                <w:i/>
+                <w:iCs/>
+                <w:color w:val="8E96A3"/>
                 <w:sz w:val="16"/>
                 <w:szCs w:val="16"/>
               </w:rPr>
@@ -3273,30 +3273,30 @@
           <w:tcPr>
             <w:tcW w:w="1620" w:type="dxa"/>
             <w:tcBorders>
-              <w:top w:val="single" w:sz="4" w:space="0" w:color="BFC5CB"/>
-              <w:left w:val="single" w:sz="4" w:space="0" w:color="BFC5CB"/>
-              <w:bottom w:val="single" w:sz="4" w:space="0" w:color="BFC5CB"/>
-              <w:right w:val="single" w:sz="4" w:space="0" w:color="BFC5CB"/>
-            </w:tcBorders>
-            <w:shd w:val="clear" w:color="auto" w:fill="FAFBFC"/>
-            <w:tcMar>
-              <w:top w:w="26" w:type="dxa"/>
-              <w:left w:w="80" w:type="dxa"/>
-              <w:bottom w:w="26" w:type="dxa"/>
-              <w:right w:w="80" w:type="dxa"/>
-            </w:tcMar>
-            <w:vAlign w:val="center"/>
-          </w:tcPr>
-          <w:p>
-            <w:pPr>
-              <w:spacing w:line="220" w:lineRule="auto"/>
-              <w:jc w:val="center"/>
-            </w:pPr>
-            <w:r>
-              <w:rPr>
-                <w:i/>
-                <w:iCs/>
-                <w:color w:val="8A939C"/>
+              <w:top w:val="single" w:sz="4" w:space="0" w:color="C3CBDA"/>
+              <w:left w:val="single" w:sz="4" w:space="0" w:color="C3CBDA"/>
+              <w:bottom w:val="single" w:sz="4" w:space="0" w:color="C3CBDA"/>
+              <w:right w:val="single" w:sz="4" w:space="0" w:color="C3CBDA"/>
+            </w:tcBorders>
+            <w:shd w:val="clear" w:color="auto" w:fill="F7F9FC"/>
+            <w:tcMar>
+              <w:top w:w="26" w:type="dxa"/>
+              <w:left w:w="80" w:type="dxa"/>
+              <w:bottom w:w="26" w:type="dxa"/>
+              <w:right w:w="80" w:type="dxa"/>
+            </w:tcMar>
+            <w:vAlign w:val="center"/>
+          </w:tcPr>
+          <w:p>
+            <w:pPr>
+              <w:spacing w:line="220" w:lineRule="auto"/>
+              <w:jc w:val="center"/>
+            </w:pPr>
+            <w:r>
+              <w:rPr>
+                <w:i/>
+                <w:iCs/>
+                <w:color w:val="8E96A3"/>
                 <w:sz w:val="16"/>
                 <w:szCs w:val="16"/>
               </w:rPr>
@@ -3308,30 +3308,30 @@
           <w:tcPr>
             <w:tcW w:w="1080" w:type="dxa"/>
             <w:tcBorders>
-              <w:top w:val="single" w:sz="4" w:space="0" w:color="BFC5CB"/>
-              <w:left w:val="single" w:sz="4" w:space="0" w:color="BFC5CB"/>
-              <w:bottom w:val="single" w:sz="4" w:space="0" w:color="BFC5CB"/>
-              <w:right w:val="single" w:sz="4" w:space="0" w:color="BFC5CB"/>
-            </w:tcBorders>
-            <w:shd w:val="clear" w:color="auto" w:fill="FAFBFC"/>
-            <w:tcMar>
-              <w:top w:w="26" w:type="dxa"/>
-              <w:left w:w="80" w:type="dxa"/>
-              <w:bottom w:w="26" w:type="dxa"/>
-              <w:right w:w="80" w:type="dxa"/>
-            </w:tcMar>
-            <w:vAlign w:val="center"/>
-          </w:tcPr>
-          <w:p>
-            <w:pPr>
-              <w:spacing w:line="220" w:lineRule="auto"/>
-              <w:jc w:val="center"/>
-            </w:pPr>
-            <w:r>
-              <w:rPr>
-                <w:i/>
-                <w:iCs/>
-                <w:color w:val="8A939C"/>
+              <w:top w:val="single" w:sz="4" w:space="0" w:color="C3CBDA"/>
+              <w:left w:val="single" w:sz="4" w:space="0" w:color="C3CBDA"/>
+              <w:bottom w:val="single" w:sz="4" w:space="0" w:color="C3CBDA"/>
+              <w:right w:val="single" w:sz="4" w:space="0" w:color="C3CBDA"/>
+            </w:tcBorders>
+            <w:shd w:val="clear" w:color="auto" w:fill="F7F9FC"/>
+            <w:tcMar>
+              <w:top w:w="26" w:type="dxa"/>
+              <w:left w:w="80" w:type="dxa"/>
+              <w:bottom w:w="26" w:type="dxa"/>
+              <w:right w:w="80" w:type="dxa"/>
+            </w:tcMar>
+            <w:vAlign w:val="center"/>
+          </w:tcPr>
+          <w:p>
+            <w:pPr>
+              <w:spacing w:line="220" w:lineRule="auto"/>
+              <w:jc w:val="center"/>
+            </w:pPr>
+            <w:r>
+              <w:rPr>
+                <w:i/>
+                <w:iCs/>
+                <w:color w:val="8E96A3"/>
                 <w:sz w:val="16"/>
                 <w:szCs w:val="16"/>
               </w:rPr>
@@ -3343,30 +3343,30 @@
           <w:tcPr>
             <w:tcW w:w="1130" w:type="dxa"/>
             <w:tcBorders>
-              <w:top w:val="single" w:sz="4" w:space="0" w:color="BFC5CB"/>
-              <w:left w:val="single" w:sz="4" w:space="0" w:color="BFC5CB"/>
-              <w:bottom w:val="single" w:sz="4" w:space="0" w:color="BFC5CB"/>
-              <w:right w:val="single" w:sz="4" w:space="0" w:color="BFC5CB"/>
-            </w:tcBorders>
-            <w:shd w:val="clear" w:color="auto" w:fill="FAFBFC"/>
-            <w:tcMar>
-              <w:top w:w="26" w:type="dxa"/>
-              <w:left w:w="80" w:type="dxa"/>
-              <w:bottom w:w="26" w:type="dxa"/>
-              <w:right w:w="80" w:type="dxa"/>
-            </w:tcMar>
-            <w:vAlign w:val="center"/>
-          </w:tcPr>
-          <w:p>
-            <w:pPr>
-              <w:spacing w:line="220" w:lineRule="auto"/>
-              <w:jc w:val="center"/>
-            </w:pPr>
-            <w:r>
-              <w:rPr>
-                <w:i/>
-                <w:iCs/>
-                <w:color w:val="8A939C"/>
+              <w:top w:val="single" w:sz="4" w:space="0" w:color="C3CBDA"/>
+              <w:left w:val="single" w:sz="4" w:space="0" w:color="C3CBDA"/>
+              <w:bottom w:val="single" w:sz="4" w:space="0" w:color="C3CBDA"/>
+              <w:right w:val="single" w:sz="4" w:space="0" w:color="C3CBDA"/>
+            </w:tcBorders>
+            <w:shd w:val="clear" w:color="auto" w:fill="F7F9FC"/>
+            <w:tcMar>
+              <w:top w:w="26" w:type="dxa"/>
+              <w:left w:w="80" w:type="dxa"/>
+              <w:bottom w:w="26" w:type="dxa"/>
+              <w:right w:w="80" w:type="dxa"/>
+            </w:tcMar>
+            <w:vAlign w:val="center"/>
+          </w:tcPr>
+          <w:p>
+            <w:pPr>
+              <w:spacing w:line="220" w:lineRule="auto"/>
+              <w:jc w:val="center"/>
+            </w:pPr>
+            <w:r>
+              <w:rPr>
+                <w:i/>
+                <w:iCs/>
+                <w:color w:val="8E96A3"/>
                 <w:sz w:val="16"/>
                 <w:szCs w:val="16"/>
               </w:rPr>
@@ -3378,30 +3378,30 @@
           <w:tcPr>
             <w:tcW w:w="1520" w:type="dxa"/>
             <w:tcBorders>
-              <w:top w:val="single" w:sz="4" w:space="0" w:color="BFC5CB"/>
-              <w:left w:val="single" w:sz="4" w:space="0" w:color="BFC5CB"/>
-              <w:bottom w:val="single" w:sz="4" w:space="0" w:color="BFC5CB"/>
-              <w:right w:val="single" w:sz="4" w:space="0" w:color="BFC5CB"/>
-            </w:tcBorders>
-            <w:shd w:val="clear" w:color="auto" w:fill="FAFBFC"/>
-            <w:tcMar>
-              <w:top w:w="26" w:type="dxa"/>
-              <w:left w:w="80" w:type="dxa"/>
-              <w:bottom w:w="26" w:type="dxa"/>
-              <w:right w:w="80" w:type="dxa"/>
-            </w:tcMar>
-            <w:vAlign w:val="center"/>
-          </w:tcPr>
-          <w:p>
-            <w:pPr>
-              <w:spacing w:line="220" w:lineRule="auto"/>
-              <w:jc w:val="center"/>
-            </w:pPr>
-            <w:r>
-              <w:rPr>
-                <w:i/>
-                <w:iCs/>
-                <w:color w:val="8A939C"/>
+              <w:top w:val="single" w:sz="4" w:space="0" w:color="C3CBDA"/>
+              <w:left w:val="single" w:sz="4" w:space="0" w:color="C3CBDA"/>
+              <w:bottom w:val="single" w:sz="4" w:space="0" w:color="C3CBDA"/>
+              <w:right w:val="single" w:sz="4" w:space="0" w:color="C3CBDA"/>
+            </w:tcBorders>
+            <w:shd w:val="clear" w:color="auto" w:fill="F7F9FC"/>
+            <w:tcMar>
+              <w:top w:w="26" w:type="dxa"/>
+              <w:left w:w="80" w:type="dxa"/>
+              <w:bottom w:w="26" w:type="dxa"/>
+              <w:right w:w="80" w:type="dxa"/>
+            </w:tcMar>
+            <w:vAlign w:val="center"/>
+          </w:tcPr>
+          <w:p>
+            <w:pPr>
+              <w:spacing w:line="220" w:lineRule="auto"/>
+              <w:jc w:val="center"/>
+            </w:pPr>
+            <w:r>
+              <w:rPr>
+                <w:i/>
+                <w:iCs/>
+                <w:color w:val="8E96A3"/>
                 <w:sz w:val="16"/>
                 <w:szCs w:val="16"/>
               </w:rPr>
@@ -3413,30 +3413,30 @@
           <w:tcPr>
             <w:tcW w:w="1030" w:type="dxa"/>
             <w:tcBorders>
-              <w:top w:val="single" w:sz="4" w:space="0" w:color="BFC5CB"/>
-              <w:left w:val="single" w:sz="4" w:space="0" w:color="BFC5CB"/>
-              <w:bottom w:val="single" w:sz="4" w:space="0" w:color="BFC5CB"/>
-              <w:right w:val="single" w:sz="4" w:space="0" w:color="BFC5CB"/>
-            </w:tcBorders>
-            <w:shd w:val="clear" w:color="auto" w:fill="FAFBFC"/>
-            <w:tcMar>
-              <w:top w:w="26" w:type="dxa"/>
-              <w:left w:w="80" w:type="dxa"/>
-              <w:bottom w:w="26" w:type="dxa"/>
-              <w:right w:w="80" w:type="dxa"/>
-            </w:tcMar>
-            <w:vAlign w:val="center"/>
-          </w:tcPr>
-          <w:p>
-            <w:pPr>
-              <w:spacing w:line="220" w:lineRule="auto"/>
-              <w:jc w:val="center"/>
-            </w:pPr>
-            <w:r>
-              <w:rPr>
-                <w:i/>
-                <w:iCs/>
-                <w:color w:val="8A939C"/>
+              <w:top w:val="single" w:sz="4" w:space="0" w:color="C3CBDA"/>
+              <w:left w:val="single" w:sz="4" w:space="0" w:color="C3CBDA"/>
+              <w:bottom w:val="single" w:sz="4" w:space="0" w:color="C3CBDA"/>
+              <w:right w:val="single" w:sz="4" w:space="0" w:color="C3CBDA"/>
+            </w:tcBorders>
+            <w:shd w:val="clear" w:color="auto" w:fill="F7F9FC"/>
+            <w:tcMar>
+              <w:top w:w="26" w:type="dxa"/>
+              <w:left w:w="80" w:type="dxa"/>
+              <w:bottom w:w="26" w:type="dxa"/>
+              <w:right w:w="80" w:type="dxa"/>
+            </w:tcMar>
+            <w:vAlign w:val="center"/>
+          </w:tcPr>
+          <w:p>
+            <w:pPr>
+              <w:spacing w:line="220" w:lineRule="auto"/>
+              <w:jc w:val="center"/>
+            </w:pPr>
+            <w:r>
+              <w:rPr>
+                <w:i/>
+                <w:iCs/>
+                <w:color w:val="8E96A3"/>
                 <w:sz w:val="16"/>
                 <w:szCs w:val="16"/>
               </w:rPr>
@@ -3448,29 +3448,29 @@
           <w:tcPr>
             <w:tcW w:w="2122" w:type="dxa"/>
             <w:tcBorders>
-              <w:top w:val="single" w:sz="4" w:space="0" w:color="BFC5CB"/>
-              <w:left w:val="single" w:sz="4" w:space="0" w:color="BFC5CB"/>
-              <w:bottom w:val="single" w:sz="4" w:space="0" w:color="BFC5CB"/>
-              <w:right w:val="single" w:sz="4" w:space="0" w:color="BFC5CB"/>
-            </w:tcBorders>
-            <w:shd w:val="clear" w:color="auto" w:fill="FAFBFC"/>
-            <w:tcMar>
-              <w:top w:w="26" w:type="dxa"/>
-              <w:left w:w="80" w:type="dxa"/>
-              <w:bottom w:w="26" w:type="dxa"/>
-              <w:right w:w="80" w:type="dxa"/>
-            </w:tcMar>
-            <w:vAlign w:val="center"/>
-          </w:tcPr>
-          <w:p>
-            <w:pPr>
-              <w:spacing w:line="220" w:lineRule="auto"/>
-            </w:pPr>
-            <w:r>
-              <w:rPr>
-                <w:i/>
-                <w:iCs/>
-                <w:color w:val="8A939C"/>
+              <w:top w:val="single" w:sz="4" w:space="0" w:color="C3CBDA"/>
+              <w:left w:val="single" w:sz="4" w:space="0" w:color="C3CBDA"/>
+              <w:bottom w:val="single" w:sz="4" w:space="0" w:color="C3CBDA"/>
+              <w:right w:val="single" w:sz="4" w:space="0" w:color="C3CBDA"/>
+            </w:tcBorders>
+            <w:shd w:val="clear" w:color="auto" w:fill="F7F9FC"/>
+            <w:tcMar>
+              <w:top w:w="26" w:type="dxa"/>
+              <w:left w:w="80" w:type="dxa"/>
+              <w:bottom w:w="26" w:type="dxa"/>
+              <w:right w:w="80" w:type="dxa"/>
+            </w:tcMar>
+            <w:vAlign w:val="center"/>
+          </w:tcPr>
+          <w:p>
+            <w:pPr>
+              <w:spacing w:line="220" w:lineRule="auto"/>
+            </w:pPr>
+            <w:r>
+              <w:rPr>
+                <w:i/>
+                <w:iCs/>
+                <w:color w:val="8E96A3"/>
                 <w:sz w:val="16"/>
                 <w:szCs w:val="16"/>
               </w:rPr>
@@ -3487,12 +3487,12 @@
           <w:tcPr>
             <w:tcW w:w="560" w:type="dxa"/>
             <w:tcBorders>
-              <w:top w:val="single" w:sz="4" w:space="0" w:color="BFC5CB"/>
-              <w:left w:val="single" w:sz="4" w:space="0" w:color="BFC5CB"/>
-              <w:bottom w:val="single" w:sz="4" w:space="0" w:color="BFC5CB"/>
-              <w:right w:val="single" w:sz="4" w:space="0" w:color="BFC5CB"/>
-            </w:tcBorders>
-            <w:shd w:val="clear" w:color="auto" w:fill="F2F4F6"/>
+              <w:top w:val="single" w:sz="4" w:space="0" w:color="C3CBDA"/>
+              <w:left w:val="single" w:sz="4" w:space="0" w:color="C3CBDA"/>
+              <w:bottom w:val="single" w:sz="4" w:space="0" w:color="C3CBDA"/>
+              <w:right w:val="single" w:sz="4" w:space="0" w:color="C3CBDA"/>
+            </w:tcBorders>
+            <w:shd w:val="clear" w:color="auto" w:fill="F0F2F7"/>
             <w:tcMar>
               <w:top w:w="26" w:type="dxa"/>
               <w:left w:w="80" w:type="dxa"/>
@@ -3510,7 +3510,7 @@
               <w:rPr>
                 <w:b/>
                 <w:bCs/>
-                <w:color w:val="5A646E"/>
+                <w:color w:val="606060"/>
               </w:rPr>
               <w:t>7</w:t>
             </w:r>
@@ -3520,28 +3520,28 @@
           <w:tcPr>
             <w:tcW w:w="1480" w:type="dxa"/>
             <w:tcBorders>
-              <w:top w:val="single" w:sz="4" w:space="0" w:color="BFC5CB"/>
-              <w:left w:val="single" w:sz="4" w:space="0" w:color="BFC5CB"/>
-              <w:bottom w:val="single" w:sz="4" w:space="0" w:color="BFC5CB"/>
-              <w:right w:val="single" w:sz="4" w:space="0" w:color="BFC5CB"/>
-            </w:tcBorders>
-            <w:tcMar>
-              <w:top w:w="26" w:type="dxa"/>
-              <w:left w:w="80" w:type="dxa"/>
-              <w:bottom w:w="26" w:type="dxa"/>
-              <w:right w:w="80" w:type="dxa"/>
-            </w:tcMar>
-            <w:vAlign w:val="center"/>
-          </w:tcPr>
-          <w:p>
-            <w:pPr>
-              <w:spacing w:line="220" w:lineRule="auto"/>
-            </w:pPr>
-            <w:r>
-              <w:rPr>
-                <w:i/>
-                <w:iCs/>
-                <w:color w:val="8A939C"/>
+              <w:top w:val="single" w:sz="4" w:space="0" w:color="C3CBDA"/>
+              <w:left w:val="single" w:sz="4" w:space="0" w:color="C3CBDA"/>
+              <w:bottom w:val="single" w:sz="4" w:space="0" w:color="C3CBDA"/>
+              <w:right w:val="single" w:sz="4" w:space="0" w:color="C3CBDA"/>
+            </w:tcBorders>
+            <w:tcMar>
+              <w:top w:w="26" w:type="dxa"/>
+              <w:left w:w="80" w:type="dxa"/>
+              <w:bottom w:w="26" w:type="dxa"/>
+              <w:right w:w="80" w:type="dxa"/>
+            </w:tcMar>
+            <w:vAlign w:val="center"/>
+          </w:tcPr>
+          <w:p>
+            <w:pPr>
+              <w:spacing w:line="220" w:lineRule="auto"/>
+            </w:pPr>
+            <w:r>
+              <w:rPr>
+                <w:i/>
+                <w:iCs/>
+                <w:color w:val="8E96A3"/>
                 <w:sz w:val="16"/>
                 <w:szCs w:val="16"/>
               </w:rPr>
@@ -3553,28 +3553,28 @@
           <w:tcPr>
             <w:tcW w:w="1480" w:type="dxa"/>
             <w:tcBorders>
-              <w:top w:val="single" w:sz="4" w:space="0" w:color="BFC5CB"/>
-              <w:left w:val="single" w:sz="4" w:space="0" w:color="BFC5CB"/>
-              <w:bottom w:val="single" w:sz="4" w:space="0" w:color="BFC5CB"/>
-              <w:right w:val="single" w:sz="4" w:space="0" w:color="BFC5CB"/>
-            </w:tcBorders>
-            <w:tcMar>
-              <w:top w:w="26" w:type="dxa"/>
-              <w:left w:w="80" w:type="dxa"/>
-              <w:bottom w:w="26" w:type="dxa"/>
-              <w:right w:w="80" w:type="dxa"/>
-            </w:tcMar>
-            <w:vAlign w:val="center"/>
-          </w:tcPr>
-          <w:p>
-            <w:pPr>
-              <w:spacing w:line="220" w:lineRule="auto"/>
-            </w:pPr>
-            <w:r>
-              <w:rPr>
-                <w:i/>
-                <w:iCs/>
-                <w:color w:val="8A939C"/>
+              <w:top w:val="single" w:sz="4" w:space="0" w:color="C3CBDA"/>
+              <w:left w:val="single" w:sz="4" w:space="0" w:color="C3CBDA"/>
+              <w:bottom w:val="single" w:sz="4" w:space="0" w:color="C3CBDA"/>
+              <w:right w:val="single" w:sz="4" w:space="0" w:color="C3CBDA"/>
+            </w:tcBorders>
+            <w:tcMar>
+              <w:top w:w="26" w:type="dxa"/>
+              <w:left w:w="80" w:type="dxa"/>
+              <w:bottom w:w="26" w:type="dxa"/>
+              <w:right w:w="80" w:type="dxa"/>
+            </w:tcMar>
+            <w:vAlign w:val="center"/>
+          </w:tcPr>
+          <w:p>
+            <w:pPr>
+              <w:spacing w:line="220" w:lineRule="auto"/>
+            </w:pPr>
+            <w:r>
+              <w:rPr>
+                <w:i/>
+                <w:iCs/>
+                <w:color w:val="8E96A3"/>
                 <w:sz w:val="16"/>
                 <w:szCs w:val="16"/>
               </w:rPr>
@@ -3586,28 +3586,28 @@
           <w:tcPr>
             <w:tcW w:w="1180" w:type="dxa"/>
             <w:tcBorders>
-              <w:top w:val="single" w:sz="4" w:space="0" w:color="BFC5CB"/>
-              <w:left w:val="single" w:sz="4" w:space="0" w:color="BFC5CB"/>
-              <w:bottom w:val="single" w:sz="4" w:space="0" w:color="BFC5CB"/>
-              <w:right w:val="single" w:sz="4" w:space="0" w:color="BFC5CB"/>
-            </w:tcBorders>
-            <w:tcMar>
-              <w:top w:w="26" w:type="dxa"/>
-              <w:left w:w="80" w:type="dxa"/>
-              <w:bottom w:w="26" w:type="dxa"/>
-              <w:right w:w="80" w:type="dxa"/>
-            </w:tcMar>
-            <w:vAlign w:val="center"/>
-          </w:tcPr>
-          <w:p>
-            <w:pPr>
-              <w:spacing w:line="220" w:lineRule="auto"/>
-            </w:pPr>
-            <w:r>
-              <w:rPr>
-                <w:i/>
-                <w:iCs/>
-                <w:color w:val="8A939C"/>
+              <w:top w:val="single" w:sz="4" w:space="0" w:color="C3CBDA"/>
+              <w:left w:val="single" w:sz="4" w:space="0" w:color="C3CBDA"/>
+              <w:bottom w:val="single" w:sz="4" w:space="0" w:color="C3CBDA"/>
+              <w:right w:val="single" w:sz="4" w:space="0" w:color="C3CBDA"/>
+            </w:tcBorders>
+            <w:tcMar>
+              <w:top w:w="26" w:type="dxa"/>
+              <w:left w:w="80" w:type="dxa"/>
+              <w:bottom w:w="26" w:type="dxa"/>
+              <w:right w:w="80" w:type="dxa"/>
+            </w:tcMar>
+            <w:vAlign w:val="center"/>
+          </w:tcPr>
+          <w:p>
+            <w:pPr>
+              <w:spacing w:line="220" w:lineRule="auto"/>
+            </w:pPr>
+            <w:r>
+              <w:rPr>
+                <w:i/>
+                <w:iCs/>
+                <w:color w:val="8E96A3"/>
                 <w:sz w:val="16"/>
                 <w:szCs w:val="16"/>
               </w:rPr>
@@ -3619,29 +3619,29 @@
           <w:tcPr>
             <w:tcW w:w="1620" w:type="dxa"/>
             <w:tcBorders>
-              <w:top w:val="single" w:sz="4" w:space="0" w:color="BFC5CB"/>
-              <w:left w:val="single" w:sz="4" w:space="0" w:color="BFC5CB"/>
-              <w:bottom w:val="single" w:sz="4" w:space="0" w:color="BFC5CB"/>
-              <w:right w:val="single" w:sz="4" w:space="0" w:color="BFC5CB"/>
-            </w:tcBorders>
-            <w:tcMar>
-              <w:top w:w="26" w:type="dxa"/>
-              <w:left w:w="80" w:type="dxa"/>
-              <w:bottom w:w="26" w:type="dxa"/>
-              <w:right w:w="80" w:type="dxa"/>
-            </w:tcMar>
-            <w:vAlign w:val="center"/>
-          </w:tcPr>
-          <w:p>
-            <w:pPr>
-              <w:spacing w:line="220" w:lineRule="auto"/>
-              <w:jc w:val="center"/>
-            </w:pPr>
-            <w:r>
-              <w:rPr>
-                <w:i/>
-                <w:iCs/>
-                <w:color w:val="8A939C"/>
+              <w:top w:val="single" w:sz="4" w:space="0" w:color="C3CBDA"/>
+              <w:left w:val="single" w:sz="4" w:space="0" w:color="C3CBDA"/>
+              <w:bottom w:val="single" w:sz="4" w:space="0" w:color="C3CBDA"/>
+              <w:right w:val="single" w:sz="4" w:space="0" w:color="C3CBDA"/>
+            </w:tcBorders>
+            <w:tcMar>
+              <w:top w:w="26" w:type="dxa"/>
+              <w:left w:w="80" w:type="dxa"/>
+              <w:bottom w:w="26" w:type="dxa"/>
+              <w:right w:w="80" w:type="dxa"/>
+            </w:tcMar>
+            <w:vAlign w:val="center"/>
+          </w:tcPr>
+          <w:p>
+            <w:pPr>
+              <w:spacing w:line="220" w:lineRule="auto"/>
+              <w:jc w:val="center"/>
+            </w:pPr>
+            <w:r>
+              <w:rPr>
+                <w:i/>
+                <w:iCs/>
+                <w:color w:val="8E96A3"/>
                 <w:sz w:val="16"/>
                 <w:szCs w:val="16"/>
               </w:rPr>
@@ -3653,29 +3653,29 @@
           <w:tcPr>
             <w:tcW w:w="1620" w:type="dxa"/>
             <w:tcBorders>
-              <w:top w:val="single" w:sz="4" w:space="0" w:color="BFC5CB"/>
-              <w:left w:val="single" w:sz="4" w:space="0" w:color="BFC5CB"/>
-              <w:bottom w:val="single" w:sz="4" w:space="0" w:color="BFC5CB"/>
-              <w:right w:val="single" w:sz="4" w:space="0" w:color="BFC5CB"/>
-            </w:tcBorders>
-            <w:tcMar>
-              <w:top w:w="26" w:type="dxa"/>
-              <w:left w:w="80" w:type="dxa"/>
-              <w:bottom w:w="26" w:type="dxa"/>
-              <w:right w:w="80" w:type="dxa"/>
-            </w:tcMar>
-            <w:vAlign w:val="center"/>
-          </w:tcPr>
-          <w:p>
-            <w:pPr>
-              <w:spacing w:line="220" w:lineRule="auto"/>
-              <w:jc w:val="center"/>
-            </w:pPr>
-            <w:r>
-              <w:rPr>
-                <w:i/>
-                <w:iCs/>
-                <w:color w:val="8A939C"/>
+              <w:top w:val="single" w:sz="4" w:space="0" w:color="C3CBDA"/>
+              <w:left w:val="single" w:sz="4" w:space="0" w:color="C3CBDA"/>
+              <w:bottom w:val="single" w:sz="4" w:space="0" w:color="C3CBDA"/>
+              <w:right w:val="single" w:sz="4" w:space="0" w:color="C3CBDA"/>
+            </w:tcBorders>
+            <w:tcMar>
+              <w:top w:w="26" w:type="dxa"/>
+              <w:left w:w="80" w:type="dxa"/>
+              <w:bottom w:w="26" w:type="dxa"/>
+              <w:right w:w="80" w:type="dxa"/>
+            </w:tcMar>
+            <w:vAlign w:val="center"/>
+          </w:tcPr>
+          <w:p>
+            <w:pPr>
+              <w:spacing w:line="220" w:lineRule="auto"/>
+              <w:jc w:val="center"/>
+            </w:pPr>
+            <w:r>
+              <w:rPr>
+                <w:i/>
+                <w:iCs/>
+                <w:color w:val="8E96A3"/>
                 <w:sz w:val="16"/>
                 <w:szCs w:val="16"/>
               </w:rPr>
@@ -3687,29 +3687,29 @@
           <w:tcPr>
             <w:tcW w:w="1080" w:type="dxa"/>
             <w:tcBorders>
-              <w:top w:val="single" w:sz="4" w:space="0" w:color="BFC5CB"/>
-              <w:left w:val="single" w:sz="4" w:space="0" w:color="BFC5CB"/>
-              <w:bottom w:val="single" w:sz="4" w:space="0" w:color="BFC5CB"/>
-              <w:right w:val="single" w:sz="4" w:space="0" w:color="BFC5CB"/>
-            </w:tcBorders>
-            <w:tcMar>
-              <w:top w:w="26" w:type="dxa"/>
-              <w:left w:w="80" w:type="dxa"/>
-              <w:bottom w:w="26" w:type="dxa"/>
-              <w:right w:w="80" w:type="dxa"/>
-            </w:tcMar>
-            <w:vAlign w:val="center"/>
-          </w:tcPr>
-          <w:p>
-            <w:pPr>
-              <w:spacing w:line="220" w:lineRule="auto"/>
-              <w:jc w:val="center"/>
-            </w:pPr>
-            <w:r>
-              <w:rPr>
-                <w:i/>
-                <w:iCs/>
-                <w:color w:val="8A939C"/>
+              <w:top w:val="single" w:sz="4" w:space="0" w:color="C3CBDA"/>
+              <w:left w:val="single" w:sz="4" w:space="0" w:color="C3CBDA"/>
+              <w:bottom w:val="single" w:sz="4" w:space="0" w:color="C3CBDA"/>
+              <w:right w:val="single" w:sz="4" w:space="0" w:color="C3CBDA"/>
+            </w:tcBorders>
+            <w:tcMar>
+              <w:top w:w="26" w:type="dxa"/>
+              <w:left w:w="80" w:type="dxa"/>
+              <w:bottom w:w="26" w:type="dxa"/>
+              <w:right w:w="80" w:type="dxa"/>
+            </w:tcMar>
+            <w:vAlign w:val="center"/>
+          </w:tcPr>
+          <w:p>
+            <w:pPr>
+              <w:spacing w:line="220" w:lineRule="auto"/>
+              <w:jc w:val="center"/>
+            </w:pPr>
+            <w:r>
+              <w:rPr>
+                <w:i/>
+                <w:iCs/>
+                <w:color w:val="8E96A3"/>
                 <w:sz w:val="16"/>
                 <w:szCs w:val="16"/>
               </w:rPr>
@@ -3721,29 +3721,29 @@
           <w:tcPr>
             <w:tcW w:w="1130" w:type="dxa"/>
             <w:tcBorders>
-              <w:top w:val="single" w:sz="4" w:space="0" w:color="BFC5CB"/>
-              <w:left w:val="single" w:sz="4" w:space="0" w:color="BFC5CB"/>
-              <w:bottom w:val="single" w:sz="4" w:space="0" w:color="BFC5CB"/>
-              <w:right w:val="single" w:sz="4" w:space="0" w:color="BFC5CB"/>
-            </w:tcBorders>
-            <w:tcMar>
-              <w:top w:w="26" w:type="dxa"/>
-              <w:left w:w="80" w:type="dxa"/>
-              <w:bottom w:w="26" w:type="dxa"/>
-              <w:right w:w="80" w:type="dxa"/>
-            </w:tcMar>
-            <w:vAlign w:val="center"/>
-          </w:tcPr>
-          <w:p>
-            <w:pPr>
-              <w:spacing w:line="220" w:lineRule="auto"/>
-              <w:jc w:val="center"/>
-            </w:pPr>
-            <w:r>
-              <w:rPr>
-                <w:i/>
-                <w:iCs/>
-                <w:color w:val="8A939C"/>
+              <w:top w:val="single" w:sz="4" w:space="0" w:color="C3CBDA"/>
+              <w:left w:val="single" w:sz="4" w:space="0" w:color="C3CBDA"/>
+              <w:bottom w:val="single" w:sz="4" w:space="0" w:color="C3CBDA"/>
+              <w:right w:val="single" w:sz="4" w:space="0" w:color="C3CBDA"/>
+            </w:tcBorders>
+            <w:tcMar>
+              <w:top w:w="26" w:type="dxa"/>
+              <w:left w:w="80" w:type="dxa"/>
+              <w:bottom w:w="26" w:type="dxa"/>
+              <w:right w:w="80" w:type="dxa"/>
+            </w:tcMar>
+            <w:vAlign w:val="center"/>
+          </w:tcPr>
+          <w:p>
+            <w:pPr>
+              <w:spacing w:line="220" w:lineRule="auto"/>
+              <w:jc w:val="center"/>
+            </w:pPr>
+            <w:r>
+              <w:rPr>
+                <w:i/>
+                <w:iCs/>
+                <w:color w:val="8E96A3"/>
                 <w:sz w:val="16"/>
                 <w:szCs w:val="16"/>
               </w:rPr>
@@ -3755,29 +3755,29 @@
           <w:tcPr>
             <w:tcW w:w="1520" w:type="dxa"/>
             <w:tcBorders>
-              <w:top w:val="single" w:sz="4" w:space="0" w:color="BFC5CB"/>
-              <w:left w:val="single" w:sz="4" w:space="0" w:color="BFC5CB"/>
-              <w:bottom w:val="single" w:sz="4" w:space="0" w:color="BFC5CB"/>
-              <w:right w:val="single" w:sz="4" w:space="0" w:color="BFC5CB"/>
-            </w:tcBorders>
-            <w:tcMar>
-              <w:top w:w="26" w:type="dxa"/>
-              <w:left w:w="80" w:type="dxa"/>
-              <w:bottom w:w="26" w:type="dxa"/>
-              <w:right w:w="80" w:type="dxa"/>
-            </w:tcMar>
-            <w:vAlign w:val="center"/>
-          </w:tcPr>
-          <w:p>
-            <w:pPr>
-              <w:spacing w:line="220" w:lineRule="auto"/>
-              <w:jc w:val="center"/>
-            </w:pPr>
-            <w:r>
-              <w:rPr>
-                <w:i/>
-                <w:iCs/>
-                <w:color w:val="8A939C"/>
+              <w:top w:val="single" w:sz="4" w:space="0" w:color="C3CBDA"/>
+              <w:left w:val="single" w:sz="4" w:space="0" w:color="C3CBDA"/>
+              <w:bottom w:val="single" w:sz="4" w:space="0" w:color="C3CBDA"/>
+              <w:right w:val="single" w:sz="4" w:space="0" w:color="C3CBDA"/>
+            </w:tcBorders>
+            <w:tcMar>
+              <w:top w:w="26" w:type="dxa"/>
+              <w:left w:w="80" w:type="dxa"/>
+              <w:bottom w:w="26" w:type="dxa"/>
+              <w:right w:w="80" w:type="dxa"/>
+            </w:tcMar>
+            <w:vAlign w:val="center"/>
+          </w:tcPr>
+          <w:p>
+            <w:pPr>
+              <w:spacing w:line="220" w:lineRule="auto"/>
+              <w:jc w:val="center"/>
+            </w:pPr>
+            <w:r>
+              <w:rPr>
+                <w:i/>
+                <w:iCs/>
+                <w:color w:val="8E96A3"/>
                 <w:sz w:val="16"/>
                 <w:szCs w:val="16"/>
               </w:rPr>
@@ -3789,29 +3789,29 @@
           <w:tcPr>
             <w:tcW w:w="1030" w:type="dxa"/>
             <w:tcBorders>
-              <w:top w:val="single" w:sz="4" w:space="0" w:color="BFC5CB"/>
-              <w:left w:val="single" w:sz="4" w:space="0" w:color="BFC5CB"/>
-              <w:bottom w:val="single" w:sz="4" w:space="0" w:color="BFC5CB"/>
-              <w:right w:val="single" w:sz="4" w:space="0" w:color="BFC5CB"/>
-            </w:tcBorders>
-            <w:tcMar>
-              <w:top w:w="26" w:type="dxa"/>
-              <w:left w:w="80" w:type="dxa"/>
-              <w:bottom w:w="26" w:type="dxa"/>
-              <w:right w:w="80" w:type="dxa"/>
-            </w:tcMar>
-            <w:vAlign w:val="center"/>
-          </w:tcPr>
-          <w:p>
-            <w:pPr>
-              <w:spacing w:line="220" w:lineRule="auto"/>
-              <w:jc w:val="center"/>
-            </w:pPr>
-            <w:r>
-              <w:rPr>
-                <w:i/>
-                <w:iCs/>
-                <w:color w:val="8A939C"/>
+              <w:top w:val="single" w:sz="4" w:space="0" w:color="C3CBDA"/>
+              <w:left w:val="single" w:sz="4" w:space="0" w:color="C3CBDA"/>
+              <w:bottom w:val="single" w:sz="4" w:space="0" w:color="C3CBDA"/>
+              <w:right w:val="single" w:sz="4" w:space="0" w:color="C3CBDA"/>
+            </w:tcBorders>
+            <w:tcMar>
+              <w:top w:w="26" w:type="dxa"/>
+              <w:left w:w="80" w:type="dxa"/>
+              <w:bottom w:w="26" w:type="dxa"/>
+              <w:right w:w="80" w:type="dxa"/>
+            </w:tcMar>
+            <w:vAlign w:val="center"/>
+          </w:tcPr>
+          <w:p>
+            <w:pPr>
+              <w:spacing w:line="220" w:lineRule="auto"/>
+              <w:jc w:val="center"/>
+            </w:pPr>
+            <w:r>
+              <w:rPr>
+                <w:i/>
+                <w:iCs/>
+                <w:color w:val="8E96A3"/>
                 <w:sz w:val="16"/>
                 <w:szCs w:val="16"/>
               </w:rPr>
@@ -3823,28 +3823,28 @@
           <w:tcPr>
             <w:tcW w:w="2122" w:type="dxa"/>
             <w:tcBorders>
-              <w:top w:val="single" w:sz="4" w:space="0" w:color="BFC5CB"/>
-              <w:left w:val="single" w:sz="4" w:space="0" w:color="BFC5CB"/>
-              <w:bottom w:val="single" w:sz="4" w:space="0" w:color="BFC5CB"/>
-              <w:right w:val="single" w:sz="4" w:space="0" w:color="BFC5CB"/>
-            </w:tcBorders>
-            <w:tcMar>
-              <w:top w:w="26" w:type="dxa"/>
-              <w:left w:w="80" w:type="dxa"/>
-              <w:bottom w:w="26" w:type="dxa"/>
-              <w:right w:w="80" w:type="dxa"/>
-            </w:tcMar>
-            <w:vAlign w:val="center"/>
-          </w:tcPr>
-          <w:p>
-            <w:pPr>
-              <w:spacing w:line="220" w:lineRule="auto"/>
-            </w:pPr>
-            <w:r>
-              <w:rPr>
-                <w:i/>
-                <w:iCs/>
-                <w:color w:val="8A939C"/>
+              <w:top w:val="single" w:sz="4" w:space="0" w:color="C3CBDA"/>
+              <w:left w:val="single" w:sz="4" w:space="0" w:color="C3CBDA"/>
+              <w:bottom w:val="single" w:sz="4" w:space="0" w:color="C3CBDA"/>
+              <w:right w:val="single" w:sz="4" w:space="0" w:color="C3CBDA"/>
+            </w:tcBorders>
+            <w:tcMar>
+              <w:top w:w="26" w:type="dxa"/>
+              <w:left w:w="80" w:type="dxa"/>
+              <w:bottom w:w="26" w:type="dxa"/>
+              <w:right w:w="80" w:type="dxa"/>
+            </w:tcMar>
+            <w:vAlign w:val="center"/>
+          </w:tcPr>
+          <w:p>
+            <w:pPr>
+              <w:spacing w:line="220" w:lineRule="auto"/>
+            </w:pPr>
+            <w:r>
+              <w:rPr>
+                <w:i/>
+                <w:iCs/>
+                <w:color w:val="8E96A3"/>
                 <w:sz w:val="16"/>
                 <w:szCs w:val="16"/>
               </w:rPr>
@@ -3861,12 +3861,12 @@
           <w:tcPr>
             <w:tcW w:w="560" w:type="dxa"/>
             <w:tcBorders>
-              <w:top w:val="single" w:sz="4" w:space="0" w:color="BFC5CB"/>
-              <w:left w:val="single" w:sz="4" w:space="0" w:color="BFC5CB"/>
-              <w:bottom w:val="single" w:sz="4" w:space="0" w:color="BFC5CB"/>
-              <w:right w:val="single" w:sz="4" w:space="0" w:color="BFC5CB"/>
-            </w:tcBorders>
-            <w:shd w:val="clear" w:color="auto" w:fill="F2F4F6"/>
+              <w:top w:val="single" w:sz="4" w:space="0" w:color="C3CBDA"/>
+              <w:left w:val="single" w:sz="4" w:space="0" w:color="C3CBDA"/>
+              <w:bottom w:val="single" w:sz="4" w:space="0" w:color="C3CBDA"/>
+              <w:right w:val="single" w:sz="4" w:space="0" w:color="C3CBDA"/>
+            </w:tcBorders>
+            <w:shd w:val="clear" w:color="auto" w:fill="F0F2F7"/>
             <w:tcMar>
               <w:top w:w="26" w:type="dxa"/>
               <w:left w:w="80" w:type="dxa"/>
@@ -3884,7 +3884,7 @@
               <w:rPr>
                 <w:b/>
                 <w:bCs/>
-                <w:color w:val="5A646E"/>
+                <w:color w:val="606060"/>
               </w:rPr>
               <w:t>8</w:t>
             </w:r>
@@ -3894,29 +3894,29 @@
           <w:tcPr>
             <w:tcW w:w="1480" w:type="dxa"/>
             <w:tcBorders>
-              <w:top w:val="single" w:sz="4" w:space="0" w:color="BFC5CB"/>
-              <w:left w:val="single" w:sz="4" w:space="0" w:color="BFC5CB"/>
-              <w:bottom w:val="single" w:sz="4" w:space="0" w:color="BFC5CB"/>
-              <w:right w:val="single" w:sz="4" w:space="0" w:color="BFC5CB"/>
-            </w:tcBorders>
-            <w:shd w:val="clear" w:color="auto" w:fill="FAFBFC"/>
-            <w:tcMar>
-              <w:top w:w="26" w:type="dxa"/>
-              <w:left w:w="80" w:type="dxa"/>
-              <w:bottom w:w="26" w:type="dxa"/>
-              <w:right w:w="80" w:type="dxa"/>
-            </w:tcMar>
-            <w:vAlign w:val="center"/>
-          </w:tcPr>
-          <w:p>
-            <w:pPr>
-              <w:spacing w:line="220" w:lineRule="auto"/>
-            </w:pPr>
-            <w:r>
-              <w:rPr>
-                <w:i/>
-                <w:iCs/>
-                <w:color w:val="8A939C"/>
+              <w:top w:val="single" w:sz="4" w:space="0" w:color="C3CBDA"/>
+              <w:left w:val="single" w:sz="4" w:space="0" w:color="C3CBDA"/>
+              <w:bottom w:val="single" w:sz="4" w:space="0" w:color="C3CBDA"/>
+              <w:right w:val="single" w:sz="4" w:space="0" w:color="C3CBDA"/>
+            </w:tcBorders>
+            <w:shd w:val="clear" w:color="auto" w:fill="F7F9FC"/>
+            <w:tcMar>
+              <w:top w:w="26" w:type="dxa"/>
+              <w:left w:w="80" w:type="dxa"/>
+              <w:bottom w:w="26" w:type="dxa"/>
+              <w:right w:w="80" w:type="dxa"/>
+            </w:tcMar>
+            <w:vAlign w:val="center"/>
+          </w:tcPr>
+          <w:p>
+            <w:pPr>
+              <w:spacing w:line="220" w:lineRule="auto"/>
+            </w:pPr>
+            <w:r>
+              <w:rPr>
+                <w:i/>
+                <w:iCs/>
+                <w:color w:val="8E96A3"/>
                 <w:sz w:val="16"/>
                 <w:szCs w:val="16"/>
               </w:rPr>
@@ -3928,29 +3928,29 @@
           <w:tcPr>
             <w:tcW w:w="1480" w:type="dxa"/>
             <w:tcBorders>
-              <w:top w:val="single" w:sz="4" w:space="0" w:color="BFC5CB"/>
-              <w:left w:val="single" w:sz="4" w:space="0" w:color="BFC5CB"/>
-              <w:bottom w:val="single" w:sz="4" w:space="0" w:color="BFC5CB"/>
-              <w:right w:val="single" w:sz="4" w:space="0" w:color="BFC5CB"/>
-            </w:tcBorders>
-            <w:shd w:val="clear" w:color="auto" w:fill="FAFBFC"/>
-            <w:tcMar>
-              <w:top w:w="26" w:type="dxa"/>
-              <w:left w:w="80" w:type="dxa"/>
-              <w:bottom w:w="26" w:type="dxa"/>
-              <w:right w:w="80" w:type="dxa"/>
-            </w:tcMar>
-            <w:vAlign w:val="center"/>
-          </w:tcPr>
-          <w:p>
-            <w:pPr>
-              <w:spacing w:line="220" w:lineRule="auto"/>
-            </w:pPr>
-            <w:r>
-              <w:rPr>
-                <w:i/>
-                <w:iCs/>
-                <w:color w:val="8A939C"/>
+              <w:top w:val="single" w:sz="4" w:space="0" w:color="C3CBDA"/>
+              <w:left w:val="single" w:sz="4" w:space="0" w:color="C3CBDA"/>
+              <w:bottom w:val="single" w:sz="4" w:space="0" w:color="C3CBDA"/>
+              <w:right w:val="single" w:sz="4" w:space="0" w:color="C3CBDA"/>
+            </w:tcBorders>
+            <w:shd w:val="clear" w:color="auto" w:fill="F7F9FC"/>
+            <w:tcMar>
+              <w:top w:w="26" w:type="dxa"/>
+              <w:left w:w="80" w:type="dxa"/>
+              <w:bottom w:w="26" w:type="dxa"/>
+              <w:right w:w="80" w:type="dxa"/>
+            </w:tcMar>
+            <w:vAlign w:val="center"/>
+          </w:tcPr>
+          <w:p>
+            <w:pPr>
+              <w:spacing w:line="220" w:lineRule="auto"/>
+            </w:pPr>
+            <w:r>
+              <w:rPr>
+                <w:i/>
+                <w:iCs/>
+                <w:color w:val="8E96A3"/>
                 <w:sz w:val="16"/>
                 <w:szCs w:val="16"/>
               </w:rPr>
@@ -3962,29 +3962,29 @@
           <w:tcPr>
             <w:tcW w:w="1180" w:type="dxa"/>
             <w:tcBorders>
-              <w:top w:val="single" w:sz="4" w:space="0" w:color="BFC5CB"/>
-              <w:left w:val="single" w:sz="4" w:space="0" w:color="BFC5CB"/>
-              <w:bottom w:val="single" w:sz="4" w:space="0" w:color="BFC5CB"/>
-              <w:right w:val="single" w:sz="4" w:space="0" w:color="BFC5CB"/>
-            </w:tcBorders>
-            <w:shd w:val="clear" w:color="auto" w:fill="FAFBFC"/>
-            <w:tcMar>
-              <w:top w:w="26" w:type="dxa"/>
-              <w:left w:w="80" w:type="dxa"/>
-              <w:bottom w:w="26" w:type="dxa"/>
-              <w:right w:w="80" w:type="dxa"/>
-            </w:tcMar>
-            <w:vAlign w:val="center"/>
-          </w:tcPr>
-          <w:p>
-            <w:pPr>
-              <w:spacing w:line="220" w:lineRule="auto"/>
-            </w:pPr>
-            <w:r>
-              <w:rPr>
-                <w:i/>
-                <w:iCs/>
-                <w:color w:val="8A939C"/>
+              <w:top w:val="single" w:sz="4" w:space="0" w:color="C3CBDA"/>
+              <w:left w:val="single" w:sz="4" w:space="0" w:color="C3CBDA"/>
+              <w:bottom w:val="single" w:sz="4" w:space="0" w:color="C3CBDA"/>
+              <w:right w:val="single" w:sz="4" w:space="0" w:color="C3CBDA"/>
+            </w:tcBorders>
+            <w:shd w:val="clear" w:color="auto" w:fill="F7F9FC"/>
+            <w:tcMar>
+              <w:top w:w="26" w:type="dxa"/>
+              <w:left w:w="80" w:type="dxa"/>
+              <w:bottom w:w="26" w:type="dxa"/>
+              <w:right w:w="80" w:type="dxa"/>
+            </w:tcMar>
+            <w:vAlign w:val="center"/>
+          </w:tcPr>
+          <w:p>
+            <w:pPr>
+              <w:spacing w:line="220" w:lineRule="auto"/>
+            </w:pPr>
+            <w:r>
+              <w:rPr>
+                <w:i/>
+                <w:iCs/>
+                <w:color w:val="8E96A3"/>
                 <w:sz w:val="16"/>
                 <w:szCs w:val="16"/>
               </w:rPr>
@@ -3996,30 +3996,30 @@
           <w:tcPr>
             <w:tcW w:w="1620" w:type="dxa"/>
             <w:tcBorders>
-              <w:top w:val="single" w:sz="4" w:space="0" w:color="BFC5CB"/>
-              <w:left w:val="single" w:sz="4" w:space="0" w:color="BFC5CB"/>
-              <w:bottom w:val="single" w:sz="4" w:space="0" w:color="BFC5CB"/>
-              <w:right w:val="single" w:sz="4" w:space="0" w:color="BFC5CB"/>
-            </w:tcBorders>
-            <w:shd w:val="clear" w:color="auto" w:fill="FAFBFC"/>
-            <w:tcMar>
-              <w:top w:w="26" w:type="dxa"/>
-              <w:left w:w="80" w:type="dxa"/>
-              <w:bottom w:w="26" w:type="dxa"/>
-              <w:right w:w="80" w:type="dxa"/>
-            </w:tcMar>
-            <w:vAlign w:val="center"/>
-          </w:tcPr>
-          <w:p>
-            <w:pPr>
-              <w:spacing w:line="220" w:lineRule="auto"/>
-              <w:jc w:val="center"/>
-            </w:pPr>
-            <w:r>
-              <w:rPr>
-                <w:i/>
-                <w:iCs/>
-                <w:color w:val="8A939C"/>
+              <w:top w:val="single" w:sz="4" w:space="0" w:color="C3CBDA"/>
+              <w:left w:val="single" w:sz="4" w:space="0" w:color="C3CBDA"/>
+              <w:bottom w:val="single" w:sz="4" w:space="0" w:color="C3CBDA"/>
+              <w:right w:val="single" w:sz="4" w:space="0" w:color="C3CBDA"/>
+            </w:tcBorders>
+            <w:shd w:val="clear" w:color="auto" w:fill="F7F9FC"/>
+            <w:tcMar>
+              <w:top w:w="26" w:type="dxa"/>
+              <w:left w:w="80" w:type="dxa"/>
+              <w:bottom w:w="26" w:type="dxa"/>
+              <w:right w:w="80" w:type="dxa"/>
+            </w:tcMar>
+            <w:vAlign w:val="center"/>
+          </w:tcPr>
+          <w:p>
+            <w:pPr>
+              <w:spacing w:line="220" w:lineRule="auto"/>
+              <w:jc w:val="center"/>
+            </w:pPr>
+            <w:r>
+              <w:rPr>
+                <w:i/>
+                <w:iCs/>
+                <w:color w:val="8E96A3"/>
                 <w:sz w:val="16"/>
                 <w:szCs w:val="16"/>
               </w:rPr>
@@ -4031,30 +4031,30 @@
           <w:tcPr>
             <w:tcW w:w="1620" w:type="dxa"/>
             <w:tcBorders>
-              <w:top w:val="single" w:sz="4" w:space="0" w:color="BFC5CB"/>
-              <w:left w:val="single" w:sz="4" w:space="0" w:color="BFC5CB"/>
-              <w:bottom w:val="single" w:sz="4" w:space="0" w:color="BFC5CB"/>
-              <w:right w:val="single" w:sz="4" w:space="0" w:color="BFC5CB"/>
-            </w:tcBorders>
-            <w:shd w:val="clear" w:color="auto" w:fill="FAFBFC"/>
-            <w:tcMar>
-              <w:top w:w="26" w:type="dxa"/>
-              <w:left w:w="80" w:type="dxa"/>
-              <w:bottom w:w="26" w:type="dxa"/>
-              <w:right w:w="80" w:type="dxa"/>
-            </w:tcMar>
-            <w:vAlign w:val="center"/>
-          </w:tcPr>
-          <w:p>
-            <w:pPr>
-              <w:spacing w:line="220" w:lineRule="auto"/>
-              <w:jc w:val="center"/>
-            </w:pPr>
-            <w:r>
-              <w:rPr>
-                <w:i/>
-                <w:iCs/>
-                <w:color w:val="8A939C"/>
+              <w:top w:val="single" w:sz="4" w:space="0" w:color="C3CBDA"/>
+              <w:left w:val="single" w:sz="4" w:space="0" w:color="C3CBDA"/>
+              <w:bottom w:val="single" w:sz="4" w:space="0" w:color="C3CBDA"/>
+              <w:right w:val="single" w:sz="4" w:space="0" w:color="C3CBDA"/>
+            </w:tcBorders>
+            <w:shd w:val="clear" w:color="auto" w:fill="F7F9FC"/>
+            <w:tcMar>
+              <w:top w:w="26" w:type="dxa"/>
+              <w:left w:w="80" w:type="dxa"/>
+              <w:bottom w:w="26" w:type="dxa"/>
+              <w:right w:w="80" w:type="dxa"/>
+            </w:tcMar>
+            <w:vAlign w:val="center"/>
+          </w:tcPr>
+          <w:p>
+            <w:pPr>
+              <w:spacing w:line="220" w:lineRule="auto"/>
+              <w:jc w:val="center"/>
+            </w:pPr>
+            <w:r>
+              <w:rPr>
+                <w:i/>
+                <w:iCs/>
+                <w:color w:val="8E96A3"/>
                 <w:sz w:val="16"/>
                 <w:szCs w:val="16"/>
               </w:rPr>
@@ -4066,30 +4066,30 @@
           <w:tcPr>
             <w:tcW w:w="1080" w:type="dxa"/>
             <w:tcBorders>
-              <w:top w:val="single" w:sz="4" w:space="0" w:color="BFC5CB"/>
-              <w:left w:val="single" w:sz="4" w:space="0" w:color="BFC5CB"/>
-              <w:bottom w:val="single" w:sz="4" w:space="0" w:color="BFC5CB"/>
-              <w:right w:val="single" w:sz="4" w:space="0" w:color="BFC5CB"/>
-            </w:tcBorders>
-            <w:shd w:val="clear" w:color="auto" w:fill="FAFBFC"/>
-            <w:tcMar>
-              <w:top w:w="26" w:type="dxa"/>
-              <w:left w:w="80" w:type="dxa"/>
-              <w:bottom w:w="26" w:type="dxa"/>
-              <w:right w:w="80" w:type="dxa"/>
-            </w:tcMar>
-            <w:vAlign w:val="center"/>
-          </w:tcPr>
-          <w:p>
-            <w:pPr>
-              <w:spacing w:line="220" w:lineRule="auto"/>
-              <w:jc w:val="center"/>
-            </w:pPr>
-            <w:r>
-              <w:rPr>
-                <w:i/>
-                <w:iCs/>
-                <w:color w:val="8A939C"/>
+              <w:top w:val="single" w:sz="4" w:space="0" w:color="C3CBDA"/>
+              <w:left w:val="single" w:sz="4" w:space="0" w:color="C3CBDA"/>
+              <w:bottom w:val="single" w:sz="4" w:space="0" w:color="C3CBDA"/>
+              <w:right w:val="single" w:sz="4" w:space="0" w:color="C3CBDA"/>
+            </w:tcBorders>
+            <w:shd w:val="clear" w:color="auto" w:fill="F7F9FC"/>
+            <w:tcMar>
+              <w:top w:w="26" w:type="dxa"/>
+              <w:left w:w="80" w:type="dxa"/>
+              <w:bottom w:w="26" w:type="dxa"/>
+              <w:right w:w="80" w:type="dxa"/>
+            </w:tcMar>
+            <w:vAlign w:val="center"/>
+          </w:tcPr>
+          <w:p>
+            <w:pPr>
+              <w:spacing w:line="220" w:lineRule="auto"/>
+              <w:jc w:val="center"/>
+            </w:pPr>
+            <w:r>
+              <w:rPr>
+                <w:i/>
+                <w:iCs/>
+                <w:color w:val="8E96A3"/>
                 <w:sz w:val="16"/>
                 <w:szCs w:val="16"/>
               </w:rPr>
@@ -4101,30 +4101,30 @@
           <w:tcPr>
             <w:tcW w:w="1130" w:type="dxa"/>
             <w:tcBorders>
-              <w:top w:val="single" w:sz="4" w:space="0" w:color="BFC5CB"/>
-              <w:left w:val="single" w:sz="4" w:space="0" w:color="BFC5CB"/>
-              <w:bottom w:val="single" w:sz="4" w:space="0" w:color="BFC5CB"/>
-              <w:right w:val="single" w:sz="4" w:space="0" w:color="BFC5CB"/>
-            </w:tcBorders>
-            <w:shd w:val="clear" w:color="auto" w:fill="FAFBFC"/>
-            <w:tcMar>
-              <w:top w:w="26" w:type="dxa"/>
-              <w:left w:w="80" w:type="dxa"/>
-              <w:bottom w:w="26" w:type="dxa"/>
-              <w:right w:w="80" w:type="dxa"/>
-            </w:tcMar>
-            <w:vAlign w:val="center"/>
-          </w:tcPr>
-          <w:p>
-            <w:pPr>
-              <w:spacing w:line="220" w:lineRule="auto"/>
-              <w:jc w:val="center"/>
-            </w:pPr>
-            <w:r>
-              <w:rPr>
-                <w:i/>
-                <w:iCs/>
-                <w:color w:val="8A939C"/>
+              <w:top w:val="single" w:sz="4" w:space="0" w:color="C3CBDA"/>
+              <w:left w:val="single" w:sz="4" w:space="0" w:color="C3CBDA"/>
+              <w:bottom w:val="single" w:sz="4" w:space="0" w:color="C3CBDA"/>
+              <w:right w:val="single" w:sz="4" w:space="0" w:color="C3CBDA"/>
+            </w:tcBorders>
+            <w:shd w:val="clear" w:color="auto" w:fill="F7F9FC"/>
+            <w:tcMar>
+              <w:top w:w="26" w:type="dxa"/>
+              <w:left w:w="80" w:type="dxa"/>
+              <w:bottom w:w="26" w:type="dxa"/>
+              <w:right w:w="80" w:type="dxa"/>
+            </w:tcMar>
+            <w:vAlign w:val="center"/>
+          </w:tcPr>
+          <w:p>
+            <w:pPr>
+              <w:spacing w:line="220" w:lineRule="auto"/>
+              <w:jc w:val="center"/>
+            </w:pPr>
+            <w:r>
+              <w:rPr>
+                <w:i/>
+                <w:iCs/>
+                <w:color w:val="8E96A3"/>
                 <w:sz w:val="16"/>
                 <w:szCs w:val="16"/>
               </w:rPr>
@@ -4136,30 +4136,30 @@
           <w:tcPr>
             <w:tcW w:w="1520" w:type="dxa"/>
             <w:tcBorders>
-              <w:top w:val="single" w:sz="4" w:space="0" w:color="BFC5CB"/>
-              <w:left w:val="single" w:sz="4" w:space="0" w:color="BFC5CB"/>
-              <w:bottom w:val="single" w:sz="4" w:space="0" w:color="BFC5CB"/>
-              <w:right w:val="single" w:sz="4" w:space="0" w:color="BFC5CB"/>
-            </w:tcBorders>
-            <w:shd w:val="clear" w:color="auto" w:fill="FAFBFC"/>
-            <w:tcMar>
-              <w:top w:w="26" w:type="dxa"/>
-              <w:left w:w="80" w:type="dxa"/>
-              <w:bottom w:w="26" w:type="dxa"/>
-              <w:right w:w="80" w:type="dxa"/>
-            </w:tcMar>
-            <w:vAlign w:val="center"/>
-          </w:tcPr>
-          <w:p>
-            <w:pPr>
-              <w:spacing w:line="220" w:lineRule="auto"/>
-              <w:jc w:val="center"/>
-            </w:pPr>
-            <w:r>
-              <w:rPr>
-                <w:i/>
-                <w:iCs/>
-                <w:color w:val="8A939C"/>
+              <w:top w:val="single" w:sz="4" w:space="0" w:color="C3CBDA"/>
+              <w:left w:val="single" w:sz="4" w:space="0" w:color="C3CBDA"/>
+              <w:bottom w:val="single" w:sz="4" w:space="0" w:color="C3CBDA"/>
+              <w:right w:val="single" w:sz="4" w:space="0" w:color="C3CBDA"/>
+            </w:tcBorders>
+            <w:shd w:val="clear" w:color="auto" w:fill="F7F9FC"/>
+            <w:tcMar>
+              <w:top w:w="26" w:type="dxa"/>
+              <w:left w:w="80" w:type="dxa"/>
+              <w:bottom w:w="26" w:type="dxa"/>
+              <w:right w:w="80" w:type="dxa"/>
+            </w:tcMar>
+            <w:vAlign w:val="center"/>
+          </w:tcPr>
+          <w:p>
+            <w:pPr>
+              <w:spacing w:line="220" w:lineRule="auto"/>
+              <w:jc w:val="center"/>
+            </w:pPr>
+            <w:r>
+              <w:rPr>
+                <w:i/>
+                <w:iCs/>
+                <w:color w:val="8E96A3"/>
                 <w:sz w:val="16"/>
                 <w:szCs w:val="16"/>
               </w:rPr>
@@ -4171,30 +4171,30 @@
           <w:tcPr>
             <w:tcW w:w="1030" w:type="dxa"/>
             <w:tcBorders>
-              <w:top w:val="single" w:sz="4" w:space="0" w:color="BFC5CB"/>
-              <w:left w:val="single" w:sz="4" w:space="0" w:color="BFC5CB"/>
-              <w:bottom w:val="single" w:sz="4" w:space="0" w:color="BFC5CB"/>
-              <w:right w:val="single" w:sz="4" w:space="0" w:color="BFC5CB"/>
-            </w:tcBorders>
-            <w:shd w:val="clear" w:color="auto" w:fill="FAFBFC"/>
-            <w:tcMar>
-              <w:top w:w="26" w:type="dxa"/>
-              <w:left w:w="80" w:type="dxa"/>
-              <w:bottom w:w="26" w:type="dxa"/>
-              <w:right w:w="80" w:type="dxa"/>
-            </w:tcMar>
-            <w:vAlign w:val="center"/>
-          </w:tcPr>
-          <w:p>
-            <w:pPr>
-              <w:spacing w:line="220" w:lineRule="auto"/>
-              <w:jc w:val="center"/>
-            </w:pPr>
-            <w:r>
-              <w:rPr>
-                <w:i/>
-                <w:iCs/>
-                <w:color w:val="8A939C"/>
+              <w:top w:val="single" w:sz="4" w:space="0" w:color="C3CBDA"/>
+              <w:left w:val="single" w:sz="4" w:space="0" w:color="C3CBDA"/>
+              <w:bottom w:val="single" w:sz="4" w:space="0" w:color="C3CBDA"/>
+              <w:right w:val="single" w:sz="4" w:space="0" w:color="C3CBDA"/>
+            </w:tcBorders>
+            <w:shd w:val="clear" w:color="auto" w:fill="F7F9FC"/>
+            <w:tcMar>
+              <w:top w:w="26" w:type="dxa"/>
+              <w:left w:w="80" w:type="dxa"/>
+              <w:bottom w:w="26" w:type="dxa"/>
+              <w:right w:w="80" w:type="dxa"/>
+            </w:tcMar>
+            <w:vAlign w:val="center"/>
+          </w:tcPr>
+          <w:p>
+            <w:pPr>
+              <w:spacing w:line="220" w:lineRule="auto"/>
+              <w:jc w:val="center"/>
+            </w:pPr>
+            <w:r>
+              <w:rPr>
+                <w:i/>
+                <w:iCs/>
+                <w:color w:val="8E96A3"/>
                 <w:sz w:val="16"/>
                 <w:szCs w:val="16"/>
               </w:rPr>
@@ -4206,29 +4206,29 @@
           <w:tcPr>
             <w:tcW w:w="2122" w:type="dxa"/>
             <w:tcBorders>
-              <w:top w:val="single" w:sz="4" w:space="0" w:color="BFC5CB"/>
-              <w:left w:val="single" w:sz="4" w:space="0" w:color="BFC5CB"/>
-              <w:bottom w:val="single" w:sz="4" w:space="0" w:color="BFC5CB"/>
-              <w:right w:val="single" w:sz="4" w:space="0" w:color="BFC5CB"/>
-            </w:tcBorders>
-            <w:shd w:val="clear" w:color="auto" w:fill="FAFBFC"/>
-            <w:tcMar>
-              <w:top w:w="26" w:type="dxa"/>
-              <w:left w:w="80" w:type="dxa"/>
-              <w:bottom w:w="26" w:type="dxa"/>
-              <w:right w:w="80" w:type="dxa"/>
-            </w:tcMar>
-            <w:vAlign w:val="center"/>
-          </w:tcPr>
-          <w:p>
-            <w:pPr>
-              <w:spacing w:line="220" w:lineRule="auto"/>
-            </w:pPr>
-            <w:r>
-              <w:rPr>
-                <w:i/>
-                <w:iCs/>
-                <w:color w:val="8A939C"/>
+              <w:top w:val="single" w:sz="4" w:space="0" w:color="C3CBDA"/>
+              <w:left w:val="single" w:sz="4" w:space="0" w:color="C3CBDA"/>
+              <w:bottom w:val="single" w:sz="4" w:space="0" w:color="C3CBDA"/>
+              <w:right w:val="single" w:sz="4" w:space="0" w:color="C3CBDA"/>
+            </w:tcBorders>
+            <w:shd w:val="clear" w:color="auto" w:fill="F7F9FC"/>
+            <w:tcMar>
+              <w:top w:w="26" w:type="dxa"/>
+              <w:left w:w="80" w:type="dxa"/>
+              <w:bottom w:w="26" w:type="dxa"/>
+              <w:right w:w="80" w:type="dxa"/>
+            </w:tcMar>
+            <w:vAlign w:val="center"/>
+          </w:tcPr>
+          <w:p>
+            <w:pPr>
+              <w:spacing w:line="220" w:lineRule="auto"/>
+            </w:pPr>
+            <w:r>
+              <w:rPr>
+                <w:i/>
+                <w:iCs/>
+                <w:color w:val="8E96A3"/>
                 <w:sz w:val="16"/>
                 <w:szCs w:val="16"/>
               </w:rPr>
@@ -4245,12 +4245,12 @@
           <w:tcPr>
             <w:tcW w:w="560" w:type="dxa"/>
             <w:tcBorders>
-              <w:top w:val="single" w:sz="4" w:space="0" w:color="BFC5CB"/>
-              <w:left w:val="single" w:sz="4" w:space="0" w:color="BFC5CB"/>
-              <w:bottom w:val="single" w:sz="4" w:space="0" w:color="BFC5CB"/>
-              <w:right w:val="single" w:sz="4" w:space="0" w:color="BFC5CB"/>
-            </w:tcBorders>
-            <w:shd w:val="clear" w:color="auto" w:fill="F2F4F6"/>
+              <w:top w:val="single" w:sz="4" w:space="0" w:color="C3CBDA"/>
+              <w:left w:val="single" w:sz="4" w:space="0" w:color="C3CBDA"/>
+              <w:bottom w:val="single" w:sz="4" w:space="0" w:color="C3CBDA"/>
+              <w:right w:val="single" w:sz="4" w:space="0" w:color="C3CBDA"/>
+            </w:tcBorders>
+            <w:shd w:val="clear" w:color="auto" w:fill="F0F2F7"/>
             <w:tcMar>
               <w:top w:w="26" w:type="dxa"/>
               <w:left w:w="80" w:type="dxa"/>
@@ -4268,7 +4268,7 @@
               <w:rPr>
                 <w:b/>
                 <w:bCs/>
-                <w:color w:val="5A646E"/>
+                <w:color w:val="606060"/>
               </w:rPr>
               <w:t>9</w:t>
             </w:r>
@@ -4278,28 +4278,28 @@
           <w:tcPr>
             <w:tcW w:w="1480" w:type="dxa"/>
             <w:tcBorders>
-              <w:top w:val="single" w:sz="4" w:space="0" w:color="BFC5CB"/>
-              <w:left w:val="single" w:sz="4" w:space="0" w:color="BFC5CB"/>
-              <w:bottom w:val="single" w:sz="4" w:space="0" w:color="BFC5CB"/>
-              <w:right w:val="single" w:sz="4" w:space="0" w:color="BFC5CB"/>
-            </w:tcBorders>
-            <w:tcMar>
-              <w:top w:w="26" w:type="dxa"/>
-              <w:left w:w="80" w:type="dxa"/>
-              <w:bottom w:w="26" w:type="dxa"/>
-              <w:right w:w="80" w:type="dxa"/>
-            </w:tcMar>
-            <w:vAlign w:val="center"/>
-          </w:tcPr>
-          <w:p>
-            <w:pPr>
-              <w:spacing w:line="220" w:lineRule="auto"/>
-            </w:pPr>
-            <w:r>
-              <w:rPr>
-                <w:i/>
-                <w:iCs/>
-                <w:color w:val="8A939C"/>
+              <w:top w:val="single" w:sz="4" w:space="0" w:color="C3CBDA"/>
+              <w:left w:val="single" w:sz="4" w:space="0" w:color="C3CBDA"/>
+              <w:bottom w:val="single" w:sz="4" w:space="0" w:color="C3CBDA"/>
+              <w:right w:val="single" w:sz="4" w:space="0" w:color="C3CBDA"/>
+            </w:tcBorders>
+            <w:tcMar>
+              <w:top w:w="26" w:type="dxa"/>
+              <w:left w:w="80" w:type="dxa"/>
+              <w:bottom w:w="26" w:type="dxa"/>
+              <w:right w:w="80" w:type="dxa"/>
+            </w:tcMar>
+            <w:vAlign w:val="center"/>
+          </w:tcPr>
+          <w:p>
+            <w:pPr>
+              <w:spacing w:line="220" w:lineRule="auto"/>
+            </w:pPr>
+            <w:r>
+              <w:rPr>
+                <w:i/>
+                <w:iCs/>
+                <w:color w:val="8E96A3"/>
                 <w:sz w:val="16"/>
                 <w:szCs w:val="16"/>
               </w:rPr>
@@ -4311,28 +4311,28 @@
           <w:tcPr>
             <w:tcW w:w="1480" w:type="dxa"/>
             <w:tcBorders>
-              <w:top w:val="single" w:sz="4" w:space="0" w:color="BFC5CB"/>
-              <w:left w:val="single" w:sz="4" w:space="0" w:color="BFC5CB"/>
-              <w:bottom w:val="single" w:sz="4" w:space="0" w:color="BFC5CB"/>
-              <w:right w:val="single" w:sz="4" w:space="0" w:color="BFC5CB"/>
-            </w:tcBorders>
-            <w:tcMar>
-              <w:top w:w="26" w:type="dxa"/>
-              <w:left w:w="80" w:type="dxa"/>
-              <w:bottom w:w="26" w:type="dxa"/>
-              <w:right w:w="80" w:type="dxa"/>
-            </w:tcMar>
-            <w:vAlign w:val="center"/>
-          </w:tcPr>
-          <w:p>
-            <w:pPr>
-              <w:spacing w:line="220" w:lineRule="auto"/>
-            </w:pPr>
-            <w:r>
-              <w:rPr>
-                <w:i/>
-                <w:iCs/>
-                <w:color w:val="8A939C"/>
+              <w:top w:val="single" w:sz="4" w:space="0" w:color="C3CBDA"/>
+              <w:left w:val="single" w:sz="4" w:space="0" w:color="C3CBDA"/>
+              <w:bottom w:val="single" w:sz="4" w:space="0" w:color="C3CBDA"/>
+              <w:right w:val="single" w:sz="4" w:space="0" w:color="C3CBDA"/>
+            </w:tcBorders>
+            <w:tcMar>
+              <w:top w:w="26" w:type="dxa"/>
+              <w:left w:w="80" w:type="dxa"/>
+              <w:bottom w:w="26" w:type="dxa"/>
+              <w:right w:w="80" w:type="dxa"/>
+            </w:tcMar>
+            <w:vAlign w:val="center"/>
+          </w:tcPr>
+          <w:p>
+            <w:pPr>
+              <w:spacing w:line="220" w:lineRule="auto"/>
+            </w:pPr>
+            <w:r>
+              <w:rPr>
+                <w:i/>
+                <w:iCs/>
+                <w:color w:val="8E96A3"/>
                 <w:sz w:val="16"/>
                 <w:szCs w:val="16"/>
               </w:rPr>
@@ -4344,28 +4344,28 @@
           <w:tcPr>
             <w:tcW w:w="1180" w:type="dxa"/>
             <w:tcBorders>
-              <w:top w:val="single" w:sz="4" w:space="0" w:color="BFC5CB"/>
-              <w:left w:val="single" w:sz="4" w:space="0" w:color="BFC5CB"/>
-              <w:bottom w:val="single" w:sz="4" w:space="0" w:color="BFC5CB"/>
-              <w:right w:val="single" w:sz="4" w:space="0" w:color="BFC5CB"/>
-            </w:tcBorders>
-            <w:tcMar>
-              <w:top w:w="26" w:type="dxa"/>
-              <w:left w:w="80" w:type="dxa"/>
-              <w:bottom w:w="26" w:type="dxa"/>
-              <w:right w:w="80" w:type="dxa"/>
-            </w:tcMar>
-            <w:vAlign w:val="center"/>
-          </w:tcPr>
-          <w:p>
-            <w:pPr>
-              <w:spacing w:line="220" w:lineRule="auto"/>
-            </w:pPr>
-            <w:r>
-              <w:rPr>
-                <w:i/>
-                <w:iCs/>
-                <w:color w:val="8A939C"/>
+              <w:top w:val="single" w:sz="4" w:space="0" w:color="C3CBDA"/>
+              <w:left w:val="single" w:sz="4" w:space="0" w:color="C3CBDA"/>
+              <w:bottom w:val="single" w:sz="4" w:space="0" w:color="C3CBDA"/>
+              <w:right w:val="single" w:sz="4" w:space="0" w:color="C3CBDA"/>
+            </w:tcBorders>
+            <w:tcMar>
+              <w:top w:w="26" w:type="dxa"/>
+              <w:left w:w="80" w:type="dxa"/>
+              <w:bottom w:w="26" w:type="dxa"/>
+              <w:right w:w="80" w:type="dxa"/>
+            </w:tcMar>
+            <w:vAlign w:val="center"/>
+          </w:tcPr>
+          <w:p>
+            <w:pPr>
+              <w:spacing w:line="220" w:lineRule="auto"/>
+            </w:pPr>
+            <w:r>
+              <w:rPr>
+                <w:i/>
+                <w:iCs/>
+                <w:color w:val="8E96A3"/>
                 <w:sz w:val="16"/>
                 <w:szCs w:val="16"/>
               </w:rPr>
@@ -4377,29 +4377,29 @@
           <w:tcPr>
             <w:tcW w:w="1620" w:type="dxa"/>
             <w:tcBorders>
-              <w:top w:val="single" w:sz="4" w:space="0" w:color="BFC5CB"/>
-              <w:left w:val="single" w:sz="4" w:space="0" w:color="BFC5CB"/>
-              <w:bottom w:val="single" w:sz="4" w:space="0" w:color="BFC5CB"/>
-              <w:right w:val="single" w:sz="4" w:space="0" w:color="BFC5CB"/>
-            </w:tcBorders>
-            <w:tcMar>
-              <w:top w:w="26" w:type="dxa"/>
-              <w:left w:w="80" w:type="dxa"/>
-              <w:bottom w:w="26" w:type="dxa"/>
-              <w:right w:w="80" w:type="dxa"/>
-            </w:tcMar>
-            <w:vAlign w:val="center"/>
-          </w:tcPr>
-          <w:p>
-            <w:pPr>
-              <w:spacing w:line="220" w:lineRule="auto"/>
-              <w:jc w:val="center"/>
-            </w:pPr>
-            <w:r>
-              <w:rPr>
-                <w:i/>
-                <w:iCs/>
-                <w:color w:val="8A939C"/>
+              <w:top w:val="single" w:sz="4" w:space="0" w:color="C3CBDA"/>
+              <w:left w:val="single" w:sz="4" w:space="0" w:color="C3CBDA"/>
+              <w:bottom w:val="single" w:sz="4" w:space="0" w:color="C3CBDA"/>
+              <w:right w:val="single" w:sz="4" w:space="0" w:color="C3CBDA"/>
+            </w:tcBorders>
+            <w:tcMar>
+              <w:top w:w="26" w:type="dxa"/>
+              <w:left w:w="80" w:type="dxa"/>
+              <w:bottom w:w="26" w:type="dxa"/>
+              <w:right w:w="80" w:type="dxa"/>
+            </w:tcMar>
+            <w:vAlign w:val="center"/>
+          </w:tcPr>
+          <w:p>
+            <w:pPr>
+              <w:spacing w:line="220" w:lineRule="auto"/>
+              <w:jc w:val="center"/>
+            </w:pPr>
+            <w:r>
+              <w:rPr>
+                <w:i/>
+                <w:iCs/>
+                <w:color w:val="8E96A3"/>
                 <w:sz w:val="16"/>
                 <w:szCs w:val="16"/>
               </w:rPr>
@@ -4411,29 +4411,29 @@
           <w:tcPr>
             <w:tcW w:w="1620" w:type="dxa"/>
             <w:tcBorders>
-              <w:top w:val="single" w:sz="4" w:space="0" w:color="BFC5CB"/>
-              <w:left w:val="single" w:sz="4" w:space="0" w:color="BFC5CB"/>
-              <w:bottom w:val="single" w:sz="4" w:space="0" w:color="BFC5CB"/>
-              <w:right w:val="single" w:sz="4" w:space="0" w:color="BFC5CB"/>
-            </w:tcBorders>
-            <w:tcMar>
-              <w:top w:w="26" w:type="dxa"/>
-              <w:left w:w="80" w:type="dxa"/>
-              <w:bottom w:w="26" w:type="dxa"/>
-              <w:right w:w="80" w:type="dxa"/>
-            </w:tcMar>
-            <w:vAlign w:val="center"/>
-          </w:tcPr>
-          <w:p>
-            <w:pPr>
-              <w:spacing w:line="220" w:lineRule="auto"/>
-              <w:jc w:val="center"/>
-            </w:pPr>
-            <w:r>
-              <w:rPr>
-                <w:i/>
-                <w:iCs/>
-                <w:color w:val="8A939C"/>
+              <w:top w:val="single" w:sz="4" w:space="0" w:color="C3CBDA"/>
+              <w:left w:val="single" w:sz="4" w:space="0" w:color="C3CBDA"/>
+              <w:bottom w:val="single" w:sz="4" w:space="0" w:color="C3CBDA"/>
+              <w:right w:val="single" w:sz="4" w:space="0" w:color="C3CBDA"/>
+            </w:tcBorders>
+            <w:tcMar>
+              <w:top w:w="26" w:type="dxa"/>
+              <w:left w:w="80" w:type="dxa"/>
+              <w:bottom w:w="26" w:type="dxa"/>
+              <w:right w:w="80" w:type="dxa"/>
+            </w:tcMar>
+            <w:vAlign w:val="center"/>
+          </w:tcPr>
+          <w:p>
+            <w:pPr>
+              <w:spacing w:line="220" w:lineRule="auto"/>
+              <w:jc w:val="center"/>
+            </w:pPr>
+            <w:r>
+              <w:rPr>
+                <w:i/>
+                <w:iCs/>
+                <w:color w:val="8E96A3"/>
                 <w:sz w:val="16"/>
                 <w:szCs w:val="16"/>
               </w:rPr>
@@ -4445,29 +4445,29 @@
           <w:tcPr>
             <w:tcW w:w="1080" w:type="dxa"/>
             <w:tcBorders>
-              <w:top w:val="single" w:sz="4" w:space="0" w:color="BFC5CB"/>
-              <w:left w:val="single" w:sz="4" w:space="0" w:color="BFC5CB"/>
-              <w:bottom w:val="single" w:sz="4" w:space="0" w:color="BFC5CB"/>
-              <w:right w:val="single" w:sz="4" w:space="0" w:color="BFC5CB"/>
-            </w:tcBorders>
-            <w:tcMar>
-              <w:top w:w="26" w:type="dxa"/>
-              <w:left w:w="80" w:type="dxa"/>
-              <w:bottom w:w="26" w:type="dxa"/>
-              <w:right w:w="80" w:type="dxa"/>
-            </w:tcMar>
-            <w:vAlign w:val="center"/>
-          </w:tcPr>
-          <w:p>
-            <w:pPr>
-              <w:spacing w:line="220" w:lineRule="auto"/>
-              <w:jc w:val="center"/>
-            </w:pPr>
-            <w:r>
-              <w:rPr>
-                <w:i/>
-                <w:iCs/>
-                <w:color w:val="8A939C"/>
+              <w:top w:val="single" w:sz="4" w:space="0" w:color="C3CBDA"/>
+              <w:left w:val="single" w:sz="4" w:space="0" w:color="C3CBDA"/>
+              <w:bottom w:val="single" w:sz="4" w:space="0" w:color="C3CBDA"/>
+              <w:right w:val="single" w:sz="4" w:space="0" w:color="C3CBDA"/>
+            </w:tcBorders>
+            <w:tcMar>
+              <w:top w:w="26" w:type="dxa"/>
+              <w:left w:w="80" w:type="dxa"/>
+              <w:bottom w:w="26" w:type="dxa"/>
+              <w:right w:w="80" w:type="dxa"/>
+            </w:tcMar>
+            <w:vAlign w:val="center"/>
+          </w:tcPr>
+          <w:p>
+            <w:pPr>
+              <w:spacing w:line="220" w:lineRule="auto"/>
+              <w:jc w:val="center"/>
+            </w:pPr>
+            <w:r>
+              <w:rPr>
+                <w:i/>
+                <w:iCs/>
+                <w:color w:val="8E96A3"/>
                 <w:sz w:val="16"/>
                 <w:szCs w:val="16"/>
               </w:rPr>
@@ -4479,29 +4479,29 @@
           <w:tcPr>
             <w:tcW w:w="1130" w:type="dxa"/>
             <w:tcBorders>
-              <w:top w:val="single" w:sz="4" w:space="0" w:color="BFC5CB"/>
-              <w:left w:val="single" w:sz="4" w:space="0" w:color="BFC5CB"/>
-              <w:bottom w:val="single" w:sz="4" w:space="0" w:color="BFC5CB"/>
-              <w:right w:val="single" w:sz="4" w:space="0" w:color="BFC5CB"/>
-            </w:tcBorders>
-            <w:tcMar>
-              <w:top w:w="26" w:type="dxa"/>
-              <w:left w:w="80" w:type="dxa"/>
-              <w:bottom w:w="26" w:type="dxa"/>
-              <w:right w:w="80" w:type="dxa"/>
-            </w:tcMar>
-            <w:vAlign w:val="center"/>
-          </w:tcPr>
-          <w:p>
-            <w:pPr>
-              <w:spacing w:line="220" w:lineRule="auto"/>
-              <w:jc w:val="center"/>
-            </w:pPr>
-            <w:r>
-              <w:rPr>
-                <w:i/>
-                <w:iCs/>
-                <w:color w:val="8A939C"/>
+              <w:top w:val="single" w:sz="4" w:space="0" w:color="C3CBDA"/>
+              <w:left w:val="single" w:sz="4" w:space="0" w:color="C3CBDA"/>
+              <w:bottom w:val="single" w:sz="4" w:space="0" w:color="C3CBDA"/>
+              <w:right w:val="single" w:sz="4" w:space="0" w:color="C3CBDA"/>
+            </w:tcBorders>
+            <w:tcMar>
+              <w:top w:w="26" w:type="dxa"/>
+              <w:left w:w="80" w:type="dxa"/>
+              <w:bottom w:w="26" w:type="dxa"/>
+              <w:right w:w="80" w:type="dxa"/>
+            </w:tcMar>
+            <w:vAlign w:val="center"/>
+          </w:tcPr>
+          <w:p>
+            <w:pPr>
+              <w:spacing w:line="220" w:lineRule="auto"/>
+              <w:jc w:val="center"/>
+            </w:pPr>
+            <w:r>
+              <w:rPr>
+                <w:i/>
+                <w:iCs/>
+                <w:color w:val="8E96A3"/>
                 <w:sz w:val="16"/>
                 <w:szCs w:val="16"/>
               </w:rPr>
@@ -4513,29 +4513,29 @@
           <w:tcPr>
             <w:tcW w:w="1520" w:type="dxa"/>
             <w:tcBorders>
-              <w:top w:val="single" w:sz="4" w:space="0" w:color="BFC5CB"/>
-              <w:left w:val="single" w:sz="4" w:space="0" w:color="BFC5CB"/>
-              <w:bottom w:val="single" w:sz="4" w:space="0" w:color="BFC5CB"/>
-              <w:right w:val="single" w:sz="4" w:space="0" w:color="BFC5CB"/>
-            </w:tcBorders>
-            <w:tcMar>
-              <w:top w:w="26" w:type="dxa"/>
-              <w:left w:w="80" w:type="dxa"/>
-              <w:bottom w:w="26" w:type="dxa"/>
-              <w:right w:w="80" w:type="dxa"/>
-            </w:tcMar>
-            <w:vAlign w:val="center"/>
-          </w:tcPr>
-          <w:p>
-            <w:pPr>
-              <w:spacing w:line="220" w:lineRule="auto"/>
-              <w:jc w:val="center"/>
-            </w:pPr>
-            <w:r>
-              <w:rPr>
-                <w:i/>
-                <w:iCs/>
-                <w:color w:val="8A939C"/>
+              <w:top w:val="single" w:sz="4" w:space="0" w:color="C3CBDA"/>
+              <w:left w:val="single" w:sz="4" w:space="0" w:color="C3CBDA"/>
+              <w:bottom w:val="single" w:sz="4" w:space="0" w:color="C3CBDA"/>
+              <w:right w:val="single" w:sz="4" w:space="0" w:color="C3CBDA"/>
+            </w:tcBorders>
+            <w:tcMar>
+              <w:top w:w="26" w:type="dxa"/>
+              <w:left w:w="80" w:type="dxa"/>
+              <w:bottom w:w="26" w:type="dxa"/>
+              <w:right w:w="80" w:type="dxa"/>
+            </w:tcMar>
+            <w:vAlign w:val="center"/>
+          </w:tcPr>
+          <w:p>
+            <w:pPr>
+              <w:spacing w:line="220" w:lineRule="auto"/>
+              <w:jc w:val="center"/>
+            </w:pPr>
+            <w:r>
+              <w:rPr>
+                <w:i/>
+                <w:iCs/>
+                <w:color w:val="8E96A3"/>
                 <w:sz w:val="16"/>
                 <w:szCs w:val="16"/>
               </w:rPr>
@@ -4547,29 +4547,29 @@
           <w:tcPr>
             <w:tcW w:w="1030" w:type="dxa"/>
             <w:tcBorders>
-              <w:top w:val="single" w:sz="4" w:space="0" w:color="BFC5CB"/>
-              <w:left w:val="single" w:sz="4" w:space="0" w:color="BFC5CB"/>
-              <w:bottom w:val="single" w:sz="4" w:space="0" w:color="BFC5CB"/>
-              <w:right w:val="single" w:sz="4" w:space="0" w:color="BFC5CB"/>
-            </w:tcBorders>
-            <w:tcMar>
-              <w:top w:w="26" w:type="dxa"/>
-              <w:left w:w="80" w:type="dxa"/>
-              <w:bottom w:w="26" w:type="dxa"/>
-              <w:right w:w="80" w:type="dxa"/>
-            </w:tcMar>
-            <w:vAlign w:val="center"/>
-          </w:tcPr>
-          <w:p>
-            <w:pPr>
-              <w:spacing w:line="220" w:lineRule="auto"/>
-              <w:jc w:val="center"/>
-            </w:pPr>
-            <w:r>
-              <w:rPr>
-                <w:i/>
-                <w:iCs/>
-                <w:color w:val="8A939C"/>
+              <w:top w:val="single" w:sz="4" w:space="0" w:color="C3CBDA"/>
+              <w:left w:val="single" w:sz="4" w:space="0" w:color="C3CBDA"/>
+              <w:bottom w:val="single" w:sz="4" w:space="0" w:color="C3CBDA"/>
+              <w:right w:val="single" w:sz="4" w:space="0" w:color="C3CBDA"/>
+            </w:tcBorders>
+            <w:tcMar>
+              <w:top w:w="26" w:type="dxa"/>
+              <w:left w:w="80" w:type="dxa"/>
+              <w:bottom w:w="26" w:type="dxa"/>
+              <w:right w:w="80" w:type="dxa"/>
+            </w:tcMar>
+            <w:vAlign w:val="center"/>
+          </w:tcPr>
+          <w:p>
+            <w:pPr>
+              <w:spacing w:line="220" w:lineRule="auto"/>
+              <w:jc w:val="center"/>
+            </w:pPr>
+            <w:r>
+              <w:rPr>
+                <w:i/>
+                <w:iCs/>
+                <w:color w:val="8E96A3"/>
                 <w:sz w:val="16"/>
                 <w:szCs w:val="16"/>
               </w:rPr>
@@ -4581,28 +4581,28 @@
           <w:tcPr>
             <w:tcW w:w="2122" w:type="dxa"/>
             <w:tcBorders>
-              <w:top w:val="single" w:sz="4" w:space="0" w:color="BFC5CB"/>
-              <w:left w:val="single" w:sz="4" w:space="0" w:color="BFC5CB"/>
-              <w:bottom w:val="single" w:sz="4" w:space="0" w:color="BFC5CB"/>
-              <w:right w:val="single" w:sz="4" w:space="0" w:color="BFC5CB"/>
-            </w:tcBorders>
-            <w:tcMar>
-              <w:top w:w="26" w:type="dxa"/>
-              <w:left w:w="80" w:type="dxa"/>
-              <w:bottom w:w="26" w:type="dxa"/>
-              <w:right w:w="80" w:type="dxa"/>
-            </w:tcMar>
-            <w:vAlign w:val="center"/>
-          </w:tcPr>
-          <w:p>
-            <w:pPr>
-              <w:spacing w:line="220" w:lineRule="auto"/>
-            </w:pPr>
-            <w:r>
-              <w:rPr>
-                <w:i/>
-                <w:iCs/>
-                <w:color w:val="8A939C"/>
+              <w:top w:val="single" w:sz="4" w:space="0" w:color="C3CBDA"/>
+              <w:left w:val="single" w:sz="4" w:space="0" w:color="C3CBDA"/>
+              <w:bottom w:val="single" w:sz="4" w:space="0" w:color="C3CBDA"/>
+              <w:right w:val="single" w:sz="4" w:space="0" w:color="C3CBDA"/>
+            </w:tcBorders>
+            <w:tcMar>
+              <w:top w:w="26" w:type="dxa"/>
+              <w:left w:w="80" w:type="dxa"/>
+              <w:bottom w:w="26" w:type="dxa"/>
+              <w:right w:w="80" w:type="dxa"/>
+            </w:tcMar>
+            <w:vAlign w:val="center"/>
+          </w:tcPr>
+          <w:p>
+            <w:pPr>
+              <w:spacing w:line="220" w:lineRule="auto"/>
+            </w:pPr>
+            <w:r>
+              <w:rPr>
+                <w:i/>
+                <w:iCs/>
+                <w:color w:val="8E96A3"/>
                 <w:sz w:val="16"/>
                 <w:szCs w:val="16"/>
               </w:rPr>
@@ -4619,12 +4619,12 @@
           <w:tcPr>
             <w:tcW w:w="560" w:type="dxa"/>
             <w:tcBorders>
-              <w:top w:val="single" w:sz="4" w:space="0" w:color="BFC5CB"/>
-              <w:left w:val="single" w:sz="4" w:space="0" w:color="BFC5CB"/>
-              <w:bottom w:val="single" w:sz="4" w:space="0" w:color="BFC5CB"/>
-              <w:right w:val="single" w:sz="4" w:space="0" w:color="BFC5CB"/>
-            </w:tcBorders>
-            <w:shd w:val="clear" w:color="auto" w:fill="F2F4F6"/>
+              <w:top w:val="single" w:sz="4" w:space="0" w:color="C3CBDA"/>
+              <w:left w:val="single" w:sz="4" w:space="0" w:color="C3CBDA"/>
+              <w:bottom w:val="single" w:sz="4" w:space="0" w:color="C3CBDA"/>
+              <w:right w:val="single" w:sz="4" w:space="0" w:color="C3CBDA"/>
+            </w:tcBorders>
+            <w:shd w:val="clear" w:color="auto" w:fill="F0F2F7"/>
             <w:tcMar>
               <w:top w:w="26" w:type="dxa"/>
               <w:left w:w="80" w:type="dxa"/>
@@ -4642,7 +4642,7 @@
               <w:rPr>
                 <w:b/>
                 <w:bCs/>
-                <w:color w:val="5A646E"/>
+                <w:color w:val="606060"/>
               </w:rPr>
               <w:t>10</w:t>
             </w:r>
@@ -4652,29 +4652,29 @@
           <w:tcPr>
             <w:tcW w:w="1480" w:type="dxa"/>
             <w:tcBorders>
-              <w:top w:val="single" w:sz="4" w:space="0" w:color="BFC5CB"/>
-              <w:left w:val="single" w:sz="4" w:space="0" w:color="BFC5CB"/>
-              <w:bottom w:val="single" w:sz="4" w:space="0" w:color="BFC5CB"/>
-              <w:right w:val="single" w:sz="4" w:space="0" w:color="BFC5CB"/>
-            </w:tcBorders>
-            <w:shd w:val="clear" w:color="auto" w:fill="FAFBFC"/>
-            <w:tcMar>
-              <w:top w:w="26" w:type="dxa"/>
-              <w:left w:w="80" w:type="dxa"/>
-              <w:bottom w:w="26" w:type="dxa"/>
-              <w:right w:w="80" w:type="dxa"/>
-            </w:tcMar>
-            <w:vAlign w:val="center"/>
-          </w:tcPr>
-          <w:p>
-            <w:pPr>
-              <w:spacing w:line="220" w:lineRule="auto"/>
-            </w:pPr>
-            <w:r>
-              <w:rPr>
-                <w:i/>
-                <w:iCs/>
-                <w:color w:val="8A939C"/>
+              <w:top w:val="single" w:sz="4" w:space="0" w:color="C3CBDA"/>
+              <w:left w:val="single" w:sz="4" w:space="0" w:color="C3CBDA"/>
+              <w:bottom w:val="single" w:sz="4" w:space="0" w:color="C3CBDA"/>
+              <w:right w:val="single" w:sz="4" w:space="0" w:color="C3CBDA"/>
+            </w:tcBorders>
+            <w:shd w:val="clear" w:color="auto" w:fill="F7F9FC"/>
+            <w:tcMar>
+              <w:top w:w="26" w:type="dxa"/>
+              <w:left w:w="80" w:type="dxa"/>
+              <w:bottom w:w="26" w:type="dxa"/>
+              <w:right w:w="80" w:type="dxa"/>
+            </w:tcMar>
+            <w:vAlign w:val="center"/>
+          </w:tcPr>
+          <w:p>
+            <w:pPr>
+              <w:spacing w:line="220" w:lineRule="auto"/>
+            </w:pPr>
+            <w:r>
+              <w:rPr>
+                <w:i/>
+                <w:iCs/>
+                <w:color w:val="8E96A3"/>
                 <w:sz w:val="16"/>
                 <w:szCs w:val="16"/>
               </w:rPr>
@@ -4686,29 +4686,29 @@
           <w:tcPr>
             <w:tcW w:w="1480" w:type="dxa"/>
             <w:tcBorders>
-              <w:top w:val="single" w:sz="4" w:space="0" w:color="BFC5CB"/>
-              <w:left w:val="single" w:sz="4" w:space="0" w:color="BFC5CB"/>
-              <w:bottom w:val="single" w:sz="4" w:space="0" w:color="BFC5CB"/>
-              <w:right w:val="single" w:sz="4" w:space="0" w:color="BFC5CB"/>
-            </w:tcBorders>
-            <w:shd w:val="clear" w:color="auto" w:fill="FAFBFC"/>
-            <w:tcMar>
-              <w:top w:w="26" w:type="dxa"/>
-              <w:left w:w="80" w:type="dxa"/>
-              <w:bottom w:w="26" w:type="dxa"/>
-              <w:right w:w="80" w:type="dxa"/>
-            </w:tcMar>
-            <w:vAlign w:val="center"/>
-          </w:tcPr>
-          <w:p>
-            <w:pPr>
-              <w:spacing w:line="220" w:lineRule="auto"/>
-            </w:pPr>
-            <w:r>
-              <w:rPr>
-                <w:i/>
-                <w:iCs/>
-                <w:color w:val="8A939C"/>
+              <w:top w:val="single" w:sz="4" w:space="0" w:color="C3CBDA"/>
+              <w:left w:val="single" w:sz="4" w:space="0" w:color="C3CBDA"/>
+              <w:bottom w:val="single" w:sz="4" w:space="0" w:color="C3CBDA"/>
+              <w:right w:val="single" w:sz="4" w:space="0" w:color="C3CBDA"/>
+            </w:tcBorders>
+            <w:shd w:val="clear" w:color="auto" w:fill="F7F9FC"/>
+            <w:tcMar>
+              <w:top w:w="26" w:type="dxa"/>
+              <w:left w:w="80" w:type="dxa"/>
+              <w:bottom w:w="26" w:type="dxa"/>
+              <w:right w:w="80" w:type="dxa"/>
+            </w:tcMar>
+            <w:vAlign w:val="center"/>
+          </w:tcPr>
+          <w:p>
+            <w:pPr>
+              <w:spacing w:line="220" w:lineRule="auto"/>
+            </w:pPr>
+            <w:r>
+              <w:rPr>
+                <w:i/>
+                <w:iCs/>
+                <w:color w:val="8E96A3"/>
                 <w:sz w:val="16"/>
                 <w:szCs w:val="16"/>
               </w:rPr>
@@ -4720,29 +4720,29 @@
           <w:tcPr>
             <w:tcW w:w="1180" w:type="dxa"/>
             <w:tcBorders>
-              <w:top w:val="single" w:sz="4" w:space="0" w:color="BFC5CB"/>
-              <w:left w:val="single" w:sz="4" w:space="0" w:color="BFC5CB"/>
-              <w:bottom w:val="single" w:sz="4" w:space="0" w:color="BFC5CB"/>
-              <w:right w:val="single" w:sz="4" w:space="0" w:color="BFC5CB"/>
-            </w:tcBorders>
-            <w:shd w:val="clear" w:color="auto" w:fill="FAFBFC"/>
-            <w:tcMar>
-              <w:top w:w="26" w:type="dxa"/>
-              <w:left w:w="80" w:type="dxa"/>
-              <w:bottom w:w="26" w:type="dxa"/>
-              <w:right w:w="80" w:type="dxa"/>
-            </w:tcMar>
-            <w:vAlign w:val="center"/>
-          </w:tcPr>
-          <w:p>
-            <w:pPr>
-              <w:spacing w:line="220" w:lineRule="auto"/>
-            </w:pPr>
-            <w:r>
-              <w:rPr>
-                <w:i/>
-                <w:iCs/>
-                <w:color w:val="8A939C"/>
+              <w:top w:val="single" w:sz="4" w:space="0" w:color="C3CBDA"/>
+              <w:left w:val="single" w:sz="4" w:space="0" w:color="C3CBDA"/>
+              <w:bottom w:val="single" w:sz="4" w:space="0" w:color="C3CBDA"/>
+              <w:right w:val="single" w:sz="4" w:space="0" w:color="C3CBDA"/>
+            </w:tcBorders>
+            <w:shd w:val="clear" w:color="auto" w:fill="F7F9FC"/>
+            <w:tcMar>
+              <w:top w:w="26" w:type="dxa"/>
+              <w:left w:w="80" w:type="dxa"/>
+              <w:bottom w:w="26" w:type="dxa"/>
+              <w:right w:w="80" w:type="dxa"/>
+            </w:tcMar>
+            <w:vAlign w:val="center"/>
+          </w:tcPr>
+          <w:p>
+            <w:pPr>
+              <w:spacing w:line="220" w:lineRule="auto"/>
+            </w:pPr>
+            <w:r>
+              <w:rPr>
+                <w:i/>
+                <w:iCs/>
+                <w:color w:val="8E96A3"/>
                 <w:sz w:val="16"/>
                 <w:szCs w:val="16"/>
               </w:rPr>
@@ -4754,30 +4754,30 @@
           <w:tcPr>
             <w:tcW w:w="1620" w:type="dxa"/>
             <w:tcBorders>
-              <w:top w:val="single" w:sz="4" w:space="0" w:color="BFC5CB"/>
-              <w:left w:val="single" w:sz="4" w:space="0" w:color="BFC5CB"/>
-              <w:bottom w:val="single" w:sz="4" w:space="0" w:color="BFC5CB"/>
-              <w:right w:val="single" w:sz="4" w:space="0" w:color="BFC5CB"/>
-            </w:tcBorders>
-            <w:shd w:val="clear" w:color="auto" w:fill="FAFBFC"/>
-            <w:tcMar>
-              <w:top w:w="26" w:type="dxa"/>
-              <w:left w:w="80" w:type="dxa"/>
-              <w:bottom w:w="26" w:type="dxa"/>
-              <w:right w:w="80" w:type="dxa"/>
-            </w:tcMar>
-            <w:vAlign w:val="center"/>
-          </w:tcPr>
-          <w:p>
-            <w:pPr>
-              <w:spacing w:line="220" w:lineRule="auto"/>
-              <w:jc w:val="center"/>
-            </w:pPr>
-            <w:r>
-              <w:rPr>
-                <w:i/>
-                <w:iCs/>
-                <w:color w:val="8A939C"/>
+              <w:top w:val="single" w:sz="4" w:space="0" w:color="C3CBDA"/>
+              <w:left w:val="single" w:sz="4" w:space="0" w:color="C3CBDA"/>
+              <w:bottom w:val="single" w:sz="4" w:space="0" w:color="C3CBDA"/>
+              <w:right w:val="single" w:sz="4" w:space="0" w:color="C3CBDA"/>
+            </w:tcBorders>
+            <w:shd w:val="clear" w:color="auto" w:fill="F7F9FC"/>
+            <w:tcMar>
+              <w:top w:w="26" w:type="dxa"/>
+              <w:left w:w="80" w:type="dxa"/>
+              <w:bottom w:w="26" w:type="dxa"/>
+              <w:right w:w="80" w:type="dxa"/>
+            </w:tcMar>
+            <w:vAlign w:val="center"/>
+          </w:tcPr>
+          <w:p>
+            <w:pPr>
+              <w:spacing w:line="220" w:lineRule="auto"/>
+              <w:jc w:val="center"/>
+            </w:pPr>
+            <w:r>
+              <w:rPr>
+                <w:i/>
+                <w:iCs/>
+                <w:color w:val="8E96A3"/>
                 <w:sz w:val="16"/>
                 <w:szCs w:val="16"/>
               </w:rPr>
@@ -4789,30 +4789,30 @@
           <w:tcPr>
             <w:tcW w:w="1620" w:type="dxa"/>
             <w:tcBorders>
-              <w:top w:val="single" w:sz="4" w:space="0" w:color="BFC5CB"/>
-              <w:left w:val="single" w:sz="4" w:space="0" w:color="BFC5CB"/>
-              <w:bottom w:val="single" w:sz="4" w:space="0" w:color="BFC5CB"/>
-              <w:right w:val="single" w:sz="4" w:space="0" w:color="BFC5CB"/>
-            </w:tcBorders>
-            <w:shd w:val="clear" w:color="auto" w:fill="FAFBFC"/>
-            <w:tcMar>
-              <w:top w:w="26" w:type="dxa"/>
-              <w:left w:w="80" w:type="dxa"/>
-              <w:bottom w:w="26" w:type="dxa"/>
-              <w:right w:w="80" w:type="dxa"/>
-            </w:tcMar>
-            <w:vAlign w:val="center"/>
-          </w:tcPr>
-          <w:p>
-            <w:pPr>
-              <w:spacing w:line="220" w:lineRule="auto"/>
-              <w:jc w:val="center"/>
-            </w:pPr>
-            <w:r>
-              <w:rPr>
-                <w:i/>
-                <w:iCs/>
-                <w:color w:val="8A939C"/>
+              <w:top w:val="single" w:sz="4" w:space="0" w:color="C3CBDA"/>
+              <w:left w:val="single" w:sz="4" w:space="0" w:color="C3CBDA"/>
+              <w:bottom w:val="single" w:sz="4" w:space="0" w:color="C3CBDA"/>
+              <w:right w:val="single" w:sz="4" w:space="0" w:color="C3CBDA"/>
+            </w:tcBorders>
+            <w:shd w:val="clear" w:color="auto" w:fill="F7F9FC"/>
+            <w:tcMar>
+              <w:top w:w="26" w:type="dxa"/>
+              <w:left w:w="80" w:type="dxa"/>
+              <w:bottom w:w="26" w:type="dxa"/>
+              <w:right w:w="80" w:type="dxa"/>
+            </w:tcMar>
+            <w:vAlign w:val="center"/>
+          </w:tcPr>
+          <w:p>
+            <w:pPr>
+              <w:spacing w:line="220" w:lineRule="auto"/>
+              <w:jc w:val="center"/>
+            </w:pPr>
+            <w:r>
+              <w:rPr>
+                <w:i/>
+                <w:iCs/>
+                <w:color w:val="8E96A3"/>
                 <w:sz w:val="16"/>
                 <w:szCs w:val="16"/>
               </w:rPr>
@@ -4824,30 +4824,30 @@
           <w:tcPr>
             <w:tcW w:w="1080" w:type="dxa"/>
             <w:tcBorders>
-              <w:top w:val="single" w:sz="4" w:space="0" w:color="BFC5CB"/>
-              <w:left w:val="single" w:sz="4" w:space="0" w:color="BFC5CB"/>
-              <w:bottom w:val="single" w:sz="4" w:space="0" w:color="BFC5CB"/>
-              <w:right w:val="single" w:sz="4" w:space="0" w:color="BFC5CB"/>
-            </w:tcBorders>
-            <w:shd w:val="clear" w:color="auto" w:fill="FAFBFC"/>
-            <w:tcMar>
-              <w:top w:w="26" w:type="dxa"/>
-              <w:left w:w="80" w:type="dxa"/>
-              <w:bottom w:w="26" w:type="dxa"/>
-              <w:right w:w="80" w:type="dxa"/>
-            </w:tcMar>
-            <w:vAlign w:val="center"/>
-          </w:tcPr>
-          <w:p>
-            <w:pPr>
-              <w:spacing w:line="220" w:lineRule="auto"/>
-              <w:jc w:val="center"/>
-            </w:pPr>
-            <w:r>
-              <w:rPr>
-                <w:i/>
-                <w:iCs/>
-                <w:color w:val="8A939C"/>
+              <w:top w:val="single" w:sz="4" w:space="0" w:color="C3CBDA"/>
+              <w:left w:val="single" w:sz="4" w:space="0" w:color="C3CBDA"/>
+              <w:bottom w:val="single" w:sz="4" w:space="0" w:color="C3CBDA"/>
+              <w:right w:val="single" w:sz="4" w:space="0" w:color="C3CBDA"/>
+            </w:tcBorders>
+            <w:shd w:val="clear" w:color="auto" w:fill="F7F9FC"/>
+            <w:tcMar>
+              <w:top w:w="26" w:type="dxa"/>
+              <w:left w:w="80" w:type="dxa"/>
+              <w:bottom w:w="26" w:type="dxa"/>
+              <w:right w:w="80" w:type="dxa"/>
+            </w:tcMar>
+            <w:vAlign w:val="center"/>
+          </w:tcPr>
+          <w:p>
+            <w:pPr>
+              <w:spacing w:line="220" w:lineRule="auto"/>
+              <w:jc w:val="center"/>
+            </w:pPr>
+            <w:r>
+              <w:rPr>
+                <w:i/>
+                <w:iCs/>
+                <w:color w:val="8E96A3"/>
                 <w:sz w:val="16"/>
                 <w:szCs w:val="16"/>
               </w:rPr>
@@ -4859,30 +4859,30 @@
           <w:tcPr>
             <w:tcW w:w="1130" w:type="dxa"/>
             <w:tcBorders>
-              <w:top w:val="single" w:sz="4" w:space="0" w:color="BFC5CB"/>
-              <w:left w:val="single" w:sz="4" w:space="0" w:color="BFC5CB"/>
-              <w:bottom w:val="single" w:sz="4" w:space="0" w:color="BFC5CB"/>
-              <w:right w:val="single" w:sz="4" w:space="0" w:color="BFC5CB"/>
-            </w:tcBorders>
-            <w:shd w:val="clear" w:color="auto" w:fill="FAFBFC"/>
-            <w:tcMar>
-              <w:top w:w="26" w:type="dxa"/>
-              <w:left w:w="80" w:type="dxa"/>
-              <w:bottom w:w="26" w:type="dxa"/>
-              <w:right w:w="80" w:type="dxa"/>
-            </w:tcMar>
-            <w:vAlign w:val="center"/>
-          </w:tcPr>
-          <w:p>
-            <w:pPr>
-              <w:spacing w:line="220" w:lineRule="auto"/>
-              <w:jc w:val="center"/>
-            </w:pPr>
-            <w:r>
-              <w:rPr>
-                <w:i/>
-                <w:iCs/>
-                <w:color w:val="8A939C"/>
+              <w:top w:val="single" w:sz="4" w:space="0" w:color="C3CBDA"/>
+              <w:left w:val="single" w:sz="4" w:space="0" w:color="C3CBDA"/>
+              <w:bottom w:val="single" w:sz="4" w:space="0" w:color="C3CBDA"/>
+              <w:right w:val="single" w:sz="4" w:space="0" w:color="C3CBDA"/>
+            </w:tcBorders>
+            <w:shd w:val="clear" w:color="auto" w:fill="F7F9FC"/>
+            <w:tcMar>
+              <w:top w:w="26" w:type="dxa"/>
+              <w:left w:w="80" w:type="dxa"/>
+              <w:bottom w:w="26" w:type="dxa"/>
+              <w:right w:w="80" w:type="dxa"/>
+            </w:tcMar>
+            <w:vAlign w:val="center"/>
+          </w:tcPr>
+          <w:p>
+            <w:pPr>
+              <w:spacing w:line="220" w:lineRule="auto"/>
+              <w:jc w:val="center"/>
+            </w:pPr>
+            <w:r>
+              <w:rPr>
+                <w:i/>
+                <w:iCs/>
+                <w:color w:val="8E96A3"/>
                 <w:sz w:val="16"/>
                 <w:szCs w:val="16"/>
               </w:rPr>
@@ -4894,30 +4894,30 @@
           <w:tcPr>
             <w:tcW w:w="1520" w:type="dxa"/>
             <w:tcBorders>
-              <w:top w:val="single" w:sz="4" w:space="0" w:color="BFC5CB"/>
-              <w:left w:val="single" w:sz="4" w:space="0" w:color="BFC5CB"/>
-              <w:bottom w:val="single" w:sz="4" w:space="0" w:color="BFC5CB"/>
-              <w:right w:val="single" w:sz="4" w:space="0" w:color="BFC5CB"/>
-            </w:tcBorders>
-            <w:shd w:val="clear" w:color="auto" w:fill="FAFBFC"/>
-            <w:tcMar>
-              <w:top w:w="26" w:type="dxa"/>
-              <w:left w:w="80" w:type="dxa"/>
-              <w:bottom w:w="26" w:type="dxa"/>
-              <w:right w:w="80" w:type="dxa"/>
-            </w:tcMar>
-            <w:vAlign w:val="center"/>
-          </w:tcPr>
-          <w:p>
-            <w:pPr>
-              <w:spacing w:line="220" w:lineRule="auto"/>
-              <w:jc w:val="center"/>
-            </w:pPr>
-            <w:r>
-              <w:rPr>
-                <w:i/>
-                <w:iCs/>
-                <w:color w:val="8A939C"/>
+              <w:top w:val="single" w:sz="4" w:space="0" w:color="C3CBDA"/>
+              <w:left w:val="single" w:sz="4" w:space="0" w:color="C3CBDA"/>
+              <w:bottom w:val="single" w:sz="4" w:space="0" w:color="C3CBDA"/>
+              <w:right w:val="single" w:sz="4" w:space="0" w:color="C3CBDA"/>
+            </w:tcBorders>
+            <w:shd w:val="clear" w:color="auto" w:fill="F7F9FC"/>
+            <w:tcMar>
+              <w:top w:w="26" w:type="dxa"/>
+              <w:left w:w="80" w:type="dxa"/>
+              <w:bottom w:w="26" w:type="dxa"/>
+              <w:right w:w="80" w:type="dxa"/>
+            </w:tcMar>
+            <w:vAlign w:val="center"/>
+          </w:tcPr>
+          <w:p>
+            <w:pPr>
+              <w:spacing w:line="220" w:lineRule="auto"/>
+              <w:jc w:val="center"/>
+            </w:pPr>
+            <w:r>
+              <w:rPr>
+                <w:i/>
+                <w:iCs/>
+                <w:color w:val="8E96A3"/>
                 <w:sz w:val="16"/>
                 <w:szCs w:val="16"/>
               </w:rPr>
@@ -4929,30 +4929,30 @@
           <w:tcPr>
             <w:tcW w:w="1030" w:type="dxa"/>
             <w:tcBorders>
-              <w:top w:val="single" w:sz="4" w:space="0" w:color="BFC5CB"/>
-              <w:left w:val="single" w:sz="4" w:space="0" w:color="BFC5CB"/>
-              <w:bottom w:val="single" w:sz="4" w:space="0" w:color="BFC5CB"/>
-              <w:right w:val="single" w:sz="4" w:space="0" w:color="BFC5CB"/>
-            </w:tcBorders>
-            <w:shd w:val="clear" w:color="auto" w:fill="FAFBFC"/>
-            <w:tcMar>
-              <w:top w:w="26" w:type="dxa"/>
-              <w:left w:w="80" w:type="dxa"/>
-              <w:bottom w:w="26" w:type="dxa"/>
-              <w:right w:w="80" w:type="dxa"/>
-            </w:tcMar>
-            <w:vAlign w:val="center"/>
-          </w:tcPr>
-          <w:p>
-            <w:pPr>
-              <w:spacing w:line="220" w:lineRule="auto"/>
-              <w:jc w:val="center"/>
-            </w:pPr>
-            <w:r>
-              <w:rPr>
-                <w:i/>
-                <w:iCs/>
-                <w:color w:val="8A939C"/>
+              <w:top w:val="single" w:sz="4" w:space="0" w:color="C3CBDA"/>
+              <w:left w:val="single" w:sz="4" w:space="0" w:color="C3CBDA"/>
+              <w:bottom w:val="single" w:sz="4" w:space="0" w:color="C3CBDA"/>
+              <w:right w:val="single" w:sz="4" w:space="0" w:color="C3CBDA"/>
+            </w:tcBorders>
+            <w:shd w:val="clear" w:color="auto" w:fill="F7F9FC"/>
+            <w:tcMar>
+              <w:top w:w="26" w:type="dxa"/>
+              <w:left w:w="80" w:type="dxa"/>
+              <w:bottom w:w="26" w:type="dxa"/>
+              <w:right w:w="80" w:type="dxa"/>
+            </w:tcMar>
+            <w:vAlign w:val="center"/>
+          </w:tcPr>
+          <w:p>
+            <w:pPr>
+              <w:spacing w:line="220" w:lineRule="auto"/>
+              <w:jc w:val="center"/>
+            </w:pPr>
+            <w:r>
+              <w:rPr>
+                <w:i/>
+                <w:iCs/>
+                <w:color w:val="8E96A3"/>
                 <w:sz w:val="16"/>
                 <w:szCs w:val="16"/>
               </w:rPr>
@@ -4964,29 +4964,29 @@
           <w:tcPr>
             <w:tcW w:w="2122" w:type="dxa"/>
             <w:tcBorders>
-              <w:top w:val="single" w:sz="4" w:space="0" w:color="BFC5CB"/>
-              <w:left w:val="single" w:sz="4" w:space="0" w:color="BFC5CB"/>
-              <w:bottom w:val="single" w:sz="4" w:space="0" w:color="BFC5CB"/>
-              <w:right w:val="single" w:sz="4" w:space="0" w:color="BFC5CB"/>
-            </w:tcBorders>
-            <w:shd w:val="clear" w:color="auto" w:fill="FAFBFC"/>
-            <w:tcMar>
-              <w:top w:w="26" w:type="dxa"/>
-              <w:left w:w="80" w:type="dxa"/>
-              <w:bottom w:w="26" w:type="dxa"/>
-              <w:right w:w="80" w:type="dxa"/>
-            </w:tcMar>
-            <w:vAlign w:val="center"/>
-          </w:tcPr>
-          <w:p>
-            <w:pPr>
-              <w:spacing w:line="220" w:lineRule="auto"/>
-            </w:pPr>
-            <w:r>
-              <w:rPr>
-                <w:i/>
-                <w:iCs/>
-                <w:color w:val="8A939C"/>
+              <w:top w:val="single" w:sz="4" w:space="0" w:color="C3CBDA"/>
+              <w:left w:val="single" w:sz="4" w:space="0" w:color="C3CBDA"/>
+              <w:bottom w:val="single" w:sz="4" w:space="0" w:color="C3CBDA"/>
+              <w:right w:val="single" w:sz="4" w:space="0" w:color="C3CBDA"/>
+            </w:tcBorders>
+            <w:shd w:val="clear" w:color="auto" w:fill="F7F9FC"/>
+            <w:tcMar>
+              <w:top w:w="26" w:type="dxa"/>
+              <w:left w:w="80" w:type="dxa"/>
+              <w:bottom w:w="26" w:type="dxa"/>
+              <w:right w:w="80" w:type="dxa"/>
+            </w:tcMar>
+            <w:vAlign w:val="center"/>
+          </w:tcPr>
+          <w:p>
+            <w:pPr>
+              <w:spacing w:line="220" w:lineRule="auto"/>
+            </w:pPr>
+            <w:r>
+              <w:rPr>
+                <w:i/>
+                <w:iCs/>
+                <w:color w:val="8E96A3"/>
                 <w:sz w:val="16"/>
                 <w:szCs w:val="16"/>
               </w:rPr>
@@ -5003,12 +5003,12 @@
           <w:tcPr>
             <w:tcW w:w="560" w:type="dxa"/>
             <w:tcBorders>
-              <w:top w:val="single" w:sz="4" w:space="0" w:color="BFC5CB"/>
-              <w:left w:val="single" w:sz="4" w:space="0" w:color="BFC5CB"/>
-              <w:bottom w:val="single" w:sz="4" w:space="0" w:color="BFC5CB"/>
-              <w:right w:val="single" w:sz="4" w:space="0" w:color="BFC5CB"/>
-            </w:tcBorders>
-            <w:shd w:val="clear" w:color="auto" w:fill="F2F4F6"/>
+              <w:top w:val="single" w:sz="4" w:space="0" w:color="C3CBDA"/>
+              <w:left w:val="single" w:sz="4" w:space="0" w:color="C3CBDA"/>
+              <w:bottom w:val="single" w:sz="4" w:space="0" w:color="C3CBDA"/>
+              <w:right w:val="single" w:sz="4" w:space="0" w:color="C3CBDA"/>
+            </w:tcBorders>
+            <w:shd w:val="clear" w:color="auto" w:fill="F0F2F7"/>
             <w:tcMar>
               <w:top w:w="26" w:type="dxa"/>
               <w:left w:w="80" w:type="dxa"/>
@@ -5026,7 +5026,7 @@
               <w:rPr>
                 <w:b/>
                 <w:bCs/>
-                <w:color w:val="5A646E"/>
+                <w:color w:val="606060"/>
               </w:rPr>
               <w:t>11</w:t>
             </w:r>
@@ -5036,28 +5036,28 @@
           <w:tcPr>
             <w:tcW w:w="1480" w:type="dxa"/>
             <w:tcBorders>
-              <w:top w:val="single" w:sz="4" w:space="0" w:color="BFC5CB"/>
-              <w:left w:val="single" w:sz="4" w:space="0" w:color="BFC5CB"/>
-              <w:bottom w:val="single" w:sz="4" w:space="0" w:color="BFC5CB"/>
-              <w:right w:val="single" w:sz="4" w:space="0" w:color="BFC5CB"/>
-            </w:tcBorders>
-            <w:tcMar>
-              <w:top w:w="26" w:type="dxa"/>
-              <w:left w:w="80" w:type="dxa"/>
-              <w:bottom w:w="26" w:type="dxa"/>
-              <w:right w:w="80" w:type="dxa"/>
-            </w:tcMar>
-            <w:vAlign w:val="center"/>
-          </w:tcPr>
-          <w:p>
-            <w:pPr>
-              <w:spacing w:line="220" w:lineRule="auto"/>
-            </w:pPr>
-            <w:r>
-              <w:rPr>
-                <w:i/>
-                <w:iCs/>
-                <w:color w:val="8A939C"/>
+              <w:top w:val="single" w:sz="4" w:space="0" w:color="C3CBDA"/>
+              <w:left w:val="single" w:sz="4" w:space="0" w:color="C3CBDA"/>
+              <w:bottom w:val="single" w:sz="4" w:space="0" w:color="C3CBDA"/>
+              <w:right w:val="single" w:sz="4" w:space="0" w:color="C3CBDA"/>
+            </w:tcBorders>
+            <w:tcMar>
+              <w:top w:w="26" w:type="dxa"/>
+              <w:left w:w="80" w:type="dxa"/>
+              <w:bottom w:w="26" w:type="dxa"/>
+              <w:right w:w="80" w:type="dxa"/>
+            </w:tcMar>
+            <w:vAlign w:val="center"/>
+          </w:tcPr>
+          <w:p>
+            <w:pPr>
+              <w:spacing w:line="220" w:lineRule="auto"/>
+            </w:pPr>
+            <w:r>
+              <w:rPr>
+                <w:i/>
+                <w:iCs/>
+                <w:color w:val="8E96A3"/>
                 <w:sz w:val="16"/>
                 <w:szCs w:val="16"/>
               </w:rPr>
@@ -5069,28 +5069,28 @@
           <w:tcPr>
             <w:tcW w:w="1480" w:type="dxa"/>
             <w:tcBorders>
-              <w:top w:val="single" w:sz="4" w:space="0" w:color="BFC5CB"/>
-              <w:left w:val="single" w:sz="4" w:space="0" w:color="BFC5CB"/>
-              <w:bottom w:val="single" w:sz="4" w:space="0" w:color="BFC5CB"/>
-              <w:right w:val="single" w:sz="4" w:space="0" w:color="BFC5CB"/>
-            </w:tcBorders>
-            <w:tcMar>
-              <w:top w:w="26" w:type="dxa"/>
-              <w:left w:w="80" w:type="dxa"/>
-              <w:bottom w:w="26" w:type="dxa"/>
-              <w:right w:w="80" w:type="dxa"/>
-            </w:tcMar>
-            <w:vAlign w:val="center"/>
-          </w:tcPr>
-          <w:p>
-            <w:pPr>
-              <w:spacing w:line="220" w:lineRule="auto"/>
-            </w:pPr>
-            <w:r>
-              <w:rPr>
-                <w:i/>
-                <w:iCs/>
-                <w:color w:val="8A939C"/>
+              <w:top w:val="single" w:sz="4" w:space="0" w:color="C3CBDA"/>
+              <w:left w:val="single" w:sz="4" w:space="0" w:color="C3CBDA"/>
+              <w:bottom w:val="single" w:sz="4" w:space="0" w:color="C3CBDA"/>
+              <w:right w:val="single" w:sz="4" w:space="0" w:color="C3CBDA"/>
+            </w:tcBorders>
+            <w:tcMar>
+              <w:top w:w="26" w:type="dxa"/>
+              <w:left w:w="80" w:type="dxa"/>
+              <w:bottom w:w="26" w:type="dxa"/>
+              <w:right w:w="80" w:type="dxa"/>
+            </w:tcMar>
+            <w:vAlign w:val="center"/>
+          </w:tcPr>
+          <w:p>
+            <w:pPr>
+              <w:spacing w:line="220" w:lineRule="auto"/>
+            </w:pPr>
+            <w:r>
+              <w:rPr>
+                <w:i/>
+                <w:iCs/>
+                <w:color w:val="8E96A3"/>
                 <w:sz w:val="16"/>
                 <w:szCs w:val="16"/>
               </w:rPr>
@@ -5102,28 +5102,28 @@
           <w:tcPr>
             <w:tcW w:w="1180" w:type="dxa"/>
             <w:tcBorders>
-              <w:top w:val="single" w:sz="4" w:space="0" w:color="BFC5CB"/>
-              <w:left w:val="single" w:sz="4" w:space="0" w:color="BFC5CB"/>
-              <w:bottom w:val="single" w:sz="4" w:space="0" w:color="BFC5CB"/>
-              <w:right w:val="single" w:sz="4" w:space="0" w:color="BFC5CB"/>
-            </w:tcBorders>
-            <w:tcMar>
-              <w:top w:w="26" w:type="dxa"/>
-              <w:left w:w="80" w:type="dxa"/>
-              <w:bottom w:w="26" w:type="dxa"/>
-              <w:right w:w="80" w:type="dxa"/>
-            </w:tcMar>
-            <w:vAlign w:val="center"/>
-          </w:tcPr>
-          <w:p>
-            <w:pPr>
-              <w:spacing w:line="220" w:lineRule="auto"/>
-            </w:pPr>
-            <w:r>
-              <w:rPr>
-                <w:i/>
-                <w:iCs/>
-                <w:color w:val="8A939C"/>
+              <w:top w:val="single" w:sz="4" w:space="0" w:color="C3CBDA"/>
+              <w:left w:val="single" w:sz="4" w:space="0" w:color="C3CBDA"/>
+              <w:bottom w:val="single" w:sz="4" w:space="0" w:color="C3CBDA"/>
+              <w:right w:val="single" w:sz="4" w:space="0" w:color="C3CBDA"/>
+            </w:tcBorders>
+            <w:tcMar>
+              <w:top w:w="26" w:type="dxa"/>
+              <w:left w:w="80" w:type="dxa"/>
+              <w:bottom w:w="26" w:type="dxa"/>
+              <w:right w:w="80" w:type="dxa"/>
+            </w:tcMar>
+            <w:vAlign w:val="center"/>
+          </w:tcPr>
+          <w:p>
+            <w:pPr>
+              <w:spacing w:line="220" w:lineRule="auto"/>
+            </w:pPr>
+            <w:r>
+              <w:rPr>
+                <w:i/>
+                <w:iCs/>
+                <w:color w:val="8E96A3"/>
                 <w:sz w:val="16"/>
                 <w:szCs w:val="16"/>
               </w:rPr>
@@ -5135,29 +5135,29 @@
           <w:tcPr>
             <w:tcW w:w="1620" w:type="dxa"/>
             <w:tcBorders>
-              <w:top w:val="single" w:sz="4" w:space="0" w:color="BFC5CB"/>
-              <w:left w:val="single" w:sz="4" w:space="0" w:color="BFC5CB"/>
-              <w:bottom w:val="single" w:sz="4" w:space="0" w:color="BFC5CB"/>
-              <w:right w:val="single" w:sz="4" w:space="0" w:color="BFC5CB"/>
-            </w:tcBorders>
-            <w:tcMar>
-              <w:top w:w="26" w:type="dxa"/>
-              <w:left w:w="80" w:type="dxa"/>
-              <w:bottom w:w="26" w:type="dxa"/>
-              <w:right w:w="80" w:type="dxa"/>
-            </w:tcMar>
-            <w:vAlign w:val="center"/>
-          </w:tcPr>
-          <w:p>
-            <w:pPr>
-              <w:spacing w:line="220" w:lineRule="auto"/>
-              <w:jc w:val="center"/>
-            </w:pPr>
-            <w:r>
-              <w:rPr>
-                <w:i/>
-                <w:iCs/>
-                <w:color w:val="8A939C"/>
+              <w:top w:val="single" w:sz="4" w:space="0" w:color="C3CBDA"/>
+              <w:left w:val="single" w:sz="4" w:space="0" w:color="C3CBDA"/>
+              <w:bottom w:val="single" w:sz="4" w:space="0" w:color="C3CBDA"/>
+              <w:right w:val="single" w:sz="4" w:space="0" w:color="C3CBDA"/>
+            </w:tcBorders>
+            <w:tcMar>
+              <w:top w:w="26" w:type="dxa"/>
+              <w:left w:w="80" w:type="dxa"/>
+              <w:bottom w:w="26" w:type="dxa"/>
+              <w:right w:w="80" w:type="dxa"/>
+            </w:tcMar>
+            <w:vAlign w:val="center"/>
+          </w:tcPr>
+          <w:p>
+            <w:pPr>
+              <w:spacing w:line="220" w:lineRule="auto"/>
+              <w:jc w:val="center"/>
+            </w:pPr>
+            <w:r>
+              <w:rPr>
+                <w:i/>
+                <w:iCs/>
+                <w:color w:val="8E96A3"/>
                 <w:sz w:val="16"/>
                 <w:szCs w:val="16"/>
               </w:rPr>
@@ -5169,29 +5169,29 @@
           <w:tcPr>
             <w:tcW w:w="1620" w:type="dxa"/>
             <w:tcBorders>
-              <w:top w:val="single" w:sz="4" w:space="0" w:color="BFC5CB"/>
-              <w:left w:val="single" w:sz="4" w:space="0" w:color="BFC5CB"/>
-              <w:bottom w:val="single" w:sz="4" w:space="0" w:color="BFC5CB"/>
-              <w:right w:val="single" w:sz="4" w:space="0" w:color="BFC5CB"/>
-            </w:tcBorders>
-            <w:tcMar>
-              <w:top w:w="26" w:type="dxa"/>
-              <w:left w:w="80" w:type="dxa"/>
-              <w:bottom w:w="26" w:type="dxa"/>
-              <w:right w:w="80" w:type="dxa"/>
-            </w:tcMar>
-            <w:vAlign w:val="center"/>
-          </w:tcPr>
-          <w:p>
-            <w:pPr>
-              <w:spacing w:line="220" w:lineRule="auto"/>
-              <w:jc w:val="center"/>
-            </w:pPr>
-            <w:r>
-              <w:rPr>
-                <w:i/>
-                <w:iCs/>
-                <w:color w:val="8A939C"/>
+              <w:top w:val="single" w:sz="4" w:space="0" w:color="C3CBDA"/>
+              <w:left w:val="single" w:sz="4" w:space="0" w:color="C3CBDA"/>
+              <w:bottom w:val="single" w:sz="4" w:space="0" w:color="C3CBDA"/>
+              <w:right w:val="single" w:sz="4" w:space="0" w:color="C3CBDA"/>
+            </w:tcBorders>
+            <w:tcMar>
+              <w:top w:w="26" w:type="dxa"/>
+              <w:left w:w="80" w:type="dxa"/>
+              <w:bottom w:w="26" w:type="dxa"/>
+              <w:right w:w="80" w:type="dxa"/>
+            </w:tcMar>
+            <w:vAlign w:val="center"/>
+          </w:tcPr>
+          <w:p>
+            <w:pPr>
+              <w:spacing w:line="220" w:lineRule="auto"/>
+              <w:jc w:val="center"/>
+            </w:pPr>
+            <w:r>
+              <w:rPr>
+                <w:i/>
+                <w:iCs/>
+                <w:color w:val="8E96A3"/>
                 <w:sz w:val="16"/>
                 <w:szCs w:val="16"/>
               </w:rPr>
@@ -5203,29 +5203,29 @@
           <w:tcPr>
             <w:tcW w:w="1080" w:type="dxa"/>
             <w:tcBorders>
-              <w:top w:val="single" w:sz="4" w:space="0" w:color="BFC5CB"/>
-              <w:left w:val="single" w:sz="4" w:space="0" w:color="BFC5CB"/>
-              <w:bottom w:val="single" w:sz="4" w:space="0" w:color="BFC5CB"/>
-              <w:right w:val="single" w:sz="4" w:space="0" w:color="BFC5CB"/>
-            </w:tcBorders>
-            <w:tcMar>
-              <w:top w:w="26" w:type="dxa"/>
-              <w:left w:w="80" w:type="dxa"/>
-              <w:bottom w:w="26" w:type="dxa"/>
-              <w:right w:w="80" w:type="dxa"/>
-            </w:tcMar>
-            <w:vAlign w:val="center"/>
-          </w:tcPr>
-          <w:p>
-            <w:pPr>
-              <w:spacing w:line="220" w:lineRule="auto"/>
-              <w:jc w:val="center"/>
-            </w:pPr>
-            <w:r>
-              <w:rPr>
-                <w:i/>
-                <w:iCs/>
-                <w:color w:val="8A939C"/>
+              <w:top w:val="single" w:sz="4" w:space="0" w:color="C3CBDA"/>
+              <w:left w:val="single" w:sz="4" w:space="0" w:color="C3CBDA"/>
+              <w:bottom w:val="single" w:sz="4" w:space="0" w:color="C3CBDA"/>
+              <w:right w:val="single" w:sz="4" w:space="0" w:color="C3CBDA"/>
+            </w:tcBorders>
+            <w:tcMar>
+              <w:top w:w="26" w:type="dxa"/>
+              <w:left w:w="80" w:type="dxa"/>
+              <w:bottom w:w="26" w:type="dxa"/>
+              <w:right w:w="80" w:type="dxa"/>
+            </w:tcMar>
+            <w:vAlign w:val="center"/>
+          </w:tcPr>
+          <w:p>
+            <w:pPr>
+              <w:spacing w:line="220" w:lineRule="auto"/>
+              <w:jc w:val="center"/>
+            </w:pPr>
+            <w:r>
+              <w:rPr>
+                <w:i/>
+                <w:iCs/>
+                <w:color w:val="8E96A3"/>
                 <w:sz w:val="16"/>
                 <w:szCs w:val="16"/>
               </w:rPr>
@@ -5237,29 +5237,29 @@
           <w:tcPr>
             <w:tcW w:w="1130" w:type="dxa"/>
             <w:tcBorders>
-              <w:top w:val="single" w:sz="4" w:space="0" w:color="BFC5CB"/>
-              <w:left w:val="single" w:sz="4" w:space="0" w:color="BFC5CB"/>
-              <w:bottom w:val="single" w:sz="4" w:space="0" w:color="BFC5CB"/>
-              <w:right w:val="single" w:sz="4" w:space="0" w:color="BFC5CB"/>
-            </w:tcBorders>
-            <w:tcMar>
-              <w:top w:w="26" w:type="dxa"/>
-              <w:left w:w="80" w:type="dxa"/>
-              <w:bottom w:w="26" w:type="dxa"/>
-              <w:right w:w="80" w:type="dxa"/>
-            </w:tcMar>
-            <w:vAlign w:val="center"/>
-          </w:tcPr>
-          <w:p>
-            <w:pPr>
-              <w:spacing w:line="220" w:lineRule="auto"/>
-              <w:jc w:val="center"/>
-            </w:pPr>
-            <w:r>
-              <w:rPr>
-                <w:i/>
-                <w:iCs/>
-                <w:color w:val="8A939C"/>
+              <w:top w:val="single" w:sz="4" w:space="0" w:color="C3CBDA"/>
+              <w:left w:val="single" w:sz="4" w:space="0" w:color="C3CBDA"/>
+              <w:bottom w:val="single" w:sz="4" w:space="0" w:color="C3CBDA"/>
+              <w:right w:val="single" w:sz="4" w:space="0" w:color="C3CBDA"/>
+            </w:tcBorders>
+            <w:tcMar>
+              <w:top w:w="26" w:type="dxa"/>
+              <w:left w:w="80" w:type="dxa"/>
+              <w:bottom w:w="26" w:type="dxa"/>
+              <w:right w:w="80" w:type="dxa"/>
+            </w:tcMar>
+            <w:vAlign w:val="center"/>
+          </w:tcPr>
+          <w:p>
+            <w:pPr>
+              <w:spacing w:line="220" w:lineRule="auto"/>
+              <w:jc w:val="center"/>
+            </w:pPr>
+            <w:r>
+              <w:rPr>
+                <w:i/>
+                <w:iCs/>
+                <w:color w:val="8E96A3"/>
                 <w:sz w:val="16"/>
                 <w:szCs w:val="16"/>
               </w:rPr>
@@ -5271,29 +5271,29 @@
           <w:tcPr>
             <w:tcW w:w="1520" w:type="dxa"/>
             <w:tcBorders>
-              <w:top w:val="single" w:sz="4" w:space="0" w:color="BFC5CB"/>
-              <w:left w:val="single" w:sz="4" w:space="0" w:color="BFC5CB"/>
-              <w:bottom w:val="single" w:sz="4" w:space="0" w:color="BFC5CB"/>
-              <w:right w:val="single" w:sz="4" w:space="0" w:color="BFC5CB"/>
-            </w:tcBorders>
-            <w:tcMar>
-              <w:top w:w="26" w:type="dxa"/>
-              <w:left w:w="80" w:type="dxa"/>
-              <w:bottom w:w="26" w:type="dxa"/>
-              <w:right w:w="80" w:type="dxa"/>
-            </w:tcMar>
-            <w:vAlign w:val="center"/>
-          </w:tcPr>
-          <w:p>
-            <w:pPr>
-              <w:spacing w:line="220" w:lineRule="auto"/>
-              <w:jc w:val="center"/>
-            </w:pPr>
-            <w:r>
-              <w:rPr>
-                <w:i/>
-                <w:iCs/>
-                <w:color w:val="8A939C"/>
+              <w:top w:val="single" w:sz="4" w:space="0" w:color="C3CBDA"/>
+              <w:left w:val="single" w:sz="4" w:space="0" w:color="C3CBDA"/>
+              <w:bottom w:val="single" w:sz="4" w:space="0" w:color="C3CBDA"/>
+              <w:right w:val="single" w:sz="4" w:space="0" w:color="C3CBDA"/>
+            </w:tcBorders>
+            <w:tcMar>
+              <w:top w:w="26" w:type="dxa"/>
+              <w:left w:w="80" w:type="dxa"/>
+              <w:bottom w:w="26" w:type="dxa"/>
+              <w:right w:w="80" w:type="dxa"/>
+            </w:tcMar>
+            <w:vAlign w:val="center"/>
+          </w:tcPr>
+          <w:p>
+            <w:pPr>
+              <w:spacing w:line="220" w:lineRule="auto"/>
+              <w:jc w:val="center"/>
+            </w:pPr>
+            <w:r>
+              <w:rPr>
+                <w:i/>
+                <w:iCs/>
+                <w:color w:val="8E96A3"/>
                 <w:sz w:val="16"/>
                 <w:szCs w:val="16"/>
               </w:rPr>
@@ -5305,29 +5305,29 @@
           <w:tcPr>
             <w:tcW w:w="1030" w:type="dxa"/>
             <w:tcBorders>
-              <w:top w:val="single" w:sz="4" w:space="0" w:color="BFC5CB"/>
-              <w:left w:val="single" w:sz="4" w:space="0" w:color="BFC5CB"/>
-              <w:bottom w:val="single" w:sz="4" w:space="0" w:color="BFC5CB"/>
-              <w:right w:val="single" w:sz="4" w:space="0" w:color="BFC5CB"/>
-            </w:tcBorders>
-            <w:tcMar>
-              <w:top w:w="26" w:type="dxa"/>
-              <w:left w:w="80" w:type="dxa"/>
-              <w:bottom w:w="26" w:type="dxa"/>
-              <w:right w:w="80" w:type="dxa"/>
-            </w:tcMar>
-            <w:vAlign w:val="center"/>
-          </w:tcPr>
-          <w:p>
-            <w:pPr>
-              <w:spacing w:line="220" w:lineRule="auto"/>
-              <w:jc w:val="center"/>
-            </w:pPr>
-            <w:r>
-              <w:rPr>
-                <w:i/>
-                <w:iCs/>
-                <w:color w:val="8A939C"/>
+              <w:top w:val="single" w:sz="4" w:space="0" w:color="C3CBDA"/>
+              <w:left w:val="single" w:sz="4" w:space="0" w:color="C3CBDA"/>
+              <w:bottom w:val="single" w:sz="4" w:space="0" w:color="C3CBDA"/>
+              <w:right w:val="single" w:sz="4" w:space="0" w:color="C3CBDA"/>
+            </w:tcBorders>
+            <w:tcMar>
+              <w:top w:w="26" w:type="dxa"/>
+              <w:left w:w="80" w:type="dxa"/>
+              <w:bottom w:w="26" w:type="dxa"/>
+              <w:right w:w="80" w:type="dxa"/>
+            </w:tcMar>
+            <w:vAlign w:val="center"/>
+          </w:tcPr>
+          <w:p>
+            <w:pPr>
+              <w:spacing w:line="220" w:lineRule="auto"/>
+              <w:jc w:val="center"/>
+            </w:pPr>
+            <w:r>
+              <w:rPr>
+                <w:i/>
+                <w:iCs/>
+                <w:color w:val="8E96A3"/>
                 <w:sz w:val="16"/>
                 <w:szCs w:val="16"/>
               </w:rPr>
@@ -5339,28 +5339,28 @@
           <w:tcPr>
             <w:tcW w:w="2122" w:type="dxa"/>
             <w:tcBorders>
-              <w:top w:val="single" w:sz="4" w:space="0" w:color="BFC5CB"/>
-              <w:left w:val="single" w:sz="4" w:space="0" w:color="BFC5CB"/>
-              <w:bottom w:val="single" w:sz="4" w:space="0" w:color="BFC5CB"/>
-              <w:right w:val="single" w:sz="4" w:space="0" w:color="BFC5CB"/>
-            </w:tcBorders>
-            <w:tcMar>
-              <w:top w:w="26" w:type="dxa"/>
-              <w:left w:w="80" w:type="dxa"/>
-              <w:bottom w:w="26" w:type="dxa"/>
-              <w:right w:w="80" w:type="dxa"/>
-            </w:tcMar>
-            <w:vAlign w:val="center"/>
-          </w:tcPr>
-          <w:p>
-            <w:pPr>
-              <w:spacing w:line="220" w:lineRule="auto"/>
-            </w:pPr>
-            <w:r>
-              <w:rPr>
-                <w:i/>
-                <w:iCs/>
-                <w:color w:val="8A939C"/>
+              <w:top w:val="single" w:sz="4" w:space="0" w:color="C3CBDA"/>
+              <w:left w:val="single" w:sz="4" w:space="0" w:color="C3CBDA"/>
+              <w:bottom w:val="single" w:sz="4" w:space="0" w:color="C3CBDA"/>
+              <w:right w:val="single" w:sz="4" w:space="0" w:color="C3CBDA"/>
+            </w:tcBorders>
+            <w:tcMar>
+              <w:top w:w="26" w:type="dxa"/>
+              <w:left w:w="80" w:type="dxa"/>
+              <w:bottom w:w="26" w:type="dxa"/>
+              <w:right w:w="80" w:type="dxa"/>
+            </w:tcMar>
+            <w:vAlign w:val="center"/>
+          </w:tcPr>
+          <w:p>
+            <w:pPr>
+              <w:spacing w:line="220" w:lineRule="auto"/>
+            </w:pPr>
+            <w:r>
+              <w:rPr>
+                <w:i/>
+                <w:iCs/>
+                <w:color w:val="8E96A3"/>
                 <w:sz w:val="16"/>
                 <w:szCs w:val="16"/>
               </w:rPr>
@@ -5377,12 +5377,12 @@
           <w:tcPr>
             <w:tcW w:w="560" w:type="dxa"/>
             <w:tcBorders>
-              <w:top w:val="single" w:sz="4" w:space="0" w:color="BFC5CB"/>
-              <w:left w:val="single" w:sz="4" w:space="0" w:color="BFC5CB"/>
-              <w:bottom w:val="single" w:sz="4" w:space="0" w:color="BFC5CB"/>
-              <w:right w:val="single" w:sz="4" w:space="0" w:color="BFC5CB"/>
-            </w:tcBorders>
-            <w:shd w:val="clear" w:color="auto" w:fill="F2F4F6"/>
+              <w:top w:val="single" w:sz="4" w:space="0" w:color="C3CBDA"/>
+              <w:left w:val="single" w:sz="4" w:space="0" w:color="C3CBDA"/>
+              <w:bottom w:val="single" w:sz="4" w:space="0" w:color="C3CBDA"/>
+              <w:right w:val="single" w:sz="4" w:space="0" w:color="C3CBDA"/>
+            </w:tcBorders>
+            <w:shd w:val="clear" w:color="auto" w:fill="F0F2F7"/>
             <w:tcMar>
               <w:top w:w="26" w:type="dxa"/>
               <w:left w:w="80" w:type="dxa"/>
@@ -5400,7 +5400,7 @@
               <w:rPr>
                 <w:b/>
                 <w:bCs/>
-                <w:color w:val="5A646E"/>
+                <w:color w:val="606060"/>
               </w:rPr>
               <w:t>12</w:t>
             </w:r>
@@ -5410,29 +5410,29 @@
           <w:tcPr>
             <w:tcW w:w="1480" w:type="dxa"/>
             <w:tcBorders>
-              <w:top w:val="single" w:sz="4" w:space="0" w:color="BFC5CB"/>
-              <w:left w:val="single" w:sz="4" w:space="0" w:color="BFC5CB"/>
-              <w:bottom w:val="single" w:sz="4" w:space="0" w:color="BFC5CB"/>
-              <w:right w:val="single" w:sz="4" w:space="0" w:color="BFC5CB"/>
-            </w:tcBorders>
-            <w:shd w:val="clear" w:color="auto" w:fill="FAFBFC"/>
-            <w:tcMar>
-              <w:top w:w="26" w:type="dxa"/>
-              <w:left w:w="80" w:type="dxa"/>
-              <w:bottom w:w="26" w:type="dxa"/>
-              <w:right w:w="80" w:type="dxa"/>
-            </w:tcMar>
-            <w:vAlign w:val="center"/>
-          </w:tcPr>
-          <w:p>
-            <w:pPr>
-              <w:spacing w:line="220" w:lineRule="auto"/>
-            </w:pPr>
-            <w:r>
-              <w:rPr>
-                <w:i/>
-                <w:iCs/>
-                <w:color w:val="8A939C"/>
+              <w:top w:val="single" w:sz="4" w:space="0" w:color="C3CBDA"/>
+              <w:left w:val="single" w:sz="4" w:space="0" w:color="C3CBDA"/>
+              <w:bottom w:val="single" w:sz="4" w:space="0" w:color="C3CBDA"/>
+              <w:right w:val="single" w:sz="4" w:space="0" w:color="C3CBDA"/>
+            </w:tcBorders>
+            <w:shd w:val="clear" w:color="auto" w:fill="F7F9FC"/>
+            <w:tcMar>
+              <w:top w:w="26" w:type="dxa"/>
+              <w:left w:w="80" w:type="dxa"/>
+              <w:bottom w:w="26" w:type="dxa"/>
+              <w:right w:w="80" w:type="dxa"/>
+            </w:tcMar>
+            <w:vAlign w:val="center"/>
+          </w:tcPr>
+          <w:p>
+            <w:pPr>
+              <w:spacing w:line="220" w:lineRule="auto"/>
+            </w:pPr>
+            <w:r>
+              <w:rPr>
+                <w:i/>
+                <w:iCs/>
+                <w:color w:val="8E96A3"/>
                 <w:sz w:val="16"/>
                 <w:szCs w:val="16"/>
               </w:rPr>
@@ -5444,29 +5444,29 @@
           <w:tcPr>
             <w:tcW w:w="1480" w:type="dxa"/>
             <w:tcBorders>
-              <w:top w:val="single" w:sz="4" w:space="0" w:color="BFC5CB"/>
-              <w:left w:val="single" w:sz="4" w:space="0" w:color="BFC5CB"/>
-              <w:bottom w:val="single" w:sz="4" w:space="0" w:color="BFC5CB"/>
-              <w:right w:val="single" w:sz="4" w:space="0" w:color="BFC5CB"/>
-            </w:tcBorders>
-            <w:shd w:val="clear" w:color="auto" w:fill="FAFBFC"/>
-            <w:tcMar>
-              <w:top w:w="26" w:type="dxa"/>
-              <w:left w:w="80" w:type="dxa"/>
-              <w:bottom w:w="26" w:type="dxa"/>
-              <w:right w:w="80" w:type="dxa"/>
-            </w:tcMar>
-            <w:vAlign w:val="center"/>
-          </w:tcPr>
-          <w:p>
-            <w:pPr>
-              <w:spacing w:line="220" w:lineRule="auto"/>
-            </w:pPr>
-            <w:r>
-              <w:rPr>
-                <w:i/>
-                <w:iCs/>
-                <w:color w:val="8A939C"/>
+              <w:top w:val="single" w:sz="4" w:space="0" w:color="C3CBDA"/>
+              <w:left w:val="single" w:sz="4" w:space="0" w:color="C3CBDA"/>
+              <w:bottom w:val="single" w:sz="4" w:space="0" w:color="C3CBDA"/>
+              <w:right w:val="single" w:sz="4" w:space="0" w:color="C3CBDA"/>
+            </w:tcBorders>
+            <w:shd w:val="clear" w:color="auto" w:fill="F7F9FC"/>
+            <w:tcMar>
+              <w:top w:w="26" w:type="dxa"/>
+              <w:left w:w="80" w:type="dxa"/>
+              <w:bottom w:w="26" w:type="dxa"/>
+              <w:right w:w="80" w:type="dxa"/>
+            </w:tcMar>
+            <w:vAlign w:val="center"/>
+          </w:tcPr>
+          <w:p>
+            <w:pPr>
+              <w:spacing w:line="220" w:lineRule="auto"/>
+            </w:pPr>
+            <w:r>
+              <w:rPr>
+                <w:i/>
+                <w:iCs/>
+                <w:color w:val="8E96A3"/>
                 <w:sz w:val="16"/>
                 <w:szCs w:val="16"/>
               </w:rPr>
@@ -5478,29 +5478,29 @@
           <w:tcPr>
             <w:tcW w:w="1180" w:type="dxa"/>
             <w:tcBorders>
-              <w:top w:val="single" w:sz="4" w:space="0" w:color="BFC5CB"/>
-              <w:left w:val="single" w:sz="4" w:space="0" w:color="BFC5CB"/>
-              <w:bottom w:val="single" w:sz="4" w:space="0" w:color="BFC5CB"/>
-              <w:right w:val="single" w:sz="4" w:space="0" w:color="BFC5CB"/>
-            </w:tcBorders>
-            <w:shd w:val="clear" w:color="auto" w:fill="FAFBFC"/>
-            <w:tcMar>
-              <w:top w:w="26" w:type="dxa"/>
-              <w:left w:w="80" w:type="dxa"/>
-              <w:bottom w:w="26" w:type="dxa"/>
-              <w:right w:w="80" w:type="dxa"/>
-            </w:tcMar>
-            <w:vAlign w:val="center"/>
-          </w:tcPr>
-          <w:p>
-            <w:pPr>
-              <w:spacing w:line="220" w:lineRule="auto"/>
-            </w:pPr>
-            <w:r>
-              <w:rPr>
-                <w:i/>
-                <w:iCs/>
-                <w:color w:val="8A939C"/>
+              <w:top w:val="single" w:sz="4" w:space="0" w:color="C3CBDA"/>
+              <w:left w:val="single" w:sz="4" w:space="0" w:color="C3CBDA"/>
+              <w:bottom w:val="single" w:sz="4" w:space="0" w:color="C3CBDA"/>
+              <w:right w:val="single" w:sz="4" w:space="0" w:color="C3CBDA"/>
+            </w:tcBorders>
+            <w:shd w:val="clear" w:color="auto" w:fill="F7F9FC"/>
+            <w:tcMar>
+              <w:top w:w="26" w:type="dxa"/>
+              <w:left w:w="80" w:type="dxa"/>
+              <w:bottom w:w="26" w:type="dxa"/>
+              <w:right w:w="80" w:type="dxa"/>
+            </w:tcMar>
+            <w:vAlign w:val="center"/>
+          </w:tcPr>
+          <w:p>
+            <w:pPr>
+              <w:spacing w:line="220" w:lineRule="auto"/>
+            </w:pPr>
+            <w:r>
+              <w:rPr>
+                <w:i/>
+                <w:iCs/>
+                <w:color w:val="8E96A3"/>
                 <w:sz w:val="16"/>
                 <w:szCs w:val="16"/>
               </w:rPr>
@@ -5512,30 +5512,30 @@
           <w:tcPr>
             <w:tcW w:w="1620" w:type="dxa"/>
             <w:tcBorders>
-              <w:top w:val="single" w:sz="4" w:space="0" w:color="BFC5CB"/>
-              <w:left w:val="single" w:sz="4" w:space="0" w:color="BFC5CB"/>
-              <w:bottom w:val="single" w:sz="4" w:space="0" w:color="BFC5CB"/>
-              <w:right w:val="single" w:sz="4" w:space="0" w:color="BFC5CB"/>
-            </w:tcBorders>
-            <w:shd w:val="clear" w:color="auto" w:fill="FAFBFC"/>
-            <w:tcMar>
-              <w:top w:w="26" w:type="dxa"/>
-              <w:left w:w="80" w:type="dxa"/>
-              <w:bottom w:w="26" w:type="dxa"/>
-              <w:right w:w="80" w:type="dxa"/>
-            </w:tcMar>
-            <w:vAlign w:val="center"/>
-          </w:tcPr>
-          <w:p>
-            <w:pPr>
-              <w:spacing w:line="220" w:lineRule="auto"/>
-              <w:jc w:val="center"/>
-            </w:pPr>
-            <w:r>
-              <w:rPr>
-                <w:i/>
-                <w:iCs/>
-                <w:color w:val="8A939C"/>
+              <w:top w:val="single" w:sz="4" w:space="0" w:color="C3CBDA"/>
+              <w:left w:val="single" w:sz="4" w:space="0" w:color="C3CBDA"/>
+              <w:bottom w:val="single" w:sz="4" w:space="0" w:color="C3CBDA"/>
+              <w:right w:val="single" w:sz="4" w:space="0" w:color="C3CBDA"/>
+            </w:tcBorders>
+            <w:shd w:val="clear" w:color="auto" w:fill="F7F9FC"/>
+            <w:tcMar>
+              <w:top w:w="26" w:type="dxa"/>
+              <w:left w:w="80" w:type="dxa"/>
+              <w:bottom w:w="26" w:type="dxa"/>
+              <w:right w:w="80" w:type="dxa"/>
+            </w:tcMar>
+            <w:vAlign w:val="center"/>
+          </w:tcPr>
+          <w:p>
+            <w:pPr>
+              <w:spacing w:line="220" w:lineRule="auto"/>
+              <w:jc w:val="center"/>
+            </w:pPr>
+            <w:r>
+              <w:rPr>
+                <w:i/>
+                <w:iCs/>
+                <w:color w:val="8E96A3"/>
                 <w:sz w:val="16"/>
                 <w:szCs w:val="16"/>
               </w:rPr>
@@ -5547,30 +5547,30 @@
           <w:tcPr>
             <w:tcW w:w="1620" w:type="dxa"/>
             <w:tcBorders>
-              <w:top w:val="single" w:sz="4" w:space="0" w:color="BFC5CB"/>
-              <w:left w:val="single" w:sz="4" w:space="0" w:color="BFC5CB"/>
-              <w:bottom w:val="single" w:sz="4" w:space="0" w:color="BFC5CB"/>
-              <w:right w:val="single" w:sz="4" w:space="0" w:color="BFC5CB"/>
-            </w:tcBorders>
-            <w:shd w:val="clear" w:color="auto" w:fill="FAFBFC"/>
-            <w:tcMar>
-              <w:top w:w="26" w:type="dxa"/>
-              <w:left w:w="80" w:type="dxa"/>
-              <w:bottom w:w="26" w:type="dxa"/>
-              <w:right w:w="80" w:type="dxa"/>
-            </w:tcMar>
-            <w:vAlign w:val="center"/>
-          </w:tcPr>
-          <w:p>
-            <w:pPr>
-              <w:spacing w:line="220" w:lineRule="auto"/>
-              <w:jc w:val="center"/>
-            </w:pPr>
-            <w:r>
-              <w:rPr>
-                <w:i/>
-                <w:iCs/>
-                <w:color w:val="8A939C"/>
+              <w:top w:val="single" w:sz="4" w:space="0" w:color="C3CBDA"/>
+              <w:left w:val="single" w:sz="4" w:space="0" w:color="C3CBDA"/>
+              <w:bottom w:val="single" w:sz="4" w:space="0" w:color="C3CBDA"/>
+              <w:right w:val="single" w:sz="4" w:space="0" w:color="C3CBDA"/>
+            </w:tcBorders>
+            <w:shd w:val="clear" w:color="auto" w:fill="F7F9FC"/>
+            <w:tcMar>
+              <w:top w:w="26" w:type="dxa"/>
+              <w:left w:w="80" w:type="dxa"/>
+              <w:bottom w:w="26" w:type="dxa"/>
+              <w:right w:w="80" w:type="dxa"/>
+            </w:tcMar>
+            <w:vAlign w:val="center"/>
+          </w:tcPr>
+          <w:p>
+            <w:pPr>
+              <w:spacing w:line="220" w:lineRule="auto"/>
+              <w:jc w:val="center"/>
+            </w:pPr>
+            <w:r>
+              <w:rPr>
+                <w:i/>
+                <w:iCs/>
+                <w:color w:val="8E96A3"/>
                 <w:sz w:val="16"/>
                 <w:szCs w:val="16"/>
               </w:rPr>
@@ -5582,30 +5582,30 @@
           <w:tcPr>
             <w:tcW w:w="1080" w:type="dxa"/>
             <w:tcBorders>
-              <w:top w:val="single" w:sz="4" w:space="0" w:color="BFC5CB"/>
-              <w:left w:val="single" w:sz="4" w:space="0" w:color="BFC5CB"/>
-              <w:bottom w:val="single" w:sz="4" w:space="0" w:color="BFC5CB"/>
-              <w:right w:val="single" w:sz="4" w:space="0" w:color="BFC5CB"/>
-            </w:tcBorders>
-            <w:shd w:val="clear" w:color="auto" w:fill="FAFBFC"/>
-            <w:tcMar>
-              <w:top w:w="26" w:type="dxa"/>
-              <w:left w:w="80" w:type="dxa"/>
-              <w:bottom w:w="26" w:type="dxa"/>
-              <w:right w:w="80" w:type="dxa"/>
-            </w:tcMar>
-            <w:vAlign w:val="center"/>
-          </w:tcPr>
-          <w:p>
-            <w:pPr>
-              <w:spacing w:line="220" w:lineRule="auto"/>
-              <w:jc w:val="center"/>
-            </w:pPr>
-            <w:r>
-              <w:rPr>
-                <w:i/>
-                <w:iCs/>
-                <w:color w:val="8A939C"/>
+              <w:top w:val="single" w:sz="4" w:space="0" w:color="C3CBDA"/>
+              <w:left w:val="single" w:sz="4" w:space="0" w:color="C3CBDA"/>
+              <w:bottom w:val="single" w:sz="4" w:space="0" w:color="C3CBDA"/>
+              <w:right w:val="single" w:sz="4" w:space="0" w:color="C3CBDA"/>
+            </w:tcBorders>
+            <w:shd w:val="clear" w:color="auto" w:fill="F7F9FC"/>
+            <w:tcMar>
+              <w:top w:w="26" w:type="dxa"/>
+              <w:left w:w="80" w:type="dxa"/>
+              <w:bottom w:w="26" w:type="dxa"/>
+              <w:right w:w="80" w:type="dxa"/>
+            </w:tcMar>
+            <w:vAlign w:val="center"/>
+          </w:tcPr>
+          <w:p>
+            <w:pPr>
+              <w:spacing w:line="220" w:lineRule="auto"/>
+              <w:jc w:val="center"/>
+            </w:pPr>
+            <w:r>
+              <w:rPr>
+                <w:i/>
+                <w:iCs/>
+                <w:color w:val="8E96A3"/>
                 <w:sz w:val="16"/>
                 <w:szCs w:val="16"/>
               </w:rPr>
@@ -5617,30 +5617,30 @@
           <w:tcPr>
             <w:tcW w:w="1130" w:type="dxa"/>
             <w:tcBorders>
-              <w:top w:val="single" w:sz="4" w:space="0" w:color="BFC5CB"/>
-              <w:left w:val="single" w:sz="4" w:space="0" w:color="BFC5CB"/>
-              <w:bottom w:val="single" w:sz="4" w:space="0" w:color="BFC5CB"/>
-              <w:right w:val="single" w:sz="4" w:space="0" w:color="BFC5CB"/>
-            </w:tcBorders>
-            <w:shd w:val="clear" w:color="auto" w:fill="FAFBFC"/>
-            <w:tcMar>
-              <w:top w:w="26" w:type="dxa"/>
-              <w:left w:w="80" w:type="dxa"/>
-              <w:bottom w:w="26" w:type="dxa"/>
-              <w:right w:w="80" w:type="dxa"/>
-            </w:tcMar>
-            <w:vAlign w:val="center"/>
-          </w:tcPr>
-          <w:p>
-            <w:pPr>
-              <w:spacing w:line="220" w:lineRule="auto"/>
-              <w:jc w:val="center"/>
-            </w:pPr>
-            <w:r>
-              <w:rPr>
-                <w:i/>
-                <w:iCs/>
-                <w:color w:val="8A939C"/>
+              <w:top w:val="single" w:sz="4" w:space="0" w:color="C3CBDA"/>
+              <w:left w:val="single" w:sz="4" w:space="0" w:color="C3CBDA"/>
+              <w:bottom w:val="single" w:sz="4" w:space="0" w:color="C3CBDA"/>
+              <w:right w:val="single" w:sz="4" w:space="0" w:color="C3CBDA"/>
+            </w:tcBorders>
+            <w:shd w:val="clear" w:color="auto" w:fill="F7F9FC"/>
+            <w:tcMar>
+              <w:top w:w="26" w:type="dxa"/>
+              <w:left w:w="80" w:type="dxa"/>
+              <w:bottom w:w="26" w:type="dxa"/>
+              <w:right w:w="80" w:type="dxa"/>
+            </w:tcMar>
+            <w:vAlign w:val="center"/>
+          </w:tcPr>
+          <w:p>
+            <w:pPr>
+              <w:spacing w:line="220" w:lineRule="auto"/>
+              <w:jc w:val="center"/>
+            </w:pPr>
+            <w:r>
+              <w:rPr>
+                <w:i/>
+                <w:iCs/>
+                <w:color w:val="8E96A3"/>
                 <w:sz w:val="16"/>
                 <w:szCs w:val="16"/>
               </w:rPr>
@@ -5652,30 +5652,30 @@
           <w:tcPr>
             <w:tcW w:w="1520" w:type="dxa"/>
             <w:tcBorders>
-              <w:top w:val="single" w:sz="4" w:space="0" w:color="BFC5CB"/>
-              <w:left w:val="single" w:sz="4" w:space="0" w:color="BFC5CB"/>
-              <w:bottom w:val="single" w:sz="4" w:space="0" w:color="BFC5CB"/>
-              <w:right w:val="single" w:sz="4" w:space="0" w:color="BFC5CB"/>
-            </w:tcBorders>
-            <w:shd w:val="clear" w:color="auto" w:fill="FAFBFC"/>
-            <w:tcMar>
-              <w:top w:w="26" w:type="dxa"/>
-              <w:left w:w="80" w:type="dxa"/>
-              <w:bottom w:w="26" w:type="dxa"/>
-              <w:right w:w="80" w:type="dxa"/>
-            </w:tcMar>
-            <w:vAlign w:val="center"/>
-          </w:tcPr>
-          <w:p>
-            <w:pPr>
-              <w:spacing w:line="220" w:lineRule="auto"/>
-              <w:jc w:val="center"/>
-            </w:pPr>
-            <w:r>
-              <w:rPr>
-                <w:i/>
-                <w:iCs/>
-                <w:color w:val="8A939C"/>
+              <w:top w:val="single" w:sz="4" w:space="0" w:color="C3CBDA"/>
+              <w:left w:val="single" w:sz="4" w:space="0" w:color="C3CBDA"/>
+              <w:bottom w:val="single" w:sz="4" w:space="0" w:color="C3CBDA"/>
+              <w:right w:val="single" w:sz="4" w:space="0" w:color="C3CBDA"/>
+            </w:tcBorders>
+            <w:shd w:val="clear" w:color="auto" w:fill="F7F9FC"/>
+            <w:tcMar>
+              <w:top w:w="26" w:type="dxa"/>
+              <w:left w:w="80" w:type="dxa"/>
+              <w:bottom w:w="26" w:type="dxa"/>
+              <w:right w:w="80" w:type="dxa"/>
+            </w:tcMar>
+            <w:vAlign w:val="center"/>
+          </w:tcPr>
+          <w:p>
+            <w:pPr>
+              <w:spacing w:line="220" w:lineRule="auto"/>
+              <w:jc w:val="center"/>
+            </w:pPr>
+            <w:r>
+              <w:rPr>
+                <w:i/>
+                <w:iCs/>
+                <w:color w:val="8E96A3"/>
                 <w:sz w:val="16"/>
                 <w:szCs w:val="16"/>
               </w:rPr>
@@ -5687,30 +5687,30 @@
           <w:tcPr>
             <w:tcW w:w="1030" w:type="dxa"/>
             <w:tcBorders>
-              <w:top w:val="single" w:sz="4" w:space="0" w:color="BFC5CB"/>
-              <w:left w:val="single" w:sz="4" w:space="0" w:color="BFC5CB"/>
-              <w:bottom w:val="single" w:sz="4" w:space="0" w:color="BFC5CB"/>
-              <w:right w:val="single" w:sz="4" w:space="0" w:color="BFC5CB"/>
-            </w:tcBorders>
-            <w:shd w:val="clear" w:color="auto" w:fill="FAFBFC"/>
-            <w:tcMar>
-              <w:top w:w="26" w:type="dxa"/>
-              <w:left w:w="80" w:type="dxa"/>
-              <w:bottom w:w="26" w:type="dxa"/>
-              <w:right w:w="80" w:type="dxa"/>
-            </w:tcMar>
-            <w:vAlign w:val="center"/>
-          </w:tcPr>
-          <w:p>
-            <w:pPr>
-              <w:spacing w:line="220" w:lineRule="auto"/>
-              <w:jc w:val="center"/>
-            </w:pPr>
-            <w:r>
-              <w:rPr>
-                <w:i/>
-                <w:iCs/>
-                <w:color w:val="8A939C"/>
+              <w:top w:val="single" w:sz="4" w:space="0" w:color="C3CBDA"/>
+              <w:left w:val="single" w:sz="4" w:space="0" w:color="C3CBDA"/>
+              <w:bottom w:val="single" w:sz="4" w:space="0" w:color="C3CBDA"/>
+              <w:right w:val="single" w:sz="4" w:space="0" w:color="C3CBDA"/>
+            </w:tcBorders>
+            <w:shd w:val="clear" w:color="auto" w:fill="F7F9FC"/>
+            <w:tcMar>
+              <w:top w:w="26" w:type="dxa"/>
+              <w:left w:w="80" w:type="dxa"/>
+              <w:bottom w:w="26" w:type="dxa"/>
+              <w:right w:w="80" w:type="dxa"/>
+            </w:tcMar>
+            <w:vAlign w:val="center"/>
+          </w:tcPr>
+          <w:p>
+            <w:pPr>
+              <w:spacing w:line="220" w:lineRule="auto"/>
+              <w:jc w:val="center"/>
+            </w:pPr>
+            <w:r>
+              <w:rPr>
+                <w:i/>
+                <w:iCs/>
+                <w:color w:val="8E96A3"/>
                 <w:sz w:val="16"/>
                 <w:szCs w:val="16"/>
               </w:rPr>
@@ -5722,29 +5722,29 @@
           <w:tcPr>
             <w:tcW w:w="2122" w:type="dxa"/>
             <w:tcBorders>
-              <w:top w:val="single" w:sz="4" w:space="0" w:color="BFC5CB"/>
-              <w:left w:val="single" w:sz="4" w:space="0" w:color="BFC5CB"/>
-              <w:bottom w:val="single" w:sz="4" w:space="0" w:color="BFC5CB"/>
-              <w:right w:val="single" w:sz="4" w:space="0" w:color="BFC5CB"/>
-            </w:tcBorders>
-            <w:shd w:val="clear" w:color="auto" w:fill="FAFBFC"/>
-            <w:tcMar>
-              <w:top w:w="26" w:type="dxa"/>
-              <w:left w:w="80" w:type="dxa"/>
-              <w:bottom w:w="26" w:type="dxa"/>
-              <w:right w:w="80" w:type="dxa"/>
-            </w:tcMar>
-            <w:vAlign w:val="center"/>
-          </w:tcPr>
-          <w:p>
-            <w:pPr>
-              <w:spacing w:line="220" w:lineRule="auto"/>
-            </w:pPr>
-            <w:r>
-              <w:rPr>
-                <w:i/>
-                <w:iCs/>
-                <w:color w:val="8A939C"/>
+              <w:top w:val="single" w:sz="4" w:space="0" w:color="C3CBDA"/>
+              <w:left w:val="single" w:sz="4" w:space="0" w:color="C3CBDA"/>
+              <w:bottom w:val="single" w:sz="4" w:space="0" w:color="C3CBDA"/>
+              <w:right w:val="single" w:sz="4" w:space="0" w:color="C3CBDA"/>
+            </w:tcBorders>
+            <w:shd w:val="clear" w:color="auto" w:fill="F7F9FC"/>
+            <w:tcMar>
+              <w:top w:w="26" w:type="dxa"/>
+              <w:left w:w="80" w:type="dxa"/>
+              <w:bottom w:w="26" w:type="dxa"/>
+              <w:right w:w="80" w:type="dxa"/>
+            </w:tcMar>
+            <w:vAlign w:val="center"/>
+          </w:tcPr>
+          <w:p>
+            <w:pPr>
+              <w:spacing w:line="220" w:lineRule="auto"/>
+            </w:pPr>
+            <w:r>
+              <w:rPr>
+                <w:i/>
+                <w:iCs/>
+                <w:color w:val="8E96A3"/>
                 <w:sz w:val="16"/>
                 <w:szCs w:val="16"/>
               </w:rPr>
@@ -5761,12 +5761,12 @@
           <w:tcPr>
             <w:tcW w:w="560" w:type="dxa"/>
             <w:tcBorders>
-              <w:top w:val="single" w:sz="4" w:space="0" w:color="BFC5CB"/>
-              <w:left w:val="single" w:sz="4" w:space="0" w:color="BFC5CB"/>
-              <w:bottom w:val="single" w:sz="4" w:space="0" w:color="BFC5CB"/>
-              <w:right w:val="single" w:sz="4" w:space="0" w:color="BFC5CB"/>
-            </w:tcBorders>
-            <w:shd w:val="clear" w:color="auto" w:fill="F2F4F6"/>
+              <w:top w:val="single" w:sz="4" w:space="0" w:color="C3CBDA"/>
+              <w:left w:val="single" w:sz="4" w:space="0" w:color="C3CBDA"/>
+              <w:bottom w:val="single" w:sz="4" w:space="0" w:color="C3CBDA"/>
+              <w:right w:val="single" w:sz="4" w:space="0" w:color="C3CBDA"/>
+            </w:tcBorders>
+            <w:shd w:val="clear" w:color="auto" w:fill="F0F2F7"/>
             <w:tcMar>
               <w:top w:w="26" w:type="dxa"/>
               <w:left w:w="80" w:type="dxa"/>
@@ -5784,7 +5784,7 @@
               <w:rPr>
                 <w:b/>
                 <w:bCs/>
-                <w:color w:val="5A646E"/>
+                <w:color w:val="606060"/>
               </w:rPr>
               <w:t>13</w:t>
             </w:r>
@@ -5794,28 +5794,28 @@
           <w:tcPr>
             <w:tcW w:w="1480" w:type="dxa"/>
             <w:tcBorders>
-              <w:top w:val="single" w:sz="4" w:space="0" w:color="BFC5CB"/>
-              <w:left w:val="single" w:sz="4" w:space="0" w:color="BFC5CB"/>
-              <w:bottom w:val="single" w:sz="4" w:space="0" w:color="BFC5CB"/>
-              <w:right w:val="single" w:sz="4" w:space="0" w:color="BFC5CB"/>
-            </w:tcBorders>
-            <w:tcMar>
-              <w:top w:w="26" w:type="dxa"/>
-              <w:left w:w="80" w:type="dxa"/>
-              <w:bottom w:w="26" w:type="dxa"/>
-              <w:right w:w="80" w:type="dxa"/>
-            </w:tcMar>
-            <w:vAlign w:val="center"/>
-          </w:tcPr>
-          <w:p>
-            <w:pPr>
-              <w:spacing w:line="220" w:lineRule="auto"/>
-            </w:pPr>
-            <w:r>
-              <w:rPr>
-                <w:i/>
-                <w:iCs/>
-                <w:color w:val="8A939C"/>
+              <w:top w:val="single" w:sz="4" w:space="0" w:color="C3CBDA"/>
+              <w:left w:val="single" w:sz="4" w:space="0" w:color="C3CBDA"/>
+              <w:bottom w:val="single" w:sz="4" w:space="0" w:color="C3CBDA"/>
+              <w:right w:val="single" w:sz="4" w:space="0" w:color="C3CBDA"/>
+            </w:tcBorders>
+            <w:tcMar>
+              <w:top w:w="26" w:type="dxa"/>
+              <w:left w:w="80" w:type="dxa"/>
+              <w:bottom w:w="26" w:type="dxa"/>
+              <w:right w:w="80" w:type="dxa"/>
+            </w:tcMar>
+            <w:vAlign w:val="center"/>
+          </w:tcPr>
+          <w:p>
+            <w:pPr>
+              <w:spacing w:line="220" w:lineRule="auto"/>
+            </w:pPr>
+            <w:r>
+              <w:rPr>
+                <w:i/>
+                <w:iCs/>
+                <w:color w:val="8E96A3"/>
                 <w:sz w:val="16"/>
                 <w:szCs w:val="16"/>
               </w:rPr>
@@ -5827,28 +5827,28 @@
           <w:tcPr>
             <w:tcW w:w="1480" w:type="dxa"/>
             <w:tcBorders>
-              <w:top w:val="single" w:sz="4" w:space="0" w:color="BFC5CB"/>
-              <w:left w:val="single" w:sz="4" w:space="0" w:color="BFC5CB"/>
-              <w:bottom w:val="single" w:sz="4" w:space="0" w:color="BFC5CB"/>
-              <w:right w:val="single" w:sz="4" w:space="0" w:color="BFC5CB"/>
-            </w:tcBorders>
-            <w:tcMar>
-              <w:top w:w="26" w:type="dxa"/>
-              <w:left w:w="80" w:type="dxa"/>
-              <w:bottom w:w="26" w:type="dxa"/>
-              <w:right w:w="80" w:type="dxa"/>
-            </w:tcMar>
-            <w:vAlign w:val="center"/>
-          </w:tcPr>
-          <w:p>
-            <w:pPr>
-              <w:spacing w:line="220" w:lineRule="auto"/>
-            </w:pPr>
-            <w:r>
-              <w:rPr>
-                <w:i/>
-                <w:iCs/>
-                <w:color w:val="8A939C"/>
+              <w:top w:val="single" w:sz="4" w:space="0" w:color="C3CBDA"/>
+              <w:left w:val="single" w:sz="4" w:space="0" w:color="C3CBDA"/>
+              <w:bottom w:val="single" w:sz="4" w:space="0" w:color="C3CBDA"/>
+              <w:right w:val="single" w:sz="4" w:space="0" w:color="C3CBDA"/>
+            </w:tcBorders>
+            <w:tcMar>
+              <w:top w:w="26" w:type="dxa"/>
+              <w:left w:w="80" w:type="dxa"/>
+              <w:bottom w:w="26" w:type="dxa"/>
+              <w:right w:w="80" w:type="dxa"/>
+            </w:tcMar>
+            <w:vAlign w:val="center"/>
+          </w:tcPr>
+          <w:p>
+            <w:pPr>
+              <w:spacing w:line="220" w:lineRule="auto"/>
+            </w:pPr>
+            <w:r>
+              <w:rPr>
+                <w:i/>
+                <w:iCs/>
+                <w:color w:val="8E96A3"/>
                 <w:sz w:val="16"/>
                 <w:szCs w:val="16"/>
               </w:rPr>
@@ -5860,28 +5860,28 @@
           <w:tcPr>
             <w:tcW w:w="1180" w:type="dxa"/>
             <w:tcBorders>
-              <w:top w:val="single" w:sz="4" w:space="0" w:color="BFC5CB"/>
-              <w:left w:val="single" w:sz="4" w:space="0" w:color="BFC5CB"/>
-              <w:bottom w:val="single" w:sz="4" w:space="0" w:color="BFC5CB"/>
-              <w:right w:val="single" w:sz="4" w:space="0" w:color="BFC5CB"/>
-            </w:tcBorders>
-            <w:tcMar>
-              <w:top w:w="26" w:type="dxa"/>
-              <w:left w:w="80" w:type="dxa"/>
-              <w:bottom w:w="26" w:type="dxa"/>
-              <w:right w:w="80" w:type="dxa"/>
-            </w:tcMar>
-            <w:vAlign w:val="center"/>
-          </w:tcPr>
-          <w:p>
-            <w:pPr>
-              <w:spacing w:line="220" w:lineRule="auto"/>
-            </w:pPr>
-            <w:r>
-              <w:rPr>
-                <w:i/>
-                <w:iCs/>
-                <w:color w:val="8A939C"/>
+              <w:top w:val="single" w:sz="4" w:space="0" w:color="C3CBDA"/>
+              <w:left w:val="single" w:sz="4" w:space="0" w:color="C3CBDA"/>
+              <w:bottom w:val="single" w:sz="4" w:space="0" w:color="C3CBDA"/>
+              <w:right w:val="single" w:sz="4" w:space="0" w:color="C3CBDA"/>
+            </w:tcBorders>
+            <w:tcMar>
+              <w:top w:w="26" w:type="dxa"/>
+              <w:left w:w="80" w:type="dxa"/>
+              <w:bottom w:w="26" w:type="dxa"/>
+              <w:right w:w="80" w:type="dxa"/>
+            </w:tcMar>
+            <w:vAlign w:val="center"/>
+          </w:tcPr>
+          <w:p>
+            <w:pPr>
+              <w:spacing w:line="220" w:lineRule="auto"/>
+            </w:pPr>
+            <w:r>
+              <w:rPr>
+                <w:i/>
+                <w:iCs/>
+                <w:color w:val="8E96A3"/>
                 <w:sz w:val="16"/>
                 <w:szCs w:val="16"/>
               </w:rPr>
@@ -5893,29 +5893,29 @@
           <w:tcPr>
             <w:tcW w:w="1620" w:type="dxa"/>
             <w:tcBorders>
-              <w:top w:val="single" w:sz="4" w:space="0" w:color="BFC5CB"/>
-              <w:left w:val="single" w:sz="4" w:space="0" w:color="BFC5CB"/>
-              <w:bottom w:val="single" w:sz="4" w:space="0" w:color="BFC5CB"/>
-              <w:right w:val="single" w:sz="4" w:space="0" w:color="BFC5CB"/>
-            </w:tcBorders>
-            <w:tcMar>
-              <w:top w:w="26" w:type="dxa"/>
-              <w:left w:w="80" w:type="dxa"/>
-              <w:bottom w:w="26" w:type="dxa"/>
-              <w:right w:w="80" w:type="dxa"/>
-            </w:tcMar>
-            <w:vAlign w:val="center"/>
-          </w:tcPr>
-          <w:p>
-            <w:pPr>
-              <w:spacing w:line="220" w:lineRule="auto"/>
-              <w:jc w:val="center"/>
-            </w:pPr>
-            <w:r>
-              <w:rPr>
-                <w:i/>
-                <w:iCs/>
-                <w:color w:val="8A939C"/>
+              <w:top w:val="single" w:sz="4" w:space="0" w:color="C3CBDA"/>
+              <w:left w:val="single" w:sz="4" w:space="0" w:color="C3CBDA"/>
+              <w:bottom w:val="single" w:sz="4" w:space="0" w:color="C3CBDA"/>
+              <w:right w:val="single" w:sz="4" w:space="0" w:color="C3CBDA"/>
+            </w:tcBorders>
+            <w:tcMar>
+              <w:top w:w="26" w:type="dxa"/>
+              <w:left w:w="80" w:type="dxa"/>
+              <w:bottom w:w="26" w:type="dxa"/>
+              <w:right w:w="80" w:type="dxa"/>
+            </w:tcMar>
+            <w:vAlign w:val="center"/>
+          </w:tcPr>
+          <w:p>
+            <w:pPr>
+              <w:spacing w:line="220" w:lineRule="auto"/>
+              <w:jc w:val="center"/>
+            </w:pPr>
+            <w:r>
+              <w:rPr>
+                <w:i/>
+                <w:iCs/>
+                <w:color w:val="8E96A3"/>
                 <w:sz w:val="16"/>
                 <w:szCs w:val="16"/>
               </w:rPr>
@@ -5927,29 +5927,29 @@
           <w:tcPr>
             <w:tcW w:w="1620" w:type="dxa"/>
             <w:tcBorders>
-              <w:top w:val="single" w:sz="4" w:space="0" w:color="BFC5CB"/>
-              <w:left w:val="single" w:sz="4" w:space="0" w:color="BFC5CB"/>
-              <w:bottom w:val="single" w:sz="4" w:space="0" w:color="BFC5CB"/>
-              <w:right w:val="single" w:sz="4" w:space="0" w:color="BFC5CB"/>
-            </w:tcBorders>
-            <w:tcMar>
-              <w:top w:w="26" w:type="dxa"/>
-              <w:left w:w="80" w:type="dxa"/>
-              <w:bottom w:w="26" w:type="dxa"/>
-              <w:right w:w="80" w:type="dxa"/>
-            </w:tcMar>
-            <w:vAlign w:val="center"/>
-          </w:tcPr>
-          <w:p>
-            <w:pPr>
-              <w:spacing w:line="220" w:lineRule="auto"/>
-              <w:jc w:val="center"/>
-            </w:pPr>
-            <w:r>
-              <w:rPr>
-                <w:i/>
-                <w:iCs/>
-                <w:color w:val="8A939C"/>
+              <w:top w:val="single" w:sz="4" w:space="0" w:color="C3CBDA"/>
+              <w:left w:val="single" w:sz="4" w:space="0" w:color="C3CBDA"/>
+              <w:bottom w:val="single" w:sz="4" w:space="0" w:color="C3CBDA"/>
+              <w:right w:val="single" w:sz="4" w:space="0" w:color="C3CBDA"/>
+            </w:tcBorders>
+            <w:tcMar>
+              <w:top w:w="26" w:type="dxa"/>
+              <w:left w:w="80" w:type="dxa"/>
+              <w:bottom w:w="26" w:type="dxa"/>
+              <w:right w:w="80" w:type="dxa"/>
+            </w:tcMar>
+            <w:vAlign w:val="center"/>
+          </w:tcPr>
+          <w:p>
+            <w:pPr>
+              <w:spacing w:line="220" w:lineRule="auto"/>
+              <w:jc w:val="center"/>
+            </w:pPr>
+            <w:r>
+              <w:rPr>
+                <w:i/>
+                <w:iCs/>
+                <w:color w:val="8E96A3"/>
                 <w:sz w:val="16"/>
                 <w:szCs w:val="16"/>
               </w:rPr>
@@ -5961,29 +5961,29 @@
           <w:tcPr>
             <w:tcW w:w="1080" w:type="dxa"/>
             <w:tcBorders>
-              <w:top w:val="single" w:sz="4" w:space="0" w:color="BFC5CB"/>
-              <w:left w:val="single" w:sz="4" w:space="0" w:color="BFC5CB"/>
-              <w:bottom w:val="single" w:sz="4" w:space="0" w:color="BFC5CB"/>
-              <w:right w:val="single" w:sz="4" w:space="0" w:color="BFC5CB"/>
-            </w:tcBorders>
-            <w:tcMar>
-              <w:top w:w="26" w:type="dxa"/>
-              <w:left w:w="80" w:type="dxa"/>
-              <w:bottom w:w="26" w:type="dxa"/>
-              <w:right w:w="80" w:type="dxa"/>
-            </w:tcMar>
-            <w:vAlign w:val="center"/>
-          </w:tcPr>
-          <w:p>
-            <w:pPr>
-              <w:spacing w:line="220" w:lineRule="auto"/>
-              <w:jc w:val="center"/>
-            </w:pPr>
-            <w:r>
-              <w:rPr>
-                <w:i/>
-                <w:iCs/>
-                <w:color w:val="8A939C"/>
+              <w:top w:val="single" w:sz="4" w:space="0" w:color="C3CBDA"/>
+              <w:left w:val="single" w:sz="4" w:space="0" w:color="C3CBDA"/>
+              <w:bottom w:val="single" w:sz="4" w:space="0" w:color="C3CBDA"/>
+              <w:right w:val="single" w:sz="4" w:space="0" w:color="C3CBDA"/>
+            </w:tcBorders>
+            <w:tcMar>
+              <w:top w:w="26" w:type="dxa"/>
+              <w:left w:w="80" w:type="dxa"/>
+              <w:bottom w:w="26" w:type="dxa"/>
+              <w:right w:w="80" w:type="dxa"/>
+            </w:tcMar>
+            <w:vAlign w:val="center"/>
+          </w:tcPr>
+          <w:p>
+            <w:pPr>
+              <w:spacing w:line="220" w:lineRule="auto"/>
+              <w:jc w:val="center"/>
+            </w:pPr>
+            <w:r>
+              <w:rPr>
+                <w:i/>
+                <w:iCs/>
+                <w:color w:val="8E96A3"/>
                 <w:sz w:val="16"/>
                 <w:szCs w:val="16"/>
               </w:rPr>
@@ -5995,29 +5995,29 @@
           <w:tcPr>
             <w:tcW w:w="1130" w:type="dxa"/>
             <w:tcBorders>
-              <w:top w:val="single" w:sz="4" w:space="0" w:color="BFC5CB"/>
-              <w:left w:val="single" w:sz="4" w:space="0" w:color="BFC5CB"/>
-              <w:bottom w:val="single" w:sz="4" w:space="0" w:color="BFC5CB"/>
-              <w:right w:val="single" w:sz="4" w:space="0" w:color="BFC5CB"/>
-            </w:tcBorders>
-            <w:tcMar>
-              <w:top w:w="26" w:type="dxa"/>
-              <w:left w:w="80" w:type="dxa"/>
-              <w:bottom w:w="26" w:type="dxa"/>
-              <w:right w:w="80" w:type="dxa"/>
-            </w:tcMar>
-            <w:vAlign w:val="center"/>
-          </w:tcPr>
-          <w:p>
-            <w:pPr>
-              <w:spacing w:line="220" w:lineRule="auto"/>
-              <w:jc w:val="center"/>
-            </w:pPr>
-            <w:r>
-              <w:rPr>
-                <w:i/>
-                <w:iCs/>
-                <w:color w:val="8A939C"/>
+              <w:top w:val="single" w:sz="4" w:space="0" w:color="C3CBDA"/>
+              <w:left w:val="single" w:sz="4" w:space="0" w:color="C3CBDA"/>
+              <w:bottom w:val="single" w:sz="4" w:space="0" w:color="C3CBDA"/>
+              <w:right w:val="single" w:sz="4" w:space="0" w:color="C3CBDA"/>
+            </w:tcBorders>
+            <w:tcMar>
+              <w:top w:w="26" w:type="dxa"/>
+              <w:left w:w="80" w:type="dxa"/>
+              <w:bottom w:w="26" w:type="dxa"/>
+              <w:right w:w="80" w:type="dxa"/>
+            </w:tcMar>
+            <w:vAlign w:val="center"/>
+          </w:tcPr>
+          <w:p>
+            <w:pPr>
+              <w:spacing w:line="220" w:lineRule="auto"/>
+              <w:jc w:val="center"/>
+            </w:pPr>
+            <w:r>
+              <w:rPr>
+                <w:i/>
+                <w:iCs/>
+                <w:color w:val="8E96A3"/>
                 <w:sz w:val="16"/>
                 <w:szCs w:val="16"/>
               </w:rPr>
@@ -6029,29 +6029,29 @@
           <w:tcPr>
             <w:tcW w:w="1520" w:type="dxa"/>
             <w:tcBorders>
-              <w:top w:val="single" w:sz="4" w:space="0" w:color="BFC5CB"/>
-              <w:left w:val="single" w:sz="4" w:space="0" w:color="BFC5CB"/>
-              <w:bottom w:val="single" w:sz="4" w:space="0" w:color="BFC5CB"/>
-              <w:right w:val="single" w:sz="4" w:space="0" w:color="BFC5CB"/>
-            </w:tcBorders>
-            <w:tcMar>
-              <w:top w:w="26" w:type="dxa"/>
-              <w:left w:w="80" w:type="dxa"/>
-              <w:bottom w:w="26" w:type="dxa"/>
-              <w:right w:w="80" w:type="dxa"/>
-            </w:tcMar>
-            <w:vAlign w:val="center"/>
-          </w:tcPr>
-          <w:p>
-            <w:pPr>
-              <w:spacing w:line="220" w:lineRule="auto"/>
-              <w:jc w:val="center"/>
-            </w:pPr>
-            <w:r>
-              <w:rPr>
-                <w:i/>
-                <w:iCs/>
-                <w:color w:val="8A939C"/>
+              <w:top w:val="single" w:sz="4" w:space="0" w:color="C3CBDA"/>
+              <w:left w:val="single" w:sz="4" w:space="0" w:color="C3CBDA"/>
+              <w:bottom w:val="single" w:sz="4" w:space="0" w:color="C3CBDA"/>
+              <w:right w:val="single" w:sz="4" w:space="0" w:color="C3CBDA"/>
+            </w:tcBorders>
+            <w:tcMar>
+              <w:top w:w="26" w:type="dxa"/>
+              <w:left w:w="80" w:type="dxa"/>
+              <w:bottom w:w="26" w:type="dxa"/>
+              <w:right w:w="80" w:type="dxa"/>
+            </w:tcMar>
+            <w:vAlign w:val="center"/>
+          </w:tcPr>
+          <w:p>
+            <w:pPr>
+              <w:spacing w:line="220" w:lineRule="auto"/>
+              <w:jc w:val="center"/>
+            </w:pPr>
+            <w:r>
+              <w:rPr>
+                <w:i/>
+                <w:iCs/>
+                <w:color w:val="8E96A3"/>
                 <w:sz w:val="16"/>
                 <w:szCs w:val="16"/>
               </w:rPr>
@@ -6063,29 +6063,29 @@
           <w:tcPr>
             <w:tcW w:w="1030" w:type="dxa"/>
             <w:tcBorders>
-              <w:top w:val="single" w:sz="4" w:space="0" w:color="BFC5CB"/>
-              <w:left w:val="single" w:sz="4" w:space="0" w:color="BFC5CB"/>
-              <w:bottom w:val="single" w:sz="4" w:space="0" w:color="BFC5CB"/>
-              <w:right w:val="single" w:sz="4" w:space="0" w:color="BFC5CB"/>
-            </w:tcBorders>
-            <w:tcMar>
-              <w:top w:w="26" w:type="dxa"/>
-              <w:left w:w="80" w:type="dxa"/>
-              <w:bottom w:w="26" w:type="dxa"/>
-              <w:right w:w="80" w:type="dxa"/>
-            </w:tcMar>
-            <w:vAlign w:val="center"/>
-          </w:tcPr>
-          <w:p>
-            <w:pPr>
-              <w:spacing w:line="220" w:lineRule="auto"/>
-              <w:jc w:val="center"/>
-            </w:pPr>
-            <w:r>
-              <w:rPr>
-                <w:i/>
-                <w:iCs/>
-                <w:color w:val="8A939C"/>
+              <w:top w:val="single" w:sz="4" w:space="0" w:color="C3CBDA"/>
+              <w:left w:val="single" w:sz="4" w:space="0" w:color="C3CBDA"/>
+              <w:bottom w:val="single" w:sz="4" w:space="0" w:color="C3CBDA"/>
+              <w:right w:val="single" w:sz="4" w:space="0" w:color="C3CBDA"/>
+            </w:tcBorders>
+            <w:tcMar>
+              <w:top w:w="26" w:type="dxa"/>
+              <w:left w:w="80" w:type="dxa"/>
+              <w:bottom w:w="26" w:type="dxa"/>
+              <w:right w:w="80" w:type="dxa"/>
+            </w:tcMar>
+            <w:vAlign w:val="center"/>
+          </w:tcPr>
+          <w:p>
+            <w:pPr>
+              <w:spacing w:line="220" w:lineRule="auto"/>
+              <w:jc w:val="center"/>
+            </w:pPr>
+            <w:r>
+              <w:rPr>
+                <w:i/>
+                <w:iCs/>
+                <w:color w:val="8E96A3"/>
                 <w:sz w:val="16"/>
                 <w:szCs w:val="16"/>
               </w:rPr>
@@ -6097,28 +6097,28 @@
           <w:tcPr>
             <w:tcW w:w="2122" w:type="dxa"/>
             <w:tcBorders>
-              <w:top w:val="single" w:sz="4" w:space="0" w:color="BFC5CB"/>
-              <w:left w:val="single" w:sz="4" w:space="0" w:color="BFC5CB"/>
-              <w:bottom w:val="single" w:sz="4" w:space="0" w:color="BFC5CB"/>
-              <w:right w:val="single" w:sz="4" w:space="0" w:color="BFC5CB"/>
-            </w:tcBorders>
-            <w:tcMar>
-              <w:top w:w="26" w:type="dxa"/>
-              <w:left w:w="80" w:type="dxa"/>
-              <w:bottom w:w="26" w:type="dxa"/>
-              <w:right w:w="80" w:type="dxa"/>
-            </w:tcMar>
-            <w:vAlign w:val="center"/>
-          </w:tcPr>
-          <w:p>
-            <w:pPr>
-              <w:spacing w:line="220" w:lineRule="auto"/>
-            </w:pPr>
-            <w:r>
-              <w:rPr>
-                <w:i/>
-                <w:iCs/>
-                <w:color w:val="8A939C"/>
+              <w:top w:val="single" w:sz="4" w:space="0" w:color="C3CBDA"/>
+              <w:left w:val="single" w:sz="4" w:space="0" w:color="C3CBDA"/>
+              <w:bottom w:val="single" w:sz="4" w:space="0" w:color="C3CBDA"/>
+              <w:right w:val="single" w:sz="4" w:space="0" w:color="C3CBDA"/>
+            </w:tcBorders>
+            <w:tcMar>
+              <w:top w:w="26" w:type="dxa"/>
+              <w:left w:w="80" w:type="dxa"/>
+              <w:bottom w:w="26" w:type="dxa"/>
+              <w:right w:w="80" w:type="dxa"/>
+            </w:tcMar>
+            <w:vAlign w:val="center"/>
+          </w:tcPr>
+          <w:p>
+            <w:pPr>
+              <w:spacing w:line="220" w:lineRule="auto"/>
+            </w:pPr>
+            <w:r>
+              <w:rPr>
+                <w:i/>
+                <w:iCs/>
+                <w:color w:val="8E96A3"/>
                 <w:sz w:val="16"/>
                 <w:szCs w:val="16"/>
               </w:rPr>
@@ -6135,12 +6135,12 @@
           <w:tcPr>
             <w:tcW w:w="560" w:type="dxa"/>
             <w:tcBorders>
-              <w:top w:val="single" w:sz="4" w:space="0" w:color="BFC5CB"/>
-              <w:left w:val="single" w:sz="4" w:space="0" w:color="BFC5CB"/>
-              <w:bottom w:val="single" w:sz="4" w:space="0" w:color="BFC5CB"/>
-              <w:right w:val="single" w:sz="4" w:space="0" w:color="BFC5CB"/>
-            </w:tcBorders>
-            <w:shd w:val="clear" w:color="auto" w:fill="F2F4F6"/>
+              <w:top w:val="single" w:sz="4" w:space="0" w:color="C3CBDA"/>
+              <w:left w:val="single" w:sz="4" w:space="0" w:color="C3CBDA"/>
+              <w:bottom w:val="single" w:sz="4" w:space="0" w:color="C3CBDA"/>
+              <w:right w:val="single" w:sz="4" w:space="0" w:color="C3CBDA"/>
+            </w:tcBorders>
+            <w:shd w:val="clear" w:color="auto" w:fill="F0F2F7"/>
             <w:tcMar>
               <w:top w:w="26" w:type="dxa"/>
               <w:left w:w="80" w:type="dxa"/>
@@ -6158,7 +6158,7 @@
               <w:rPr>
                 <w:b/>
                 <w:bCs/>
-                <w:color w:val="5A646E"/>
+                <w:color w:val="606060"/>
               </w:rPr>
               <w:t>14</w:t>
             </w:r>
@@ -6168,29 +6168,29 @@
           <w:tcPr>
             <w:tcW w:w="1480" w:type="dxa"/>
             <w:tcBorders>
-              <w:top w:val="single" w:sz="4" w:space="0" w:color="BFC5CB"/>
-              <w:left w:val="single" w:sz="4" w:space="0" w:color="BFC5CB"/>
-              <w:bottom w:val="single" w:sz="4" w:space="0" w:color="BFC5CB"/>
-              <w:right w:val="single" w:sz="4" w:space="0" w:color="BFC5CB"/>
-            </w:tcBorders>
-            <w:shd w:val="clear" w:color="auto" w:fill="FAFBFC"/>
-            <w:tcMar>
-              <w:top w:w="26" w:type="dxa"/>
-              <w:left w:w="80" w:type="dxa"/>
-              <w:bottom w:w="26" w:type="dxa"/>
-              <w:right w:w="80" w:type="dxa"/>
-            </w:tcMar>
-            <w:vAlign w:val="center"/>
-          </w:tcPr>
-          <w:p>
-            <w:pPr>
-              <w:spacing w:line="220" w:lineRule="auto"/>
-            </w:pPr>
-            <w:r>
-              <w:rPr>
-                <w:i/>
-                <w:iCs/>
-                <w:color w:val="8A939C"/>
+              <w:top w:val="single" w:sz="4" w:space="0" w:color="C3CBDA"/>
+              <w:left w:val="single" w:sz="4" w:space="0" w:color="C3CBDA"/>
+              <w:bottom w:val="single" w:sz="4" w:space="0" w:color="C3CBDA"/>
+              <w:right w:val="single" w:sz="4" w:space="0" w:color="C3CBDA"/>
+            </w:tcBorders>
+            <w:shd w:val="clear" w:color="auto" w:fill="F7F9FC"/>
+            <w:tcMar>
+              <w:top w:w="26" w:type="dxa"/>
+              <w:left w:w="80" w:type="dxa"/>
+              <w:bottom w:w="26" w:type="dxa"/>
+              <w:right w:w="80" w:type="dxa"/>
+            </w:tcMar>
+            <w:vAlign w:val="center"/>
+          </w:tcPr>
+          <w:p>
+            <w:pPr>
+              <w:spacing w:line="220" w:lineRule="auto"/>
+            </w:pPr>
+            <w:r>
+              <w:rPr>
+                <w:i/>
+                <w:iCs/>
+                <w:color w:val="8E96A3"/>
                 <w:sz w:val="16"/>
                 <w:szCs w:val="16"/>
               </w:rPr>
@@ -6202,29 +6202,29 @@
           <w:tcPr>
             <w:tcW w:w="1480" w:type="dxa"/>
             <w:tcBorders>
-              <w:top w:val="single" w:sz="4" w:space="0" w:color="BFC5CB"/>
-              <w:left w:val="single" w:sz="4" w:space="0" w:color="BFC5CB"/>
-              <w:bottom w:val="single" w:sz="4" w:space="0" w:color="BFC5CB"/>
-              <w:right w:val="single" w:sz="4" w:space="0" w:color="BFC5CB"/>
-            </w:tcBorders>
-            <w:shd w:val="clear" w:color="auto" w:fill="FAFBFC"/>
-            <w:tcMar>
-              <w:top w:w="26" w:type="dxa"/>
-              <w:left w:w="80" w:type="dxa"/>
-              <w:bottom w:w="26" w:type="dxa"/>
-              <w:right w:w="80" w:type="dxa"/>
-            </w:tcMar>
-            <w:vAlign w:val="center"/>
-          </w:tcPr>
-          <w:p>
-            <w:pPr>
-              <w:spacing w:line="220" w:lineRule="auto"/>
-            </w:pPr>
-            <w:r>
-              <w:rPr>
-                <w:i/>
-                <w:iCs/>
-                <w:color w:val="8A939C"/>
+              <w:top w:val="single" w:sz="4" w:space="0" w:color="C3CBDA"/>
+              <w:left w:val="single" w:sz="4" w:space="0" w:color="C3CBDA"/>
+              <w:bottom w:val="single" w:sz="4" w:space="0" w:color="C3CBDA"/>
+              <w:right w:val="single" w:sz="4" w:space="0" w:color="C3CBDA"/>
+            </w:tcBorders>
+            <w:shd w:val="clear" w:color="auto" w:fill="F7F9FC"/>
+            <w:tcMar>
+              <w:top w:w="26" w:type="dxa"/>
+              <w:left w:w="80" w:type="dxa"/>
+              <w:bottom w:w="26" w:type="dxa"/>
+              <w:right w:w="80" w:type="dxa"/>
+            </w:tcMar>
+            <w:vAlign w:val="center"/>
+          </w:tcPr>
+          <w:p>
+            <w:pPr>
+              <w:spacing w:line="220" w:lineRule="auto"/>
+            </w:pPr>
+            <w:r>
+              <w:rPr>
+                <w:i/>
+                <w:iCs/>
+                <w:color w:val="8E96A3"/>
                 <w:sz w:val="16"/>
                 <w:szCs w:val="16"/>
               </w:rPr>
@@ -6236,29 +6236,29 @@
           <w:tcPr>
             <w:tcW w:w="1180" w:type="dxa"/>
             <w:tcBorders>
-              <w:top w:val="single" w:sz="4" w:space="0" w:color="BFC5CB"/>
-              <w:left w:val="single" w:sz="4" w:space="0" w:color="BFC5CB"/>
-              <w:bottom w:val="single" w:sz="4" w:space="0" w:color="BFC5CB"/>
-              <w:right w:val="single" w:sz="4" w:space="0" w:color="BFC5CB"/>
-            </w:tcBorders>
-            <w:shd w:val="clear" w:color="auto" w:fill="FAFBFC"/>
-            <w:tcMar>
-              <w:top w:w="26" w:type="dxa"/>
-              <w:left w:w="80" w:type="dxa"/>
-              <w:bottom w:w="26" w:type="dxa"/>
-              <w:right w:w="80" w:type="dxa"/>
-            </w:tcMar>
-            <w:vAlign w:val="center"/>
-          </w:tcPr>
-          <w:p>
-            <w:pPr>
-              <w:spacing w:line="220" w:lineRule="auto"/>
-            </w:pPr>
-            <w:r>
-              <w:rPr>
-                <w:i/>
-                <w:iCs/>
-                <w:color w:val="8A939C"/>
+              <w:top w:val="single" w:sz="4" w:space="0" w:color="C3CBDA"/>
+              <w:left w:val="single" w:sz="4" w:space="0" w:color="C3CBDA"/>
+              <w:bottom w:val="single" w:sz="4" w:space="0" w:color="C3CBDA"/>
+              <w:right w:val="single" w:sz="4" w:space="0" w:color="C3CBDA"/>
+            </w:tcBorders>
+            <w:shd w:val="clear" w:color="auto" w:fill="F7F9FC"/>
+            <w:tcMar>
+              <w:top w:w="26" w:type="dxa"/>
+              <w:left w:w="80" w:type="dxa"/>
+              <w:bottom w:w="26" w:type="dxa"/>
+              <w:right w:w="80" w:type="dxa"/>
+            </w:tcMar>
+            <w:vAlign w:val="center"/>
+          </w:tcPr>
+          <w:p>
+            <w:pPr>
+              <w:spacing w:line="220" w:lineRule="auto"/>
+            </w:pPr>
+            <w:r>
+              <w:rPr>
+                <w:i/>
+                <w:iCs/>
+                <w:color w:val="8E96A3"/>
                 <w:sz w:val="16"/>
                 <w:szCs w:val="16"/>
               </w:rPr>
@@ -6270,30 +6270,30 @@
           <w:tcPr>
             <w:tcW w:w="1620" w:type="dxa"/>
             <w:tcBorders>
-              <w:top w:val="single" w:sz="4" w:space="0" w:color="BFC5CB"/>
-              <w:left w:val="single" w:sz="4" w:space="0" w:color="BFC5CB"/>
-              <w:bottom w:val="single" w:sz="4" w:space="0" w:color="BFC5CB"/>
-              <w:right w:val="single" w:sz="4" w:space="0" w:color="BFC5CB"/>
-            </w:tcBorders>
-            <w:shd w:val="clear" w:color="auto" w:fill="FAFBFC"/>
-            <w:tcMar>
-              <w:top w:w="26" w:type="dxa"/>
-              <w:left w:w="80" w:type="dxa"/>
-              <w:bottom w:w="26" w:type="dxa"/>
-              <w:right w:w="80" w:type="dxa"/>
-            </w:tcMar>
-            <w:vAlign w:val="center"/>
-          </w:tcPr>
-          <w:p>
-            <w:pPr>
-              <w:spacing w:line="220" w:lineRule="auto"/>
-              <w:jc w:val="center"/>
-            </w:pPr>
-            <w:r>
-              <w:rPr>
-                <w:i/>
-                <w:iCs/>
-                <w:color w:val="8A939C"/>
+              <w:top w:val="single" w:sz="4" w:space="0" w:color="C3CBDA"/>
+              <w:left w:val="single" w:sz="4" w:space="0" w:color="C3CBDA"/>
+              <w:bottom w:val="single" w:sz="4" w:space="0" w:color="C3CBDA"/>
+              <w:right w:val="single" w:sz="4" w:space="0" w:color="C3CBDA"/>
+            </w:tcBorders>
+            <w:shd w:val="clear" w:color="auto" w:fill="F7F9FC"/>
+            <w:tcMar>
+              <w:top w:w="26" w:type="dxa"/>
+              <w:left w:w="80" w:type="dxa"/>
+              <w:bottom w:w="26" w:type="dxa"/>
+              <w:right w:w="80" w:type="dxa"/>
+            </w:tcMar>
+            <w:vAlign w:val="center"/>
+          </w:tcPr>
+          <w:p>
+            <w:pPr>
+              <w:spacing w:line="220" w:lineRule="auto"/>
+              <w:jc w:val="center"/>
+            </w:pPr>
+            <w:r>
+              <w:rPr>
+                <w:i/>
+                <w:iCs/>
+                <w:color w:val="8E96A3"/>
                 <w:sz w:val="16"/>
                 <w:szCs w:val="16"/>
               </w:rPr>
@@ -6305,30 +6305,30 @@
           <w:tcPr>
             <w:tcW w:w="1620" w:type="dxa"/>
             <w:tcBorders>
-              <w:top w:val="single" w:sz="4" w:space="0" w:color="BFC5CB"/>
-              <w:left w:val="single" w:sz="4" w:space="0" w:color="BFC5CB"/>
-              <w:bottom w:val="single" w:sz="4" w:space="0" w:color="BFC5CB"/>
-              <w:right w:val="single" w:sz="4" w:space="0" w:color="BFC5CB"/>
-            </w:tcBorders>
-            <w:shd w:val="clear" w:color="auto" w:fill="FAFBFC"/>
-            <w:tcMar>
-              <w:top w:w="26" w:type="dxa"/>
-              <w:left w:w="80" w:type="dxa"/>
-              <w:bottom w:w="26" w:type="dxa"/>
-              <w:right w:w="80" w:type="dxa"/>
-            </w:tcMar>
-            <w:vAlign w:val="center"/>
-          </w:tcPr>
-          <w:p>
-            <w:pPr>
-              <w:spacing w:line="220" w:lineRule="auto"/>
-              <w:jc w:val="center"/>
-            </w:pPr>
-            <w:r>
-              <w:rPr>
-                <w:i/>
-                <w:iCs/>
-                <w:color w:val="8A939C"/>
+              <w:top w:val="single" w:sz="4" w:space="0" w:color="C3CBDA"/>
+              <w:left w:val="single" w:sz="4" w:space="0" w:color="C3CBDA"/>
+              <w:bottom w:val="single" w:sz="4" w:space="0" w:color="C3CBDA"/>
+              <w:right w:val="single" w:sz="4" w:space="0" w:color="C3CBDA"/>
+            </w:tcBorders>
+            <w:shd w:val="clear" w:color="auto" w:fill="F7F9FC"/>
+            <w:tcMar>
+              <w:top w:w="26" w:type="dxa"/>
+              <w:left w:w="80" w:type="dxa"/>
+              <w:bottom w:w="26" w:type="dxa"/>
+              <w:right w:w="80" w:type="dxa"/>
+            </w:tcMar>
+            <w:vAlign w:val="center"/>
+          </w:tcPr>
+          <w:p>
+            <w:pPr>
+              <w:spacing w:line="220" w:lineRule="auto"/>
+              <w:jc w:val="center"/>
+            </w:pPr>
+            <w:r>
+              <w:rPr>
+                <w:i/>
+                <w:iCs/>
+                <w:color w:val="8E96A3"/>
                 <w:sz w:val="16"/>
                 <w:szCs w:val="16"/>
               </w:rPr>
@@ -6340,30 +6340,30 @@
           <w:tcPr>
             <w:tcW w:w="1080" w:type="dxa"/>
             <w:tcBorders>
-              <w:top w:val="single" w:sz="4" w:space="0" w:color="BFC5CB"/>
-              <w:left w:val="single" w:sz="4" w:space="0" w:color="BFC5CB"/>
-              <w:bottom w:val="single" w:sz="4" w:space="0" w:color="BFC5CB"/>
-              <w:right w:val="single" w:sz="4" w:space="0" w:color="BFC5CB"/>
-            </w:tcBorders>
-            <w:shd w:val="clear" w:color="auto" w:fill="FAFBFC"/>
-            <w:tcMar>
-              <w:top w:w="26" w:type="dxa"/>
-              <w:left w:w="80" w:type="dxa"/>
-              <w:bottom w:w="26" w:type="dxa"/>
-              <w:right w:w="80" w:type="dxa"/>
-            </w:tcMar>
-            <w:vAlign w:val="center"/>
-          </w:tcPr>
-          <w:p>
-            <w:pPr>
-              <w:spacing w:line="220" w:lineRule="auto"/>
-              <w:jc w:val="center"/>
-            </w:pPr>
-            <w:r>
-              <w:rPr>
-                <w:i/>
-                <w:iCs/>
-                <w:color w:val="8A939C"/>
+              <w:top w:val="single" w:sz="4" w:space="0" w:color="C3CBDA"/>
+              <w:left w:val="single" w:sz="4" w:space="0" w:color="C3CBDA"/>
+              <w:bottom w:val="single" w:sz="4" w:space="0" w:color="C3CBDA"/>
+              <w:right w:val="single" w:sz="4" w:space="0" w:color="C3CBDA"/>
+            </w:tcBorders>
+            <w:shd w:val="clear" w:color="auto" w:fill="F7F9FC"/>
+            <w:tcMar>
+              <w:top w:w="26" w:type="dxa"/>
+              <w:left w:w="80" w:type="dxa"/>
+              <w:bottom w:w="26" w:type="dxa"/>
+              <w:right w:w="80" w:type="dxa"/>
+            </w:tcMar>
+            <w:vAlign w:val="center"/>
+          </w:tcPr>
+          <w:p>
+            <w:pPr>
+              <w:spacing w:line="220" w:lineRule="auto"/>
+              <w:jc w:val="center"/>
+            </w:pPr>
+            <w:r>
+              <w:rPr>
+                <w:i/>
+                <w:iCs/>
+                <w:color w:val="8E96A3"/>
                 <w:sz w:val="16"/>
                 <w:szCs w:val="16"/>
               </w:rPr>
@@ -6375,30 +6375,30 @@
           <w:tcPr>
             <w:tcW w:w="1130" w:type="dxa"/>
             <w:tcBorders>
-              <w:top w:val="single" w:sz="4" w:space="0" w:color="BFC5CB"/>
-              <w:left w:val="single" w:sz="4" w:space="0" w:color="BFC5CB"/>
-              <w:bottom w:val="single" w:sz="4" w:space="0" w:color="BFC5CB"/>
-              <w:right w:val="single" w:sz="4" w:space="0" w:color="BFC5CB"/>
-            </w:tcBorders>
-            <w:shd w:val="clear" w:color="auto" w:fill="FAFBFC"/>
-            <w:tcMar>
-              <w:top w:w="26" w:type="dxa"/>
-              <w:left w:w="80" w:type="dxa"/>
-              <w:bottom w:w="26" w:type="dxa"/>
-              <w:right w:w="80" w:type="dxa"/>
-            </w:tcMar>
-            <w:vAlign w:val="center"/>
-          </w:tcPr>
-          <w:p>
-            <w:pPr>
-              <w:spacing w:line="220" w:lineRule="auto"/>
-              <w:jc w:val="center"/>
-            </w:pPr>
-            <w:r>
-              <w:rPr>
-                <w:i/>
-                <w:iCs/>
-                <w:color w:val="8A939C"/>
+              <w:top w:val="single" w:sz="4" w:space="0" w:color="C3CBDA"/>
+              <w:left w:val="single" w:sz="4" w:space="0" w:color="C3CBDA"/>
+              <w:bottom w:val="single" w:sz="4" w:space="0" w:color="C3CBDA"/>
+              <w:right w:val="single" w:sz="4" w:space="0" w:color="C3CBDA"/>
+            </w:tcBorders>
+            <w:shd w:val="clear" w:color="auto" w:fill="F7F9FC"/>
+            <w:tcMar>
+              <w:top w:w="26" w:type="dxa"/>
+              <w:left w:w="80" w:type="dxa"/>
+              <w:bottom w:w="26" w:type="dxa"/>
+              <w:right w:w="80" w:type="dxa"/>
+            </w:tcMar>
+            <w:vAlign w:val="center"/>
+          </w:tcPr>
+          <w:p>
+            <w:pPr>
+              <w:spacing w:line="220" w:lineRule="auto"/>
+              <w:jc w:val="center"/>
+            </w:pPr>
+            <w:r>
+              <w:rPr>
+                <w:i/>
+                <w:iCs/>
+                <w:color w:val="8E96A3"/>
                 <w:sz w:val="16"/>
                 <w:szCs w:val="16"/>
               </w:rPr>
@@ -6410,30 +6410,30 @@
           <w:tcPr>
             <w:tcW w:w="1520" w:type="dxa"/>
             <w:tcBorders>
-              <w:top w:val="single" w:sz="4" w:space="0" w:color="BFC5CB"/>
-              <w:left w:val="single" w:sz="4" w:space="0" w:color="BFC5CB"/>
-              <w:bottom w:val="single" w:sz="4" w:space="0" w:color="BFC5CB"/>
-              <w:right w:val="single" w:sz="4" w:space="0" w:color="BFC5CB"/>
-            </w:tcBorders>
-            <w:shd w:val="clear" w:color="auto" w:fill="FAFBFC"/>
-            <w:tcMar>
-              <w:top w:w="26" w:type="dxa"/>
-              <w:left w:w="80" w:type="dxa"/>
-              <w:bottom w:w="26" w:type="dxa"/>
-              <w:right w:w="80" w:type="dxa"/>
-            </w:tcMar>
-            <w:vAlign w:val="center"/>
-          </w:tcPr>
-          <w:p>
-            <w:pPr>
-              <w:spacing w:line="220" w:lineRule="auto"/>
-              <w:jc w:val="center"/>
-            </w:pPr>
-            <w:r>
-              <w:rPr>
-                <w:i/>
-                <w:iCs/>
-                <w:color w:val="8A939C"/>
+              <w:top w:val="single" w:sz="4" w:space="0" w:color="C3CBDA"/>
+              <w:left w:val="single" w:sz="4" w:space="0" w:color="C3CBDA"/>
+              <w:bottom w:val="single" w:sz="4" w:space="0" w:color="C3CBDA"/>
+              <w:right w:val="single" w:sz="4" w:space="0" w:color="C3CBDA"/>
+            </w:tcBorders>
+            <w:shd w:val="clear" w:color="auto" w:fill="F7F9FC"/>
+            <w:tcMar>
+              <w:top w:w="26" w:type="dxa"/>
+              <w:left w:w="80" w:type="dxa"/>
+              <w:bottom w:w="26" w:type="dxa"/>
+              <w:right w:w="80" w:type="dxa"/>
+            </w:tcMar>
+            <w:vAlign w:val="center"/>
+          </w:tcPr>
+          <w:p>
+            <w:pPr>
+              <w:spacing w:line="220" w:lineRule="auto"/>
+              <w:jc w:val="center"/>
+            </w:pPr>
+            <w:r>
+              <w:rPr>
+                <w:i/>
+                <w:iCs/>
+                <w:color w:val="8E96A3"/>
                 <w:sz w:val="16"/>
                 <w:szCs w:val="16"/>
               </w:rPr>
@@ -6445,30 +6445,30 @@
           <w:tcPr>
             <w:tcW w:w="1030" w:type="dxa"/>
             <w:tcBorders>
-              <w:top w:val="single" w:sz="4" w:space="0" w:color="BFC5CB"/>
-              <w:left w:val="single" w:sz="4" w:space="0" w:color="BFC5CB"/>
-              <w:bottom w:val="single" w:sz="4" w:space="0" w:color="BFC5CB"/>
-              <w:right w:val="single" w:sz="4" w:space="0" w:color="BFC5CB"/>
-            </w:tcBorders>
-            <w:shd w:val="clear" w:color="auto" w:fill="FAFBFC"/>
-            <w:tcMar>
-              <w:top w:w="26" w:type="dxa"/>
-              <w:left w:w="80" w:type="dxa"/>
-              <w:bottom w:w="26" w:type="dxa"/>
-              <w:right w:w="80" w:type="dxa"/>
-            </w:tcMar>
-            <w:vAlign w:val="center"/>
-          </w:tcPr>
-          <w:p>
-            <w:pPr>
-              <w:spacing w:line="220" w:lineRule="auto"/>
-              <w:jc w:val="center"/>
-            </w:pPr>
-            <w:r>
-              <w:rPr>
-                <w:i/>
-                <w:iCs/>
-                <w:color w:val="8A939C"/>
+              <w:top w:val="single" w:sz="4" w:space="0" w:color="C3CBDA"/>
+              <w:left w:val="single" w:sz="4" w:space="0" w:color="C3CBDA"/>
+              <w:bottom w:val="single" w:sz="4" w:space="0" w:color="C3CBDA"/>
+              <w:right w:val="single" w:sz="4" w:space="0" w:color="C3CBDA"/>
+            </w:tcBorders>
+            <w:shd w:val="clear" w:color="auto" w:fill="F7F9FC"/>
+            <w:tcMar>
+              <w:top w:w="26" w:type="dxa"/>
+              <w:left w:w="80" w:type="dxa"/>
+              <w:bottom w:w="26" w:type="dxa"/>
+              <w:right w:w="80" w:type="dxa"/>
+            </w:tcMar>
+            <w:vAlign w:val="center"/>
+          </w:tcPr>
+          <w:p>
+            <w:pPr>
+              <w:spacing w:line="220" w:lineRule="auto"/>
+              <w:jc w:val="center"/>
+            </w:pPr>
+            <w:r>
+              <w:rPr>
+                <w:i/>
+                <w:iCs/>
+                <w:color w:val="8E96A3"/>
                 <w:sz w:val="16"/>
                 <w:szCs w:val="16"/>
               </w:rPr>
@@ -6480,29 +6480,29 @@
           <w:tcPr>
             <w:tcW w:w="2122" w:type="dxa"/>
             <w:tcBorders>
-              <w:top w:val="single" w:sz="4" w:space="0" w:color="BFC5CB"/>
-              <w:left w:val="single" w:sz="4" w:space="0" w:color="BFC5CB"/>
-              <w:bottom w:val="single" w:sz="4" w:space="0" w:color="BFC5CB"/>
-              <w:right w:val="single" w:sz="4" w:space="0" w:color="BFC5CB"/>
-            </w:tcBorders>
-            <w:shd w:val="clear" w:color="auto" w:fill="FAFBFC"/>
-            <w:tcMar>
-              <w:top w:w="26" w:type="dxa"/>
-              <w:left w:w="80" w:type="dxa"/>
-              <w:bottom w:w="26" w:type="dxa"/>
-              <w:right w:w="80" w:type="dxa"/>
-            </w:tcMar>
-            <w:vAlign w:val="center"/>
-          </w:tcPr>
-          <w:p>
-            <w:pPr>
-              <w:spacing w:line="220" w:lineRule="auto"/>
-            </w:pPr>
-            <w:r>
-              <w:rPr>
-                <w:i/>
-                <w:iCs/>
-                <w:color w:val="8A939C"/>
+              <w:top w:val="single" w:sz="4" w:space="0" w:color="C3CBDA"/>
+              <w:left w:val="single" w:sz="4" w:space="0" w:color="C3CBDA"/>
+              <w:bottom w:val="single" w:sz="4" w:space="0" w:color="C3CBDA"/>
+              <w:right w:val="single" w:sz="4" w:space="0" w:color="C3CBDA"/>
+            </w:tcBorders>
+            <w:shd w:val="clear" w:color="auto" w:fill="F7F9FC"/>
+            <w:tcMar>
+              <w:top w:w="26" w:type="dxa"/>
+              <w:left w:w="80" w:type="dxa"/>
+              <w:bottom w:w="26" w:type="dxa"/>
+              <w:right w:w="80" w:type="dxa"/>
+            </w:tcMar>
+            <w:vAlign w:val="center"/>
+          </w:tcPr>
+          <w:p>
+            <w:pPr>
+              <w:spacing w:line="220" w:lineRule="auto"/>
+            </w:pPr>
+            <w:r>
+              <w:rPr>
+                <w:i/>
+                <w:iCs/>
+                <w:color w:val="8E96A3"/>
                 <w:sz w:val="16"/>
                 <w:szCs w:val="16"/>
               </w:rPr>
@@ -6519,12 +6519,12 @@
           <w:tcPr>
             <w:tcW w:w="560" w:type="dxa"/>
             <w:tcBorders>
-              <w:top w:val="single" w:sz="4" w:space="0" w:color="BFC5CB"/>
-              <w:left w:val="single" w:sz="4" w:space="0" w:color="BFC5CB"/>
-              <w:bottom w:val="single" w:sz="4" w:space="0" w:color="BFC5CB"/>
-              <w:right w:val="single" w:sz="4" w:space="0" w:color="BFC5CB"/>
-            </w:tcBorders>
-            <w:shd w:val="clear" w:color="auto" w:fill="F2F4F6"/>
+              <w:top w:val="single" w:sz="4" w:space="0" w:color="C3CBDA"/>
+              <w:left w:val="single" w:sz="4" w:space="0" w:color="C3CBDA"/>
+              <w:bottom w:val="single" w:sz="4" w:space="0" w:color="C3CBDA"/>
+              <w:right w:val="single" w:sz="4" w:space="0" w:color="C3CBDA"/>
+            </w:tcBorders>
+            <w:shd w:val="clear" w:color="auto" w:fill="F0F2F7"/>
             <w:tcMar>
               <w:top w:w="26" w:type="dxa"/>
               <w:left w:w="80" w:type="dxa"/>
@@ -6542,7 +6542,7 @@
               <w:rPr>
                 <w:b/>
                 <w:bCs/>
-                <w:color w:val="5A646E"/>
+                <w:color w:val="606060"/>
               </w:rPr>
               <w:t>15</w:t>
             </w:r>
@@ -6552,28 +6552,28 @@
           <w:tcPr>
             <w:tcW w:w="1480" w:type="dxa"/>
             <w:tcBorders>
-              <w:top w:val="single" w:sz="4" w:space="0" w:color="BFC5CB"/>
-              <w:left w:val="single" w:sz="4" w:space="0" w:color="BFC5CB"/>
-              <w:bottom w:val="single" w:sz="4" w:space="0" w:color="BFC5CB"/>
-              <w:right w:val="single" w:sz="4" w:space="0" w:color="BFC5CB"/>
-            </w:tcBorders>
-            <w:tcMar>
-              <w:top w:w="26" w:type="dxa"/>
-              <w:left w:w="80" w:type="dxa"/>
-              <w:bottom w:w="26" w:type="dxa"/>
-              <w:right w:w="80" w:type="dxa"/>
-            </w:tcMar>
-            <w:vAlign w:val="center"/>
-          </w:tcPr>
-          <w:p>
-            <w:pPr>
-              <w:spacing w:line="220" w:lineRule="auto"/>
-            </w:pPr>
-            <w:r>
-              <w:rPr>
-                <w:i/>
-                <w:iCs/>
-                <w:color w:val="8A939C"/>
+              <w:top w:val="single" w:sz="4" w:space="0" w:color="C3CBDA"/>
+              <w:left w:val="single" w:sz="4" w:space="0" w:color="C3CBDA"/>
+              <w:bottom w:val="single" w:sz="4" w:space="0" w:color="C3CBDA"/>
+              <w:right w:val="single" w:sz="4" w:space="0" w:color="C3CBDA"/>
+            </w:tcBorders>
+            <w:tcMar>
+              <w:top w:w="26" w:type="dxa"/>
+              <w:left w:w="80" w:type="dxa"/>
+              <w:bottom w:w="26" w:type="dxa"/>
+              <w:right w:w="80" w:type="dxa"/>
+            </w:tcMar>
+            <w:vAlign w:val="center"/>
+          </w:tcPr>
+          <w:p>
+            <w:pPr>
+              <w:spacing w:line="220" w:lineRule="auto"/>
+            </w:pPr>
+            <w:r>
+              <w:rPr>
+                <w:i/>
+                <w:iCs/>
+                <w:color w:val="8E96A3"/>
                 <w:sz w:val="16"/>
                 <w:szCs w:val="16"/>
               </w:rPr>
@@ -6585,28 +6585,28 @@
           <w:tcPr>
             <w:tcW w:w="1480" w:type="dxa"/>
             <w:tcBorders>
-              <w:top w:val="single" w:sz="4" w:space="0" w:color="BFC5CB"/>
-              <w:left w:val="single" w:sz="4" w:space="0" w:color="BFC5CB"/>
-              <w:bottom w:val="single" w:sz="4" w:space="0" w:color="BFC5CB"/>
-              <w:right w:val="single" w:sz="4" w:space="0" w:color="BFC5CB"/>
-            </w:tcBorders>
-            <w:tcMar>
-              <w:top w:w="26" w:type="dxa"/>
-              <w:left w:w="80" w:type="dxa"/>
-              <w:bottom w:w="26" w:type="dxa"/>
-              <w:right w:w="80" w:type="dxa"/>
-            </w:tcMar>
-            <w:vAlign w:val="center"/>
-          </w:tcPr>
-          <w:p>
-            <w:pPr>
-              <w:spacing w:line="220" w:lineRule="auto"/>
-            </w:pPr>
-            <w:r>
-              <w:rPr>
-                <w:i/>
-                <w:iCs/>
-                <w:color w:val="8A939C"/>
+              <w:top w:val="single" w:sz="4" w:space="0" w:color="C3CBDA"/>
+              <w:left w:val="single" w:sz="4" w:space="0" w:color="C3CBDA"/>
+              <w:bottom w:val="single" w:sz="4" w:space="0" w:color="C3CBDA"/>
+              <w:right w:val="single" w:sz="4" w:space="0" w:color="C3CBDA"/>
+            </w:tcBorders>
+            <w:tcMar>
+              <w:top w:w="26" w:type="dxa"/>
+              <w:left w:w="80" w:type="dxa"/>
+              <w:bottom w:w="26" w:type="dxa"/>
+              <w:right w:w="80" w:type="dxa"/>
+            </w:tcMar>
+            <w:vAlign w:val="center"/>
+          </w:tcPr>
+          <w:p>
+            <w:pPr>
+              <w:spacing w:line="220" w:lineRule="auto"/>
+            </w:pPr>
+            <w:r>
+              <w:rPr>
+                <w:i/>
+                <w:iCs/>
+                <w:color w:val="8E96A3"/>
                 <w:sz w:val="16"/>
                 <w:szCs w:val="16"/>
               </w:rPr>
@@ -6618,28 +6618,28 @@
           <w:tcPr>
             <w:tcW w:w="1180" w:type="dxa"/>
             <w:tcBorders>
-              <w:top w:val="single" w:sz="4" w:space="0" w:color="BFC5CB"/>
-              <w:left w:val="single" w:sz="4" w:space="0" w:color="BFC5CB"/>
-              <w:bottom w:val="single" w:sz="4" w:space="0" w:color="BFC5CB"/>
-              <w:right w:val="single" w:sz="4" w:space="0" w:color="BFC5CB"/>
-            </w:tcBorders>
-            <w:tcMar>
-              <w:top w:w="26" w:type="dxa"/>
-              <w:left w:w="80" w:type="dxa"/>
-              <w:bottom w:w="26" w:type="dxa"/>
-              <w:right w:w="80" w:type="dxa"/>
-            </w:tcMar>
-            <w:vAlign w:val="center"/>
-          </w:tcPr>
-          <w:p>
-            <w:pPr>
-              <w:spacing w:line="220" w:lineRule="auto"/>
-            </w:pPr>
-            <w:r>
-              <w:rPr>
-                <w:i/>
-                <w:iCs/>
-                <w:color w:val="8A939C"/>
+              <w:top w:val="single" w:sz="4" w:space="0" w:color="C3CBDA"/>
+              <w:left w:val="single" w:sz="4" w:space="0" w:color="C3CBDA"/>
+              <w:bottom w:val="single" w:sz="4" w:space="0" w:color="C3CBDA"/>
+              <w:right w:val="single" w:sz="4" w:space="0" w:color="C3CBDA"/>
+            </w:tcBorders>
+            <w:tcMar>
+              <w:top w:w="26" w:type="dxa"/>
+              <w:left w:w="80" w:type="dxa"/>
+              <w:bottom w:w="26" w:type="dxa"/>
+              <w:right w:w="80" w:type="dxa"/>
+            </w:tcMar>
+            <w:vAlign w:val="center"/>
+          </w:tcPr>
+          <w:p>
+            <w:pPr>
+              <w:spacing w:line="220" w:lineRule="auto"/>
+            </w:pPr>
+            <w:r>
+              <w:rPr>
+                <w:i/>
+                <w:iCs/>
+                <w:color w:val="8E96A3"/>
                 <w:sz w:val="16"/>
                 <w:szCs w:val="16"/>
               </w:rPr>
@@ -6651,29 +6651,29 @@
           <w:tcPr>
             <w:tcW w:w="1620" w:type="dxa"/>
             <w:tcBorders>
-              <w:top w:val="single" w:sz="4" w:space="0" w:color="BFC5CB"/>
-              <w:left w:val="single" w:sz="4" w:space="0" w:color="BFC5CB"/>
-              <w:bottom w:val="single" w:sz="4" w:space="0" w:color="BFC5CB"/>
-              <w:right w:val="single" w:sz="4" w:space="0" w:color="BFC5CB"/>
-            </w:tcBorders>
-            <w:tcMar>
-              <w:top w:w="26" w:type="dxa"/>
-              <w:left w:w="80" w:type="dxa"/>
-              <w:bottom w:w="26" w:type="dxa"/>
-              <w:right w:w="80" w:type="dxa"/>
-            </w:tcMar>
-            <w:vAlign w:val="center"/>
-          </w:tcPr>
-          <w:p>
-            <w:pPr>
-              <w:spacing w:line="220" w:lineRule="auto"/>
-              <w:jc w:val="center"/>
-            </w:pPr>
-            <w:r>
-              <w:rPr>
-                <w:i/>
-                <w:iCs/>
-                <w:color w:val="8A939C"/>
+              <w:top w:val="single" w:sz="4" w:space="0" w:color="C3CBDA"/>
+              <w:left w:val="single" w:sz="4" w:space="0" w:color="C3CBDA"/>
+              <w:bottom w:val="single" w:sz="4" w:space="0" w:color="C3CBDA"/>
+              <w:right w:val="single" w:sz="4" w:space="0" w:color="C3CBDA"/>
+            </w:tcBorders>
+            <w:tcMar>
+              <w:top w:w="26" w:type="dxa"/>
+              <w:left w:w="80" w:type="dxa"/>
+              <w:bottom w:w="26" w:type="dxa"/>
+              <w:right w:w="80" w:type="dxa"/>
+            </w:tcMar>
+            <w:vAlign w:val="center"/>
+          </w:tcPr>
+          <w:p>
+            <w:pPr>
+              <w:spacing w:line="220" w:lineRule="auto"/>
+              <w:jc w:val="center"/>
+            </w:pPr>
+            <w:r>
+              <w:rPr>
+                <w:i/>
+                <w:iCs/>
+                <w:color w:val="8E96A3"/>
                 <w:sz w:val="16"/>
                 <w:szCs w:val="16"/>
               </w:rPr>
@@ -6685,29 +6685,29 @@
           <w:tcPr>
             <w:tcW w:w="1620" w:type="dxa"/>
             <w:tcBorders>
-              <w:top w:val="single" w:sz="4" w:space="0" w:color="BFC5CB"/>
-              <w:left w:val="single" w:sz="4" w:space="0" w:color="BFC5CB"/>
-              <w:bottom w:val="single" w:sz="4" w:space="0" w:color="BFC5CB"/>
-              <w:right w:val="single" w:sz="4" w:space="0" w:color="BFC5CB"/>
-            </w:tcBorders>
-            <w:tcMar>
-              <w:top w:w="26" w:type="dxa"/>
-              <w:left w:w="80" w:type="dxa"/>
-              <w:bottom w:w="26" w:type="dxa"/>
-              <w:right w:w="80" w:type="dxa"/>
-            </w:tcMar>
-            <w:vAlign w:val="center"/>
-          </w:tcPr>
-          <w:p>
-            <w:pPr>
-              <w:spacing w:line="220" w:lineRule="auto"/>
-              <w:jc w:val="center"/>
-            </w:pPr>
-            <w:r>
-              <w:rPr>
-                <w:i/>
-                <w:iCs/>
-                <w:color w:val="8A939C"/>
+              <w:top w:val="single" w:sz="4" w:space="0" w:color="C3CBDA"/>
+              <w:left w:val="single" w:sz="4" w:space="0" w:color="C3CBDA"/>
+              <w:bottom w:val="single" w:sz="4" w:space="0" w:color="C3CBDA"/>
+              <w:right w:val="single" w:sz="4" w:space="0" w:color="C3CBDA"/>
+            </w:tcBorders>
+            <w:tcMar>
+              <w:top w:w="26" w:type="dxa"/>
+              <w:left w:w="80" w:type="dxa"/>
+              <w:bottom w:w="26" w:type="dxa"/>
+              <w:right w:w="80" w:type="dxa"/>
+            </w:tcMar>
+            <w:vAlign w:val="center"/>
+          </w:tcPr>
+          <w:p>
+            <w:pPr>
+              <w:spacing w:line="220" w:lineRule="auto"/>
+              <w:jc w:val="center"/>
+            </w:pPr>
+            <w:r>
+              <w:rPr>
+                <w:i/>
+                <w:iCs/>
+                <w:color w:val="8E96A3"/>
                 <w:sz w:val="16"/>
                 <w:szCs w:val="16"/>
               </w:rPr>
@@ -6719,29 +6719,29 @@
           <w:tcPr>
             <w:tcW w:w="1080" w:type="dxa"/>
             <w:tcBorders>
-              <w:top w:val="single" w:sz="4" w:space="0" w:color="BFC5CB"/>
-              <w:left w:val="single" w:sz="4" w:space="0" w:color="BFC5CB"/>
-              <w:bottom w:val="single" w:sz="4" w:space="0" w:color="BFC5CB"/>
-              <w:right w:val="single" w:sz="4" w:space="0" w:color="BFC5CB"/>
-            </w:tcBorders>
-            <w:tcMar>
-              <w:top w:w="26" w:type="dxa"/>
-              <w:left w:w="80" w:type="dxa"/>
-              <w:bottom w:w="26" w:type="dxa"/>
-              <w:right w:w="80" w:type="dxa"/>
-            </w:tcMar>
-            <w:vAlign w:val="center"/>
-          </w:tcPr>
-          <w:p>
-            <w:pPr>
-              <w:spacing w:line="220" w:lineRule="auto"/>
-              <w:jc w:val="center"/>
-            </w:pPr>
-            <w:r>
-              <w:rPr>
-                <w:i/>
-                <w:iCs/>
-                <w:color w:val="8A939C"/>
+              <w:top w:val="single" w:sz="4" w:space="0" w:color="C3CBDA"/>
+              <w:left w:val="single" w:sz="4" w:space="0" w:color="C3CBDA"/>
+              <w:bottom w:val="single" w:sz="4" w:space="0" w:color="C3CBDA"/>
+              <w:right w:val="single" w:sz="4" w:space="0" w:color="C3CBDA"/>
+            </w:tcBorders>
+            <w:tcMar>
+              <w:top w:w="26" w:type="dxa"/>
+              <w:left w:w="80" w:type="dxa"/>
+              <w:bottom w:w="26" w:type="dxa"/>
+              <w:right w:w="80" w:type="dxa"/>
+            </w:tcMar>
+            <w:vAlign w:val="center"/>
+          </w:tcPr>
+          <w:p>
+            <w:pPr>
+              <w:spacing w:line="220" w:lineRule="auto"/>
+              <w:jc w:val="center"/>
+            </w:pPr>
+            <w:r>
+              <w:rPr>
+                <w:i/>
+                <w:iCs/>
+                <w:color w:val="8E96A3"/>
                 <w:sz w:val="16"/>
                 <w:szCs w:val="16"/>
               </w:rPr>
@@ -6753,29 +6753,29 @@
           <w:tcPr>
             <w:tcW w:w="1130" w:type="dxa"/>
             <w:tcBorders>
-              <w:top w:val="single" w:sz="4" w:space="0" w:color="BFC5CB"/>
-              <w:left w:val="single" w:sz="4" w:space="0" w:color="BFC5CB"/>
-              <w:bottom w:val="single" w:sz="4" w:space="0" w:color="BFC5CB"/>
-              <w:right w:val="single" w:sz="4" w:space="0" w:color="BFC5CB"/>
-            </w:tcBorders>
-            <w:tcMar>
-              <w:top w:w="26" w:type="dxa"/>
-              <w:left w:w="80" w:type="dxa"/>
-              <w:bottom w:w="26" w:type="dxa"/>
-              <w:right w:w="80" w:type="dxa"/>
-            </w:tcMar>
-            <w:vAlign w:val="center"/>
-          </w:tcPr>
-          <w:p>
-            <w:pPr>
-              <w:spacing w:line="220" w:lineRule="auto"/>
-              <w:jc w:val="center"/>
-            </w:pPr>
-            <w:r>
-              <w:rPr>
-                <w:i/>
-                <w:iCs/>
-                <w:color w:val="8A939C"/>
+              <w:top w:val="single" w:sz="4" w:space="0" w:color="C3CBDA"/>
+              <w:left w:val="single" w:sz="4" w:space="0" w:color="C3CBDA"/>
+              <w:bottom w:val="single" w:sz="4" w:space="0" w:color="C3CBDA"/>
+              <w:right w:val="single" w:sz="4" w:space="0" w:color="C3CBDA"/>
+            </w:tcBorders>
+            <w:tcMar>
+              <w:top w:w="26" w:type="dxa"/>
+              <w:left w:w="80" w:type="dxa"/>
+              <w:bottom w:w="26" w:type="dxa"/>
+              <w:right w:w="80" w:type="dxa"/>
+            </w:tcMar>
+            <w:vAlign w:val="center"/>
+          </w:tcPr>
+          <w:p>
+            <w:pPr>
+              <w:spacing w:line="220" w:lineRule="auto"/>
+              <w:jc w:val="center"/>
+            </w:pPr>
+            <w:r>
+              <w:rPr>
+                <w:i/>
+                <w:iCs/>
+                <w:color w:val="8E96A3"/>
                 <w:sz w:val="16"/>
                 <w:szCs w:val="16"/>
               </w:rPr>
@@ -6787,29 +6787,29 @@
           <w:tcPr>
             <w:tcW w:w="1520" w:type="dxa"/>
             <w:tcBorders>
-              <w:top w:val="single" w:sz="4" w:space="0" w:color="BFC5CB"/>
-              <w:left w:val="single" w:sz="4" w:space="0" w:color="BFC5CB"/>
-              <w:bottom w:val="single" w:sz="4" w:space="0" w:color="BFC5CB"/>
-              <w:right w:val="single" w:sz="4" w:space="0" w:color="BFC5CB"/>
-            </w:tcBorders>
-            <w:tcMar>
-              <w:top w:w="26" w:type="dxa"/>
-              <w:left w:w="80" w:type="dxa"/>
-              <w:bottom w:w="26" w:type="dxa"/>
-              <w:right w:w="80" w:type="dxa"/>
-            </w:tcMar>
-            <w:vAlign w:val="center"/>
-          </w:tcPr>
-          <w:p>
-            <w:pPr>
-              <w:spacing w:line="220" w:lineRule="auto"/>
-              <w:jc w:val="center"/>
-            </w:pPr>
-            <w:r>
-              <w:rPr>
-                <w:i/>
-                <w:iCs/>
-                <w:color w:val="8A939C"/>
+              <w:top w:val="single" w:sz="4" w:space="0" w:color="C3CBDA"/>
+              <w:left w:val="single" w:sz="4" w:space="0" w:color="C3CBDA"/>
+              <w:bottom w:val="single" w:sz="4" w:space="0" w:color="C3CBDA"/>
+              <w:right w:val="single" w:sz="4" w:space="0" w:color="C3CBDA"/>
+            </w:tcBorders>
+            <w:tcMar>
+              <w:top w:w="26" w:type="dxa"/>
+              <w:left w:w="80" w:type="dxa"/>
+              <w:bottom w:w="26" w:type="dxa"/>
+              <w:right w:w="80" w:type="dxa"/>
+            </w:tcMar>
+            <w:vAlign w:val="center"/>
+          </w:tcPr>
+          <w:p>
+            <w:pPr>
+              <w:spacing w:line="220" w:lineRule="auto"/>
+              <w:jc w:val="center"/>
+            </w:pPr>
+            <w:r>
+              <w:rPr>
+                <w:i/>
+                <w:iCs/>
+                <w:color w:val="8E96A3"/>
                 <w:sz w:val="16"/>
                 <w:szCs w:val="16"/>
               </w:rPr>
@@ -6821,29 +6821,29 @@
           <w:tcPr>
             <w:tcW w:w="1030" w:type="dxa"/>
             <w:tcBorders>
-              <w:top w:val="single" w:sz="4" w:space="0" w:color="BFC5CB"/>
-              <w:left w:val="single" w:sz="4" w:space="0" w:color="BFC5CB"/>
-              <w:bottom w:val="single" w:sz="4" w:space="0" w:color="BFC5CB"/>
-              <w:right w:val="single" w:sz="4" w:space="0" w:color="BFC5CB"/>
-            </w:tcBorders>
-            <w:tcMar>
-              <w:top w:w="26" w:type="dxa"/>
-              <w:left w:w="80" w:type="dxa"/>
-              <w:bottom w:w="26" w:type="dxa"/>
-              <w:right w:w="80" w:type="dxa"/>
-            </w:tcMar>
-            <w:vAlign w:val="center"/>
-          </w:tcPr>
-          <w:p>
-            <w:pPr>
-              <w:spacing w:line="220" w:lineRule="auto"/>
-              <w:jc w:val="center"/>
-            </w:pPr>
-            <w:r>
-              <w:rPr>
-                <w:i/>
-                <w:iCs/>
-                <w:color w:val="8A939C"/>
+              <w:top w:val="single" w:sz="4" w:space="0" w:color="C3CBDA"/>
+              <w:left w:val="single" w:sz="4" w:space="0" w:color="C3CBDA"/>
+              <w:bottom w:val="single" w:sz="4" w:space="0" w:color="C3CBDA"/>
+              <w:right w:val="single" w:sz="4" w:space="0" w:color="C3CBDA"/>
+            </w:tcBorders>
+            <w:tcMar>
+              <w:top w:w="26" w:type="dxa"/>
+              <w:left w:w="80" w:type="dxa"/>
+              <w:bottom w:w="26" w:type="dxa"/>
+              <w:right w:w="80" w:type="dxa"/>
+            </w:tcMar>
+            <w:vAlign w:val="center"/>
+          </w:tcPr>
+          <w:p>
+            <w:pPr>
+              <w:spacing w:line="220" w:lineRule="auto"/>
+              <w:jc w:val="center"/>
+            </w:pPr>
+            <w:r>
+              <w:rPr>
+                <w:i/>
+                <w:iCs/>
+                <w:color w:val="8E96A3"/>
                 <w:sz w:val="16"/>
                 <w:szCs w:val="16"/>
               </w:rPr>
@@ -6855,28 +6855,28 @@
           <w:tcPr>
             <w:tcW w:w="2122" w:type="dxa"/>
             <w:tcBorders>
-              <w:top w:val="single" w:sz="4" w:space="0" w:color="BFC5CB"/>
-              <w:left w:val="single" w:sz="4" w:space="0" w:color="BFC5CB"/>
-              <w:bottom w:val="single" w:sz="4" w:space="0" w:color="BFC5CB"/>
-              <w:right w:val="single" w:sz="4" w:space="0" w:color="BFC5CB"/>
-            </w:tcBorders>
-            <w:tcMar>
-              <w:top w:w="26" w:type="dxa"/>
-              <w:left w:w="80" w:type="dxa"/>
-              <w:bottom w:w="26" w:type="dxa"/>
-              <w:right w:w="80" w:type="dxa"/>
-            </w:tcMar>
-            <w:vAlign w:val="center"/>
-          </w:tcPr>
-          <w:p>
-            <w:pPr>
-              <w:spacing w:line="220" w:lineRule="auto"/>
-            </w:pPr>
-            <w:r>
-              <w:rPr>
-                <w:i/>
-                <w:iCs/>
-                <w:color w:val="8A939C"/>
+              <w:top w:val="single" w:sz="4" w:space="0" w:color="C3CBDA"/>
+              <w:left w:val="single" w:sz="4" w:space="0" w:color="C3CBDA"/>
+              <w:bottom w:val="single" w:sz="4" w:space="0" w:color="C3CBDA"/>
+              <w:right w:val="single" w:sz="4" w:space="0" w:color="C3CBDA"/>
+            </w:tcBorders>
+            <w:tcMar>
+              <w:top w:w="26" w:type="dxa"/>
+              <w:left w:w="80" w:type="dxa"/>
+              <w:bottom w:w="26" w:type="dxa"/>
+              <w:right w:w="80" w:type="dxa"/>
+            </w:tcMar>
+            <w:vAlign w:val="center"/>
+          </w:tcPr>
+          <w:p>
+            <w:pPr>
+              <w:spacing w:line="220" w:lineRule="auto"/>
+            </w:pPr>
+            <w:r>
+              <w:rPr>
+                <w:i/>
+                <w:iCs/>
+                <w:color w:val="8E96A3"/>
                 <w:sz w:val="16"/>
                 <w:szCs w:val="16"/>
               </w:rPr>
@@ -6895,10 +6895,10 @@
       <w:tblPr>
         <w:tblW w:w="14822" w:type="dxa"/>
         <w:tblBorders>
-          <w:top w:val="single" w:sz="4" w:space="0" w:color="BFC5CB"/>
-          <w:left w:val="single" w:sz="4" w:space="0" w:color="BFC5CB"/>
-          <w:bottom w:val="single" w:sz="4" w:space="0" w:color="BFC5CB"/>
-          <w:right w:val="single" w:sz="4" w:space="0" w:color="BFC5CB"/>
+          <w:top w:val="single" w:sz="4" w:space="0" w:color="C3CBDA"/>
+          <w:left w:val="single" w:sz="4" w:space="0" w:color="C3CBDA"/>
+          <w:bottom w:val="single" w:sz="4" w:space="0" w:color="C3CBDA"/>
+          <w:right w:val="single" w:sz="4" w:space="0" w:color="C3CBDA"/>
           <w:insideH w:val="single" w:sz="4" w:space="0" w:color="auto"/>
           <w:insideV w:val="single" w:sz="4" w:space="0" w:color="auto"/>
         </w:tblBorders>
@@ -6922,12 +6922,12 @@
           <w:tcPr>
             <w:tcW w:w="4600" w:type="dxa"/>
             <w:tcBorders>
-              <w:top w:val="single" w:sz="4" w:space="0" w:color="BFC5CB"/>
-              <w:left w:val="single" w:sz="4" w:space="0" w:color="BFC5CB"/>
-              <w:bottom w:val="single" w:sz="4" w:space="0" w:color="BFC5CB"/>
-              <w:right w:val="single" w:sz="4" w:space="0" w:color="BFC5CB"/>
-            </w:tcBorders>
-            <w:shd w:val="clear" w:color="auto" w:fill="F2F4F6"/>
+              <w:top w:val="single" w:sz="4" w:space="0" w:color="C3CBDA"/>
+              <w:left w:val="single" w:sz="4" w:space="0" w:color="C3CBDA"/>
+              <w:bottom w:val="single" w:sz="4" w:space="0" w:color="C3CBDA"/>
+              <w:right w:val="single" w:sz="4" w:space="0" w:color="C3CBDA"/>
+            </w:tcBorders>
+            <w:shd w:val="clear" w:color="auto" w:fill="F0F2F7"/>
             <w:tcMar>
               <w:top w:w="40" w:type="dxa"/>
               <w:left w:w="80" w:type="dxa"/>
@@ -6954,10 +6954,10 @@
           <w:tcPr>
             <w:tcW w:w="4600" w:type="dxa"/>
             <w:tcBorders>
-              <w:top w:val="single" w:sz="4" w:space="0" w:color="BFC5CB"/>
-              <w:left w:val="single" w:sz="4" w:space="0" w:color="BFC5CB"/>
-              <w:bottom w:val="single" w:sz="4" w:space="0" w:color="BFC5CB"/>
-              <w:right w:val="single" w:sz="4" w:space="0" w:color="BFC5CB"/>
+              <w:top w:val="single" w:sz="4" w:space="0" w:color="C3CBDA"/>
+              <w:left w:val="single" w:sz="4" w:space="0" w:color="C3CBDA"/>
+              <w:bottom w:val="single" w:sz="4" w:space="0" w:color="C3CBDA"/>
+              <w:right w:val="single" w:sz="4" w:space="0" w:color="C3CBDA"/>
             </w:tcBorders>
             <w:tcMar>
               <w:top w:w="40" w:type="dxa"/>
@@ -6977,12 +6977,12 @@
           <w:tcPr>
             <w:tcW w:w="900" w:type="dxa"/>
             <w:tcBorders>
-              <w:top w:val="single" w:sz="4" w:space="0" w:color="BFC5CB"/>
-              <w:left w:val="single" w:sz="4" w:space="0" w:color="BFC5CB"/>
-              <w:bottom w:val="single" w:sz="4" w:space="0" w:color="BFC5CB"/>
-              <w:right w:val="single" w:sz="4" w:space="0" w:color="BFC5CB"/>
-            </w:tcBorders>
-            <w:shd w:val="clear" w:color="auto" w:fill="F2F4F6"/>
+              <w:top w:val="single" w:sz="4" w:space="0" w:color="C3CBDA"/>
+              <w:left w:val="single" w:sz="4" w:space="0" w:color="C3CBDA"/>
+              <w:bottom w:val="single" w:sz="4" w:space="0" w:color="C3CBDA"/>
+              <w:right w:val="single" w:sz="4" w:space="0" w:color="C3CBDA"/>
+            </w:tcBorders>
+            <w:shd w:val="clear" w:color="auto" w:fill="F0F2F7"/>
             <w:tcMar>
               <w:top w:w="40" w:type="dxa"/>
               <w:left w:w="80" w:type="dxa"/>
@@ -7009,10 +7009,10 @@
           <w:tcPr>
             <w:tcW w:w="4722" w:type="dxa"/>
             <w:tcBorders>
-              <w:top w:val="single" w:sz="4" w:space="0" w:color="BFC5CB"/>
-              <w:left w:val="single" w:sz="4" w:space="0" w:color="BFC5CB"/>
-              <w:bottom w:val="single" w:sz="4" w:space="0" w:color="BFC5CB"/>
-              <w:right w:val="single" w:sz="4" w:space="0" w:color="BFC5CB"/>
+              <w:top w:val="single" w:sz="4" w:space="0" w:color="C3CBDA"/>
+              <w:left w:val="single" w:sz="4" w:space="0" w:color="C3CBDA"/>
+              <w:bottom w:val="single" w:sz="4" w:space="0" w:color="C3CBDA"/>
+              <w:right w:val="single" w:sz="4" w:space="0" w:color="C3CBDA"/>
             </w:tcBorders>
             <w:tcMar>
               <w:top w:w="40" w:type="dxa"/>
@@ -7030,7 +7030,7 @@
               <w:rPr>
                 <w:i/>
                 <w:iCs/>
-                <w:color w:val="8A939C"/>
+                <w:color w:val="8E96A3"/>
               </w:rPr>
               <w:t>[ dd / mm / yyyy ]</w:t>
             </w:r>
@@ -7045,12 +7045,12 @@
           <w:tcPr>
             <w:tcW w:w="4600" w:type="dxa"/>
             <w:tcBorders>
-              <w:top w:val="single" w:sz="4" w:space="0" w:color="BFC5CB"/>
-              <w:left w:val="single" w:sz="4" w:space="0" w:color="BFC5CB"/>
-              <w:bottom w:val="single" w:sz="4" w:space="0" w:color="BFC5CB"/>
-              <w:right w:val="single" w:sz="4" w:space="0" w:color="BFC5CB"/>
-            </w:tcBorders>
-            <w:shd w:val="clear" w:color="auto" w:fill="F2F4F6"/>
+              <w:top w:val="single" w:sz="4" w:space="0" w:color="C3CBDA"/>
+              <w:left w:val="single" w:sz="4" w:space="0" w:color="C3CBDA"/>
+              <w:bottom w:val="single" w:sz="4" w:space="0" w:color="C3CBDA"/>
+              <w:right w:val="single" w:sz="4" w:space="0" w:color="C3CBDA"/>
+            </w:tcBorders>
+            <w:shd w:val="clear" w:color="auto" w:fill="F0F2F7"/>
             <w:tcMar>
               <w:top w:w="40" w:type="dxa"/>
               <w:left w:w="80" w:type="dxa"/>
@@ -7077,10 +7077,10 @@
           <w:tcPr>
             <w:tcW w:w="4600" w:type="dxa"/>
             <w:tcBorders>
-              <w:top w:val="single" w:sz="4" w:space="0" w:color="BFC5CB"/>
-              <w:left w:val="single" w:sz="4" w:space="0" w:color="BFC5CB"/>
-              <w:bottom w:val="single" w:sz="4" w:space="0" w:color="BFC5CB"/>
-              <w:right w:val="single" w:sz="4" w:space="0" w:color="BFC5CB"/>
+              <w:top w:val="single" w:sz="4" w:space="0" w:color="C3CBDA"/>
+              <w:left w:val="single" w:sz="4" w:space="0" w:color="C3CBDA"/>
+              <w:bottom w:val="single" w:sz="4" w:space="0" w:color="C3CBDA"/>
+              <w:right w:val="single" w:sz="4" w:space="0" w:color="C3CBDA"/>
             </w:tcBorders>
             <w:tcMar>
               <w:top w:w="40" w:type="dxa"/>
@@ -7100,12 +7100,12 @@
           <w:tcPr>
             <w:tcW w:w="900" w:type="dxa"/>
             <w:tcBorders>
-              <w:top w:val="single" w:sz="4" w:space="0" w:color="BFC5CB"/>
-              <w:left w:val="single" w:sz="4" w:space="0" w:color="BFC5CB"/>
-              <w:bottom w:val="single" w:sz="4" w:space="0" w:color="BFC5CB"/>
-              <w:right w:val="single" w:sz="4" w:space="0" w:color="BFC5CB"/>
-            </w:tcBorders>
-            <w:shd w:val="clear" w:color="auto" w:fill="F2F4F6"/>
+              <w:top w:val="single" w:sz="4" w:space="0" w:color="C3CBDA"/>
+              <w:left w:val="single" w:sz="4" w:space="0" w:color="C3CBDA"/>
+              <w:bottom w:val="single" w:sz="4" w:space="0" w:color="C3CBDA"/>
+              <w:right w:val="single" w:sz="4" w:space="0" w:color="C3CBDA"/>
+            </w:tcBorders>
+            <w:shd w:val="clear" w:color="auto" w:fill="F0F2F7"/>
             <w:tcMar>
               <w:top w:w="40" w:type="dxa"/>
               <w:left w:w="80" w:type="dxa"/>
@@ -7132,10 +7132,10 @@
           <w:tcPr>
             <w:tcW w:w="4722" w:type="dxa"/>
             <w:tcBorders>
-              <w:top w:val="single" w:sz="4" w:space="0" w:color="BFC5CB"/>
-              <w:left w:val="single" w:sz="4" w:space="0" w:color="BFC5CB"/>
-              <w:bottom w:val="single" w:sz="4" w:space="0" w:color="BFC5CB"/>
-              <w:right w:val="single" w:sz="4" w:space="0" w:color="BFC5CB"/>
+              <w:top w:val="single" w:sz="4" w:space="0" w:color="C3CBDA"/>
+              <w:left w:val="single" w:sz="4" w:space="0" w:color="C3CBDA"/>
+              <w:bottom w:val="single" w:sz="4" w:space="0" w:color="C3CBDA"/>
+              <w:right w:val="single" w:sz="4" w:space="0" w:color="C3CBDA"/>
             </w:tcBorders>
             <w:tcMar>
               <w:top w:w="40" w:type="dxa"/>
@@ -7153,7 +7153,7 @@
               <w:rPr>
                 <w:i/>
                 <w:iCs/>
-                <w:color w:val="8A939C"/>
+                <w:color w:val="8E96A3"/>
               </w:rPr>
               <w:t>[ dd / mm / yyyy ]</w:t>
             </w:r>
@@ -7170,10 +7170,10 @@
       <w:tblPr>
         <w:tblW w:w="14822" w:type="dxa"/>
         <w:tblBorders>
-          <w:top w:val="single" w:sz="4" w:space="0" w:color="BFC5CB"/>
-          <w:left w:val="single" w:sz="4" w:space="0" w:color="BFC5CB"/>
-          <w:bottom w:val="single" w:sz="4" w:space="0" w:color="BFC5CB"/>
-          <w:right w:val="single" w:sz="4" w:space="0" w:color="BFC5CB"/>
+          <w:top w:val="single" w:sz="4" w:space="0" w:color="C3CBDA"/>
+          <w:left w:val="single" w:sz="4" w:space="0" w:color="C3CBDA"/>
+          <w:bottom w:val="single" w:sz="4" w:space="0" w:color="C3CBDA"/>
+          <w:right w:val="single" w:sz="4" w:space="0" w:color="C3CBDA"/>
           <w:insideH w:val="single" w:sz="4" w:space="0" w:color="auto"/>
           <w:insideV w:val="single" w:sz="4" w:space="0" w:color="auto"/>
         </w:tblBorders>
@@ -7192,12 +7192,12 @@
           <w:tcPr>
             <w:tcW w:w="6400" w:type="dxa"/>
             <w:tcBorders>
-              <w:top w:val="single" w:sz="4" w:space="0" w:color="BFC5CB"/>
-              <w:left w:val="single" w:sz="4" w:space="0" w:color="BFC5CB"/>
-              <w:bottom w:val="single" w:sz="4" w:space="0" w:color="BFC5CB"/>
-              <w:right w:val="single" w:sz="4" w:space="0" w:color="BFC5CB"/>
-            </w:tcBorders>
-            <w:shd w:val="clear" w:color="auto" w:fill="F2F4F6"/>
+              <w:top w:val="single" w:sz="4" w:space="0" w:color="C3CBDA"/>
+              <w:left w:val="single" w:sz="4" w:space="0" w:color="C3CBDA"/>
+              <w:bottom w:val="single" w:sz="4" w:space="0" w:color="C3CBDA"/>
+              <w:right w:val="single" w:sz="4" w:space="0" w:color="C3CBDA"/>
+            </w:tcBorders>
+            <w:shd w:val="clear" w:color="auto" w:fill="F0F2F7"/>
             <w:tcMar>
               <w:top w:w="40" w:type="dxa"/>
               <w:left w:w="80" w:type="dxa"/>
@@ -7213,7 +7213,7 @@
               <w:rPr>
                 <w:b/>
                 <w:bCs/>
-                <w:color w:val="2F3640"/>
+                <w:color w:val="234B8C"/>
                 <w:sz w:val="17"/>
                 <w:szCs w:val="17"/>
               </w:rPr>
@@ -7312,10 +7312,10 @@
           <w:tcPr>
             <w:tcW w:w="8422" w:type="dxa"/>
             <w:tcBorders>
-              <w:top w:val="single" w:sz="4" w:space="0" w:color="BFC5CB"/>
-              <w:left w:val="single" w:sz="4" w:space="0" w:color="BFC5CB"/>
-              <w:bottom w:val="single" w:sz="4" w:space="0" w:color="BFC5CB"/>
-              <w:right w:val="single" w:sz="4" w:space="0" w:color="BFC5CB"/>
+              <w:top w:val="single" w:sz="4" w:space="0" w:color="C3CBDA"/>
+              <w:left w:val="single" w:sz="4" w:space="0" w:color="C3CBDA"/>
+              <w:bottom w:val="single" w:sz="4" w:space="0" w:color="C3CBDA"/>
+              <w:right w:val="single" w:sz="4" w:space="0" w:color="C3CBDA"/>
             </w:tcBorders>
             <w:tcMar>
               <w:top w:w="40" w:type="dxa"/>
@@ -7332,7 +7332,7 @@
               <w:rPr>
                 <w:b/>
                 <w:bCs/>
-                <w:color w:val="2F3640"/>
+                <w:color w:val="234B8C"/>
                 <w:sz w:val="17"/>
                 <w:szCs w:val="17"/>
               </w:rPr>
